--- a/docs/lectures/lecture_02/02_lecture_powerpoint.docx
+++ b/docs/lectures/lecture_02/02_lecture_powerpoint.docx
@@ -7,27 +7,7616 @@
         <w:pStyle w:val="Title"/>
       </w:pPr>
       <w:r>
-        <w:t xml:space="preserve">Lecture 02</w:t>
-      </w:r>
-    </w:p>
-    <w:p>
-      <w:pPr>
-        <w:pStyle w:val="Author"/>
-      </w:pPr>
-      <w:r>
-        <w:t xml:space="preserve">Bill Perry</w:t>
-      </w:r>
-    </w:p>
-    <w:bookmarkStart w:id="9" w:name="review-of-lecture-1"/>
+        <w:t xml:space="preserve">Lecture 02 — Meeting R</w:t>
+      </w:r>
+    </w:p>
+    <w:p>
+      <w:pPr>
+        <w:pStyle w:val="Subtitle"/>
+      </w:pPr>
+      <w:r>
+        <w:t xml:space="preserve">From the console to your first plot</w:t>
+      </w:r>
+    </w:p>
+    <w:bookmarkStart w:id="9" w:name="where-we-left-off-lecture-01"/>
     <w:p>
       <w:pPr>
         <w:pStyle w:val="Heading1"/>
       </w:pPr>
       <w:r>
-        <w:t xml:space="preserve">Review of Lecture 1</w:t>
+        <w:t xml:space="preserve">Where we left off (Lecture 01)</w:t>
+      </w:r>
+    </w:p>
+    <w:p>
+      <w:pPr>
+        <w:pStyle w:val="Compact"/>
+        <w:numPr>
+          <w:ilvl w:val="0"/>
+          <w:numId w:val="1001"/>
+        </w:numPr>
+      </w:pPr>
+      <w:r>
+        <w:rPr>
+          <w:b/>
+          <w:bCs/>
+        </w:rPr>
+        <w:t xml:space="preserve">Learning goals</w:t>
+      </w:r>
+      <w:r>
+        <w:t xml:space="preserve"> </w:t>
+      </w:r>
+      <w:r>
+        <w:t xml:space="preserve">— data organization, Excel → R workflow, hypothesis testing, interpretation</w:t>
+      </w:r>
+    </w:p>
+    <w:p>
+      <w:pPr>
+        <w:pStyle w:val="Compact"/>
+        <w:numPr>
+          <w:ilvl w:val="0"/>
+          <w:numId w:val="1001"/>
+        </w:numPr>
+      </w:pPr>
+      <w:r>
+        <w:rPr>
+          <w:b/>
+          <w:bCs/>
+        </w:rPr>
+        <w:t xml:space="preserve">Science fundamentals</w:t>
+      </w:r>
+      <w:r>
+        <w:t xml:space="preserve"> </w:t>
+      </w:r>
+      <w:r>
+        <w:t xml:space="preserve">— falsifiable predictions; null vs. alternate hypotheses</w:t>
+      </w:r>
+    </w:p>
+    <w:p>
+      <w:pPr>
+        <w:pStyle w:val="Compact"/>
+        <w:numPr>
+          <w:ilvl w:val="0"/>
+          <w:numId w:val="1001"/>
+        </w:numPr>
+      </w:pPr>
+      <w:r>
+        <w:rPr>
+          <w:b/>
+          <w:bCs/>
+        </w:rPr>
+        <w:t xml:space="preserve">Our class project</w:t>
+      </w:r>
+      <w:r>
+        <w:t xml:space="preserve"> </w:t>
+      </w:r>
+      <w:r>
+        <w:t xml:space="preserve">— leaf morphology:</w:t>
+      </w:r>
+      <w:r>
+        <w:t xml:space="preserve"> </w:t>
+      </w:r>
+      <w:r>
+        <w:rPr>
+          <w:i/>
+          <w:iCs/>
+        </w:rPr>
+        <w:t xml:space="preserve">sunny vs. shady</w:t>
+      </w:r>
+      <w:r>
+        <w:t xml:space="preserve"> </w:t>
+      </w:r>
+      <w:r>
+        <w:t xml:space="preserve">sides of trees</w:t>
+      </w:r>
+    </w:p>
+    <w:p>
+      <w:pPr>
+        <w:pStyle w:val="Compact"/>
+        <w:numPr>
+          <w:ilvl w:val="0"/>
+          <w:numId w:val="1001"/>
+        </w:numPr>
+      </w:pPr>
+      <w:r>
+        <w:rPr>
+          <w:b/>
+          <w:bCs/>
+        </w:rPr>
+        <w:t xml:space="preserve">Design</w:t>
+      </w:r>
+      <w:r>
+        <w:t xml:space="preserve"> </w:t>
+      </w:r>
+      <w:r>
+        <w:t xml:space="preserve">— randomization, replication (multiple trees), sampling limits</w:t>
+      </w:r>
+    </w:p>
+    <w:p>
+      <w:pPr>
+        <w:pStyle w:val="Compact"/>
+        <w:numPr>
+          <w:ilvl w:val="0"/>
+          <w:numId w:val="1001"/>
+        </w:numPr>
+      </w:pPr>
+      <w:r>
+        <w:rPr>
+          <w:b/>
+          <w:bCs/>
+        </w:rPr>
+        <w:t xml:space="preserve">Variables</w:t>
+      </w:r>
+      <w:r>
+        <w:t xml:space="preserve"> </w:t>
+      </w:r>
+      <w:r>
+        <w:t xml:space="preserve">— dependent (leaf mass/size) vs. independent (side of tree)</w:t>
+      </w:r>
+    </w:p>
+    <w:p>
+      <w:pPr>
+        <w:pStyle w:val="Compact"/>
+        <w:numPr>
+          <w:ilvl w:val="0"/>
+          <w:numId w:val="1001"/>
+        </w:numPr>
+      </w:pPr>
+      <w:r>
+        <w:rPr>
+          <w:b/>
+          <w:bCs/>
+        </w:rPr>
+        <w:t xml:space="preserve">Spreadsheet hygiene</w:t>
+      </w:r>
+      <w:r>
+        <w:t xml:space="preserve"> </w:t>
+      </w:r>
+      <w:r>
+        <w:t xml:space="preserve">— metadata, consistent terms, units, clean sheet design</w:t>
+      </w:r>
+    </w:p>
+    <w:p>
+      <w:pPr>
+        <w:pStyle w:val="FirstParagraph"/>
+      </w:pPr>
+      <w:r>
+        <w:rPr>
+          <w:b/>
+          <w:bCs/>
+        </w:rPr>
+        <w:t xml:space="preserve">✅ Key idea</w:t>
+      </w:r>
+    </w:p>
+    <w:p>
+      <w:pPr>
+        <w:pStyle w:val="BodyText"/>
+      </w:pPr>
+      <w:r>
+        <w:t xml:space="preserve">Today we take that tidy spreadsheet and bring it to life in R.</w:t>
       </w:r>
     </w:p>
     <w:bookmarkEnd w:id="9"/>
+    <w:bookmarkStart w:id="13" w:name="goals-for-today"/>
+    <w:p>
+      <w:pPr>
+        <w:pStyle w:val="Heading1"/>
+      </w:pPr>
+      <w:r>
+        <w:t xml:space="preserve">Goals for today</w:t>
+      </w:r>
+    </w:p>
+    <w:p>
+      <w:pPr>
+        <w:pStyle w:val="Compact"/>
+        <w:numPr>
+          <w:ilvl w:val="0"/>
+          <w:numId w:val="1002"/>
+        </w:numPr>
+      </w:pPr>
+      <w:r>
+        <w:t xml:space="preserve">Get</w:t>
+      </w:r>
+      <w:r>
+        <w:t xml:space="preserve"> </w:t>
+      </w:r>
+      <w:r>
+        <w:rPr>
+          <w:b/>
+          <w:bCs/>
+        </w:rPr>
+        <w:t xml:space="preserve">R</w:t>
+      </w:r>
+      <w:r>
+        <w:t xml:space="preserve"> </w:t>
+      </w:r>
+      <w:r>
+        <w:t xml:space="preserve">and</w:t>
+      </w:r>
+      <w:r>
+        <w:t xml:space="preserve"> </w:t>
+      </w:r>
+      <w:r>
+        <w:rPr>
+          <w:b/>
+          <w:bCs/>
+        </w:rPr>
+        <w:t xml:space="preserve">Positron</w:t>
+      </w:r>
+      <w:r>
+        <w:t xml:space="preserve"> </w:t>
+      </w:r>
+      <w:r>
+        <w:t xml:space="preserve">set up and oriented</w:t>
+      </w:r>
+    </w:p>
+    <w:p>
+      <w:pPr>
+        <w:pStyle w:val="Compact"/>
+        <w:numPr>
+          <w:ilvl w:val="0"/>
+          <w:numId w:val="1002"/>
+        </w:numPr>
+      </w:pPr>
+      <w:r>
+        <w:t xml:space="preserve">Organize a project so future-you can find things</w:t>
+      </w:r>
+    </w:p>
+    <w:p>
+      <w:pPr>
+        <w:pStyle w:val="Compact"/>
+        <w:numPr>
+          <w:ilvl w:val="0"/>
+          <w:numId w:val="1002"/>
+        </w:numPr>
+      </w:pPr>
+      <w:r>
+        <w:t xml:space="preserve">Learn how R actually works:</w:t>
+      </w:r>
+    </w:p>
+    <w:p>
+      <w:pPr>
+        <w:pStyle w:val="Compact"/>
+        <w:numPr>
+          <w:ilvl w:val="1"/>
+          <w:numId w:val="1003"/>
+        </w:numPr>
+      </w:pPr>
+      <w:r>
+        <w:t xml:space="preserve">using it as a</w:t>
+      </w:r>
+      <w:r>
+        <w:t xml:space="preserve"> </w:t>
+      </w:r>
+      <w:r>
+        <w:rPr>
+          <w:b/>
+          <w:bCs/>
+        </w:rPr>
+        <w:t xml:space="preserve">calculator</w:t>
+      </w:r>
+    </w:p>
+    <w:p>
+      <w:pPr>
+        <w:pStyle w:val="Compact"/>
+        <w:numPr>
+          <w:ilvl w:val="1"/>
+          <w:numId w:val="1003"/>
+        </w:numPr>
+      </w:pPr>
+      <w:r>
+        <w:t xml:space="preserve">storing things with the</w:t>
+      </w:r>
+      <w:r>
+        <w:t xml:space="preserve"> </w:t>
+      </w:r>
+      <w:r>
+        <w:rPr>
+          <w:b/>
+          <w:bCs/>
+        </w:rPr>
+        <w:t xml:space="preserve">assignment operator</w:t>
+      </w:r>
+      <w:r>
+        <w:t xml:space="preserve"> </w:t>
+      </w:r>
+      <w:r>
+        <w:rPr>
+          <w:rStyle w:val="VerbatimChar"/>
+        </w:rPr>
+        <w:t xml:space="preserve">&lt;-</w:t>
+      </w:r>
+    </w:p>
+    <w:p>
+      <w:pPr>
+        <w:pStyle w:val="Compact"/>
+        <w:numPr>
+          <w:ilvl w:val="1"/>
+          <w:numId w:val="1003"/>
+        </w:numPr>
+      </w:pPr>
+      <w:r>
+        <w:rPr>
+          <w:b/>
+          <w:bCs/>
+        </w:rPr>
+        <w:t xml:space="preserve">functions</w:t>
+      </w:r>
+      <w:r>
+        <w:t xml:space="preserve">,</w:t>
+      </w:r>
+      <w:r>
+        <w:t xml:space="preserve"> </w:t>
+      </w:r>
+      <w:r>
+        <w:rPr>
+          <w:b/>
+          <w:bCs/>
+        </w:rPr>
+        <w:t xml:space="preserve">vectors</w:t>
+      </w:r>
+      <w:r>
+        <w:t xml:space="preserve">, and</w:t>
+      </w:r>
+      <w:r>
+        <w:t xml:space="preserve"> </w:t>
+      </w:r>
+      <w:r>
+        <w:rPr>
+          <w:b/>
+          <w:bCs/>
+        </w:rPr>
+        <w:t xml:space="preserve">data types</w:t>
+      </w:r>
+    </w:p>
+    <w:p>
+      <w:pPr>
+        <w:pStyle w:val="Compact"/>
+        <w:numPr>
+          <w:ilvl w:val="0"/>
+          <w:numId w:val="1002"/>
+        </w:numPr>
+      </w:pPr>
+      <w:r>
+        <w:t xml:space="preserve">Load our tree data and make a</w:t>
+      </w:r>
+      <w:r>
+        <w:t xml:space="preserve"> </w:t>
+      </w:r>
+      <w:r>
+        <w:rPr>
+          <w:b/>
+          <w:bCs/>
+        </w:rPr>
+        <w:t xml:space="preserve">first plot</w:t>
+      </w:r>
+    </w:p>
+    <w:p>
+      <w:pPr>
+        <w:pStyle w:val="FirstParagraph"/>
+      </w:pPr>
+      <w:r>
+        <w:rPr>
+          <w:b/>
+          <w:bCs/>
+        </w:rPr>
+        <w:t xml:space="preserve">🖐 Try it yourself</w:t>
+      </w:r>
+    </w:p>
+    <w:p>
+      <w:pPr>
+        <w:pStyle w:val="BodyText"/>
+      </w:pPr>
+      <w:r>
+        <w:t xml:space="preserve">By the end you’ll run real code on</w:t>
+      </w:r>
+      <w:r>
+        <w:t xml:space="preserve"> </w:t>
+      </w:r>
+      <w:r>
+        <w:rPr>
+          <w:b/>
+          <w:bCs/>
+        </w:rPr>
+        <w:t xml:space="preserve">our</w:t>
+      </w:r>
+      <w:r>
+        <w:t xml:space="preserve"> </w:t>
+      </w:r>
+      <w:r>
+        <w:t xml:space="preserve">leaf data — not a toy dataset.</w:t>
+      </w:r>
+    </w:p>
+    <w:p>
+      <w:pPr>
+        <w:pStyle w:val="BodyText"/>
+      </w:pPr>
+      <w:r>
+        <w:drawing>
+          <wp:inline>
+            <wp:extent cx="5334000" cy="4513384"/>
+            <wp:effectExtent b="0" l="0" r="0" t="0"/>
+            <wp:docPr descr="" title="" id="11" name="Picture"/>
+            <a:graphic>
+              <a:graphicData uri="http://schemas.openxmlformats.org/drawingml/2006/picture">
+                <pic:pic>
+                  <pic:nvPicPr>
+                    <pic:cNvPr descr="images/diagram_ggplot_layers.png" id="12" name="Picture"/>
+                    <pic:cNvPicPr>
+                      <a:picLocks noChangeArrowheads="1" noChangeAspect="1"/>
+                    </pic:cNvPicPr>
+                  </pic:nvPicPr>
+                  <pic:blipFill>
+                    <a:blip r:embed="rId10"/>
+                    <a:stretch>
+                      <a:fillRect/>
+                    </a:stretch>
+                  </pic:blipFill>
+                  <pic:spPr bwMode="auto">
+                    <a:xfrm>
+                      <a:off x="0" y="0"/>
+                      <a:ext cx="5334000" cy="4513384"/>
+                    </a:xfrm>
+                    <a:prstGeom prst="rect">
+                      <a:avLst/>
+                    </a:prstGeom>
+                    <a:noFill/>
+                    <a:ln w="9525">
+                      <a:noFill/>
+                      <a:headEnd/>
+                      <a:tailEnd/>
+                    </a:ln>
+                  </pic:spPr>
+                </pic:pic>
+              </a:graphicData>
+            </a:graphic>
+          </wp:inline>
+        </w:drawing>
+      </w:r>
+    </w:p>
+    <w:bookmarkEnd w:id="13"/>
+    <w:bookmarkStart w:id="18" w:name="part-1-setting-up"/>
+    <w:p>
+      <w:pPr>
+        <w:pStyle w:val="Heading1"/>
+      </w:pPr>
+      <w:r>
+        <w:t xml:space="preserve">Part 1 · Setting up</w:t>
+      </w:r>
+    </w:p>
+    <w:bookmarkStart w:id="17" w:name="what-is-r-really"/>
+    <w:p>
+      <w:pPr>
+        <w:pStyle w:val="Heading3"/>
+      </w:pPr>
+      <w:r>
+        <w:t xml:space="preserve">What is R, really?</w:t>
+      </w:r>
+    </w:p>
+    <w:p>
+      <w:pPr>
+        <w:pStyle w:val="Compact"/>
+        <w:numPr>
+          <w:ilvl w:val="0"/>
+          <w:numId w:val="1004"/>
+        </w:numPr>
+      </w:pPr>
+      <w:r>
+        <w:rPr>
+          <w:b/>
+          <w:bCs/>
+        </w:rPr>
+        <w:t xml:space="preserve">R</w:t>
+      </w:r>
+      <w:r>
+        <w:t xml:space="preserve"> </w:t>
+      </w:r>
+      <w:r>
+        <w:t xml:space="preserve">is the engine — a free language for data and statistics. On its own it is plain; this plain version is called</w:t>
+      </w:r>
+      <w:r>
+        <w:t xml:space="preserve"> </w:t>
+      </w:r>
+      <w:r>
+        <w:rPr>
+          <w:b/>
+          <w:bCs/>
+        </w:rPr>
+        <w:t xml:space="preserve">base R</w:t>
+      </w:r>
+      <w:r>
+        <w:t xml:space="preserve">.</w:t>
+      </w:r>
+    </w:p>
+    <w:p>
+      <w:pPr>
+        <w:pStyle w:val="Compact"/>
+        <w:numPr>
+          <w:ilvl w:val="0"/>
+          <w:numId w:val="1004"/>
+        </w:numPr>
+      </w:pPr>
+      <w:r>
+        <w:t xml:space="preserve">We drive that engine through a friendlier dashboard called an</w:t>
+      </w:r>
+      <w:r>
+        <w:t xml:space="preserve"> </w:t>
+      </w:r>
+      <w:r>
+        <w:rPr>
+          <w:b/>
+          <w:bCs/>
+        </w:rPr>
+        <w:t xml:space="preserve">IDE</w:t>
+      </w:r>
+      <w:r>
+        <w:t xml:space="preserve"> </w:t>
+      </w:r>
+      <w:r>
+        <w:t xml:space="preserve">(an editor for code).</w:t>
+      </w:r>
+    </w:p>
+    <w:p>
+      <w:pPr>
+        <w:pStyle w:val="Compact"/>
+        <w:numPr>
+          <w:ilvl w:val="0"/>
+          <w:numId w:val="1004"/>
+        </w:numPr>
+      </w:pPr>
+      <w:r>
+        <w:t xml:space="preserve">Two good IDEs — you can try both:</w:t>
+      </w:r>
+    </w:p>
+    <w:p>
+      <w:pPr>
+        <w:pStyle w:val="Compact"/>
+        <w:numPr>
+          <w:ilvl w:val="1"/>
+          <w:numId w:val="1005"/>
+        </w:numPr>
+      </w:pPr>
+      <w:r>
+        <w:rPr>
+          <w:b/>
+          <w:bCs/>
+        </w:rPr>
+        <w:t xml:space="preserve">Positron</w:t>
+      </w:r>
+      <w:r>
+        <w:t xml:space="preserve"> </w:t>
+      </w:r>
+      <w:r>
+        <w:t xml:space="preserve">— what we’ll use</w:t>
+      </w:r>
+      <w:r>
+        <w:t xml:space="preserve"> </w:t>
+      </w:r>
+      <w:r>
+        <w:rPr>
+          <w:i/>
+          <w:iCs/>
+        </w:rPr>
+        <w:t xml:space="preserve">(recommended)</w:t>
+      </w:r>
+    </w:p>
+    <w:p>
+      <w:pPr>
+        <w:pStyle w:val="Compact"/>
+        <w:numPr>
+          <w:ilvl w:val="1"/>
+          <w:numId w:val="1005"/>
+        </w:numPr>
+      </w:pPr>
+      <w:r>
+        <w:rPr>
+          <w:b/>
+          <w:bCs/>
+        </w:rPr>
+        <w:t xml:space="preserve">RStudio</w:t>
+      </w:r>
+      <w:r>
+        <w:t xml:space="preserve"> </w:t>
+      </w:r>
+      <w:r>
+        <w:t xml:space="preserve">— the long-time classic</w:t>
+      </w:r>
+    </w:p>
+    <w:p>
+      <w:pPr>
+        <w:pStyle w:val="FirstParagraph"/>
+      </w:pPr>
+      <w:r>
+        <w:rPr>
+          <w:b/>
+          <w:bCs/>
+        </w:rPr>
+        <w:t xml:space="preserve">📖 New word</w:t>
+      </w:r>
+    </w:p>
+    <w:p>
+      <w:pPr>
+        <w:pStyle w:val="BodyText"/>
+      </w:pPr>
+      <w:r>
+        <w:rPr>
+          <w:b/>
+          <w:bCs/>
+        </w:rPr>
+        <w:t xml:space="preserve">IDE</w:t>
+      </w:r>
+      <w:r>
+        <w:t xml:space="preserve"> </w:t>
+      </w:r>
+      <w:r>
+        <w:t xml:space="preserve">=</w:t>
+      </w:r>
+      <w:r>
+        <w:t xml:space="preserve"> </w:t>
+      </w:r>
+      <w:r>
+        <w:rPr>
+          <w:i/>
+          <w:iCs/>
+        </w:rPr>
+        <w:t xml:space="preserve">Integrated Development Environment</w:t>
+      </w:r>
+      <w:r>
+        <w:t xml:space="preserve">. Think of R as the car’s engine and the IDE as the seat, wheel, and dashboard.</w:t>
+      </w:r>
+    </w:p>
+    <w:p>
+      <w:pPr>
+        <w:pStyle w:val="BodyText"/>
+      </w:pPr>
+      <w:r>
+        <w:drawing>
+          <wp:inline>
+            <wp:extent cx="5334000" cy="5086035"/>
+            <wp:effectExtent b="0" l="0" r="0" t="0"/>
+            <wp:docPr descr="" title="" id="15" name="Picture"/>
+            <a:graphic>
+              <a:graphicData uri="http://schemas.openxmlformats.org/drawingml/2006/picture">
+                <pic:pic>
+                  <pic:nvPicPr>
+                    <pic:cNvPr descr="images/paste-1.png" id="16" name="Picture"/>
+                    <pic:cNvPicPr>
+                      <a:picLocks noChangeArrowheads="1" noChangeAspect="1"/>
+                    </pic:cNvPicPr>
+                  </pic:nvPicPr>
+                  <pic:blipFill>
+                    <a:blip r:embed="rId14"/>
+                    <a:stretch>
+                      <a:fillRect/>
+                    </a:stretch>
+                  </pic:blipFill>
+                  <pic:spPr bwMode="auto">
+                    <a:xfrm>
+                      <a:off x="0" y="0"/>
+                      <a:ext cx="5334000" cy="5086035"/>
+                    </a:xfrm>
+                    <a:prstGeom prst="rect">
+                      <a:avLst/>
+                    </a:prstGeom>
+                    <a:noFill/>
+                    <a:ln w="9525">
+                      <a:noFill/>
+                      <a:headEnd/>
+                      <a:tailEnd/>
+                    </a:ln>
+                  </pic:spPr>
+                </pic:pic>
+              </a:graphicData>
+            </a:graphic>
+          </wp:inline>
+        </w:drawing>
+      </w:r>
+    </w:p>
+    <w:bookmarkEnd w:id="17"/>
+    <w:bookmarkEnd w:id="18"/>
+    <w:bookmarkStart w:id="24" w:name="download-the-two-pieces"/>
+    <w:p>
+      <w:pPr>
+        <w:pStyle w:val="Heading1"/>
+      </w:pPr>
+      <w:r>
+        <w:t xml:space="preserve">Download the two pieces</w:t>
+      </w:r>
+    </w:p>
+    <w:p>
+      <w:pPr>
+        <w:pStyle w:val="Compact"/>
+        <w:numPr>
+          <w:ilvl w:val="0"/>
+          <w:numId w:val="1006"/>
+        </w:numPr>
+      </w:pPr>
+      <w:r>
+        <w:rPr>
+          <w:b/>
+          <w:bCs/>
+        </w:rPr>
+        <w:t xml:space="preserve">R</w:t>
+      </w:r>
+      <w:r>
+        <w:t xml:space="preserve"> </w:t>
+      </w:r>
+      <w:r>
+        <w:t xml:space="preserve">(the engine) —</w:t>
+      </w:r>
+      <w:r>
+        <w:t xml:space="preserve"> </w:t>
+      </w:r>
+      <w:hyperlink r:id="rId19">
+        <w:r>
+          <w:rPr>
+            <w:rStyle w:val="Hyperlink"/>
+          </w:rPr>
+          <w:t xml:space="preserve">cran.r-project.org</w:t>
+        </w:r>
+      </w:hyperlink>
+    </w:p>
+    <w:p>
+      <w:pPr>
+        <w:pStyle w:val="Compact"/>
+        <w:numPr>
+          <w:ilvl w:val="1"/>
+          <w:numId w:val="1007"/>
+        </w:numPr>
+      </w:pPr>
+      <w:r>
+        <w:rPr>
+          <w:i/>
+          <w:iCs/>
+        </w:rPr>
+        <w:t xml:space="preserve">Can you find the file after it downloads?</w:t>
+      </w:r>
+    </w:p>
+    <w:p>
+      <w:pPr>
+        <w:pStyle w:val="Compact"/>
+        <w:numPr>
+          <w:ilvl w:val="0"/>
+          <w:numId w:val="1006"/>
+        </w:numPr>
+      </w:pPr>
+      <w:r>
+        <w:rPr>
+          <w:b/>
+          <w:bCs/>
+        </w:rPr>
+        <w:t xml:space="preserve">Positron</w:t>
+      </w:r>
+      <w:r>
+        <w:t xml:space="preserve"> </w:t>
+      </w:r>
+      <w:r>
+        <w:t xml:space="preserve">(the dashboard) —</w:t>
+      </w:r>
+      <w:r>
+        <w:t xml:space="preserve"> </w:t>
+      </w:r>
+      <w:hyperlink r:id="rId20">
+        <w:r>
+          <w:rPr>
+            <w:rStyle w:val="Hyperlink"/>
+          </w:rPr>
+          <w:t xml:space="preserve">positron.posit.co</w:t>
+        </w:r>
+      </w:hyperlink>
+    </w:p>
+    <w:p>
+      <w:pPr>
+        <w:pStyle w:val="Compact"/>
+        <w:numPr>
+          <w:ilvl w:val="1"/>
+          <w:numId w:val="1008"/>
+        </w:numPr>
+      </w:pPr>
+      <w:r>
+        <w:rPr>
+          <w:i/>
+          <w:iCs/>
+        </w:rPr>
+        <w:t xml:space="preserve">Where did it land on your computer?</w:t>
+      </w:r>
+    </w:p>
+    <w:p>
+      <w:pPr>
+        <w:pStyle w:val="Compact"/>
+        <w:numPr>
+          <w:ilvl w:val="0"/>
+          <w:numId w:val="1006"/>
+        </w:numPr>
+      </w:pPr>
+      <w:r>
+        <w:rPr>
+          <w:i/>
+          <w:iCs/>
+        </w:rPr>
+        <w:t xml:space="preserve">(Optional)</w:t>
+      </w:r>
+      <w:r>
+        <w:t xml:space="preserve"> </w:t>
+      </w:r>
+      <w:r>
+        <w:rPr>
+          <w:b/>
+          <w:bCs/>
+        </w:rPr>
+        <w:t xml:space="preserve">RStudio</w:t>
+      </w:r>
+      <w:r>
+        <w:t xml:space="preserve">, if you want to compare —</w:t>
+      </w:r>
+      <w:r>
+        <w:t xml:space="preserve"> </w:t>
+      </w:r>
+      <w:hyperlink r:id="rId21">
+        <w:r>
+          <w:rPr>
+            <w:rStyle w:val="Hyperlink"/>
+          </w:rPr>
+          <w:t xml:space="preserve">posit.co</w:t>
+        </w:r>
+      </w:hyperlink>
+    </w:p>
+    <w:p>
+      <w:pPr>
+        <w:pStyle w:val="FirstParagraph"/>
+      </w:pPr>
+      <w:r>
+        <w:rPr>
+          <w:b/>
+          <w:bCs/>
+        </w:rPr>
+        <w:t xml:space="preserve">⚠️ Watch out!</w:t>
+      </w:r>
+    </w:p>
+    <w:p>
+      <w:pPr>
+        <w:pStyle w:val="BodyText"/>
+      </w:pPr>
+      <w:r>
+        <w:t xml:space="preserve">Install</w:t>
+      </w:r>
+      <w:r>
+        <w:t xml:space="preserve"> </w:t>
+      </w:r>
+      <w:r>
+        <w:rPr>
+          <w:b/>
+          <w:bCs/>
+        </w:rPr>
+        <w:t xml:space="preserve">R first</w:t>
+      </w:r>
+      <w:r>
+        <w:t xml:space="preserve">, then Positron. Positron needs to find R already on your machine.</w:t>
+      </w:r>
+    </w:p>
+    <w:p>
+      <w:pPr>
+        <w:pStyle w:val="BodyText"/>
+      </w:pPr>
+      <w:r>
+        <w:drawing>
+          <wp:inline>
+            <wp:extent cx="5334000" cy="5086035"/>
+            <wp:effectExtent b="0" l="0" r="0" t="0"/>
+            <wp:docPr descr="" title="" id="22" name="Picture"/>
+            <a:graphic>
+              <a:graphicData uri="http://schemas.openxmlformats.org/drawingml/2006/picture">
+                <pic:pic>
+                  <pic:nvPicPr>
+                    <pic:cNvPr descr="images/paste-1.png" id="23" name="Picture"/>
+                    <pic:cNvPicPr>
+                      <a:picLocks noChangeArrowheads="1" noChangeAspect="1"/>
+                    </pic:cNvPicPr>
+                  </pic:nvPicPr>
+                  <pic:blipFill>
+                    <a:blip r:embed="rId14"/>
+                    <a:stretch>
+                      <a:fillRect/>
+                    </a:stretch>
+                  </pic:blipFill>
+                  <pic:spPr bwMode="auto">
+                    <a:xfrm>
+                      <a:off x="0" y="0"/>
+                      <a:ext cx="5334000" cy="5086035"/>
+                    </a:xfrm>
+                    <a:prstGeom prst="rect">
+                      <a:avLst/>
+                    </a:prstGeom>
+                    <a:noFill/>
+                    <a:ln w="9525">
+                      <a:noFill/>
+                      <a:headEnd/>
+                      <a:tailEnd/>
+                    </a:ln>
+                  </pic:spPr>
+                </pic:pic>
+              </a:graphicData>
+            </a:graphic>
+          </wp:inline>
+        </w:drawing>
+      </w:r>
+    </w:p>
+    <w:bookmarkEnd w:id="24"/>
+    <w:bookmarkStart w:id="25" w:name="organize-the-project-before-you-code"/>
+    <w:p>
+      <w:pPr>
+        <w:pStyle w:val="Heading1"/>
+      </w:pPr>
+      <w:r>
+        <w:t xml:space="preserve">Organize the project</w:t>
+      </w:r>
+      <w:r>
+        <w:t xml:space="preserve"> </w:t>
+      </w:r>
+      <w:r>
+        <w:rPr>
+          <w:i/>
+          <w:iCs/>
+        </w:rPr>
+        <w:t xml:space="preserve">before</w:t>
+      </w:r>
+      <w:r>
+        <w:t xml:space="preserve"> </w:t>
+      </w:r>
+      <w:r>
+        <w:t xml:space="preserve">you code</w:t>
+      </w:r>
+    </w:p>
+    <w:p>
+      <w:pPr>
+        <w:pStyle w:val="FirstParagraph"/>
+      </w:pPr>
+      <w:r>
+        <w:t xml:space="preserve">Make</w:t>
+      </w:r>
+      <w:r>
+        <w:t xml:space="preserve"> </w:t>
+      </w:r>
+      <w:r>
+        <w:rPr>
+          <w:b/>
+          <w:bCs/>
+        </w:rPr>
+        <w:t xml:space="preserve">one folder per project</w:t>
+      </w:r>
+      <w:r>
+        <w:t xml:space="preserve">. Everything for the tree experiment lives together:</w:t>
+      </w:r>
+    </w:p>
+    <w:p>
+      <w:pPr>
+        <w:pStyle w:val="SourceCode"/>
+      </w:pPr>
+      <w:r>
+        <w:rPr>
+          <w:rStyle w:val="VerbatimChar"/>
+        </w:rPr>
+        <w:t xml:space="preserve">tree_project/</w:t>
+      </w:r>
+      <w:r>
+        <w:br/>
+      </w:r>
+      <w:r>
+        <w:rPr>
+          <w:rStyle w:val="VerbatimChar"/>
+        </w:rPr>
+        <w:t xml:space="preserve">├── data_raw/      &lt;- the untouched Excel file</w:t>
+      </w:r>
+      <w:r>
+        <w:br/>
+      </w:r>
+      <w:r>
+        <w:rPr>
+          <w:rStyle w:val="VerbatimChar"/>
+        </w:rPr>
+        <w:t xml:space="preserve">├── scripts/       &lt;- your .R code</w:t>
+      </w:r>
+      <w:r>
+        <w:br/>
+      </w:r>
+      <w:r>
+        <w:rPr>
+          <w:rStyle w:val="VerbatimChar"/>
+        </w:rPr>
+        <w:t xml:space="preserve">├── figures/       &lt;- plots you save</w:t>
+      </w:r>
+      <w:r>
+        <w:br/>
+      </w:r>
+      <w:r>
+        <w:rPr>
+          <w:rStyle w:val="VerbatimChar"/>
+        </w:rPr>
+        <w:t xml:space="preserve">└── data_clean/    &lt;- tidied files you create</w:t>
+      </w:r>
+    </w:p>
+    <w:p>
+      <w:pPr>
+        <w:pStyle w:val="Compact"/>
+        <w:numPr>
+          <w:ilvl w:val="0"/>
+          <w:numId w:val="1009"/>
+        </w:numPr>
+      </w:pPr>
+      <w:r>
+        <w:t xml:space="preserve">In Positron:</w:t>
+      </w:r>
+      <w:r>
+        <w:t xml:space="preserve"> </w:t>
+      </w:r>
+      <w:r>
+        <w:rPr>
+          <w:b/>
+          <w:bCs/>
+        </w:rPr>
+        <w:t xml:space="preserve">File → Open Folder…</w:t>
+      </w:r>
+      <w:r>
+        <w:t xml:space="preserve"> </w:t>
+      </w:r>
+      <w:r>
+        <w:t xml:space="preserve">and pick this folder.</w:t>
+      </w:r>
+    </w:p>
+    <w:p>
+      <w:pPr>
+        <w:pStyle w:val="Compact"/>
+        <w:numPr>
+          <w:ilvl w:val="0"/>
+          <w:numId w:val="1009"/>
+        </w:numPr>
+      </w:pPr>
+      <w:r>
+        <w:t xml:space="preserve">Now every path is relative to the project — no more</w:t>
+      </w:r>
+      <w:r>
+        <w:t xml:space="preserve"> </w:t>
+      </w:r>
+      <w:r>
+        <w:rPr>
+          <w:rStyle w:val="VerbatimChar"/>
+        </w:rPr>
+        <w:t xml:space="preserve">C:/Users/.../Desktop/...</w:t>
+      </w:r>
+      <w:r>
+        <w:t xml:space="preserve"> </w:t>
+      </w:r>
+      <w:r>
+        <w:t xml:space="preserve">nightmares.</w:t>
+      </w:r>
+    </w:p>
+    <w:p>
+      <w:pPr>
+        <w:pStyle w:val="FirstParagraph"/>
+      </w:pPr>
+      <w:r>
+        <w:rPr>
+          <w:b/>
+          <w:bCs/>
+        </w:rPr>
+        <w:t xml:space="preserve">✅ Key idea</w:t>
+      </w:r>
+    </w:p>
+    <w:p>
+      <w:pPr>
+        <w:pStyle w:val="BodyText"/>
+      </w:pPr>
+      <w:r>
+        <w:t xml:space="preserve">A tidy folder today saves an hour of</w:t>
+      </w:r>
+      <w:r>
+        <w:t xml:space="preserve"> </w:t>
+      </w:r>
+      <w:r>
+        <w:t xml:space="preserve">“where did I put that file?”</w:t>
+      </w:r>
+      <w:r>
+        <w:t xml:space="preserve"> </w:t>
+      </w:r>
+      <w:r>
+        <w:t xml:space="preserve">next week.</w:t>
+      </w:r>
+    </w:p>
+    <w:p>
+      <w:pPr>
+        <w:pStyle w:val="BodyText"/>
+      </w:pPr>
+      <w:r>
+        <w:rPr>
+          <w:b/>
+          <w:bCs/>
+        </w:rPr>
+        <w:t xml:space="preserve">📊 Coming from Excel?</w:t>
+      </w:r>
+    </w:p>
+    <w:p>
+      <w:pPr>
+        <w:pStyle w:val="BodyText"/>
+      </w:pPr>
+      <w:r>
+        <w:t xml:space="preserve">In Excel you keep one big file. In R we keep</w:t>
+      </w:r>
+      <w:r>
+        <w:t xml:space="preserve"> </w:t>
+      </w:r>
+      <w:r>
+        <w:rPr>
+          <w:b/>
+          <w:bCs/>
+        </w:rPr>
+        <w:t xml:space="preserve">raw data read-only</w:t>
+      </w:r>
+      <w:r>
+        <w:t xml:space="preserve"> </w:t>
+      </w:r>
+      <w:r>
+        <w:t xml:space="preserve">and write</w:t>
+      </w:r>
+      <w:r>
+        <w:t xml:space="preserve"> </w:t>
+      </w:r>
+      <w:r>
+        <w:rPr>
+          <w:i/>
+          <w:iCs/>
+        </w:rPr>
+        <w:t xml:space="preserve">new</w:t>
+      </w:r>
+      <w:r>
+        <w:t xml:space="preserve"> </w:t>
+      </w:r>
+      <w:r>
+        <w:t xml:space="preserve">clean files — so you can always trace your steps and never overwrite your original numbers.</w:t>
+      </w:r>
+    </w:p>
+    <w:bookmarkEnd w:id="25"/>
+    <w:bookmarkStart w:id="28" w:name="a-quick-tour-of-positron"/>
+    <w:p>
+      <w:pPr>
+        <w:pStyle w:val="Heading1"/>
+      </w:pPr>
+      <w:r>
+        <w:t xml:space="preserve">A quick tour of Positron</w:t>
+      </w:r>
+    </w:p>
+    <w:p>
+      <w:pPr>
+        <w:pStyle w:val="FirstParagraph"/>
+      </w:pPr>
+      <w:r>
+        <w:t xml:space="preserve">Four panes you’ll use constantly:</w:t>
+      </w:r>
+    </w:p>
+    <w:p>
+      <w:pPr>
+        <w:pStyle w:val="Compact"/>
+        <w:numPr>
+          <w:ilvl w:val="0"/>
+          <w:numId w:val="1010"/>
+        </w:numPr>
+      </w:pPr>
+      <w:r>
+        <w:rPr>
+          <w:b/>
+          <w:bCs/>
+        </w:rPr>
+        <w:t xml:space="preserve">Editor</w:t>
+      </w:r>
+      <w:r>
+        <w:t xml:space="preserve"> </w:t>
+      </w:r>
+      <w:r>
+        <w:t xml:space="preserve">(top-left) — your scripts live here</w:t>
+      </w:r>
+    </w:p>
+    <w:p>
+      <w:pPr>
+        <w:pStyle w:val="Compact"/>
+        <w:numPr>
+          <w:ilvl w:val="0"/>
+          <w:numId w:val="1010"/>
+        </w:numPr>
+      </w:pPr>
+      <w:r>
+        <w:rPr>
+          <w:b/>
+          <w:bCs/>
+        </w:rPr>
+        <w:t xml:space="preserve">Console / Terminal</w:t>
+      </w:r>
+      <w:r>
+        <w:t xml:space="preserve"> </w:t>
+      </w:r>
+      <w:r>
+        <w:t xml:space="preserve">(bottom) — where code runs</w:t>
+      </w:r>
+    </w:p>
+    <w:p>
+      <w:pPr>
+        <w:pStyle w:val="Compact"/>
+        <w:numPr>
+          <w:ilvl w:val="0"/>
+          <w:numId w:val="1010"/>
+        </w:numPr>
+      </w:pPr>
+      <w:r>
+        <w:rPr>
+          <w:b/>
+          <w:bCs/>
+        </w:rPr>
+        <w:t xml:space="preserve">Variables / Session</w:t>
+      </w:r>
+      <w:r>
+        <w:t xml:space="preserve"> </w:t>
+      </w:r>
+      <w:r>
+        <w:t xml:space="preserve">(right) — everything you’ve stored</w:t>
+      </w:r>
+    </w:p>
+    <w:p>
+      <w:pPr>
+        <w:pStyle w:val="Compact"/>
+        <w:numPr>
+          <w:ilvl w:val="0"/>
+          <w:numId w:val="1010"/>
+        </w:numPr>
+      </w:pPr>
+      <w:r>
+        <w:rPr>
+          <w:b/>
+          <w:bCs/>
+        </w:rPr>
+        <w:t xml:space="preserve">Plots</w:t>
+      </w:r>
+      <w:r>
+        <w:t xml:space="preserve"> </w:t>
+      </w:r>
+      <w:r>
+        <w:t xml:space="preserve">(right) — your figures appear here</w:t>
+      </w:r>
+    </w:p>
+    <w:p>
+      <w:pPr>
+        <w:pStyle w:val="FirstParagraph"/>
+      </w:pPr>
+      <w:r>
+        <w:rPr>
+          <w:b/>
+          <w:bCs/>
+        </w:rPr>
+        <w:t xml:space="preserve">🖐 Try it yourself</w:t>
+      </w:r>
+    </w:p>
+    <w:p>
+      <w:pPr>
+        <w:pStyle w:val="BodyText"/>
+      </w:pPr>
+      <w:r>
+        <w:t xml:space="preserve">Find each pane on your screen now. Click the</w:t>
+      </w:r>
+      <w:r>
+        <w:t xml:space="preserve"> </w:t>
+      </w:r>
+      <w:r>
+        <w:rPr>
+          <w:b/>
+          <w:bCs/>
+        </w:rPr>
+        <w:t xml:space="preserve">Console</w:t>
+      </w:r>
+      <w:r>
+        <w:t xml:space="preserve"> </w:t>
+      </w:r>
+      <w:r>
+        <w:t xml:space="preserve">tab — that’s where we start next.</w:t>
+      </w:r>
+    </w:p>
+    <w:p>
+      <w:pPr>
+        <w:pStyle w:val="BodyText"/>
+      </w:pPr>
+      <w:r>
+        <w:drawing>
+          <wp:inline>
+            <wp:extent cx="5334000" cy="5086035"/>
+            <wp:effectExtent b="0" l="0" r="0" t="0"/>
+            <wp:docPr descr="" title="" id="26" name="Picture"/>
+            <a:graphic>
+              <a:graphicData uri="http://schemas.openxmlformats.org/drawingml/2006/picture">
+                <pic:pic>
+                  <pic:nvPicPr>
+                    <pic:cNvPr descr="images/paste-1.png" id="27" name="Picture"/>
+                    <pic:cNvPicPr>
+                      <a:picLocks noChangeArrowheads="1" noChangeAspect="1"/>
+                    </pic:cNvPicPr>
+                  </pic:nvPicPr>
+                  <pic:blipFill>
+                    <a:blip r:embed="rId14"/>
+                    <a:stretch>
+                      <a:fillRect/>
+                    </a:stretch>
+                  </pic:blipFill>
+                  <pic:spPr bwMode="auto">
+                    <a:xfrm>
+                      <a:off x="0" y="0"/>
+                      <a:ext cx="5334000" cy="5086035"/>
+                    </a:xfrm>
+                    <a:prstGeom prst="rect">
+                      <a:avLst/>
+                    </a:prstGeom>
+                    <a:noFill/>
+                    <a:ln w="9525">
+                      <a:noFill/>
+                      <a:headEnd/>
+                      <a:tailEnd/>
+                    </a:ln>
+                  </pic:spPr>
+                </pic:pic>
+              </a:graphicData>
+            </a:graphic>
+          </wp:inline>
+        </w:drawing>
+      </w:r>
+    </w:p>
+    <w:bookmarkEnd w:id="28"/>
+    <w:bookmarkStart w:id="30" w:name="part-2-how-r-works"/>
+    <w:p>
+      <w:pPr>
+        <w:pStyle w:val="Heading1"/>
+      </w:pPr>
+      <w:r>
+        <w:t xml:space="preserve">Part 2 · How R works</w:t>
+      </w:r>
+    </w:p>
+    <w:bookmarkStart w:id="29" w:name="r-is-a-calculator"/>
+    <w:p>
+      <w:pPr>
+        <w:pStyle w:val="Heading3"/>
+      </w:pPr>
+      <w:r>
+        <w:t xml:space="preserve">R is a calculator</w:t>
+      </w:r>
+    </w:p>
+    <w:p>
+      <w:pPr>
+        <w:pStyle w:val="FirstParagraph"/>
+      </w:pPr>
+      <w:r>
+        <w:t xml:space="preserve">Type math straight into the</w:t>
+      </w:r>
+      <w:r>
+        <w:t xml:space="preserve"> </w:t>
+      </w:r>
+      <w:r>
+        <w:rPr>
+          <w:b/>
+          <w:bCs/>
+        </w:rPr>
+        <w:t xml:space="preserve">console</w:t>
+      </w:r>
+      <w:r>
+        <w:t xml:space="preserve"> </w:t>
+      </w:r>
+      <w:r>
+        <w:t xml:space="preserve">and press</w:t>
+      </w:r>
+      <w:r>
+        <w:t xml:space="preserve"> </w:t>
+      </w:r>
+      <w:r>
+        <w:t xml:space="preserve">Enter</w:t>
+      </w:r>
+      <w:r>
+        <w:t xml:space="preserve">:</w:t>
+      </w:r>
+    </w:p>
+    <w:p>
+      <w:pPr>
+        <w:pStyle w:val="SourceCode"/>
+      </w:pPr>
+      <w:r>
+        <w:rPr>
+          <w:rStyle w:val="DecValTok"/>
+        </w:rPr>
+        <w:t xml:space="preserve">3</w:t>
+      </w:r>
+      <w:r>
+        <w:rPr>
+          <w:rStyle w:val="NormalTok"/>
+        </w:rPr>
+        <w:t xml:space="preserve"> </w:t>
+      </w:r>
+      <w:r>
+        <w:rPr>
+          <w:rStyle w:val="SpecialCharTok"/>
+        </w:rPr>
+        <w:t xml:space="preserve">+</w:t>
+      </w:r>
+      <w:r>
+        <w:rPr>
+          <w:rStyle w:val="NormalTok"/>
+        </w:rPr>
+        <w:t xml:space="preserve"> </w:t>
+      </w:r>
+      <w:r>
+        <w:rPr>
+          <w:rStyle w:val="DecValTok"/>
+        </w:rPr>
+        <w:t xml:space="preserve">5</w:t>
+      </w:r>
+      <w:r>
+        <w:br/>
+      </w:r>
+      <w:r>
+        <w:rPr>
+          <w:rStyle w:val="DecValTok"/>
+        </w:rPr>
+        <w:t xml:space="preserve">12</w:t>
+      </w:r>
+      <w:r>
+        <w:rPr>
+          <w:rStyle w:val="NormalTok"/>
+        </w:rPr>
+        <w:t xml:space="preserve"> </w:t>
+      </w:r>
+      <w:r>
+        <w:rPr>
+          <w:rStyle w:val="SpecialCharTok"/>
+        </w:rPr>
+        <w:t xml:space="preserve">/</w:t>
+      </w:r>
+      <w:r>
+        <w:rPr>
+          <w:rStyle w:val="NormalTok"/>
+        </w:rPr>
+        <w:t xml:space="preserve"> </w:t>
+      </w:r>
+      <w:r>
+        <w:rPr>
+          <w:rStyle w:val="DecValTok"/>
+        </w:rPr>
+        <w:t xml:space="preserve">7</w:t>
+      </w:r>
+      <w:r>
+        <w:br/>
+      </w:r>
+      <w:r>
+        <w:rPr>
+          <w:rStyle w:val="DecValTok"/>
+        </w:rPr>
+        <w:t xml:space="preserve">2</w:t>
+      </w:r>
+      <w:r>
+        <w:rPr>
+          <w:rStyle w:val="NormalTok"/>
+        </w:rPr>
+        <w:t xml:space="preserve"> </w:t>
+      </w:r>
+      <w:r>
+        <w:rPr>
+          <w:rStyle w:val="SpecialCharTok"/>
+        </w:rPr>
+        <w:t xml:space="preserve">^</w:t>
+      </w:r>
+      <w:r>
+        <w:rPr>
+          <w:rStyle w:val="NormalTok"/>
+        </w:rPr>
+        <w:t xml:space="preserve"> </w:t>
+      </w:r>
+      <w:r>
+        <w:rPr>
+          <w:rStyle w:val="DecValTok"/>
+        </w:rPr>
+        <w:t xml:space="preserve">10</w:t>
+      </w:r>
+    </w:p>
+    <w:p>
+      <w:pPr>
+        <w:pStyle w:val="FirstParagraph"/>
+      </w:pPr>
+      <w:r>
+        <w:t xml:space="preserve">R answers immediately. The console is great for quick</w:t>
+      </w:r>
+      <w:r>
+        <w:t xml:space="preserve"> </w:t>
+      </w:r>
+      <w:r>
+        <w:t xml:space="preserve">“what’s the answer?”</w:t>
+      </w:r>
+      <w:r>
+        <w:t xml:space="preserve"> </w:t>
+      </w:r>
+      <w:r>
+        <w:t xml:space="preserve">questions.</w:t>
+      </w:r>
+    </w:p>
+    <w:p>
+      <w:pPr>
+        <w:pStyle w:val="BodyText"/>
+      </w:pPr>
+      <w:r>
+        <w:rPr>
+          <w:b/>
+          <w:bCs/>
+        </w:rPr>
+        <w:t xml:space="preserve">⚠️ Watch out!</w:t>
+      </w:r>
+    </w:p>
+    <w:p>
+      <w:pPr>
+        <w:pStyle w:val="BodyText"/>
+      </w:pPr>
+      <w:r>
+        <w:t xml:space="preserve">A</w:t>
+      </w:r>
+      <w:r>
+        <w:t xml:space="preserve"> </w:t>
+      </w:r>
+      <w:r>
+        <w:rPr>
+          <w:rStyle w:val="VerbatimChar"/>
+        </w:rPr>
+        <w:t xml:space="preserve">+</w:t>
+      </w:r>
+      <w:r>
+        <w:t xml:space="preserve"> </w:t>
+      </w:r>
+      <w:r>
+        <w:t xml:space="preserve">at the start of the console line means R is</w:t>
+      </w:r>
+      <w:r>
+        <w:t xml:space="preserve"> </w:t>
+      </w:r>
+      <w:r>
+        <w:rPr>
+          <w:b/>
+          <w:bCs/>
+        </w:rPr>
+        <w:t xml:space="preserve">still waiting</w:t>
+      </w:r>
+      <w:r>
+        <w:t xml:space="preserve"> </w:t>
+      </w:r>
+      <w:r>
+        <w:t xml:space="preserve">for you to finish a command. Press</w:t>
+      </w:r>
+      <w:r>
+        <w:t xml:space="preserve"> </w:t>
+      </w:r>
+      <w:r>
+        <w:t xml:space="preserve">Esc</w:t>
+      </w:r>
+      <w:r>
+        <w:t xml:space="preserve"> </w:t>
+      </w:r>
+      <w:r>
+        <w:t xml:space="preserve">to start over.</w:t>
+      </w:r>
+    </w:p>
+    <w:p>
+      <w:pPr>
+        <w:pStyle w:val="BodyText"/>
+      </w:pPr>
+      <w:r>
+        <w:rPr>
+          <w:b/>
+          <w:bCs/>
+        </w:rPr>
+        <w:t xml:space="preserve">📊 Coming from Excel?</w:t>
+      </w:r>
+    </w:p>
+    <w:p>
+      <w:pPr>
+        <w:pStyle w:val="BodyText"/>
+      </w:pPr>
+      <w:r>
+        <w:t xml:space="preserve">This is just like typing</w:t>
+      </w:r>
+      <w:r>
+        <w:t xml:space="preserve"> </w:t>
+      </w:r>
+      <w:r>
+        <w:rPr>
+          <w:rStyle w:val="VerbatimChar"/>
+        </w:rPr>
+        <w:t xml:space="preserve">=3+5</w:t>
+      </w:r>
+      <w:r>
+        <w:t xml:space="preserve"> </w:t>
+      </w:r>
+      <w:r>
+        <w:t xml:space="preserve">into an Excel cell — except there are no cells, just a line you type and run.</w:t>
+      </w:r>
+    </w:p>
+    <w:bookmarkEnd w:id="29"/>
+    <w:bookmarkEnd w:id="30"/>
+    <w:bookmarkStart w:id="34" w:name="storing-values-the-ladder--"/>
+    <w:p>
+      <w:pPr>
+        <w:pStyle w:val="Heading1"/>
+      </w:pPr>
+      <w:r>
+        <w:t xml:space="preserve">Storing values: the</w:t>
+      </w:r>
+      <w:r>
+        <w:t xml:space="preserve"> </w:t>
+      </w:r>
+      <w:r>
+        <w:rPr>
+          <w:b/>
+          <w:bCs/>
+        </w:rPr>
+        <w:t xml:space="preserve">ladder</w:t>
+      </w:r>
+      <w:r>
+        <w:t xml:space="preserve"> </w:t>
+      </w:r>
+      <w:r>
+        <w:rPr>
+          <w:rStyle w:val="VerbatimChar"/>
+        </w:rPr>
+        <w:t xml:space="preserve">&lt;-</w:t>
+      </w:r>
+    </w:p>
+    <w:p>
+      <w:pPr>
+        <w:pStyle w:val="FirstParagraph"/>
+      </w:pPr>
+      <w:r>
+        <w:t xml:space="preserve">To keep a value, give it a</w:t>
+      </w:r>
+      <w:r>
+        <w:t xml:space="preserve"> </w:t>
+      </w:r>
+      <w:r>
+        <w:rPr>
+          <w:b/>
+          <w:bCs/>
+        </w:rPr>
+        <w:t xml:space="preserve">name</w:t>
+      </w:r>
+      <w:r>
+        <w:t xml:space="preserve"> </w:t>
+      </w:r>
+      <w:r>
+        <w:t xml:space="preserve">with the assignment operator</w:t>
+      </w:r>
+      <w:r>
+        <w:t xml:space="preserve"> </w:t>
+      </w:r>
+      <w:r>
+        <w:rPr>
+          <w:rStyle w:val="VerbatimChar"/>
+        </w:rPr>
+        <w:t xml:space="preserve">&lt;-</w:t>
+      </w:r>
+      <w:r>
+        <w:t xml:space="preserve">:</w:t>
+      </w:r>
+    </w:p>
+    <w:p>
+      <w:pPr>
+        <w:pStyle w:val="SourceCode"/>
+      </w:pPr>
+      <w:r>
+        <w:rPr>
+          <w:rStyle w:val="NormalTok"/>
+        </w:rPr>
+        <w:t xml:space="preserve">x </w:t>
+      </w:r>
+      <w:r>
+        <w:rPr>
+          <w:rStyle w:val="OtherTok"/>
+        </w:rPr>
+        <w:t xml:space="preserve">&lt;-</w:t>
+      </w:r>
+      <w:r>
+        <w:rPr>
+          <w:rStyle w:val="NormalTok"/>
+        </w:rPr>
+        <w:t xml:space="preserve"> </w:t>
+      </w:r>
+      <w:r>
+        <w:rPr>
+          <w:rStyle w:val="DecValTok"/>
+        </w:rPr>
+        <w:t xml:space="preserve">7</w:t>
+      </w:r>
+      <w:r>
+        <w:rPr>
+          <w:rStyle w:val="NormalTok"/>
+        </w:rPr>
+        <w:t xml:space="preserve">          </w:t>
+      </w:r>
+      <w:r>
+        <w:rPr>
+          <w:rStyle w:val="CommentTok"/>
+        </w:rPr>
+        <w:t xml:space="preserve"># store 7 under the name x</w:t>
+      </w:r>
+      <w:r>
+        <w:br/>
+      </w:r>
+      <w:r>
+        <w:rPr>
+          <w:rStyle w:val="NormalTok"/>
+        </w:rPr>
+        <w:t xml:space="preserve">x               </w:t>
+      </w:r>
+      <w:r>
+        <w:rPr>
+          <w:rStyle w:val="CommentTok"/>
+        </w:rPr>
+        <w:t xml:space="preserve"># type the name to read it back</w:t>
+      </w:r>
+      <w:r>
+        <w:br/>
+      </w:r>
+      <w:r>
+        <w:rPr>
+          <w:rStyle w:val="NormalTok"/>
+        </w:rPr>
+        <w:t xml:space="preserve">x </w:t>
+      </w:r>
+      <w:r>
+        <w:rPr>
+          <w:rStyle w:val="SpecialCharTok"/>
+        </w:rPr>
+        <w:t xml:space="preserve">*</w:t>
+      </w:r>
+      <w:r>
+        <w:rPr>
+          <w:rStyle w:val="NormalTok"/>
+        </w:rPr>
+        <w:t xml:space="preserve"> </w:t>
+      </w:r>
+      <w:r>
+        <w:rPr>
+          <w:rStyle w:val="DecValTok"/>
+        </w:rPr>
+        <w:t xml:space="preserve">2</w:t>
+      </w:r>
+      <w:r>
+        <w:rPr>
+          <w:rStyle w:val="NormalTok"/>
+        </w:rPr>
+        <w:t xml:space="preserve">           </w:t>
+      </w:r>
+      <w:r>
+        <w:rPr>
+          <w:rStyle w:val="CommentTok"/>
+        </w:rPr>
+        <w:t xml:space="preserve"># now use it in math</w:t>
+      </w:r>
+    </w:p>
+    <w:p>
+      <w:pPr>
+        <w:pStyle w:val="Compact"/>
+        <w:numPr>
+          <w:ilvl w:val="0"/>
+          <w:numId w:val="1011"/>
+        </w:numPr>
+      </w:pPr>
+      <w:r>
+        <w:rPr>
+          <w:rStyle w:val="VerbatimChar"/>
+        </w:rPr>
+        <w:t xml:space="preserve">&lt;-</w:t>
+      </w:r>
+      <w:r>
+        <w:t xml:space="preserve"> </w:t>
+      </w:r>
+      <w:r>
+        <w:t xml:space="preserve">puts the value</w:t>
+      </w:r>
+      <w:r>
+        <w:t xml:space="preserve"> </w:t>
+      </w:r>
+      <w:r>
+        <w:rPr>
+          <w:b/>
+          <w:bCs/>
+        </w:rPr>
+        <w:t xml:space="preserve">into your environment</w:t>
+      </w:r>
+      <w:r>
+        <w:t xml:space="preserve"> </w:t>
+      </w:r>
+      <w:r>
+        <w:t xml:space="preserve">(look right!).</w:t>
+      </w:r>
+    </w:p>
+    <w:p>
+      <w:pPr>
+        <w:pStyle w:val="Compact"/>
+        <w:numPr>
+          <w:ilvl w:val="0"/>
+          <w:numId w:val="1011"/>
+        </w:numPr>
+      </w:pPr>
+      <w:r>
+        <w:t xml:space="preserve">Shortcut:</w:t>
+      </w:r>
+      <w:r>
+        <w:t xml:space="preserve"> </w:t>
+      </w:r>
+      <w:r>
+        <w:t xml:space="preserve">Alt</w:t>
+      </w:r>
+      <w:r>
+        <w:t xml:space="preserve"> </w:t>
+      </w:r>
+      <w:r>
+        <w:t xml:space="preserve">+</w:t>
+      </w:r>
+      <w:r>
+        <w:t xml:space="preserve"> </w:t>
+      </w:r>
+      <w:r>
+        <w:t xml:space="preserve">-</w:t>
+      </w:r>
+      <w:r>
+        <w:t xml:space="preserve"> </w:t>
+      </w:r>
+      <w:r>
+        <w:t xml:space="preserve">(Win) or</w:t>
+      </w:r>
+      <w:r>
+        <w:t xml:space="preserve"> </w:t>
+      </w:r>
+      <w:r>
+        <w:t xml:space="preserve">Option</w:t>
+      </w:r>
+      <w:r>
+        <w:t xml:space="preserve"> </w:t>
+      </w:r>
+      <w:r>
+        <w:t xml:space="preserve">+</w:t>
+      </w:r>
+      <w:r>
+        <w:t xml:space="preserve"> </w:t>
+      </w:r>
+      <w:r>
+        <w:t xml:space="preserve">-</w:t>
+      </w:r>
+      <w:r>
+        <w:t xml:space="preserve"> </w:t>
+      </w:r>
+      <w:r>
+        <w:t xml:space="preserve">(Mac) types</w:t>
+      </w:r>
+      <w:r>
+        <w:t xml:space="preserve"> </w:t>
+      </w:r>
+      <w:r>
+        <w:rPr>
+          <w:rStyle w:val="VerbatimChar"/>
+        </w:rPr>
+        <w:t xml:space="preserve">&lt;-</w:t>
+      </w:r>
+      <w:r>
+        <w:t xml:space="preserve"> </w:t>
+      </w:r>
+      <w:r>
+        <w:t xml:space="preserve">for you.</w:t>
+      </w:r>
+    </w:p>
+    <w:p>
+      <w:pPr>
+        <w:pStyle w:val="FirstParagraph"/>
+      </w:pPr>
+      <w:r>
+        <w:rPr>
+          <w:b/>
+          <w:bCs/>
+        </w:rPr>
+        <w:t xml:space="preserve">📖 New word</w:t>
+      </w:r>
+    </w:p>
+    <w:p>
+      <w:pPr>
+        <w:pStyle w:val="BodyText"/>
+      </w:pPr>
+      <w:r>
+        <w:rPr>
+          <w:b/>
+          <w:bCs/>
+        </w:rPr>
+        <w:t xml:space="preserve">Assignment operator</w:t>
+      </w:r>
+      <w:r>
+        <w:t xml:space="preserve"> </w:t>
+      </w:r>
+      <w:r>
+        <w:rPr>
+          <w:rStyle w:val="VerbatimChar"/>
+        </w:rPr>
+        <w:t xml:space="preserve">&lt;-</w:t>
+      </w:r>
+      <w:r>
+        <w:t xml:space="preserve"> </w:t>
+      </w:r>
+      <w:r>
+        <w:t xml:space="preserve">=</w:t>
+      </w:r>
+      <w:r>
+        <w:t xml:space="preserve"> </w:t>
+      </w:r>
+      <w:r>
+        <w:t xml:space="preserve">“take the thing on the right and store it under the name on the left.”</w:t>
+      </w:r>
+    </w:p>
+    <w:p>
+      <w:pPr>
+        <w:pStyle w:val="BodyText"/>
+      </w:pPr>
+      <w:r>
+        <w:drawing>
+          <wp:inline>
+            <wp:extent cx="5334000" cy="4308230"/>
+            <wp:effectExtent b="0" l="0" r="0" t="0"/>
+            <wp:docPr descr="" title="" id="32" name="Picture"/>
+            <a:graphic>
+              <a:graphicData uri="http://schemas.openxmlformats.org/drawingml/2006/picture">
+                <pic:pic>
+                  <pic:nvPicPr>
+                    <pic:cNvPr descr="images/diagram_assignment.png" id="33" name="Picture"/>
+                    <pic:cNvPicPr>
+                      <a:picLocks noChangeArrowheads="1" noChangeAspect="1"/>
+                    </pic:cNvPicPr>
+                  </pic:nvPicPr>
+                  <pic:blipFill>
+                    <a:blip r:embed="rId31"/>
+                    <a:stretch>
+                      <a:fillRect/>
+                    </a:stretch>
+                  </pic:blipFill>
+                  <pic:spPr bwMode="auto">
+                    <a:xfrm>
+                      <a:off x="0" y="0"/>
+                      <a:ext cx="5334000" cy="4308230"/>
+                    </a:xfrm>
+                    <a:prstGeom prst="rect">
+                      <a:avLst/>
+                    </a:prstGeom>
+                    <a:noFill/>
+                    <a:ln w="9525">
+                      <a:noFill/>
+                      <a:headEnd/>
+                      <a:tailEnd/>
+                    </a:ln>
+                  </pic:spPr>
+                </pic:pic>
+              </a:graphicData>
+            </a:graphic>
+          </wp:inline>
+        </w:drawing>
+      </w:r>
+    </w:p>
+    <w:bookmarkEnd w:id="34"/>
+    <w:bookmarkStart w:id="35" w:name="naming-your-objects-well"/>
+    <w:p>
+      <w:pPr>
+        <w:pStyle w:val="Heading1"/>
+      </w:pPr>
+      <w:r>
+        <w:t xml:space="preserve">Naming your objects well</w:t>
+      </w:r>
+    </w:p>
+    <w:p>
+      <w:pPr>
+        <w:pStyle w:val="FirstParagraph"/>
+      </w:pPr>
+      <w:r>
+        <w:t xml:space="preserve">Good names make code readable months later:</w:t>
+      </w:r>
+    </w:p>
+    <w:p>
+      <w:pPr>
+        <w:pStyle w:val="Compact"/>
+        <w:numPr>
+          <w:ilvl w:val="0"/>
+          <w:numId w:val="1012"/>
+        </w:numPr>
+      </w:pPr>
+      <w:r>
+        <w:t xml:space="preserve">Be</w:t>
+      </w:r>
+      <w:r>
+        <w:t xml:space="preserve"> </w:t>
+      </w:r>
+      <w:r>
+        <w:rPr>
+          <w:b/>
+          <w:bCs/>
+        </w:rPr>
+        <w:t xml:space="preserve">explicit</w:t>
+      </w:r>
+      <w:r>
+        <w:t xml:space="preserve">, not too long:</w:t>
+      </w:r>
+      <w:r>
+        <w:t xml:space="preserve"> </w:t>
+      </w:r>
+      <w:r>
+        <w:rPr>
+          <w:rStyle w:val="VerbatimChar"/>
+        </w:rPr>
+        <w:t xml:space="preserve">leaf_mass</w:t>
+      </w:r>
+      <w:r>
+        <w:t xml:space="preserve">, not</w:t>
+      </w:r>
+      <w:r>
+        <w:t xml:space="preserve"> </w:t>
+      </w:r>
+      <w:r>
+        <w:rPr>
+          <w:rStyle w:val="VerbatimChar"/>
+        </w:rPr>
+        <w:t xml:space="preserve">x2</w:t>
+      </w:r>
+    </w:p>
+    <w:p>
+      <w:pPr>
+        <w:pStyle w:val="Compact"/>
+        <w:numPr>
+          <w:ilvl w:val="0"/>
+          <w:numId w:val="1012"/>
+        </w:numPr>
+      </w:pPr>
+      <w:r>
+        <w:rPr>
+          <w:b/>
+          <w:bCs/>
+        </w:rPr>
+        <w:t xml:space="preserve">Cannot start with a number</w:t>
+      </w:r>
+      <w:r>
+        <w:t xml:space="preserve"> </w:t>
+      </w:r>
+      <w:r>
+        <w:t xml:space="preserve">—</w:t>
+      </w:r>
+      <w:r>
+        <w:t xml:space="preserve"> </w:t>
+      </w:r>
+      <w:r>
+        <w:rPr>
+          <w:rStyle w:val="VerbatimChar"/>
+        </w:rPr>
+        <w:t xml:space="preserve">x2</w:t>
+      </w:r>
+      <w:r>
+        <w:t xml:space="preserve"> </w:t>
+      </w:r>
+      <w:r>
+        <w:t xml:space="preserve">✅,</w:t>
+      </w:r>
+      <w:r>
+        <w:t xml:space="preserve"> </w:t>
+      </w:r>
+      <w:r>
+        <w:rPr>
+          <w:rStyle w:val="VerbatimChar"/>
+        </w:rPr>
+        <w:t xml:space="preserve">2x</w:t>
+      </w:r>
+      <w:r>
+        <w:t xml:space="preserve"> </w:t>
+      </w:r>
+      <w:r>
+        <w:t xml:space="preserve">❌</w:t>
+      </w:r>
+    </w:p>
+    <w:p>
+      <w:pPr>
+        <w:pStyle w:val="Compact"/>
+        <w:numPr>
+          <w:ilvl w:val="0"/>
+          <w:numId w:val="1012"/>
+        </w:numPr>
+      </w:pPr>
+      <w:r>
+        <w:t xml:space="preserve">R is</w:t>
+      </w:r>
+      <w:r>
+        <w:t xml:space="preserve"> </w:t>
+      </w:r>
+      <w:r>
+        <w:rPr>
+          <w:b/>
+          <w:bCs/>
+        </w:rPr>
+        <w:t xml:space="preserve">case-sensitive</w:t>
+      </w:r>
+      <w:r>
+        <w:t xml:space="preserve"> </w:t>
+      </w:r>
+      <w:r>
+        <w:t xml:space="preserve">—</w:t>
+      </w:r>
+      <w:r>
+        <w:t xml:space="preserve"> </w:t>
+      </w:r>
+      <w:r>
+        <w:rPr>
+          <w:rStyle w:val="VerbatimChar"/>
+        </w:rPr>
+        <w:t xml:space="preserve">weight_kg</w:t>
+      </w:r>
+      <w:r>
+        <w:t xml:space="preserve"> </w:t>
+      </w:r>
+      <w:r>
+        <w:t xml:space="preserve">≠</w:t>
+      </w:r>
+      <w:r>
+        <w:t xml:space="preserve"> </w:t>
+      </w:r>
+      <w:r>
+        <w:rPr>
+          <w:rStyle w:val="VerbatimChar"/>
+        </w:rPr>
+        <w:t xml:space="preserve">Weight_kg</w:t>
+      </w:r>
+    </w:p>
+    <w:p>
+      <w:pPr>
+        <w:pStyle w:val="Compact"/>
+        <w:numPr>
+          <w:ilvl w:val="0"/>
+          <w:numId w:val="1012"/>
+        </w:numPr>
+      </w:pPr>
+      <w:r>
+        <w:t xml:space="preserve">Avoid names of built-in functions (</w:t>
+      </w:r>
+      <w:r>
+        <w:rPr>
+          <w:rStyle w:val="VerbatimChar"/>
+        </w:rPr>
+        <w:t xml:space="preserve">mean</w:t>
+      </w:r>
+      <w:r>
+        <w:t xml:space="preserve">,</w:t>
+      </w:r>
+      <w:r>
+        <w:t xml:space="preserve"> </w:t>
+      </w:r>
+      <w:r>
+        <w:rPr>
+          <w:rStyle w:val="VerbatimChar"/>
+        </w:rPr>
+        <w:t xml:space="preserve">data</w:t>
+      </w:r>
+      <w:r>
+        <w:t xml:space="preserve">,</w:t>
+      </w:r>
+      <w:r>
+        <w:t xml:space="preserve"> </w:t>
+      </w:r>
+      <w:r>
+        <w:rPr>
+          <w:rStyle w:val="VerbatimChar"/>
+        </w:rPr>
+        <w:t xml:space="preserve">c</w:t>
+      </w:r>
+      <w:r>
+        <w:t xml:space="preserve">)</w:t>
+      </w:r>
+    </w:p>
+    <w:p>
+      <w:pPr>
+        <w:pStyle w:val="Compact"/>
+        <w:numPr>
+          <w:ilvl w:val="0"/>
+          <w:numId w:val="1012"/>
+        </w:numPr>
+      </w:pPr>
+      <w:r>
+        <w:t xml:space="preserve">Avoid dots; use</w:t>
+      </w:r>
+      <w:r>
+        <w:t xml:space="preserve"> </w:t>
+      </w:r>
+      <w:r>
+        <w:rPr>
+          <w:rStyle w:val="VerbatimChar"/>
+          <w:b/>
+          <w:bCs/>
+        </w:rPr>
+        <w:t xml:space="preserve">lower_snake_case</w:t>
+      </w:r>
+      <w:r>
+        <w:t xml:space="preserve"> </w:t>
+      </w:r>
+      <w:r>
+        <w:t xml:space="preserve">like the tidyverse</w:t>
+      </w:r>
+    </w:p>
+    <w:p>
+      <w:pPr>
+        <w:pStyle w:val="FirstParagraph"/>
+      </w:pPr>
+      <w:r>
+        <w:rPr>
+          <w:b/>
+          <w:bCs/>
+        </w:rPr>
+        <w:t xml:space="preserve">⚠️ Watch out!</w:t>
+      </w:r>
+    </w:p>
+    <w:p>
+      <w:pPr>
+        <w:pStyle w:val="BodyText"/>
+      </w:pPr>
+      <w:r>
+        <w:rPr>
+          <w:rStyle w:val="VerbatimChar"/>
+        </w:rPr>
+        <w:t xml:space="preserve">weight_g</w:t>
+      </w:r>
+      <w:r>
+        <w:t xml:space="preserve"> </w:t>
+      </w:r>
+      <w:r>
+        <w:t xml:space="preserve">and</w:t>
+      </w:r>
+      <w:r>
+        <w:t xml:space="preserve"> </w:t>
+      </w:r>
+      <w:r>
+        <w:rPr>
+          <w:rStyle w:val="VerbatimChar"/>
+        </w:rPr>
+        <w:t xml:space="preserve">weight_G</w:t>
+      </w:r>
+      <w:r>
+        <w:t xml:space="preserve"> </w:t>
+      </w:r>
+      <w:r>
+        <w:t xml:space="preserve">are two</w:t>
+      </w:r>
+      <w:r>
+        <w:t xml:space="preserve"> </w:t>
+      </w:r>
+      <w:r>
+        <w:rPr>
+          <w:i/>
+          <w:iCs/>
+        </w:rPr>
+        <w:t xml:space="preserve">different</w:t>
+      </w:r>
+      <w:r>
+        <w:t xml:space="preserve"> </w:t>
+      </w:r>
+      <w:r>
+        <w:t xml:space="preserve">objects. Pick one style and stick with it.</w:t>
+      </w:r>
+    </w:p>
+    <w:p>
+      <w:pPr>
+        <w:pStyle w:val="BodyText"/>
+      </w:pPr>
+      <w:r>
+        <w:rPr>
+          <w:b/>
+          <w:bCs/>
+        </w:rPr>
+        <w:t xml:space="preserve">📖 New word</w:t>
+      </w:r>
+    </w:p>
+    <w:p>
+      <w:pPr>
+        <w:pStyle w:val="BodyText"/>
+      </w:pPr>
+      <w:r>
+        <w:rPr>
+          <w:b/>
+          <w:bCs/>
+        </w:rPr>
+        <w:t xml:space="preserve">Object</w:t>
+      </w:r>
+      <w:r>
+        <w:t xml:space="preserve"> </w:t>
+      </w:r>
+      <w:r>
+        <w:t xml:space="preserve">(R) =</w:t>
+      </w:r>
+      <w:r>
+        <w:t xml:space="preserve"> </w:t>
+      </w:r>
+      <w:r>
+        <w:rPr>
+          <w:b/>
+          <w:bCs/>
+        </w:rPr>
+        <w:t xml:space="preserve">variable</w:t>
+      </w:r>
+      <w:r>
+        <w:t xml:space="preserve"> </w:t>
+      </w:r>
+      <w:r>
+        <w:t xml:space="preserve">(Excel/other languages). Same idea: a named box that holds something.</w:t>
+      </w:r>
+    </w:p>
+    <w:p>
+      <w:pPr>
+        <w:pStyle w:val="BodyText"/>
+      </w:pPr>
+      <w:r>
+        <w:rPr>
+          <w:b/>
+          <w:bCs/>
+        </w:rPr>
+        <w:t xml:space="preserve">✅ Key idea</w:t>
+      </w:r>
+    </w:p>
+    <w:p>
+      <w:pPr>
+        <w:pStyle w:val="BodyText"/>
+      </w:pPr>
+      <w:r>
+        <w:t xml:space="preserve">Nouns for objects (</w:t>
+      </w:r>
+      <w:r>
+        <w:rPr>
+          <w:rStyle w:val="VerbatimChar"/>
+        </w:rPr>
+        <w:t xml:space="preserve">tree_df</w:t>
+      </w:r>
+      <w:r>
+        <w:t xml:space="preserve">), verbs for functions (</w:t>
+      </w:r>
+      <w:r>
+        <w:rPr>
+          <w:rStyle w:val="VerbatimChar"/>
+        </w:rPr>
+        <w:t xml:space="preserve">filter</w:t>
+      </w:r>
+      <w:r>
+        <w:t xml:space="preserve">).</w:t>
+      </w:r>
+    </w:p>
+    <w:bookmarkEnd w:id="35"/>
+    <w:bookmarkStart w:id="36" w:name="leave-notes-with-comments"/>
+    <w:p>
+      <w:pPr>
+        <w:pStyle w:val="Heading1"/>
+      </w:pPr>
+      <w:r>
+        <w:t xml:space="preserve">Leave notes with comments</w:t>
+      </w:r>
+      <w:r>
+        <w:t xml:space="preserve"> </w:t>
+      </w:r>
+      <w:r>
+        <w:rPr>
+          <w:rStyle w:val="VerbatimChar"/>
+        </w:rPr>
+        <w:t xml:space="preserve">#</w:t>
+      </w:r>
+    </w:p>
+    <w:p>
+      <w:pPr>
+        <w:pStyle w:val="FirstParagraph"/>
+      </w:pPr>
+      <w:r>
+        <w:t xml:space="preserve">Anything to the right of</w:t>
+      </w:r>
+      <w:r>
+        <w:t xml:space="preserve"> </w:t>
+      </w:r>
+      <w:r>
+        <w:rPr>
+          <w:rStyle w:val="VerbatimChar"/>
+        </w:rPr>
+        <w:t xml:space="preserve">#</w:t>
+      </w:r>
+      <w:r>
+        <w:t xml:space="preserve"> </w:t>
+      </w:r>
+      <w:r>
+        <w:t xml:space="preserve">is</w:t>
+      </w:r>
+      <w:r>
+        <w:t xml:space="preserve"> </w:t>
+      </w:r>
+      <w:r>
+        <w:rPr>
+          <w:b/>
+          <w:bCs/>
+        </w:rPr>
+        <w:t xml:space="preserve">ignored by R</w:t>
+      </w:r>
+      <w:r>
+        <w:t xml:space="preserve"> </w:t>
+      </w:r>
+      <w:r>
+        <w:t xml:space="preserve">— it’s a note to humans:</w:t>
+      </w:r>
+    </w:p>
+    <w:p>
+      <w:pPr>
+        <w:pStyle w:val="SourceCode"/>
+      </w:pPr>
+      <w:r>
+        <w:rPr>
+          <w:rStyle w:val="CommentTok"/>
+        </w:rPr>
+        <w:t xml:space="preserve"># weights of four leaves, in grams</w:t>
+      </w:r>
+      <w:r>
+        <w:br/>
+      </w:r>
+      <w:r>
+        <w:rPr>
+          <w:rStyle w:val="NormalTok"/>
+        </w:rPr>
+        <w:t xml:space="preserve">leaf_mass </w:t>
+      </w:r>
+      <w:r>
+        <w:rPr>
+          <w:rStyle w:val="OtherTok"/>
+        </w:rPr>
+        <w:t xml:space="preserve">&lt;-</w:t>
+      </w:r>
+      <w:r>
+        <w:rPr>
+          <w:rStyle w:val="NormalTok"/>
+        </w:rPr>
+        <w:t xml:space="preserve"> </w:t>
+      </w:r>
+      <w:r>
+        <w:rPr>
+          <w:rStyle w:val="FunctionTok"/>
+        </w:rPr>
+        <w:t xml:space="preserve">c</w:t>
+      </w:r>
+      <w:r>
+        <w:rPr>
+          <w:rStyle w:val="NormalTok"/>
+        </w:rPr>
+        <w:t xml:space="preserve">(</w:t>
+      </w:r>
+      <w:r>
+        <w:rPr>
+          <w:rStyle w:val="DecValTok"/>
+        </w:rPr>
+        <w:t xml:space="preserve">4</w:t>
+      </w:r>
+      <w:r>
+        <w:rPr>
+          <w:rStyle w:val="NormalTok"/>
+        </w:rPr>
+        <w:t xml:space="preserve">, </w:t>
+      </w:r>
+      <w:r>
+        <w:rPr>
+          <w:rStyle w:val="DecValTok"/>
+        </w:rPr>
+        <w:t xml:space="preserve">3</w:t>
+      </w:r>
+      <w:r>
+        <w:rPr>
+          <w:rStyle w:val="NormalTok"/>
+        </w:rPr>
+        <w:t xml:space="preserve">, </w:t>
+      </w:r>
+      <w:r>
+        <w:rPr>
+          <w:rStyle w:val="DecValTok"/>
+        </w:rPr>
+        <w:t xml:space="preserve">5</w:t>
+      </w:r>
+      <w:r>
+        <w:rPr>
+          <w:rStyle w:val="NormalTok"/>
+        </w:rPr>
+        <w:t xml:space="preserve">, </w:t>
+      </w:r>
+      <w:r>
+        <w:rPr>
+          <w:rStyle w:val="DecValTok"/>
+        </w:rPr>
+        <w:t xml:space="preserve">7</w:t>
+      </w:r>
+      <w:r>
+        <w:rPr>
+          <w:rStyle w:val="NormalTok"/>
+        </w:rPr>
+        <w:t xml:space="preserve">)</w:t>
+      </w:r>
+      <w:r>
+        <w:br/>
+      </w:r>
+      <w:r>
+        <w:br/>
+      </w:r>
+      <w:r>
+        <w:rPr>
+          <w:rStyle w:val="FunctionTok"/>
+        </w:rPr>
+        <w:t xml:space="preserve">mean</w:t>
+      </w:r>
+      <w:r>
+        <w:rPr>
+          <w:rStyle w:val="NormalTok"/>
+        </w:rPr>
+        <w:t xml:space="preserve">(leaf_mass)   </w:t>
+      </w:r>
+      <w:r>
+        <w:rPr>
+          <w:rStyle w:val="CommentTok"/>
+        </w:rPr>
+        <w:t xml:space="preserve"># average leaf mass</w:t>
+      </w:r>
+    </w:p>
+    <w:p>
+      <w:pPr>
+        <w:pStyle w:val="Compact"/>
+        <w:numPr>
+          <w:ilvl w:val="0"/>
+          <w:numId w:val="1013"/>
+        </w:numPr>
+      </w:pPr>
+      <w:r>
+        <w:t xml:space="preserve">Comment generously — your future self will thank you.</w:t>
+      </w:r>
+    </w:p>
+    <w:p>
+      <w:pPr>
+        <w:pStyle w:val="Compact"/>
+        <w:numPr>
+          <w:ilvl w:val="0"/>
+          <w:numId w:val="1013"/>
+        </w:numPr>
+      </w:pPr>
+      <w:r>
+        <w:t xml:space="preserve">Shortcut to toggle a line:</w:t>
+      </w:r>
+      <w:r>
+        <w:t xml:space="preserve"> </w:t>
+      </w:r>
+      <w:r>
+        <w:t xml:space="preserve">Ctrl/Cmd</w:t>
+      </w:r>
+      <w:r>
+        <w:t xml:space="preserve"> </w:t>
+      </w:r>
+      <w:r>
+        <w:t xml:space="preserve">+</w:t>
+      </w:r>
+      <w:r>
+        <w:t xml:space="preserve"> </w:t>
+      </w:r>
+      <w:r>
+        <w:t xml:space="preserve">Shift</w:t>
+      </w:r>
+      <w:r>
+        <w:t xml:space="preserve"> </w:t>
+      </w:r>
+      <w:r>
+        <w:t xml:space="preserve">+</w:t>
+      </w:r>
+      <w:r>
+        <w:t xml:space="preserve"> </w:t>
+      </w:r>
+      <w:r>
+        <w:t xml:space="preserve">C</w:t>
+      </w:r>
+      <w:r>
+        <w:t xml:space="preserve">.</w:t>
+      </w:r>
+    </w:p>
+    <w:p>
+      <w:pPr>
+        <w:pStyle w:val="FirstParagraph"/>
+      </w:pPr>
+      <w:r>
+        <w:rPr>
+          <w:b/>
+          <w:bCs/>
+        </w:rPr>
+        <w:t xml:space="preserve">✅ Key idea</w:t>
+      </w:r>
+    </w:p>
+    <w:p>
+      <w:pPr>
+        <w:pStyle w:val="BodyText"/>
+      </w:pPr>
+      <w:r>
+        <w:t xml:space="preserve">If a line confused you while writing it, comment</w:t>
+      </w:r>
+      <w:r>
+        <w:t xml:space="preserve"> </w:t>
+      </w:r>
+      <w:r>
+        <w:rPr>
+          <w:i/>
+          <w:iCs/>
+        </w:rPr>
+        <w:t xml:space="preserve">why</w:t>
+      </w:r>
+      <w:r>
+        <w:t xml:space="preserve"> </w:t>
+      </w:r>
+      <w:r>
+        <w:t xml:space="preserve">you did it.</w:t>
+      </w:r>
+    </w:p>
+    <w:p>
+      <w:pPr>
+        <w:pStyle w:val="BodyText"/>
+      </w:pPr>
+      <w:r>
+        <w:rPr>
+          <w:b/>
+          <w:bCs/>
+        </w:rPr>
+        <w:t xml:space="preserve">📊 Coming from Excel?</w:t>
+      </w:r>
+    </w:p>
+    <w:p>
+      <w:pPr>
+        <w:pStyle w:val="BodyText"/>
+      </w:pPr>
+      <w:r>
+        <w:t xml:space="preserve">Comments are like the little notes you scribble in a spreadsheet cell — but they never get in the way of the numbers.</w:t>
+      </w:r>
+    </w:p>
+    <w:bookmarkEnd w:id="36"/>
+    <w:bookmarkStart w:id="40" w:name="functions-and-their-arguments"/>
+    <w:p>
+      <w:pPr>
+        <w:pStyle w:val="Heading1"/>
+      </w:pPr>
+      <w:r>
+        <w:t xml:space="preserve">Functions and their arguments</w:t>
+      </w:r>
+    </w:p>
+    <w:p>
+      <w:pPr>
+        <w:pStyle w:val="FirstParagraph"/>
+      </w:pPr>
+      <w:r>
+        <w:t xml:space="preserve">A</w:t>
+      </w:r>
+      <w:r>
+        <w:t xml:space="preserve"> </w:t>
+      </w:r>
+      <w:r>
+        <w:rPr>
+          <w:b/>
+          <w:bCs/>
+        </w:rPr>
+        <w:t xml:space="preserve">function</w:t>
+      </w:r>
+      <w:r>
+        <w:t xml:space="preserve"> </w:t>
+      </w:r>
+      <w:r>
+        <w:t xml:space="preserve">is a canned script you call by name. You feed it</w:t>
+      </w:r>
+      <w:r>
+        <w:t xml:space="preserve"> </w:t>
+      </w:r>
+      <w:r>
+        <w:rPr>
+          <w:b/>
+          <w:bCs/>
+        </w:rPr>
+        <w:t xml:space="preserve">arguments</w:t>
+      </w:r>
+      <w:r>
+        <w:t xml:space="preserve"> </w:t>
+      </w:r>
+      <w:r>
+        <w:t xml:space="preserve">(inputs); it</w:t>
+      </w:r>
+      <w:r>
+        <w:t xml:space="preserve"> </w:t>
+      </w:r>
+      <w:r>
+        <w:rPr>
+          <w:b/>
+          <w:bCs/>
+        </w:rPr>
+        <w:t xml:space="preserve">returns</w:t>
+      </w:r>
+      <w:r>
+        <w:t xml:space="preserve"> </w:t>
+      </w:r>
+      <w:r>
+        <w:t xml:space="preserve">a result.</w:t>
+      </w:r>
+    </w:p>
+    <w:p>
+      <w:pPr>
+        <w:pStyle w:val="SourceCode"/>
+      </w:pPr>
+      <w:r>
+        <w:rPr>
+          <w:rStyle w:val="FunctionTok"/>
+        </w:rPr>
+        <w:t xml:space="preserve">sqrt</w:t>
+      </w:r>
+      <w:r>
+        <w:rPr>
+          <w:rStyle w:val="NormalTok"/>
+        </w:rPr>
+        <w:t xml:space="preserve">(</w:t>
+      </w:r>
+      <w:r>
+        <w:rPr>
+          <w:rStyle w:val="DecValTok"/>
+        </w:rPr>
+        <w:t xml:space="preserve">10</w:t>
+      </w:r>
+      <w:r>
+        <w:rPr>
+          <w:rStyle w:val="NormalTok"/>
+        </w:rPr>
+        <w:t xml:space="preserve">)               </w:t>
+      </w:r>
+      <w:r>
+        <w:rPr>
+          <w:rStyle w:val="CommentTok"/>
+        </w:rPr>
+        <w:t xml:space="preserve"># one argument</w:t>
+      </w:r>
+      <w:r>
+        <w:br/>
+      </w:r>
+      <w:r>
+        <w:rPr>
+          <w:rStyle w:val="FunctionTok"/>
+        </w:rPr>
+        <w:t xml:space="preserve">round</w:t>
+      </w:r>
+      <w:r>
+        <w:rPr>
+          <w:rStyle w:val="NormalTok"/>
+        </w:rPr>
+        <w:t xml:space="preserve">(</w:t>
+      </w:r>
+      <w:r>
+        <w:rPr>
+          <w:rStyle w:val="FloatTok"/>
+        </w:rPr>
+        <w:t xml:space="preserve">3.14159</w:t>
+      </w:r>
+      <w:r>
+        <w:rPr>
+          <w:rStyle w:val="NormalTok"/>
+        </w:rPr>
+        <w:t xml:space="preserve">)         </w:t>
+      </w:r>
+      <w:r>
+        <w:rPr>
+          <w:rStyle w:val="CommentTok"/>
+        </w:rPr>
+        <w:t xml:space="preserve"># default: 0 digits -&gt; 3</w:t>
+      </w:r>
+      <w:r>
+        <w:br/>
+      </w:r>
+      <w:r>
+        <w:rPr>
+          <w:rStyle w:val="FunctionTok"/>
+        </w:rPr>
+        <w:t xml:space="preserve">round</w:t>
+      </w:r>
+      <w:r>
+        <w:rPr>
+          <w:rStyle w:val="NormalTok"/>
+        </w:rPr>
+        <w:t xml:space="preserve">(</w:t>
+      </w:r>
+      <w:r>
+        <w:rPr>
+          <w:rStyle w:val="FloatTok"/>
+        </w:rPr>
+        <w:t xml:space="preserve">3.14159</w:t>
+      </w:r>
+      <w:r>
+        <w:rPr>
+          <w:rStyle w:val="NormalTok"/>
+        </w:rPr>
+        <w:t xml:space="preserve">, </w:t>
+      </w:r>
+      <w:r>
+        <w:rPr>
+          <w:rStyle w:val="DecValTok"/>
+        </w:rPr>
+        <w:t xml:space="preserve">2</w:t>
+      </w:r>
+      <w:r>
+        <w:rPr>
+          <w:rStyle w:val="NormalTok"/>
+        </w:rPr>
+        <w:t xml:space="preserve">)      </w:t>
+      </w:r>
+      <w:r>
+        <w:rPr>
+          <w:rStyle w:val="CommentTok"/>
+        </w:rPr>
+        <w:t xml:space="preserve"># two digits     -&gt; 3.14</w:t>
+      </w:r>
+      <w:r>
+        <w:br/>
+      </w:r>
+      <w:r>
+        <w:rPr>
+          <w:rStyle w:val="FunctionTok"/>
+        </w:rPr>
+        <w:t xml:space="preserve">round</w:t>
+      </w:r>
+      <w:r>
+        <w:rPr>
+          <w:rStyle w:val="NormalTok"/>
+        </w:rPr>
+        <w:t xml:space="preserve">(</w:t>
+      </w:r>
+      <w:r>
+        <w:rPr>
+          <w:rStyle w:val="AttributeTok"/>
+        </w:rPr>
+        <w:t xml:space="preserve">x =</w:t>
+      </w:r>
+      <w:r>
+        <w:rPr>
+          <w:rStyle w:val="NormalTok"/>
+        </w:rPr>
+        <w:t xml:space="preserve"> </w:t>
+      </w:r>
+      <w:r>
+        <w:rPr>
+          <w:rStyle w:val="FloatTok"/>
+        </w:rPr>
+        <w:t xml:space="preserve">3.14159</w:t>
+      </w:r>
+      <w:r>
+        <w:rPr>
+          <w:rStyle w:val="NormalTok"/>
+        </w:rPr>
+        <w:t xml:space="preserve">, </w:t>
+      </w:r>
+      <w:r>
+        <w:rPr>
+          <w:rStyle w:val="AttributeTok"/>
+        </w:rPr>
+        <w:t xml:space="preserve">digits =</w:t>
+      </w:r>
+      <w:r>
+        <w:rPr>
+          <w:rStyle w:val="NormalTok"/>
+        </w:rPr>
+        <w:t xml:space="preserve"> </w:t>
+      </w:r>
+      <w:r>
+        <w:rPr>
+          <w:rStyle w:val="DecValTok"/>
+        </w:rPr>
+        <w:t xml:space="preserve">2</w:t>
+      </w:r>
+      <w:r>
+        <w:rPr>
+          <w:rStyle w:val="NormalTok"/>
+        </w:rPr>
+        <w:t xml:space="preserve">)   </w:t>
+      </w:r>
+      <w:r>
+        <w:rPr>
+          <w:rStyle w:val="CommentTok"/>
+        </w:rPr>
+        <w:t xml:space="preserve"># named</w:t>
+      </w:r>
+    </w:p>
+    <w:p>
+      <w:pPr>
+        <w:pStyle w:val="FirstParagraph"/>
+      </w:pPr>
+      <w:r>
+        <w:t xml:space="preserve">Stuck on a function? Ask R:</w:t>
+      </w:r>
+    </w:p>
+    <w:p>
+      <w:pPr>
+        <w:pStyle w:val="SourceCode"/>
+      </w:pPr>
+      <w:r>
+        <w:rPr>
+          <w:rStyle w:val="NormalTok"/>
+        </w:rPr>
+        <w:t xml:space="preserve">?round        </w:t>
+      </w:r>
+      <w:r>
+        <w:rPr>
+          <w:rStyle w:val="CommentTok"/>
+        </w:rPr>
+        <w:t xml:space="preserve"># open the help page</w:t>
+      </w:r>
+      <w:r>
+        <w:br/>
+      </w:r>
+      <w:r>
+        <w:rPr>
+          <w:rStyle w:val="FunctionTok"/>
+        </w:rPr>
+        <w:t xml:space="preserve">args</w:t>
+      </w:r>
+      <w:r>
+        <w:rPr>
+          <w:rStyle w:val="NormalTok"/>
+        </w:rPr>
+        <w:t xml:space="preserve">(round)   </w:t>
+      </w:r>
+      <w:r>
+        <w:rPr>
+          <w:rStyle w:val="CommentTok"/>
+        </w:rPr>
+        <w:t xml:space="preserve"># what arguments does it take?</w:t>
+      </w:r>
+    </w:p>
+    <w:p>
+      <w:pPr>
+        <w:pStyle w:val="FirstParagraph"/>
+      </w:pPr>
+      <w:r>
+        <w:rPr>
+          <w:b/>
+          <w:bCs/>
+        </w:rPr>
+        <w:t xml:space="preserve">📖 New word</w:t>
+      </w:r>
+    </w:p>
+    <w:p>
+      <w:pPr>
+        <w:pStyle w:val="BodyText"/>
+      </w:pPr>
+      <w:r>
+        <w:rPr>
+          <w:b/>
+          <w:bCs/>
+        </w:rPr>
+        <w:t xml:space="preserve">Argument</w:t>
+      </w:r>
+      <w:r>
+        <w:t xml:space="preserve"> </w:t>
+      </w:r>
+      <w:r>
+        <w:t xml:space="preserve">= an input you hand to a function, inside its</w:t>
+      </w:r>
+      <w:r>
+        <w:t xml:space="preserve"> </w:t>
+      </w:r>
+      <w:r>
+        <w:rPr>
+          <w:rStyle w:val="VerbatimChar"/>
+        </w:rPr>
+        <w:t xml:space="preserve">( )</w:t>
+      </w:r>
+      <w:r>
+        <w:t xml:space="preserve">.</w:t>
+      </w:r>
+    </w:p>
+    <w:p>
+      <w:pPr>
+        <w:pStyle w:val="BodyText"/>
+      </w:pPr>
+      <w:r>
+        <w:drawing>
+          <wp:inline>
+            <wp:extent cx="5334000" cy="4103076"/>
+            <wp:effectExtent b="0" l="0" r="0" t="0"/>
+            <wp:docPr descr="" title="" id="38" name="Picture"/>
+            <a:graphic>
+              <a:graphicData uri="http://schemas.openxmlformats.org/drawingml/2006/picture">
+                <pic:pic>
+                  <pic:nvPicPr>
+                    <pic:cNvPr descr="images/diagram_function.png" id="39" name="Picture"/>
+                    <pic:cNvPicPr>
+                      <a:picLocks noChangeArrowheads="1" noChangeAspect="1"/>
+                    </pic:cNvPicPr>
+                  </pic:nvPicPr>
+                  <pic:blipFill>
+                    <a:blip r:embed="rId37"/>
+                    <a:stretch>
+                      <a:fillRect/>
+                    </a:stretch>
+                  </pic:blipFill>
+                  <pic:spPr bwMode="auto">
+                    <a:xfrm>
+                      <a:off x="0" y="0"/>
+                      <a:ext cx="5334000" cy="4103076"/>
+                    </a:xfrm>
+                    <a:prstGeom prst="rect">
+                      <a:avLst/>
+                    </a:prstGeom>
+                    <a:noFill/>
+                    <a:ln w="9525">
+                      <a:noFill/>
+                      <a:headEnd/>
+                      <a:tailEnd/>
+                    </a:ln>
+                  </pic:spPr>
+                </pic:pic>
+              </a:graphicData>
+            </a:graphic>
+          </wp:inline>
+        </w:drawing>
+      </w:r>
+    </w:p>
+    <w:bookmarkEnd w:id="40"/>
+    <w:bookmarkStart w:id="41" w:name="vectors-a-row-of-values"/>
+    <w:p>
+      <w:pPr>
+        <w:pStyle w:val="Heading1"/>
+      </w:pPr>
+      <w:r>
+        <w:t xml:space="preserve">Vectors — a row of values</w:t>
+      </w:r>
+    </w:p>
+    <w:p>
+      <w:pPr>
+        <w:pStyle w:val="FirstParagraph"/>
+      </w:pPr>
+      <w:r>
+        <w:t xml:space="preserve">A</w:t>
+      </w:r>
+      <w:r>
+        <w:t xml:space="preserve"> </w:t>
+      </w:r>
+      <w:r>
+        <w:rPr>
+          <w:b/>
+          <w:bCs/>
+        </w:rPr>
+        <w:t xml:space="preserve">vector</w:t>
+      </w:r>
+      <w:r>
+        <w:t xml:space="preserve"> </w:t>
+      </w:r>
+      <w:r>
+        <w:t xml:space="preserve">is a series of values built with</w:t>
+      </w:r>
+      <w:r>
+        <w:t xml:space="preserve"> </w:t>
+      </w:r>
+      <w:r>
+        <w:rPr>
+          <w:rStyle w:val="VerbatimChar"/>
+        </w:rPr>
+        <w:t xml:space="preserve">c()</w:t>
+      </w:r>
+      <w:r>
+        <w:t xml:space="preserve"> </w:t>
+      </w:r>
+      <w:r>
+        <w:t xml:space="preserve">(</w:t>
+      </w:r>
+      <w:r>
+        <w:t xml:space="preserve">“combine”</w:t>
+      </w:r>
+      <w:r>
+        <w:t xml:space="preserve">):</w:t>
+      </w:r>
+    </w:p>
+    <w:p>
+      <w:pPr>
+        <w:pStyle w:val="SourceCode"/>
+      </w:pPr>
+      <w:r>
+        <w:rPr>
+          <w:rStyle w:val="NormalTok"/>
+        </w:rPr>
+        <w:t xml:space="preserve">weight_g </w:t>
+      </w:r>
+      <w:r>
+        <w:rPr>
+          <w:rStyle w:val="OtherTok"/>
+        </w:rPr>
+        <w:t xml:space="preserve">&lt;-</w:t>
+      </w:r>
+      <w:r>
+        <w:rPr>
+          <w:rStyle w:val="NormalTok"/>
+        </w:rPr>
+        <w:t xml:space="preserve"> </w:t>
+      </w:r>
+      <w:r>
+        <w:rPr>
+          <w:rStyle w:val="FunctionTok"/>
+        </w:rPr>
+        <w:t xml:space="preserve">c</w:t>
+      </w:r>
+      <w:r>
+        <w:rPr>
+          <w:rStyle w:val="NormalTok"/>
+        </w:rPr>
+        <w:t xml:space="preserve">(</w:t>
+      </w:r>
+      <w:r>
+        <w:rPr>
+          <w:rStyle w:val="DecValTok"/>
+        </w:rPr>
+        <w:t xml:space="preserve">4</w:t>
+      </w:r>
+      <w:r>
+        <w:rPr>
+          <w:rStyle w:val="NormalTok"/>
+        </w:rPr>
+        <w:t xml:space="preserve">, </w:t>
+      </w:r>
+      <w:r>
+        <w:rPr>
+          <w:rStyle w:val="DecValTok"/>
+        </w:rPr>
+        <w:t xml:space="preserve">3</w:t>
+      </w:r>
+      <w:r>
+        <w:rPr>
+          <w:rStyle w:val="NormalTok"/>
+        </w:rPr>
+        <w:t xml:space="preserve">, </w:t>
+      </w:r>
+      <w:r>
+        <w:rPr>
+          <w:rStyle w:val="DecValTok"/>
+        </w:rPr>
+        <w:t xml:space="preserve">5</w:t>
+      </w:r>
+      <w:r>
+        <w:rPr>
+          <w:rStyle w:val="NormalTok"/>
+        </w:rPr>
+        <w:t xml:space="preserve">, </w:t>
+      </w:r>
+      <w:r>
+        <w:rPr>
+          <w:rStyle w:val="DecValTok"/>
+        </w:rPr>
+        <w:t xml:space="preserve">7</w:t>
+      </w:r>
+      <w:r>
+        <w:rPr>
+          <w:rStyle w:val="NormalTok"/>
+        </w:rPr>
+        <w:t xml:space="preserve">)     </w:t>
+      </w:r>
+      <w:r>
+        <w:rPr>
+          <w:rStyle w:val="CommentTok"/>
+        </w:rPr>
+        <w:t xml:space="preserve"># numbers</w:t>
+      </w:r>
+      <w:r>
+        <w:br/>
+      </w:r>
+      <w:r>
+        <w:rPr>
+          <w:rStyle w:val="NormalTok"/>
+        </w:rPr>
+        <w:t xml:space="preserve">side     </w:t>
+      </w:r>
+      <w:r>
+        <w:rPr>
+          <w:rStyle w:val="OtherTok"/>
+        </w:rPr>
+        <w:t xml:space="preserve">&lt;-</w:t>
+      </w:r>
+      <w:r>
+        <w:rPr>
+          <w:rStyle w:val="NormalTok"/>
+        </w:rPr>
+        <w:t xml:space="preserve"> </w:t>
+      </w:r>
+      <w:r>
+        <w:rPr>
+          <w:rStyle w:val="FunctionTok"/>
+        </w:rPr>
+        <w:t xml:space="preserve">c</w:t>
+      </w:r>
+      <w:r>
+        <w:rPr>
+          <w:rStyle w:val="NormalTok"/>
+        </w:rPr>
+        <w:t xml:space="preserve">(</w:t>
+      </w:r>
+      <w:r>
+        <w:rPr>
+          <w:rStyle w:val="StringTok"/>
+        </w:rPr>
+        <w:t xml:space="preserve">"sunny"</w:t>
+      </w:r>
+      <w:r>
+        <w:rPr>
+          <w:rStyle w:val="NormalTok"/>
+        </w:rPr>
+        <w:t xml:space="preserve">, </w:t>
+      </w:r>
+      <w:r>
+        <w:rPr>
+          <w:rStyle w:val="StringTok"/>
+        </w:rPr>
+        <w:t xml:space="preserve">"shady"</w:t>
+      </w:r>
+      <w:r>
+        <w:rPr>
+          <w:rStyle w:val="NormalTok"/>
+        </w:rPr>
+        <w:t xml:space="preserve">)  </w:t>
+      </w:r>
+      <w:r>
+        <w:rPr>
+          <w:rStyle w:val="CommentTok"/>
+        </w:rPr>
+        <w:t xml:space="preserve"># text needs quotes</w:t>
+      </w:r>
+    </w:p>
+    <w:p>
+      <w:pPr>
+        <w:pStyle w:val="FirstParagraph"/>
+      </w:pPr>
+      <w:r>
+        <w:t xml:space="preserve">Inspect any vector:</w:t>
+      </w:r>
+    </w:p>
+    <w:p>
+      <w:pPr>
+        <w:pStyle w:val="SourceCode"/>
+      </w:pPr>
+      <w:r>
+        <w:rPr>
+          <w:rStyle w:val="FunctionTok"/>
+        </w:rPr>
+        <w:t xml:space="preserve">length</w:t>
+      </w:r>
+      <w:r>
+        <w:rPr>
+          <w:rStyle w:val="NormalTok"/>
+        </w:rPr>
+        <w:t xml:space="preserve">(weight_g)   </w:t>
+      </w:r>
+      <w:r>
+        <w:rPr>
+          <w:rStyle w:val="CommentTok"/>
+        </w:rPr>
+        <w:t xml:space="preserve"># how many values?</w:t>
+      </w:r>
+      <w:r>
+        <w:br/>
+      </w:r>
+      <w:r>
+        <w:rPr>
+          <w:rStyle w:val="FunctionTok"/>
+        </w:rPr>
+        <w:t xml:space="preserve">class</w:t>
+      </w:r>
+      <w:r>
+        <w:rPr>
+          <w:rStyle w:val="NormalTok"/>
+        </w:rPr>
+        <w:t xml:space="preserve">(weight_g)    </w:t>
+      </w:r>
+      <w:r>
+        <w:rPr>
+          <w:rStyle w:val="CommentTok"/>
+        </w:rPr>
+        <w:t xml:space="preserve"># what type?</w:t>
+      </w:r>
+      <w:r>
+        <w:br/>
+      </w:r>
+      <w:r>
+        <w:rPr>
+          <w:rStyle w:val="FunctionTok"/>
+        </w:rPr>
+        <w:t xml:space="preserve">str</w:t>
+      </w:r>
+      <w:r>
+        <w:rPr>
+          <w:rStyle w:val="NormalTok"/>
+        </w:rPr>
+        <w:t xml:space="preserve">(weight_g)      </w:t>
+      </w:r>
+      <w:r>
+        <w:rPr>
+          <w:rStyle w:val="CommentTok"/>
+        </w:rPr>
+        <w:t xml:space="preserve"># quick structure overview</w:t>
+      </w:r>
+    </w:p>
+    <w:p>
+      <w:pPr>
+        <w:pStyle w:val="FirstParagraph"/>
+      </w:pPr>
+      <w:r>
+        <w:rPr>
+          <w:b/>
+          <w:bCs/>
+        </w:rPr>
+        <w:t xml:space="preserve">⚠️ Watch out!</w:t>
+      </w:r>
+    </w:p>
+    <w:p>
+      <w:pPr>
+        <w:pStyle w:val="BodyText"/>
+      </w:pPr>
+      <w:r>
+        <w:t xml:space="preserve">Quotes matter:</w:t>
+      </w:r>
+      <w:r>
+        <w:t xml:space="preserve"> </w:t>
+      </w:r>
+      <w:r>
+        <w:rPr>
+          <w:rStyle w:val="VerbatimChar"/>
+        </w:rPr>
+        <w:t xml:space="preserve">"sunny"</w:t>
+      </w:r>
+      <w:r>
+        <w:t xml:space="preserve"> </w:t>
+      </w:r>
+      <w:r>
+        <w:t xml:space="preserve">is text. Without quotes, R hunts for an</w:t>
+      </w:r>
+      <w:r>
+        <w:t xml:space="preserve"> </w:t>
+      </w:r>
+      <w:r>
+        <w:rPr>
+          <w:b/>
+          <w:bCs/>
+        </w:rPr>
+        <w:t xml:space="preserve">object</w:t>
+      </w:r>
+      <w:r>
+        <w:t xml:space="preserve"> </w:t>
+      </w:r>
+      <w:r>
+        <w:t xml:space="preserve">named</w:t>
+      </w:r>
+      <w:r>
+        <w:t xml:space="preserve"> </w:t>
+      </w:r>
+      <w:r>
+        <w:rPr>
+          <w:rStyle w:val="VerbatimChar"/>
+        </w:rPr>
+        <w:t xml:space="preserve">sunny</w:t>
+      </w:r>
+      <w:r>
+        <w:t xml:space="preserve"> </w:t>
+      </w:r>
+      <w:r>
+        <w:t xml:space="preserve">and errors when it can’t find one.</w:t>
+      </w:r>
+    </w:p>
+    <w:p>
+      <w:pPr>
+        <w:pStyle w:val="BodyText"/>
+      </w:pPr>
+      <w:r>
+        <w:rPr>
+          <w:b/>
+          <w:bCs/>
+        </w:rPr>
+        <w:t xml:space="preserve">✅ Key idea</w:t>
+      </w:r>
+    </w:p>
+    <w:p>
+      <w:pPr>
+        <w:pStyle w:val="BodyText"/>
+      </w:pPr>
+      <w:r>
+        <w:t xml:space="preserve">A vector is the workhorse of R. A spreadsheet</w:t>
+      </w:r>
+      <w:r>
+        <w:t xml:space="preserve"> </w:t>
+      </w:r>
+      <w:r>
+        <w:rPr>
+          <w:b/>
+          <w:bCs/>
+        </w:rPr>
+        <w:t xml:space="preserve">column</w:t>
+      </w:r>
+      <w:r>
+        <w:t xml:space="preserve"> </w:t>
+      </w:r>
+      <w:r>
+        <w:t xml:space="preserve">is really just a vector.</w:t>
+      </w:r>
+    </w:p>
+    <w:bookmarkEnd w:id="41"/>
+    <w:bookmarkStart w:id="45" w:name="data-types-live-inside-vectors"/>
+    <w:p>
+      <w:pPr>
+        <w:pStyle w:val="Heading1"/>
+      </w:pPr>
+      <w:r>
+        <w:t xml:space="preserve">Data types live inside vectors</w:t>
+      </w:r>
+    </w:p>
+    <w:p>
+      <w:pPr>
+        <w:pStyle w:val="FirstParagraph"/>
+      </w:pPr>
+      <w:r>
+        <w:t xml:space="preserve">Every vector holds</w:t>
+      </w:r>
+      <w:r>
+        <w:t xml:space="preserve"> </w:t>
+      </w:r>
+      <w:r>
+        <w:rPr>
+          <w:b/>
+          <w:bCs/>
+        </w:rPr>
+        <w:t xml:space="preserve">one type</w:t>
+      </w:r>
+      <w:r>
+        <w:t xml:space="preserve">:</w:t>
+      </w:r>
+    </w:p>
+    <w:p>
+      <w:pPr>
+        <w:pStyle w:val="Compact"/>
+        <w:numPr>
+          <w:ilvl w:val="0"/>
+          <w:numId w:val="1014"/>
+        </w:numPr>
+      </w:pPr>
+      <w:r>
+        <w:rPr>
+          <w:rStyle w:val="VerbatimChar"/>
+        </w:rPr>
+        <w:t xml:space="preserve">numeric</w:t>
+      </w:r>
+      <w:r>
+        <w:t xml:space="preserve"> </w:t>
+      </w:r>
+      <w:r>
+        <w:t xml:space="preserve">—</w:t>
+      </w:r>
+      <w:r>
+        <w:t xml:space="preserve"> </w:t>
+      </w:r>
+      <w:r>
+        <w:rPr>
+          <w:rStyle w:val="VerbatimChar"/>
+        </w:rPr>
+        <w:t xml:space="preserve">4</w:t>
+      </w:r>
+      <w:r>
+        <w:t xml:space="preserve">,</w:t>
+      </w:r>
+      <w:r>
+        <w:t xml:space="preserve"> </w:t>
+      </w:r>
+      <w:r>
+        <w:rPr>
+          <w:rStyle w:val="VerbatimChar"/>
+        </w:rPr>
+        <w:t xml:space="preserve">3.5</w:t>
+      </w:r>
+    </w:p>
+    <w:p>
+      <w:pPr>
+        <w:pStyle w:val="Compact"/>
+        <w:numPr>
+          <w:ilvl w:val="0"/>
+          <w:numId w:val="1014"/>
+        </w:numPr>
+      </w:pPr>
+      <w:r>
+        <w:rPr>
+          <w:rStyle w:val="VerbatimChar"/>
+        </w:rPr>
+        <w:t xml:space="preserve">character</w:t>
+      </w:r>
+      <w:r>
+        <w:t xml:space="preserve"> </w:t>
+      </w:r>
+      <w:r>
+        <w:t xml:space="preserve">—</w:t>
+      </w:r>
+      <w:r>
+        <w:t xml:space="preserve"> </w:t>
+      </w:r>
+      <w:r>
+        <w:rPr>
+          <w:rStyle w:val="VerbatimChar"/>
+        </w:rPr>
+        <w:t xml:space="preserve">"sunny"</w:t>
+      </w:r>
+    </w:p>
+    <w:p>
+      <w:pPr>
+        <w:pStyle w:val="Compact"/>
+        <w:numPr>
+          <w:ilvl w:val="0"/>
+          <w:numId w:val="1014"/>
+        </w:numPr>
+      </w:pPr>
+      <w:r>
+        <w:rPr>
+          <w:rStyle w:val="VerbatimChar"/>
+        </w:rPr>
+        <w:t xml:space="preserve">logical</w:t>
+      </w:r>
+      <w:r>
+        <w:t xml:space="preserve"> </w:t>
+      </w:r>
+      <w:r>
+        <w:t xml:space="preserve">—</w:t>
+      </w:r>
+      <w:r>
+        <w:t xml:space="preserve"> </w:t>
+      </w:r>
+      <w:r>
+        <w:rPr>
+          <w:rStyle w:val="VerbatimChar"/>
+        </w:rPr>
+        <w:t xml:space="preserve">TRUE</w:t>
+      </w:r>
+      <w:r>
+        <w:t xml:space="preserve"> </w:t>
+      </w:r>
+      <w:r>
+        <w:t xml:space="preserve">/</w:t>
+      </w:r>
+      <w:r>
+        <w:t xml:space="preserve"> </w:t>
+      </w:r>
+      <w:r>
+        <w:rPr>
+          <w:rStyle w:val="VerbatimChar"/>
+        </w:rPr>
+        <w:t xml:space="preserve">FALSE</w:t>
+      </w:r>
+    </w:p>
+    <w:p>
+      <w:pPr>
+        <w:pStyle w:val="Compact"/>
+        <w:numPr>
+          <w:ilvl w:val="0"/>
+          <w:numId w:val="1014"/>
+        </w:numPr>
+      </w:pPr>
+      <w:r>
+        <w:rPr>
+          <w:rStyle w:val="VerbatimChar"/>
+        </w:rPr>
+        <w:t xml:space="preserve">integer</w:t>
+      </w:r>
+      <w:r>
+        <w:t xml:space="preserve"> </w:t>
+      </w:r>
+      <w:r>
+        <w:t xml:space="preserve">—</w:t>
+      </w:r>
+      <w:r>
+        <w:t xml:space="preserve"> </w:t>
+      </w:r>
+      <w:r>
+        <w:rPr>
+          <w:rStyle w:val="VerbatimChar"/>
+        </w:rPr>
+        <w:t xml:space="preserve">2L</w:t>
+      </w:r>
+    </w:p>
+    <w:p>
+      <w:pPr>
+        <w:pStyle w:val="FirstParagraph"/>
+      </w:pPr>
+      <w:r>
+        <w:t xml:space="preserve">Mix types and R quietly</w:t>
+      </w:r>
+      <w:r>
+        <w:t xml:space="preserve"> </w:t>
+      </w:r>
+      <w:r>
+        <w:rPr>
+          <w:b/>
+          <w:bCs/>
+        </w:rPr>
+        <w:t xml:space="preserve">coerces</w:t>
+      </w:r>
+      <w:r>
+        <w:t xml:space="preserve"> </w:t>
+      </w:r>
+      <w:r>
+        <w:t xml:space="preserve">them all to one:</w:t>
+      </w:r>
+    </w:p>
+    <w:p>
+      <w:pPr>
+        <w:pStyle w:val="SourceCode"/>
+      </w:pPr>
+      <w:r>
+        <w:rPr>
+          <w:rStyle w:val="FunctionTok"/>
+        </w:rPr>
+        <w:t xml:space="preserve">c</w:t>
+      </w:r>
+      <w:r>
+        <w:rPr>
+          <w:rStyle w:val="NormalTok"/>
+        </w:rPr>
+        <w:t xml:space="preserve">(</w:t>
+      </w:r>
+      <w:r>
+        <w:rPr>
+          <w:rStyle w:val="DecValTok"/>
+        </w:rPr>
+        <w:t xml:space="preserve">1</w:t>
+      </w:r>
+      <w:r>
+        <w:rPr>
+          <w:rStyle w:val="NormalTok"/>
+        </w:rPr>
+        <w:t xml:space="preserve">, </w:t>
+      </w:r>
+      <w:r>
+        <w:rPr>
+          <w:rStyle w:val="DecValTok"/>
+        </w:rPr>
+        <w:t xml:space="preserve">2</w:t>
+      </w:r>
+      <w:r>
+        <w:rPr>
+          <w:rStyle w:val="NormalTok"/>
+        </w:rPr>
+        <w:t xml:space="preserve">, </w:t>
+      </w:r>
+      <w:r>
+        <w:rPr>
+          <w:rStyle w:val="DecValTok"/>
+        </w:rPr>
+        <w:t xml:space="preserve">3</w:t>
+      </w:r>
+      <w:r>
+        <w:rPr>
+          <w:rStyle w:val="NormalTok"/>
+        </w:rPr>
+        <w:t xml:space="preserve">, </w:t>
+      </w:r>
+      <w:r>
+        <w:rPr>
+          <w:rStyle w:val="StringTok"/>
+        </w:rPr>
+        <w:t xml:space="preserve">"a"</w:t>
+      </w:r>
+      <w:r>
+        <w:rPr>
+          <w:rStyle w:val="NormalTok"/>
+        </w:rPr>
+        <w:t xml:space="preserve">)     </w:t>
+      </w:r>
+      <w:r>
+        <w:rPr>
+          <w:rStyle w:val="CommentTok"/>
+        </w:rPr>
+        <w:t xml:space="preserve"># all become character</w:t>
+      </w:r>
+      <w:r>
+        <w:br/>
+      </w:r>
+      <w:r>
+        <w:rPr>
+          <w:rStyle w:val="FunctionTok"/>
+        </w:rPr>
+        <w:t xml:space="preserve">c</w:t>
+      </w:r>
+      <w:r>
+        <w:rPr>
+          <w:rStyle w:val="NormalTok"/>
+        </w:rPr>
+        <w:t xml:space="preserve">(</w:t>
+      </w:r>
+      <w:r>
+        <w:rPr>
+          <w:rStyle w:val="DecValTok"/>
+        </w:rPr>
+        <w:t xml:space="preserve">1</w:t>
+      </w:r>
+      <w:r>
+        <w:rPr>
+          <w:rStyle w:val="NormalTok"/>
+        </w:rPr>
+        <w:t xml:space="preserve">, </w:t>
+      </w:r>
+      <w:r>
+        <w:rPr>
+          <w:rStyle w:val="DecValTok"/>
+        </w:rPr>
+        <w:t xml:space="preserve">2</w:t>
+      </w:r>
+      <w:r>
+        <w:rPr>
+          <w:rStyle w:val="NormalTok"/>
+        </w:rPr>
+        <w:t xml:space="preserve">, </w:t>
+      </w:r>
+      <w:r>
+        <w:rPr>
+          <w:rStyle w:val="DecValTok"/>
+        </w:rPr>
+        <w:t xml:space="preserve">3</w:t>
+      </w:r>
+      <w:r>
+        <w:rPr>
+          <w:rStyle w:val="NormalTok"/>
+        </w:rPr>
+        <w:t xml:space="preserve">, </w:t>
+      </w:r>
+      <w:r>
+        <w:rPr>
+          <w:rStyle w:val="ConstantTok"/>
+        </w:rPr>
+        <w:t xml:space="preserve">TRUE</w:t>
+      </w:r>
+      <w:r>
+        <w:rPr>
+          <w:rStyle w:val="NormalTok"/>
+        </w:rPr>
+        <w:t xml:space="preserve">)    </w:t>
+      </w:r>
+      <w:r>
+        <w:rPr>
+          <w:rStyle w:val="CommentTok"/>
+        </w:rPr>
+        <w:t xml:space="preserve"># all become numeric</w:t>
+      </w:r>
+      <w:r>
+        <w:br/>
+      </w:r>
+      <w:r>
+        <w:rPr>
+          <w:rStyle w:val="FunctionTok"/>
+        </w:rPr>
+        <w:t xml:space="preserve">class</w:t>
+      </w:r>
+      <w:r>
+        <w:rPr>
+          <w:rStyle w:val="NormalTok"/>
+        </w:rPr>
+        <w:t xml:space="preserve">(</w:t>
+      </w:r>
+      <w:r>
+        <w:rPr>
+          <w:rStyle w:val="FunctionTok"/>
+        </w:rPr>
+        <w:t xml:space="preserve">c</w:t>
+      </w:r>
+      <w:r>
+        <w:rPr>
+          <w:rStyle w:val="NormalTok"/>
+        </w:rPr>
+        <w:t xml:space="preserve">(</w:t>
+      </w:r>
+      <w:r>
+        <w:rPr>
+          <w:rStyle w:val="DecValTok"/>
+        </w:rPr>
+        <w:t xml:space="preserve">1</w:t>
+      </w:r>
+      <w:r>
+        <w:rPr>
+          <w:rStyle w:val="NormalTok"/>
+        </w:rPr>
+        <w:t xml:space="preserve">, </w:t>
+      </w:r>
+      <w:r>
+        <w:rPr>
+          <w:rStyle w:val="DecValTok"/>
+        </w:rPr>
+        <w:t xml:space="preserve">2</w:t>
+      </w:r>
+      <w:r>
+        <w:rPr>
+          <w:rStyle w:val="NormalTok"/>
+        </w:rPr>
+        <w:t xml:space="preserve">, </w:t>
+      </w:r>
+      <w:r>
+        <w:rPr>
+          <w:rStyle w:val="DecValTok"/>
+        </w:rPr>
+        <w:t xml:space="preserve">3</w:t>
+      </w:r>
+      <w:r>
+        <w:rPr>
+          <w:rStyle w:val="NormalTok"/>
+        </w:rPr>
+        <w:t xml:space="preserve">, </w:t>
+      </w:r>
+      <w:r>
+        <w:rPr>
+          <w:rStyle w:val="StringTok"/>
+        </w:rPr>
+        <w:t xml:space="preserve">"a"</w:t>
+      </w:r>
+      <w:r>
+        <w:rPr>
+          <w:rStyle w:val="NormalTok"/>
+        </w:rPr>
+        <w:t xml:space="preserve">))</w:t>
+      </w:r>
+    </w:p>
+    <w:p>
+      <w:pPr>
+        <w:pStyle w:val="FirstParagraph"/>
+      </w:pPr>
+      <w:r>
+        <w:rPr>
+          <w:b/>
+          <w:bCs/>
+        </w:rPr>
+        <w:t xml:space="preserve">📖 New word</w:t>
+      </w:r>
+    </w:p>
+    <w:p>
+      <w:pPr>
+        <w:pStyle w:val="BodyText"/>
+      </w:pPr>
+      <w:r>
+        <w:rPr>
+          <w:b/>
+          <w:bCs/>
+        </w:rPr>
+        <w:t xml:space="preserve">Coercion</w:t>
+      </w:r>
+      <w:r>
+        <w:t xml:space="preserve"> </w:t>
+      </w:r>
+      <w:r>
+        <w:t xml:space="preserve">= R automatically converting everything in a vector to a single shared type.</w:t>
+      </w:r>
+    </w:p>
+    <w:p>
+      <w:pPr>
+        <w:pStyle w:val="BodyText"/>
+      </w:pPr>
+      <w:r>
+        <w:drawing>
+          <wp:inline>
+            <wp:extent cx="5334000" cy="4308230"/>
+            <wp:effectExtent b="0" l="0" r="0" t="0"/>
+            <wp:docPr descr="" title="" id="43" name="Picture"/>
+            <a:graphic>
+              <a:graphicData uri="http://schemas.openxmlformats.org/drawingml/2006/picture">
+                <pic:pic>
+                  <pic:nvPicPr>
+                    <pic:cNvPr descr="images/diagram_datatypes.png" id="44" name="Picture"/>
+                    <pic:cNvPicPr>
+                      <a:picLocks noChangeArrowheads="1" noChangeAspect="1"/>
+                    </pic:cNvPicPr>
+                  </pic:nvPicPr>
+                  <pic:blipFill>
+                    <a:blip r:embed="rId42"/>
+                    <a:stretch>
+                      <a:fillRect/>
+                    </a:stretch>
+                  </pic:blipFill>
+                  <pic:spPr bwMode="auto">
+                    <a:xfrm>
+                      <a:off x="0" y="0"/>
+                      <a:ext cx="5334000" cy="4308230"/>
+                    </a:xfrm>
+                    <a:prstGeom prst="rect">
+                      <a:avLst/>
+                    </a:prstGeom>
+                    <a:noFill/>
+                    <a:ln w="9525">
+                      <a:noFill/>
+                      <a:headEnd/>
+                      <a:tailEnd/>
+                    </a:ln>
+                  </pic:spPr>
+                </pic:pic>
+              </a:graphicData>
+            </a:graphic>
+          </wp:inline>
+        </w:drawing>
+      </w:r>
+    </w:p>
+    <w:bookmarkEnd w:id="45"/>
+    <w:bookmarkStart w:id="50" w:name="part-3-from-console-to-script"/>
+    <w:p>
+      <w:pPr>
+        <w:pStyle w:val="Heading1"/>
+      </w:pPr>
+      <w:r>
+        <w:t xml:space="preserve">Part 3 · From console to script</w:t>
+      </w:r>
+    </w:p>
+    <w:bookmarkStart w:id="49" w:name="dont-retype-use-a-script"/>
+    <w:p>
+      <w:pPr>
+        <w:pStyle w:val="Heading3"/>
+      </w:pPr>
+      <w:r>
+        <w:t xml:space="preserve">Don’t retype — use a</w:t>
+      </w:r>
+      <w:r>
+        <w:t xml:space="preserve"> </w:t>
+      </w:r>
+      <w:r>
+        <w:rPr>
+          <w:b/>
+          <w:bCs/>
+        </w:rPr>
+        <w:t xml:space="preserve">script</w:t>
+      </w:r>
+    </w:p>
+    <w:p>
+      <w:pPr>
+        <w:pStyle w:val="FirstParagraph"/>
+      </w:pPr>
+      <w:r>
+        <w:t xml:space="preserve">The console forgets. A</w:t>
+      </w:r>
+      <w:r>
+        <w:t xml:space="preserve"> </w:t>
+      </w:r>
+      <w:r>
+        <w:rPr>
+          <w:b/>
+          <w:bCs/>
+        </w:rPr>
+        <w:t xml:space="preserve">script</w:t>
+      </w:r>
+      <w:r>
+        <w:t xml:space="preserve"> </w:t>
+      </w:r>
+      <w:r>
+        <w:t xml:space="preserve">(</w:t>
+      </w:r>
+      <w:r>
+        <w:rPr>
+          <w:rStyle w:val="VerbatimChar"/>
+        </w:rPr>
+        <w:t xml:space="preserve">.R</w:t>
+      </w:r>
+      <w:r>
+        <w:t xml:space="preserve"> </w:t>
+      </w:r>
+      <w:r>
+        <w:t xml:space="preserve">file) remembers and re-runs.</w:t>
+      </w:r>
+    </w:p>
+    <w:p>
+      <w:pPr>
+        <w:pStyle w:val="Compact"/>
+        <w:numPr>
+          <w:ilvl w:val="0"/>
+          <w:numId w:val="1015"/>
+        </w:numPr>
+      </w:pPr>
+      <w:r>
+        <w:rPr>
+          <w:b/>
+          <w:bCs/>
+        </w:rPr>
+        <w:t xml:space="preserve">File → New File → R File</w:t>
+      </w:r>
+      <w:r>
+        <w:t xml:space="preserve"> </w:t>
+      </w:r>
+      <w:r>
+        <w:t xml:space="preserve">opens</w:t>
+      </w:r>
+      <w:r>
+        <w:t xml:space="preserve"> </w:t>
+      </w:r>
+      <w:r>
+        <w:rPr>
+          <w:rStyle w:val="VerbatimChar"/>
+        </w:rPr>
+        <w:t xml:space="preserve">Untitled-1</w:t>
+      </w:r>
+    </w:p>
+    <w:p>
+      <w:pPr>
+        <w:pStyle w:val="Compact"/>
+        <w:numPr>
+          <w:ilvl w:val="0"/>
+          <w:numId w:val="1015"/>
+        </w:numPr>
+      </w:pPr>
+      <w:r>
+        <w:t xml:space="preserve">Type your commands, one per line</w:t>
+      </w:r>
+    </w:p>
+    <w:p>
+      <w:pPr>
+        <w:pStyle w:val="Compact"/>
+        <w:numPr>
+          <w:ilvl w:val="0"/>
+          <w:numId w:val="1015"/>
+        </w:numPr>
+      </w:pPr>
+      <w:r>
+        <w:t xml:space="preserve">Put the cursor on a line and press</w:t>
+      </w:r>
+      <w:r>
+        <w:t xml:space="preserve"> </w:t>
+      </w:r>
+      <w:r>
+        <w:t xml:space="preserve">Ctrl/Cmd</w:t>
+      </w:r>
+      <w:r>
+        <w:t xml:space="preserve"> </w:t>
+      </w:r>
+      <w:r>
+        <w:t xml:space="preserve">+</w:t>
+      </w:r>
+      <w:r>
+        <w:t xml:space="preserve"> </w:t>
+      </w:r>
+      <w:r>
+        <w:t xml:space="preserve">Enter</w:t>
+      </w:r>
+      <w:r>
+        <w:t xml:space="preserve"> </w:t>
+      </w:r>
+      <w:r>
+        <w:t xml:space="preserve">to run it</w:t>
+      </w:r>
+    </w:p>
+    <w:p>
+      <w:pPr>
+        <w:pStyle w:val="Compact"/>
+        <w:numPr>
+          <w:ilvl w:val="0"/>
+          <w:numId w:val="1015"/>
+        </w:numPr>
+      </w:pPr>
+      <w:r>
+        <w:rPr>
+          <w:b/>
+          <w:bCs/>
+        </w:rPr>
+        <w:t xml:space="preserve">Save</w:t>
+      </w:r>
+      <w:r>
+        <w:t xml:space="preserve"> </w:t>
+      </w:r>
+      <w:r>
+        <w:t xml:space="preserve">with</w:t>
+      </w:r>
+      <w:r>
+        <w:t xml:space="preserve"> </w:t>
+      </w:r>
+      <w:r>
+        <w:t xml:space="preserve">Ctrl/Cmd</w:t>
+      </w:r>
+      <w:r>
+        <w:t xml:space="preserve"> </w:t>
+      </w:r>
+      <w:r>
+        <w:t xml:space="preserve">+</w:t>
+      </w:r>
+      <w:r>
+        <w:t xml:space="preserve"> </w:t>
+      </w:r>
+      <w:r>
+        <w:t xml:space="preserve">S</w:t>
+      </w:r>
+      <w:r>
+        <w:t xml:space="preserve"> </w:t>
+      </w:r>
+      <w:r>
+        <w:t xml:space="preserve">— reopen later and rerun everything</w:t>
+      </w:r>
+    </w:p>
+    <w:p>
+      <w:pPr>
+        <w:pStyle w:val="SourceCode"/>
+      </w:pPr>
+      <w:r>
+        <w:rPr>
+          <w:rStyle w:val="NormalTok"/>
+        </w:rPr>
+        <w:t xml:space="preserve">x    </w:t>
+      </w:r>
+      <w:r>
+        <w:rPr>
+          <w:rStyle w:val="OtherTok"/>
+        </w:rPr>
+        <w:t xml:space="preserve">&lt;-</w:t>
+      </w:r>
+      <w:r>
+        <w:rPr>
+          <w:rStyle w:val="NormalTok"/>
+        </w:rPr>
+        <w:t xml:space="preserve"> </w:t>
+      </w:r>
+      <w:r>
+        <w:rPr>
+          <w:rStyle w:val="DecValTok"/>
+        </w:rPr>
+        <w:t xml:space="preserve">7</w:t>
+      </w:r>
+      <w:r>
+        <w:br/>
+      </w:r>
+      <w:r>
+        <w:rPr>
+          <w:rStyle w:val="NormalTok"/>
+        </w:rPr>
+        <w:t xml:space="preserve">y    </w:t>
+      </w:r>
+      <w:r>
+        <w:rPr>
+          <w:rStyle w:val="OtherTok"/>
+        </w:rPr>
+        <w:t xml:space="preserve">&lt;-</w:t>
+      </w:r>
+      <w:r>
+        <w:rPr>
+          <w:rStyle w:val="NormalTok"/>
+        </w:rPr>
+        <w:t xml:space="preserve"> </w:t>
+      </w:r>
+      <w:r>
+        <w:rPr>
+          <w:rStyle w:val="DecValTok"/>
+        </w:rPr>
+        <w:t xml:space="preserve">5</w:t>
+      </w:r>
+      <w:r>
+        <w:br/>
+      </w:r>
+      <w:r>
+        <w:rPr>
+          <w:rStyle w:val="NormalTok"/>
+        </w:rPr>
+        <w:t xml:space="preserve">text </w:t>
+      </w:r>
+      <w:r>
+        <w:rPr>
+          <w:rStyle w:val="OtherTok"/>
+        </w:rPr>
+        <w:t xml:space="preserve">&lt;-</w:t>
+      </w:r>
+      <w:r>
+        <w:rPr>
+          <w:rStyle w:val="NormalTok"/>
+        </w:rPr>
+        <w:t xml:space="preserve"> </w:t>
+      </w:r>
+      <w:r>
+        <w:rPr>
+          <w:rStyle w:val="StringTok"/>
+        </w:rPr>
+        <w:t xml:space="preserve">"say hello"</w:t>
+      </w:r>
+      <w:r>
+        <w:br/>
+      </w:r>
+      <w:r>
+        <w:rPr>
+          <w:rStyle w:val="NormalTok"/>
+        </w:rPr>
+        <w:t xml:space="preserve">x </w:t>
+      </w:r>
+      <w:r>
+        <w:rPr>
+          <w:rStyle w:val="SpecialCharTok"/>
+        </w:rPr>
+        <w:t xml:space="preserve">+</w:t>
+      </w:r>
+      <w:r>
+        <w:rPr>
+          <w:rStyle w:val="NormalTok"/>
+        </w:rPr>
+        <w:t xml:space="preserve"> y</w:t>
+      </w:r>
+    </w:p>
+    <w:p>
+      <w:pPr>
+        <w:pStyle w:val="FirstParagraph"/>
+      </w:pPr>
+      <w:r>
+        <w:rPr>
+          <w:b/>
+          <w:bCs/>
+        </w:rPr>
+        <w:t xml:space="preserve">✅ Key idea</w:t>
+      </w:r>
+    </w:p>
+    <w:p>
+      <w:pPr>
+        <w:pStyle w:val="BodyText"/>
+      </w:pPr>
+      <w:r>
+        <w:t xml:space="preserve">Console = scratch paper. Script = the lab notebook you keep.</w:t>
+      </w:r>
+    </w:p>
+    <w:p>
+      <w:pPr>
+        <w:pStyle w:val="BodyText"/>
+      </w:pPr>
+      <w:r>
+        <w:drawing>
+          <wp:inline>
+            <wp:extent cx="5334000" cy="4171461"/>
+            <wp:effectExtent b="0" l="0" r="0" t="0"/>
+            <wp:docPr descr="" title="" id="47" name="Picture"/>
+            <a:graphic>
+              <a:graphicData uri="http://schemas.openxmlformats.org/drawingml/2006/picture">
+                <pic:pic>
+                  <pic:nvPicPr>
+                    <pic:cNvPr descr="images/paste-2.png" id="48" name="Picture"/>
+                    <pic:cNvPicPr>
+                      <a:picLocks noChangeArrowheads="1" noChangeAspect="1"/>
+                    </pic:cNvPicPr>
+                  </pic:nvPicPr>
+                  <pic:blipFill>
+                    <a:blip r:embed="rId46"/>
+                    <a:stretch>
+                      <a:fillRect/>
+                    </a:stretch>
+                  </pic:blipFill>
+                  <pic:spPr bwMode="auto">
+                    <a:xfrm>
+                      <a:off x="0" y="0"/>
+                      <a:ext cx="5334000" cy="4171461"/>
+                    </a:xfrm>
+                    <a:prstGeom prst="rect">
+                      <a:avLst/>
+                    </a:prstGeom>
+                    <a:noFill/>
+                    <a:ln w="9525">
+                      <a:noFill/>
+                      <a:headEnd/>
+                      <a:tailEnd/>
+                    </a:ln>
+                  </pic:spPr>
+                </pic:pic>
+              </a:graphicData>
+            </a:graphic>
+          </wp:inline>
+        </w:drawing>
+      </w:r>
+    </w:p>
+    <w:bookmarkEnd w:id="49"/>
+    <w:bookmarkEnd w:id="50"/>
+    <w:bookmarkStart w:id="51" w:name="packages-vs.-libraries"/>
+    <w:p>
+      <w:pPr>
+        <w:pStyle w:val="Heading1"/>
+      </w:pPr>
+      <w:r>
+        <w:t xml:space="preserve">Packages vs. libraries</w:t>
+      </w:r>
+    </w:p>
+    <w:p>
+      <w:pPr>
+        <w:pStyle w:val="FirstParagraph"/>
+      </w:pPr>
+      <w:r>
+        <w:t xml:space="preserve">Like apps for your phone,</w:t>
+      </w:r>
+      <w:r>
+        <w:t xml:space="preserve"> </w:t>
+      </w:r>
+      <w:r>
+        <w:rPr>
+          <w:b/>
+          <w:bCs/>
+        </w:rPr>
+        <w:t xml:space="preserve">packages</w:t>
+      </w:r>
+      <w:r>
+        <w:t xml:space="preserve"> </w:t>
+      </w:r>
+      <w:r>
+        <w:t xml:space="preserve">add new abilities to R.</w:t>
+      </w:r>
+    </w:p>
+    <w:p>
+      <w:pPr>
+        <w:pStyle w:val="Compact"/>
+        <w:numPr>
+          <w:ilvl w:val="0"/>
+          <w:numId w:val="1016"/>
+        </w:numPr>
+      </w:pPr>
+      <w:r>
+        <w:rPr>
+          <w:b/>
+          <w:bCs/>
+        </w:rPr>
+        <w:t xml:space="preserve">Install once</w:t>
+      </w:r>
+      <w:r>
+        <w:t xml:space="preserve"> </w:t>
+      </w:r>
+      <w:r>
+        <w:t xml:space="preserve">(download the app):</w:t>
+      </w:r>
+    </w:p>
+    <w:p>
+      <w:pPr>
+        <w:pStyle w:val="SourceCode"/>
+      </w:pPr>
+      <w:r>
+        <w:rPr>
+          <w:rStyle w:val="FunctionTok"/>
+        </w:rPr>
+        <w:t xml:space="preserve">install.packages</w:t>
+      </w:r>
+      <w:r>
+        <w:rPr>
+          <w:rStyle w:val="NormalTok"/>
+        </w:rPr>
+        <w:t xml:space="preserve">(</w:t>
+      </w:r>
+      <w:r>
+        <w:rPr>
+          <w:rStyle w:val="StringTok"/>
+        </w:rPr>
+        <w:t xml:space="preserve">"tidyverse"</w:t>
+      </w:r>
+      <w:r>
+        <w:rPr>
+          <w:rStyle w:val="NormalTok"/>
+        </w:rPr>
+        <w:t xml:space="preserve">)</w:t>
+      </w:r>
+      <w:r>
+        <w:br/>
+      </w:r>
+      <w:r>
+        <w:rPr>
+          <w:rStyle w:val="FunctionTok"/>
+        </w:rPr>
+        <w:t xml:space="preserve">install.packages</w:t>
+      </w:r>
+      <w:r>
+        <w:rPr>
+          <w:rStyle w:val="NormalTok"/>
+        </w:rPr>
+        <w:t xml:space="preserve">(</w:t>
+      </w:r>
+      <w:r>
+        <w:rPr>
+          <w:rStyle w:val="StringTok"/>
+        </w:rPr>
+        <w:t xml:space="preserve">"readxl"</w:t>
+      </w:r>
+      <w:r>
+        <w:rPr>
+          <w:rStyle w:val="NormalTok"/>
+        </w:rPr>
+        <w:t xml:space="preserve">)</w:t>
+      </w:r>
+    </w:p>
+    <w:p>
+      <w:pPr>
+        <w:pStyle w:val="Compact"/>
+        <w:numPr>
+          <w:ilvl w:val="0"/>
+          <w:numId w:val="1017"/>
+        </w:numPr>
+      </w:pPr>
+      <w:r>
+        <w:rPr>
+          <w:b/>
+          <w:bCs/>
+        </w:rPr>
+        <w:t xml:space="preserve">Load every session</w:t>
+      </w:r>
+      <w:r>
+        <w:t xml:space="preserve"> </w:t>
+      </w:r>
+      <w:r>
+        <w:t xml:space="preserve">(open the app):</w:t>
+      </w:r>
+    </w:p>
+    <w:p>
+      <w:pPr>
+        <w:pStyle w:val="SourceCode"/>
+      </w:pPr>
+      <w:r>
+        <w:rPr>
+          <w:rStyle w:val="FunctionTok"/>
+        </w:rPr>
+        <w:t xml:space="preserve">library</w:t>
+      </w:r>
+      <w:r>
+        <w:rPr>
+          <w:rStyle w:val="NormalTok"/>
+        </w:rPr>
+        <w:t xml:space="preserve">(tidyverse)   </w:t>
+      </w:r>
+      <w:r>
+        <w:rPr>
+          <w:rStyle w:val="CommentTok"/>
+        </w:rPr>
+        <w:t xml:space="preserve"># data wrangling + plotting</w:t>
+      </w:r>
+      <w:r>
+        <w:br/>
+      </w:r>
+      <w:r>
+        <w:rPr>
+          <w:rStyle w:val="FunctionTok"/>
+        </w:rPr>
+        <w:t xml:space="preserve">library</w:t>
+      </w:r>
+      <w:r>
+        <w:rPr>
+          <w:rStyle w:val="NormalTok"/>
+        </w:rPr>
+        <w:t xml:space="preserve">(readxl)      </w:t>
+      </w:r>
+      <w:r>
+        <w:rPr>
+          <w:rStyle w:val="CommentTok"/>
+        </w:rPr>
+        <w:t xml:space="preserve"># read Excel files</w:t>
+      </w:r>
+    </w:p>
+    <w:p>
+      <w:pPr>
+        <w:pStyle w:val="FirstParagraph"/>
+      </w:pPr>
+      <w:r>
+        <w:rPr>
+          <w:b/>
+          <w:bCs/>
+        </w:rPr>
+        <w:t xml:space="preserve">⚠️ Watch out!</w:t>
+      </w:r>
+    </w:p>
+    <w:p>
+      <w:pPr>
+        <w:pStyle w:val="BodyText"/>
+      </w:pPr>
+      <w:r>
+        <w:t xml:space="preserve">A common first-day error: forgetting</w:t>
+      </w:r>
+      <w:r>
+        <w:t xml:space="preserve"> </w:t>
+      </w:r>
+      <w:r>
+        <w:rPr>
+          <w:rStyle w:val="VerbatimChar"/>
+        </w:rPr>
+        <w:t xml:space="preserve">library(tidyverse)</w:t>
+      </w:r>
+      <w:r>
+        <w:t xml:space="preserve">. If R says</w:t>
+      </w:r>
+      <w:r>
+        <w:t xml:space="preserve"> </w:t>
+      </w:r>
+      <w:r>
+        <w:rPr>
+          <w:i/>
+          <w:iCs/>
+        </w:rPr>
+        <w:t xml:space="preserve">“could not find function</w:t>
+      </w:r>
+      <w:r>
+        <w:rPr>
+          <w:i/>
+          <w:iCs/>
+        </w:rPr>
+        <w:t xml:space="preserve"> </w:t>
+      </w:r>
+      <w:r>
+        <w:rPr>
+          <w:rStyle w:val="VerbatimChar"/>
+          <w:i/>
+          <w:iCs/>
+        </w:rPr>
+        <w:t xml:space="preserve">read_excel</w:t>
+      </w:r>
+      <w:r>
+        <w:rPr>
+          <w:i/>
+          <w:iCs/>
+        </w:rPr>
+        <w:t xml:space="preserve">”</w:t>
+      </w:r>
+      <w:r>
+        <w:t xml:space="preserve">, you skipped the</w:t>
+      </w:r>
+      <w:r>
+        <w:t xml:space="preserve"> </w:t>
+      </w:r>
+      <w:r>
+        <w:rPr>
+          <w:rStyle w:val="VerbatimChar"/>
+        </w:rPr>
+        <w:t xml:space="preserve">library()</w:t>
+      </w:r>
+      <w:r>
+        <w:t xml:space="preserve"> </w:t>
+      </w:r>
+      <w:r>
+        <w:t xml:space="preserve">line.</w:t>
+      </w:r>
+    </w:p>
+    <w:p>
+      <w:pPr>
+        <w:pStyle w:val="BodyText"/>
+      </w:pPr>
+      <w:r>
+        <w:rPr>
+          <w:b/>
+          <w:bCs/>
+        </w:rPr>
+        <w:t xml:space="preserve">📖 New word</w:t>
+      </w:r>
+    </w:p>
+    <w:p>
+      <w:pPr>
+        <w:pStyle w:val="BodyText"/>
+      </w:pPr>
+      <w:r>
+        <w:rPr>
+          <w:b/>
+          <w:bCs/>
+        </w:rPr>
+        <w:t xml:space="preserve">Package</w:t>
+      </w:r>
+      <w:r>
+        <w:t xml:space="preserve"> </w:t>
+      </w:r>
+      <w:r>
+        <w:t xml:space="preserve">= the installed toolbox (one time).</w:t>
+      </w:r>
+      <w:r>
+        <w:t xml:space="preserve"> </w:t>
+      </w:r>
+      <w:r>
+        <w:rPr>
+          <w:b/>
+          <w:bCs/>
+        </w:rPr>
+        <w:t xml:space="preserve">Library</w:t>
+      </w:r>
+      <w:r>
+        <w:t xml:space="preserve"> </w:t>
+      </w:r>
+      <w:r>
+        <w:t xml:space="preserve">= loading that toolbox into today’s session (every time).</w:t>
+      </w:r>
+    </w:p>
+    <w:bookmarkEnd w:id="51"/>
+    <w:bookmarkStart w:id="52" w:name="load-our-tree-data"/>
+    <w:p>
+      <w:pPr>
+        <w:pStyle w:val="Heading1"/>
+      </w:pPr>
+      <w:r>
+        <w:t xml:space="preserve">Load our tree data</w:t>
+      </w:r>
+    </w:p>
+    <w:p>
+      <w:pPr>
+        <w:pStyle w:val="FirstParagraph"/>
+      </w:pPr>
+      <w:r>
+        <w:t xml:space="preserve">Put the Excel file in your project’s</w:t>
+      </w:r>
+      <w:r>
+        <w:t xml:space="preserve"> </w:t>
+      </w:r>
+      <w:r>
+        <w:rPr>
+          <w:rStyle w:val="VerbatimChar"/>
+        </w:rPr>
+        <w:t xml:space="preserve">data_raw/</w:t>
+      </w:r>
+      <w:r>
+        <w:t xml:space="preserve"> </w:t>
+      </w:r>
+      <w:r>
+        <w:t xml:space="preserve">folder, then:</w:t>
+      </w:r>
+    </w:p>
+    <w:p>
+      <w:pPr>
+        <w:pStyle w:val="SourceCode"/>
+      </w:pPr>
+      <w:r>
+        <w:rPr>
+          <w:rStyle w:val="FunctionTok"/>
+        </w:rPr>
+        <w:t xml:space="preserve">library</w:t>
+      </w:r>
+      <w:r>
+        <w:rPr>
+          <w:rStyle w:val="NormalTok"/>
+        </w:rPr>
+        <w:t xml:space="preserve">(tidyverse)</w:t>
+      </w:r>
+      <w:r>
+        <w:br/>
+      </w:r>
+      <w:r>
+        <w:rPr>
+          <w:rStyle w:val="FunctionTok"/>
+        </w:rPr>
+        <w:t xml:space="preserve">library</w:t>
+      </w:r>
+      <w:r>
+        <w:rPr>
+          <w:rStyle w:val="NormalTok"/>
+        </w:rPr>
+        <w:t xml:space="preserve">(readxl)</w:t>
+      </w:r>
+      <w:r>
+        <w:br/>
+      </w:r>
+      <w:r>
+        <w:br/>
+      </w:r>
+      <w:r>
+        <w:rPr>
+          <w:rStyle w:val="CommentTok"/>
+        </w:rPr>
+        <w:t xml:space="preserve"># read the Excel file into a data frame</w:t>
+      </w:r>
+      <w:r>
+        <w:br/>
+      </w:r>
+      <w:r>
+        <w:rPr>
+          <w:rStyle w:val="NormalTok"/>
+        </w:rPr>
+        <w:t xml:space="preserve">tree_df </w:t>
+      </w:r>
+      <w:r>
+        <w:rPr>
+          <w:rStyle w:val="OtherTok"/>
+        </w:rPr>
+        <w:t xml:space="preserve">&lt;-</w:t>
+      </w:r>
+      <w:r>
+        <w:rPr>
+          <w:rStyle w:val="NormalTok"/>
+        </w:rPr>
+        <w:t xml:space="preserve"> </w:t>
+      </w:r>
+      <w:r>
+        <w:rPr>
+          <w:rStyle w:val="FunctionTok"/>
+        </w:rPr>
+        <w:t xml:space="preserve">read_excel</w:t>
+      </w:r>
+      <w:r>
+        <w:rPr>
+          <w:rStyle w:val="NormalTok"/>
+        </w:rPr>
+        <w:t xml:space="preserve">(</w:t>
+      </w:r>
+      <w:r>
+        <w:rPr>
+          <w:rStyle w:val="StringTok"/>
+        </w:rPr>
+        <w:t xml:space="preserve">"data_raw/2026_06_25_tree_experiment_raw_data.xlsx"</w:t>
+      </w:r>
+      <w:r>
+        <w:rPr>
+          <w:rStyle w:val="NormalTok"/>
+        </w:rPr>
+        <w:t xml:space="preserve">)</w:t>
+      </w:r>
+      <w:r>
+        <w:br/>
+      </w:r>
+      <w:r>
+        <w:br/>
+      </w:r>
+      <w:r>
+        <w:rPr>
+          <w:rStyle w:val="NormalTok"/>
+        </w:rPr>
+        <w:t xml:space="preserve">tree_df          </w:t>
+      </w:r>
+      <w:r>
+        <w:rPr>
+          <w:rStyle w:val="CommentTok"/>
+        </w:rPr>
+        <w:t xml:space="preserve"># print it to the console</w:t>
+      </w:r>
+    </w:p>
+    <w:p>
+      <w:pPr>
+        <w:pStyle w:val="FirstParagraph"/>
+      </w:pPr>
+      <w:r>
+        <w:rPr>
+          <w:b/>
+          <w:bCs/>
+        </w:rPr>
+        <w:t xml:space="preserve">🖐 Try it yourself</w:t>
+      </w:r>
+    </w:p>
+    <w:p>
+      <w:pPr>
+        <w:pStyle w:val="BodyText"/>
+      </w:pPr>
+      <w:r>
+        <w:rPr>
+          <w:b/>
+          <w:bCs/>
+        </w:rPr>
+        <w:t xml:space="preserve">What did you name your project folder?</w:t>
+      </w:r>
+      <w:r>
+        <w:t xml:space="preserve"> </w:t>
+      </w:r>
+      <w:r>
+        <w:rPr>
+          <w:b/>
+          <w:bCs/>
+        </w:rPr>
+        <w:t xml:space="preserve">What did you call your script?</w:t>
+      </w:r>
+      <w:r>
+        <w:t xml:space="preserve"> </w:t>
+      </w:r>
+      <w:r>
+        <w:t xml:space="preserve">Write them down — we’ll reuse them all term.</w:t>
+      </w:r>
+    </w:p>
+    <w:p>
+      <w:pPr>
+        <w:pStyle w:val="BodyText"/>
+      </w:pPr>
+      <w:r>
+        <w:rPr>
+          <w:b/>
+          <w:bCs/>
+        </w:rPr>
+        <w:t xml:space="preserve">📊 Coming from Excel?</w:t>
+      </w:r>
+    </w:p>
+    <w:p>
+      <w:pPr>
+        <w:pStyle w:val="BodyText"/>
+      </w:pPr>
+      <w:r>
+        <w:rPr>
+          <w:rStyle w:val="VerbatimChar"/>
+        </w:rPr>
+        <w:t xml:space="preserve">read_excel()</w:t>
+      </w:r>
+      <w:r>
+        <w:t xml:space="preserve"> </w:t>
+      </w:r>
+      <w:r>
+        <w:t xml:space="preserve">is the bridge from your spreadsheet into R. Your sheet’s first row becomes the</w:t>
+      </w:r>
+      <w:r>
+        <w:t xml:space="preserve"> </w:t>
+      </w:r>
+      <w:r>
+        <w:rPr>
+          <w:b/>
+          <w:bCs/>
+        </w:rPr>
+        <w:t xml:space="preserve">column names</w:t>
+      </w:r>
+      <w:r>
+        <w:t xml:space="preserve">.</w:t>
+      </w:r>
+    </w:p>
+    <w:bookmarkEnd w:id="52"/>
+    <w:bookmarkStart w:id="56" w:name="meet-the-data-frame"/>
+    <w:p>
+      <w:pPr>
+        <w:pStyle w:val="Heading1"/>
+      </w:pPr>
+      <w:r>
+        <w:t xml:space="preserve">Meet the data frame</w:t>
+      </w:r>
+    </w:p>
+    <w:p>
+      <w:pPr>
+        <w:pStyle w:val="FirstParagraph"/>
+      </w:pPr>
+      <w:r>
+        <w:t xml:space="preserve">A</w:t>
+      </w:r>
+      <w:r>
+        <w:t xml:space="preserve"> </w:t>
+      </w:r>
+      <w:r>
+        <w:rPr>
+          <w:b/>
+          <w:bCs/>
+        </w:rPr>
+        <w:t xml:space="preserve">data frame</w:t>
+      </w:r>
+      <w:r>
+        <w:t xml:space="preserve"> </w:t>
+      </w:r>
+      <w:r>
+        <w:t xml:space="preserve">is a table: each</w:t>
+      </w:r>
+      <w:r>
+        <w:t xml:space="preserve"> </w:t>
+      </w:r>
+      <w:r>
+        <w:rPr>
+          <w:b/>
+          <w:bCs/>
+        </w:rPr>
+        <w:t xml:space="preserve">column is a vector</w:t>
+      </w:r>
+      <w:r>
+        <w:t xml:space="preserve"> </w:t>
+      </w:r>
+      <w:r>
+        <w:t xml:space="preserve">of one type, and the rows line up.</w:t>
+      </w:r>
+    </w:p>
+    <w:p>
+      <w:pPr>
+        <w:pStyle w:val="BodyText"/>
+      </w:pPr>
+      <w:r>
+        <w:t xml:space="preserve">Our</w:t>
+      </w:r>
+      <w:r>
+        <w:t xml:space="preserve"> </w:t>
+      </w:r>
+      <w:r>
+        <w:rPr>
+          <w:rStyle w:val="VerbatimChar"/>
+        </w:rPr>
+        <w:t xml:space="preserve">tree_df</w:t>
+      </w:r>
+      <w:r>
+        <w:t xml:space="preserve"> </w:t>
+      </w:r>
+      <w:r>
+        <w:t xml:space="preserve">has five columns:</w:t>
+      </w:r>
+    </w:p>
+    <w:p>
+      <w:pPr>
+        <w:pStyle w:val="Compact"/>
+        <w:numPr>
+          <w:ilvl w:val="0"/>
+          <w:numId w:val="1018"/>
+        </w:numPr>
+      </w:pPr>
+      <w:r>
+        <w:rPr>
+          <w:rStyle w:val="VerbatimChar"/>
+        </w:rPr>
+        <w:t xml:space="preserve">index</w:t>
+      </w:r>
+      <w:r>
+        <w:t xml:space="preserve"> </w:t>
+      </w:r>
+      <w:r>
+        <w:t xml:space="preserve">— leaf number</w:t>
+      </w:r>
+      <w:r>
+        <w:t xml:space="preserve"> </w:t>
+      </w:r>
+      <w:r>
+        <w:rPr>
+          <w:i/>
+          <w:iCs/>
+        </w:rPr>
+        <w:t xml:space="preserve">(numeric)</w:t>
+      </w:r>
+    </w:p>
+    <w:p>
+      <w:pPr>
+        <w:pStyle w:val="Compact"/>
+        <w:numPr>
+          <w:ilvl w:val="0"/>
+          <w:numId w:val="1018"/>
+        </w:numPr>
+      </w:pPr>
+      <w:r>
+        <w:rPr>
+          <w:rStyle w:val="VerbatimChar"/>
+        </w:rPr>
+        <w:t xml:space="preserve">side</w:t>
+      </w:r>
+      <w:r>
+        <w:t xml:space="preserve"> </w:t>
+      </w:r>
+      <w:r>
+        <w:t xml:space="preserve">—</w:t>
+      </w:r>
+      <w:r>
+        <w:t xml:space="preserve"> </w:t>
+      </w:r>
+      <w:r>
+        <w:rPr>
+          <w:rStyle w:val="VerbatimChar"/>
+        </w:rPr>
+        <w:t xml:space="preserve">"sunny"</w:t>
+      </w:r>
+      <w:r>
+        <w:t xml:space="preserve"> </w:t>
+      </w:r>
+      <w:r>
+        <w:t xml:space="preserve">/</w:t>
+      </w:r>
+      <w:r>
+        <w:t xml:space="preserve"> </w:t>
+      </w:r>
+      <w:r>
+        <w:rPr>
+          <w:rStyle w:val="VerbatimChar"/>
+        </w:rPr>
+        <w:t xml:space="preserve">"shady"</w:t>
+      </w:r>
+      <w:r>
+        <w:t xml:space="preserve"> </w:t>
+      </w:r>
+      <w:r>
+        <w:rPr>
+          <w:i/>
+          <w:iCs/>
+        </w:rPr>
+        <w:t xml:space="preserve">(character)</w:t>
+      </w:r>
+    </w:p>
+    <w:p>
+      <w:pPr>
+        <w:pStyle w:val="Compact"/>
+        <w:numPr>
+          <w:ilvl w:val="0"/>
+          <w:numId w:val="1018"/>
+        </w:numPr>
+      </w:pPr>
+      <w:r>
+        <w:rPr>
+          <w:rStyle w:val="VerbatimChar"/>
+        </w:rPr>
+        <w:t xml:space="preserve">weight_g</w:t>
+      </w:r>
+      <w:r>
+        <w:t xml:space="preserve">,</w:t>
+      </w:r>
+      <w:r>
+        <w:t xml:space="preserve"> </w:t>
+      </w:r>
+      <w:r>
+        <w:rPr>
+          <w:rStyle w:val="VerbatimChar"/>
+        </w:rPr>
+        <w:t xml:space="preserve">width_cm</w:t>
+      </w:r>
+      <w:r>
+        <w:t xml:space="preserve">,</w:t>
+      </w:r>
+      <w:r>
+        <w:t xml:space="preserve"> </w:t>
+      </w:r>
+      <w:r>
+        <w:rPr>
+          <w:rStyle w:val="VerbatimChar"/>
+        </w:rPr>
+        <w:t xml:space="preserve">height_cm</w:t>
+      </w:r>
+      <w:r>
+        <w:t xml:space="preserve"> </w:t>
+      </w:r>
+      <w:r>
+        <w:rPr>
+          <w:i/>
+          <w:iCs/>
+        </w:rPr>
+        <w:t xml:space="preserve">(numeric)</w:t>
+      </w:r>
+    </w:p>
+    <w:p>
+      <w:pPr>
+        <w:pStyle w:val="FirstParagraph"/>
+      </w:pPr>
+      <w:r>
+        <w:t xml:space="preserve">Pull a single column with</w:t>
+      </w:r>
+      <w:r>
+        <w:t xml:space="preserve"> </w:t>
+      </w:r>
+      <w:r>
+        <w:rPr>
+          <w:rStyle w:val="VerbatimChar"/>
+        </w:rPr>
+        <w:t xml:space="preserve">$</w:t>
+      </w:r>
+      <w:r>
+        <w:t xml:space="preserve">:</w:t>
+      </w:r>
+    </w:p>
+    <w:p>
+      <w:pPr>
+        <w:pStyle w:val="SourceCode"/>
+      </w:pPr>
+      <w:r>
+        <w:rPr>
+          <w:rStyle w:val="NormalTok"/>
+        </w:rPr>
+        <w:t xml:space="preserve">tree_df</w:t>
+      </w:r>
+      <w:r>
+        <w:rPr>
+          <w:rStyle w:val="SpecialCharTok"/>
+        </w:rPr>
+        <w:t xml:space="preserve">$</w:t>
+      </w:r>
+      <w:r>
+        <w:rPr>
+          <w:rStyle w:val="NormalTok"/>
+        </w:rPr>
+        <w:t xml:space="preserve">weight_g     </w:t>
+      </w:r>
+      <w:r>
+        <w:rPr>
+          <w:rStyle w:val="CommentTok"/>
+        </w:rPr>
+        <w:t xml:space="preserve"># just the weights, as a vector</w:t>
+      </w:r>
+    </w:p>
+    <w:p>
+      <w:pPr>
+        <w:pStyle w:val="FirstParagraph"/>
+      </w:pPr>
+      <w:r>
+        <w:rPr>
+          <w:b/>
+          <w:bCs/>
+        </w:rPr>
+        <w:t xml:space="preserve">📖 New word</w:t>
+      </w:r>
+    </w:p>
+    <w:p>
+      <w:pPr>
+        <w:pStyle w:val="BodyText"/>
+      </w:pPr>
+      <w:r>
+        <w:rPr>
+          <w:b/>
+          <w:bCs/>
+        </w:rPr>
+        <w:t xml:space="preserve">Data frame</w:t>
+      </w:r>
+      <w:r>
+        <w:t xml:space="preserve"> </w:t>
+      </w:r>
+      <w:r>
+        <w:t xml:space="preserve">= R’s word for a spreadsheet-style table.</w:t>
+      </w:r>
+    </w:p>
+    <w:p>
+      <w:pPr>
+        <w:pStyle w:val="BodyText"/>
+      </w:pPr>
+      <w:r>
+        <w:drawing>
+          <wp:inline>
+            <wp:extent cx="5334000" cy="4308230"/>
+            <wp:effectExtent b="0" l="0" r="0" t="0"/>
+            <wp:docPr descr="" title="" id="54" name="Picture"/>
+            <a:graphic>
+              <a:graphicData uri="http://schemas.openxmlformats.org/drawingml/2006/picture">
+                <pic:pic>
+                  <pic:nvPicPr>
+                    <pic:cNvPr descr="images/diagram_dataframe.png" id="55" name="Picture"/>
+                    <pic:cNvPicPr>
+                      <a:picLocks noChangeArrowheads="1" noChangeAspect="1"/>
+                    </pic:cNvPicPr>
+                  </pic:nvPicPr>
+                  <pic:blipFill>
+                    <a:blip r:embed="rId53"/>
+                    <a:stretch>
+                      <a:fillRect/>
+                    </a:stretch>
+                  </pic:blipFill>
+                  <pic:spPr bwMode="auto">
+                    <a:xfrm>
+                      <a:off x="0" y="0"/>
+                      <a:ext cx="5334000" cy="4308230"/>
+                    </a:xfrm>
+                    <a:prstGeom prst="rect">
+                      <a:avLst/>
+                    </a:prstGeom>
+                    <a:noFill/>
+                    <a:ln w="9525">
+                      <a:noFill/>
+                      <a:headEnd/>
+                      <a:tailEnd/>
+                    </a:ln>
+                  </pic:spPr>
+                </pic:pic>
+              </a:graphicData>
+            </a:graphic>
+          </wp:inline>
+        </w:drawing>
+      </w:r>
+    </w:p>
+    <w:bookmarkEnd w:id="56"/>
+    <w:bookmarkStart w:id="57" w:name="look-at-your-data-before-trusting-it"/>
+    <w:p>
+      <w:pPr>
+        <w:pStyle w:val="Heading1"/>
+      </w:pPr>
+      <w:r>
+        <w:t xml:space="preserve">Look at your data before trusting it</w:t>
+      </w:r>
+    </w:p>
+    <w:p>
+      <w:pPr>
+        <w:pStyle w:val="FirstParagraph"/>
+      </w:pPr>
+      <w:r>
+        <w:t xml:space="preserve">Always eyeball a new data frame:</w:t>
+      </w:r>
+    </w:p>
+    <w:p>
+      <w:pPr>
+        <w:pStyle w:val="SourceCode"/>
+      </w:pPr>
+      <w:r>
+        <w:rPr>
+          <w:rStyle w:val="FunctionTok"/>
+        </w:rPr>
+        <w:t xml:space="preserve">head</w:t>
+      </w:r>
+      <w:r>
+        <w:rPr>
+          <w:rStyle w:val="NormalTok"/>
+        </w:rPr>
+        <w:t xml:space="preserve">(tree_df)     </w:t>
+      </w:r>
+      <w:r>
+        <w:rPr>
+          <w:rStyle w:val="CommentTok"/>
+        </w:rPr>
+        <w:t xml:space="preserve"># first 6 rows</w:t>
+      </w:r>
+      <w:r>
+        <w:br/>
+      </w:r>
+      <w:r>
+        <w:rPr>
+          <w:rStyle w:val="FunctionTok"/>
+        </w:rPr>
+        <w:t xml:space="preserve">tail</w:t>
+      </w:r>
+      <w:r>
+        <w:rPr>
+          <w:rStyle w:val="NormalTok"/>
+        </w:rPr>
+        <w:t xml:space="preserve">(tree_df)     </w:t>
+      </w:r>
+      <w:r>
+        <w:rPr>
+          <w:rStyle w:val="CommentTok"/>
+        </w:rPr>
+        <w:t xml:space="preserve"># last 6 rows</w:t>
+      </w:r>
+      <w:r>
+        <w:br/>
+      </w:r>
+      <w:r>
+        <w:rPr>
+          <w:rStyle w:val="FunctionTok"/>
+        </w:rPr>
+        <w:t xml:space="preserve">dim</w:t>
+      </w:r>
+      <w:r>
+        <w:rPr>
+          <w:rStyle w:val="NormalTok"/>
+        </w:rPr>
+        <w:t xml:space="preserve">(tree_df)      </w:t>
+      </w:r>
+      <w:r>
+        <w:rPr>
+          <w:rStyle w:val="CommentTok"/>
+        </w:rPr>
+        <w:t xml:space="preserve"># rows, columns  -&gt; 20  5</w:t>
+      </w:r>
+      <w:r>
+        <w:br/>
+      </w:r>
+      <w:r>
+        <w:rPr>
+          <w:rStyle w:val="FunctionTok"/>
+        </w:rPr>
+        <w:t xml:space="preserve">names</w:t>
+      </w:r>
+      <w:r>
+        <w:rPr>
+          <w:rStyle w:val="NormalTok"/>
+        </w:rPr>
+        <w:t xml:space="preserve">(tree_df)    </w:t>
+      </w:r>
+      <w:r>
+        <w:rPr>
+          <w:rStyle w:val="CommentTok"/>
+        </w:rPr>
+        <w:t xml:space="preserve"># column names</w:t>
+      </w:r>
+      <w:r>
+        <w:br/>
+      </w:r>
+      <w:r>
+        <w:rPr>
+          <w:rStyle w:val="FunctionTok"/>
+        </w:rPr>
+        <w:t xml:space="preserve">str</w:t>
+      </w:r>
+      <w:r>
+        <w:rPr>
+          <w:rStyle w:val="NormalTok"/>
+        </w:rPr>
+        <w:t xml:space="preserve">(tree_df)      </w:t>
+      </w:r>
+      <w:r>
+        <w:rPr>
+          <w:rStyle w:val="CommentTok"/>
+        </w:rPr>
+        <w:t xml:space="preserve"># type of every column</w:t>
+      </w:r>
+      <w:r>
+        <w:br/>
+      </w:r>
+      <w:r>
+        <w:rPr>
+          <w:rStyle w:val="FunctionTok"/>
+        </w:rPr>
+        <w:t xml:space="preserve">summary</w:t>
+      </w:r>
+      <w:r>
+        <w:rPr>
+          <w:rStyle w:val="NormalTok"/>
+        </w:rPr>
+        <w:t xml:space="preserve">(tree_df)  </w:t>
+      </w:r>
+      <w:r>
+        <w:rPr>
+          <w:rStyle w:val="CommentTok"/>
+        </w:rPr>
+        <w:t xml:space="preserve"># min/mean/max per column</w:t>
+      </w:r>
+    </w:p>
+    <w:p>
+      <w:pPr>
+        <w:pStyle w:val="FirstParagraph"/>
+      </w:pPr>
+      <w:r>
+        <w:rPr>
+          <w:b/>
+          <w:bCs/>
+        </w:rPr>
+        <w:t xml:space="preserve">🖐 Try it yourself</w:t>
+      </w:r>
+    </w:p>
+    <w:p>
+      <w:pPr>
+        <w:pStyle w:val="BodyText"/>
+      </w:pPr>
+      <w:r>
+        <w:t xml:space="preserve">Run</w:t>
+      </w:r>
+      <w:r>
+        <w:t xml:space="preserve"> </w:t>
+      </w:r>
+      <w:r>
+        <w:rPr>
+          <w:rStyle w:val="VerbatimChar"/>
+        </w:rPr>
+        <w:t xml:space="preserve">str(tree_df)</w:t>
+      </w:r>
+      <w:r>
+        <w:t xml:space="preserve">.</w:t>
+      </w:r>
+      <w:r>
+        <w:t xml:space="preserve"> </w:t>
+      </w:r>
+      <w:r>
+        <w:rPr>
+          <w:b/>
+          <w:bCs/>
+        </w:rPr>
+        <w:t xml:space="preserve">How many rows? What type is</w:t>
+      </w:r>
+      <w:r>
+        <w:rPr>
+          <w:b/>
+          <w:bCs/>
+        </w:rPr>
+        <w:t xml:space="preserve"> </w:t>
+      </w:r>
+      <w:r>
+        <w:rPr>
+          <w:rStyle w:val="VerbatimChar"/>
+          <w:b/>
+          <w:bCs/>
+        </w:rPr>
+        <w:t xml:space="preserve">side</w:t>
+      </w:r>
+      <w:r>
+        <w:rPr>
+          <w:b/>
+          <w:bCs/>
+        </w:rPr>
+        <w:t xml:space="preserve">?</w:t>
+      </w:r>
+    </w:p>
+    <w:p>
+      <w:pPr>
+        <w:pStyle w:val="BodyText"/>
+      </w:pPr>
+      <w:r>
+        <w:rPr>
+          <w:b/>
+          <w:bCs/>
+        </w:rPr>
+        <w:t xml:space="preserve">✅ Key idea</w:t>
+      </w:r>
+    </w:p>
+    <w:p>
+      <w:pPr>
+        <w:pStyle w:val="BodyText"/>
+      </w:pPr>
+      <w:r>
+        <w:t xml:space="preserve">Check</w:t>
+      </w:r>
+      <w:r>
+        <w:t xml:space="preserve"> </w:t>
+      </w:r>
+      <w:r>
+        <w:rPr>
+          <w:rStyle w:val="VerbatimChar"/>
+        </w:rPr>
+        <w:t xml:space="preserve">dim()</w:t>
+      </w:r>
+      <w:r>
+        <w:t xml:space="preserve"> </w:t>
+      </w:r>
+      <w:r>
+        <w:t xml:space="preserve">and</w:t>
+      </w:r>
+      <w:r>
+        <w:t xml:space="preserve"> </w:t>
+      </w:r>
+      <w:r>
+        <w:rPr>
+          <w:rStyle w:val="VerbatimChar"/>
+        </w:rPr>
+        <w:t xml:space="preserve">str()</w:t>
+      </w:r>
+      <w:r>
+        <w:t xml:space="preserve"> </w:t>
+      </w:r>
+      <w:r>
+        <w:t xml:space="preserve">every single time you load data. Typos and wrong types hide here.</w:t>
+      </w:r>
+    </w:p>
+    <w:p>
+      <w:pPr>
+        <w:pStyle w:val="BodyText"/>
+      </w:pPr>
+      <w:r>
+        <w:rPr>
+          <w:b/>
+          <w:bCs/>
+        </w:rPr>
+        <w:t xml:space="preserve">⚠️ Watch out!</w:t>
+      </w:r>
+    </w:p>
+    <w:p>
+      <w:pPr>
+        <w:pStyle w:val="BodyText"/>
+      </w:pPr>
+      <w:r>
+        <w:t xml:space="preserve">If a number column shows as</w:t>
+      </w:r>
+      <w:r>
+        <w:t xml:space="preserve"> </w:t>
+      </w:r>
+      <w:r>
+        <w:rPr>
+          <w:rStyle w:val="VerbatimChar"/>
+        </w:rPr>
+        <w:t xml:space="preserve">character</w:t>
+      </w:r>
+      <w:r>
+        <w:t xml:space="preserve">, a stray letter or comma snuck into your spreadsheet.</w:t>
+      </w:r>
+    </w:p>
+    <w:bookmarkEnd w:id="57"/>
+    <w:bookmarkStart w:id="61" w:name="the-chute-the-pipe"/>
+    <w:p>
+      <w:pPr>
+        <w:pStyle w:val="Heading1"/>
+      </w:pPr>
+      <w:r>
+        <w:t xml:space="preserve">The</w:t>
+      </w:r>
+      <w:r>
+        <w:t xml:space="preserve"> </w:t>
+      </w:r>
+      <w:r>
+        <w:rPr>
+          <w:b/>
+          <w:bCs/>
+        </w:rPr>
+        <w:t xml:space="preserve">chute</w:t>
+      </w:r>
+      <w:r>
+        <w:t xml:space="preserve"> </w:t>
+      </w:r>
+      <w:r>
+        <w:rPr>
+          <w:rStyle w:val="VerbatimChar"/>
+        </w:rPr>
+        <w:t xml:space="preserve">|&gt;</w:t>
+      </w:r>
+      <w:r>
+        <w:t xml:space="preserve"> </w:t>
+      </w:r>
+      <w:r>
+        <w:t xml:space="preserve">— the pipe</w:t>
+      </w:r>
+    </w:p>
+    <w:p>
+      <w:pPr>
+        <w:pStyle w:val="FirstParagraph"/>
+      </w:pPr>
+      <w:r>
+        <w:t xml:space="preserve">The</w:t>
+      </w:r>
+      <w:r>
+        <w:t xml:space="preserve"> </w:t>
+      </w:r>
+      <w:r>
+        <w:rPr>
+          <w:b/>
+          <w:bCs/>
+        </w:rPr>
+        <w:t xml:space="preserve">pipe</w:t>
+      </w:r>
+      <w:r>
+        <w:t xml:space="preserve"> </w:t>
+      </w:r>
+      <w:r>
+        <w:t xml:space="preserve">sends a result straight into the next command. Read it as the word</w:t>
+      </w:r>
+      <w:r>
+        <w:t xml:space="preserve"> </w:t>
+      </w:r>
+      <w:r>
+        <w:rPr>
+          <w:b/>
+          <w:bCs/>
+        </w:rPr>
+        <w:t xml:space="preserve">“then”</w:t>
+      </w:r>
+      <w:r>
+        <w:t xml:space="preserve">:</w:t>
+      </w:r>
+    </w:p>
+    <w:p>
+      <w:pPr>
+        <w:pStyle w:val="SourceCode"/>
+      </w:pPr>
+      <w:r>
+        <w:rPr>
+          <w:rStyle w:val="NormalTok"/>
+        </w:rPr>
+        <w:t xml:space="preserve">tree_df </w:t>
+      </w:r>
+      <w:r>
+        <w:rPr>
+          <w:rStyle w:val="SpecialCharTok"/>
+        </w:rPr>
+        <w:t xml:space="preserve">|&gt;</w:t>
+      </w:r>
+      <w:r>
+        <w:br/>
+      </w:r>
+      <w:r>
+        <w:rPr>
+          <w:rStyle w:val="NormalTok"/>
+        </w:rPr>
+        <w:t xml:space="preserve">  </w:t>
+      </w:r>
+      <w:r>
+        <w:rPr>
+          <w:rStyle w:val="FunctionTok"/>
+        </w:rPr>
+        <w:t xml:space="preserve">group_by</w:t>
+      </w:r>
+      <w:r>
+        <w:rPr>
+          <w:rStyle w:val="NormalTok"/>
+        </w:rPr>
+        <w:t xml:space="preserve">(side) </w:t>
+      </w:r>
+      <w:r>
+        <w:rPr>
+          <w:rStyle w:val="SpecialCharTok"/>
+        </w:rPr>
+        <w:t xml:space="preserve">|&gt;</w:t>
+      </w:r>
+      <w:r>
+        <w:br/>
+      </w:r>
+      <w:r>
+        <w:rPr>
+          <w:rStyle w:val="NormalTok"/>
+        </w:rPr>
+        <w:t xml:space="preserve">  </w:t>
+      </w:r>
+      <w:r>
+        <w:rPr>
+          <w:rStyle w:val="FunctionTok"/>
+        </w:rPr>
+        <w:t xml:space="preserve">summarise</w:t>
+      </w:r>
+      <w:r>
+        <w:rPr>
+          <w:rStyle w:val="NormalTok"/>
+        </w:rPr>
+        <w:t xml:space="preserve">(</w:t>
+      </w:r>
+      <w:r>
+        <w:rPr>
+          <w:rStyle w:val="AttributeTok"/>
+        </w:rPr>
+        <w:t xml:space="preserve">mean_weight =</w:t>
+      </w:r>
+      <w:r>
+        <w:rPr>
+          <w:rStyle w:val="NormalTok"/>
+        </w:rPr>
+        <w:t xml:space="preserve"> </w:t>
+      </w:r>
+      <w:r>
+        <w:rPr>
+          <w:rStyle w:val="FunctionTok"/>
+        </w:rPr>
+        <w:t xml:space="preserve">mean</w:t>
+      </w:r>
+      <w:r>
+        <w:rPr>
+          <w:rStyle w:val="NormalTok"/>
+        </w:rPr>
+        <w:t xml:space="preserve">(weight_g))</w:t>
+      </w:r>
+    </w:p>
+    <w:p>
+      <w:pPr>
+        <w:pStyle w:val="BlockText"/>
+      </w:pPr>
+      <w:r>
+        <w:t xml:space="preserve">Take</w:t>
+      </w:r>
+      <w:r>
+        <w:t xml:space="preserve"> </w:t>
+      </w:r>
+      <w:r>
+        <w:rPr>
+          <w:rStyle w:val="VerbatimChar"/>
+        </w:rPr>
+        <w:t xml:space="preserve">tree_df</w:t>
+      </w:r>
+      <w:r>
+        <w:t xml:space="preserve">,</w:t>
+      </w:r>
+      <w:r>
+        <w:t xml:space="preserve"> </w:t>
+      </w:r>
+      <w:r>
+        <w:rPr>
+          <w:b/>
+          <w:bCs/>
+        </w:rPr>
+        <w:t xml:space="preserve">then</w:t>
+      </w:r>
+      <w:r>
+        <w:t xml:space="preserve"> </w:t>
+      </w:r>
+      <w:r>
+        <w:t xml:space="preserve">group by side,</w:t>
+      </w:r>
+      <w:r>
+        <w:t xml:space="preserve"> </w:t>
+      </w:r>
+      <w:r>
+        <w:rPr>
+          <w:b/>
+          <w:bCs/>
+        </w:rPr>
+        <w:t xml:space="preserve">then</w:t>
+      </w:r>
+      <w:r>
+        <w:t xml:space="preserve"> </w:t>
+      </w:r>
+      <w:r>
+        <w:t xml:space="preserve">average the weights.</w:t>
+      </w:r>
+    </w:p>
+    <w:p>
+      <w:pPr>
+        <w:pStyle w:val="FirstParagraph"/>
+      </w:pPr>
+      <w:r>
+        <w:rPr>
+          <w:b/>
+          <w:bCs/>
+        </w:rPr>
+        <w:t xml:space="preserve">📖 New word</w:t>
+      </w:r>
+    </w:p>
+    <w:p>
+      <w:pPr>
+        <w:pStyle w:val="BodyText"/>
+      </w:pPr>
+      <w:r>
+        <w:rPr>
+          <w:b/>
+          <w:bCs/>
+        </w:rPr>
+        <w:t xml:space="preserve">Pipe</w:t>
+      </w:r>
+      <w:r>
+        <w:t xml:space="preserve"> </w:t>
+      </w:r>
+      <w:r>
+        <w:rPr>
+          <w:rStyle w:val="VerbatimChar"/>
+        </w:rPr>
+        <w:t xml:space="preserve">|&gt;</w:t>
+      </w:r>
+      <w:r>
+        <w:t xml:space="preserve"> </w:t>
+      </w:r>
+      <w:r>
+        <w:t xml:space="preserve">=</w:t>
+      </w:r>
+      <w:r>
+        <w:t xml:space="preserve"> </w:t>
+      </w:r>
+      <w:r>
+        <w:t xml:space="preserve">“take what’s on the left and feed it to the function on the right.”</w:t>
+      </w:r>
+      <w:r>
+        <w:t xml:space="preserve"> </w:t>
+      </w:r>
+      <w:r>
+        <w:t xml:space="preserve">You may also see</w:t>
+      </w:r>
+      <w:r>
+        <w:t xml:space="preserve"> </w:t>
+      </w:r>
+      <w:r>
+        <w:rPr>
+          <w:rStyle w:val="VerbatimChar"/>
+        </w:rPr>
+        <w:t xml:space="preserve">%&gt;%</w:t>
+      </w:r>
+      <w:r>
+        <w:t xml:space="preserve"> </w:t>
+      </w:r>
+      <w:r>
+        <w:t xml:space="preserve">from the tidyverse — same idea.</w:t>
+      </w:r>
+    </w:p>
+    <w:p>
+      <w:pPr>
+        <w:pStyle w:val="BodyText"/>
+      </w:pPr>
+      <w:r>
+        <w:drawing>
+          <wp:inline>
+            <wp:extent cx="5334000" cy="4308230"/>
+            <wp:effectExtent b="0" l="0" r="0" t="0"/>
+            <wp:docPr descr="" title="" id="59" name="Picture"/>
+            <a:graphic>
+              <a:graphicData uri="http://schemas.openxmlformats.org/drawingml/2006/picture">
+                <pic:pic>
+                  <pic:nvPicPr>
+                    <pic:cNvPr descr="images/diagram_pipe.png" id="60" name="Picture"/>
+                    <pic:cNvPicPr>
+                      <a:picLocks noChangeArrowheads="1" noChangeAspect="1"/>
+                    </pic:cNvPicPr>
+                  </pic:nvPicPr>
+                  <pic:blipFill>
+                    <a:blip r:embed="rId58"/>
+                    <a:stretch>
+                      <a:fillRect/>
+                    </a:stretch>
+                  </pic:blipFill>
+                  <pic:spPr bwMode="auto">
+                    <a:xfrm>
+                      <a:off x="0" y="0"/>
+                      <a:ext cx="5334000" cy="4308230"/>
+                    </a:xfrm>
+                    <a:prstGeom prst="rect">
+                      <a:avLst/>
+                    </a:prstGeom>
+                    <a:noFill/>
+                    <a:ln w="9525">
+                      <a:noFill/>
+                      <a:headEnd/>
+                      <a:tailEnd/>
+                    </a:ln>
+                  </pic:spPr>
+                </pic:pic>
+              </a:graphicData>
+            </a:graphic>
+          </wp:inline>
+        </w:drawing>
+      </w:r>
+    </w:p>
+    <w:bookmarkEnd w:id="61"/>
+    <w:bookmarkStart w:id="65" w:name="part-4-your-first-plot"/>
+    <w:p>
+      <w:pPr>
+        <w:pStyle w:val="Heading1"/>
+      </w:pPr>
+      <w:r>
+        <w:t xml:space="preserve">Part 4 · Your first plot</w:t>
+      </w:r>
+    </w:p>
+    <w:bookmarkStart w:id="64" w:name="ggplot-build-a-picture-in-layers"/>
+    <w:p>
+      <w:pPr>
+        <w:pStyle w:val="Heading3"/>
+      </w:pPr>
+      <w:r>
+        <w:t xml:space="preserve">ggplot: build a picture in layers</w:t>
+      </w:r>
+    </w:p>
+    <w:p>
+      <w:pPr>
+        <w:pStyle w:val="FirstParagraph"/>
+      </w:pPr>
+      <w:r>
+        <w:t xml:space="preserve">Plots are built from three core layers, joined with</w:t>
+      </w:r>
+      <w:r>
+        <w:t xml:space="preserve"> </w:t>
+      </w:r>
+      <w:r>
+        <w:rPr>
+          <w:rStyle w:val="VerbatimChar"/>
+        </w:rPr>
+        <w:t xml:space="preserve">+</w:t>
+      </w:r>
+      <w:r>
+        <w:t xml:space="preserve">:</w:t>
+      </w:r>
+    </w:p>
+    <w:p>
+      <w:pPr>
+        <w:pStyle w:val="SourceCode"/>
+      </w:pPr>
+      <w:r>
+        <w:rPr>
+          <w:rStyle w:val="FunctionTok"/>
+        </w:rPr>
+        <w:t xml:space="preserve">ggplot</w:t>
+      </w:r>
+      <w:r>
+        <w:rPr>
+          <w:rStyle w:val="NormalTok"/>
+        </w:rPr>
+        <w:t xml:space="preserve">(tree_df, </w:t>
+      </w:r>
+      <w:r>
+        <w:rPr>
+          <w:rStyle w:val="FunctionTok"/>
+        </w:rPr>
+        <w:t xml:space="preserve">aes</w:t>
+      </w:r>
+      <w:r>
+        <w:rPr>
+          <w:rStyle w:val="NormalTok"/>
+        </w:rPr>
+        <w:t xml:space="preserve">(</w:t>
+      </w:r>
+      <w:r>
+        <w:rPr>
+          <w:rStyle w:val="AttributeTok"/>
+        </w:rPr>
+        <w:t xml:space="preserve">x =</w:t>
+      </w:r>
+      <w:r>
+        <w:rPr>
+          <w:rStyle w:val="NormalTok"/>
+        </w:rPr>
+        <w:t xml:space="preserve"> side, </w:t>
+      </w:r>
+      <w:r>
+        <w:rPr>
+          <w:rStyle w:val="AttributeTok"/>
+        </w:rPr>
+        <w:t xml:space="preserve">y =</w:t>
+      </w:r>
+      <w:r>
+        <w:rPr>
+          <w:rStyle w:val="NormalTok"/>
+        </w:rPr>
+        <w:t xml:space="preserve"> weight_g))</w:t>
+      </w:r>
+    </w:p>
+    <w:p>
+      <w:pPr>
+        <w:pStyle w:val="Compact"/>
+        <w:numPr>
+          <w:ilvl w:val="0"/>
+          <w:numId w:val="1019"/>
+        </w:numPr>
+      </w:pPr>
+      <w:r>
+        <w:rPr>
+          <w:b/>
+          <w:bCs/>
+        </w:rPr>
+        <w:t xml:space="preserve">data</w:t>
+      </w:r>
+      <w:r>
+        <w:t xml:space="preserve"> </w:t>
+      </w:r>
+      <w:r>
+        <w:t xml:space="preserve">— which data frame</w:t>
+      </w:r>
+      <w:r>
+        <w:t xml:space="preserve"> </w:t>
+      </w:r>
+      <w:r>
+        <w:rPr>
+          <w:i/>
+          <w:iCs/>
+        </w:rPr>
+        <w:t xml:space="preserve">(</w:t>
+      </w:r>
+      <w:r>
+        <w:rPr>
+          <w:rStyle w:val="VerbatimChar"/>
+          <w:i/>
+          <w:iCs/>
+        </w:rPr>
+        <w:t xml:space="preserve">tree_df</w:t>
+      </w:r>
+      <w:r>
+        <w:rPr>
+          <w:i/>
+          <w:iCs/>
+        </w:rPr>
+        <w:t xml:space="preserve">)</w:t>
+      </w:r>
+    </w:p>
+    <w:p>
+      <w:pPr>
+        <w:pStyle w:val="Compact"/>
+        <w:numPr>
+          <w:ilvl w:val="0"/>
+          <w:numId w:val="1019"/>
+        </w:numPr>
+      </w:pPr>
+      <w:r>
+        <w:rPr>
+          <w:b/>
+          <w:bCs/>
+        </w:rPr>
+        <w:t xml:space="preserve">aes</w:t>
+      </w:r>
+      <w:r>
+        <w:t xml:space="preserve"> </w:t>
+      </w:r>
+      <w:r>
+        <w:t xml:space="preserve">— which columns map to x and y</w:t>
+      </w:r>
+    </w:p>
+    <w:p>
+      <w:pPr>
+        <w:pStyle w:val="Compact"/>
+        <w:numPr>
+          <w:ilvl w:val="0"/>
+          <w:numId w:val="1019"/>
+        </w:numPr>
+      </w:pPr>
+      <w:r>
+        <w:rPr>
+          <w:b/>
+          <w:bCs/>
+        </w:rPr>
+        <w:t xml:space="preserve">geom</w:t>
+      </w:r>
+      <w:r>
+        <w:t xml:space="preserve"> </w:t>
+      </w:r>
+      <w:r>
+        <w:t xml:space="preserve">— how to draw it</w:t>
+      </w:r>
+    </w:p>
+    <w:p>
+      <w:pPr>
+        <w:pStyle w:val="FirstParagraph"/>
+      </w:pPr>
+      <w:r>
+        <w:t xml:space="preserve">Add the geom with</w:t>
+      </w:r>
+      <w:r>
+        <w:t xml:space="preserve"> </w:t>
+      </w:r>
+      <w:r>
+        <w:rPr>
+          <w:rStyle w:val="VerbatimChar"/>
+        </w:rPr>
+        <w:t xml:space="preserve">+</w:t>
+      </w:r>
+      <w:r>
+        <w:t xml:space="preserve">:</w:t>
+      </w:r>
+    </w:p>
+    <w:p>
+      <w:pPr>
+        <w:pStyle w:val="SourceCode"/>
+      </w:pPr>
+      <w:r>
+        <w:rPr>
+          <w:rStyle w:val="FunctionTok"/>
+        </w:rPr>
+        <w:t xml:space="preserve">ggplot</w:t>
+      </w:r>
+      <w:r>
+        <w:rPr>
+          <w:rStyle w:val="NormalTok"/>
+        </w:rPr>
+        <w:t xml:space="preserve">(tree_df, </w:t>
+      </w:r>
+      <w:r>
+        <w:rPr>
+          <w:rStyle w:val="FunctionTok"/>
+        </w:rPr>
+        <w:t xml:space="preserve">aes</w:t>
+      </w:r>
+      <w:r>
+        <w:rPr>
+          <w:rStyle w:val="NormalTok"/>
+        </w:rPr>
+        <w:t xml:space="preserve">(</w:t>
+      </w:r>
+      <w:r>
+        <w:rPr>
+          <w:rStyle w:val="AttributeTok"/>
+        </w:rPr>
+        <w:t xml:space="preserve">x =</w:t>
+      </w:r>
+      <w:r>
+        <w:rPr>
+          <w:rStyle w:val="NormalTok"/>
+        </w:rPr>
+        <w:t xml:space="preserve"> side, </w:t>
+      </w:r>
+      <w:r>
+        <w:rPr>
+          <w:rStyle w:val="AttributeTok"/>
+        </w:rPr>
+        <w:t xml:space="preserve">y =</w:t>
+      </w:r>
+      <w:r>
+        <w:rPr>
+          <w:rStyle w:val="NormalTok"/>
+        </w:rPr>
+        <w:t xml:space="preserve"> weight_g)) </w:t>
+      </w:r>
+      <w:r>
+        <w:rPr>
+          <w:rStyle w:val="SpecialCharTok"/>
+        </w:rPr>
+        <w:t xml:space="preserve">+</w:t>
+      </w:r>
+      <w:r>
+        <w:br/>
+      </w:r>
+      <w:r>
+        <w:rPr>
+          <w:rStyle w:val="NormalTok"/>
+        </w:rPr>
+        <w:t xml:space="preserve">  </w:t>
+      </w:r>
+      <w:r>
+        <w:rPr>
+          <w:rStyle w:val="FunctionTok"/>
+        </w:rPr>
+        <w:t xml:space="preserve">geom_point</w:t>
+      </w:r>
+      <w:r>
+        <w:rPr>
+          <w:rStyle w:val="NormalTok"/>
+        </w:rPr>
+        <w:t xml:space="preserve">()</w:t>
+      </w:r>
+    </w:p>
+    <w:p>
+      <w:pPr>
+        <w:pStyle w:val="FirstParagraph"/>
+      </w:pPr>
+      <w:r>
+        <w:rPr>
+          <w:b/>
+          <w:bCs/>
+        </w:rPr>
+        <w:t xml:space="preserve">⚠️ Watch out!</w:t>
+      </w:r>
+    </w:p>
+    <w:p>
+      <w:pPr>
+        <w:pStyle w:val="BodyText"/>
+      </w:pPr>
+      <w:r>
+        <w:t xml:space="preserve">The</w:t>
+      </w:r>
+      <w:r>
+        <w:t xml:space="preserve"> </w:t>
+      </w:r>
+      <w:r>
+        <w:rPr>
+          <w:rStyle w:val="VerbatimChar"/>
+        </w:rPr>
+        <w:t xml:space="preserve">+</w:t>
+      </w:r>
+      <w:r>
+        <w:t xml:space="preserve"> </w:t>
+      </w:r>
+      <w:r>
+        <w:t xml:space="preserve">must sit at the</w:t>
+      </w:r>
+      <w:r>
+        <w:t xml:space="preserve"> </w:t>
+      </w:r>
+      <w:r>
+        <w:rPr>
+          <w:b/>
+          <w:bCs/>
+        </w:rPr>
+        <w:t xml:space="preserve">end</w:t>
+      </w:r>
+      <w:r>
+        <w:t xml:space="preserve"> </w:t>
+      </w:r>
+      <w:r>
+        <w:t xml:space="preserve">of a line, never the start.</w:t>
+      </w:r>
+      <w:r>
+        <w:t xml:space="preserve"> </w:t>
+      </w:r>
+      <w:r>
+        <w:rPr>
+          <w:rStyle w:val="VerbatimChar"/>
+        </w:rPr>
+        <w:t xml:space="preserve">+</w:t>
+      </w:r>
+      <w:r>
+        <w:t xml:space="preserve"> </w:t>
+      </w:r>
+      <w:r>
+        <w:t xml:space="preserve">at the start = error.</w:t>
+      </w:r>
+    </w:p>
+    <w:p>
+      <w:pPr>
+        <w:pStyle w:val="BodyText"/>
+      </w:pPr>
+      <w:r>
+        <w:drawing>
+          <wp:inline>
+            <wp:extent cx="5334000" cy="4513384"/>
+            <wp:effectExtent b="0" l="0" r="0" t="0"/>
+            <wp:docPr descr="" title="" id="62" name="Picture"/>
+            <a:graphic>
+              <a:graphicData uri="http://schemas.openxmlformats.org/drawingml/2006/picture">
+                <pic:pic>
+                  <pic:nvPicPr>
+                    <pic:cNvPr descr="images/diagram_ggplot_layers.png" id="63" name="Picture"/>
+                    <pic:cNvPicPr>
+                      <a:picLocks noChangeArrowheads="1" noChangeAspect="1"/>
+                    </pic:cNvPicPr>
+                  </pic:nvPicPr>
+                  <pic:blipFill>
+                    <a:blip r:embed="rId10"/>
+                    <a:stretch>
+                      <a:fillRect/>
+                    </a:stretch>
+                  </pic:blipFill>
+                  <pic:spPr bwMode="auto">
+                    <a:xfrm>
+                      <a:off x="0" y="0"/>
+                      <a:ext cx="5334000" cy="4513384"/>
+                    </a:xfrm>
+                    <a:prstGeom prst="rect">
+                      <a:avLst/>
+                    </a:prstGeom>
+                    <a:noFill/>
+                    <a:ln w="9525">
+                      <a:noFill/>
+                      <a:headEnd/>
+                      <a:tailEnd/>
+                    </a:ln>
+                  </pic:spPr>
+                </pic:pic>
+              </a:graphicData>
+            </a:graphic>
+          </wp:inline>
+        </w:drawing>
+      </w:r>
+    </w:p>
+    <w:bookmarkEnd w:id="64"/>
+    <w:bookmarkEnd w:id="65"/>
+    <w:bookmarkStart w:id="69" w:name="improve-it-one-layer-at-a-time"/>
+    <w:p>
+      <w:pPr>
+        <w:pStyle w:val="Heading1"/>
+      </w:pPr>
+      <w:r>
+        <w:t xml:space="preserve">Improve it one layer at a time</w:t>
+      </w:r>
+    </w:p>
+    <w:p>
+      <w:pPr>
+        <w:pStyle w:val="FirstParagraph"/>
+      </w:pPr>
+      <w:r>
+        <w:t xml:space="preserve">Since</w:t>
+      </w:r>
+      <w:r>
+        <w:t xml:space="preserve"> </w:t>
+      </w:r>
+      <w:r>
+        <w:rPr>
+          <w:rStyle w:val="VerbatimChar"/>
+        </w:rPr>
+        <w:t xml:space="preserve">side</w:t>
+      </w:r>
+      <w:r>
+        <w:t xml:space="preserve"> </w:t>
+      </w:r>
+      <w:r>
+        <w:t xml:space="preserve">is a category, a</w:t>
+      </w:r>
+      <w:r>
+        <w:t xml:space="preserve"> </w:t>
+      </w:r>
+      <w:r>
+        <w:rPr>
+          <w:b/>
+          <w:bCs/>
+        </w:rPr>
+        <w:t xml:space="preserve">boxplot</w:t>
+      </w:r>
+      <w:r>
+        <w:t xml:space="preserve"> </w:t>
+      </w:r>
+      <w:r>
+        <w:t xml:space="preserve">with the raw points on top tells the story well:</w:t>
+      </w:r>
+    </w:p>
+    <w:p>
+      <w:pPr>
+        <w:pStyle w:val="SourceCode"/>
+      </w:pPr>
+      <w:r>
+        <w:rPr>
+          <w:rStyle w:val="FunctionTok"/>
+        </w:rPr>
+        <w:t xml:space="preserve">ggplot</w:t>
+      </w:r>
+      <w:r>
+        <w:rPr>
+          <w:rStyle w:val="NormalTok"/>
+        </w:rPr>
+        <w:t xml:space="preserve">(tree_df, </w:t>
+      </w:r>
+      <w:r>
+        <w:rPr>
+          <w:rStyle w:val="FunctionTok"/>
+        </w:rPr>
+        <w:t xml:space="preserve">aes</w:t>
+      </w:r>
+      <w:r>
+        <w:rPr>
+          <w:rStyle w:val="NormalTok"/>
+        </w:rPr>
+        <w:t xml:space="preserve">(</w:t>
+      </w:r>
+      <w:r>
+        <w:rPr>
+          <w:rStyle w:val="AttributeTok"/>
+        </w:rPr>
+        <w:t xml:space="preserve">x =</w:t>
+      </w:r>
+      <w:r>
+        <w:rPr>
+          <w:rStyle w:val="NormalTok"/>
+        </w:rPr>
+        <w:t xml:space="preserve"> side, </w:t>
+      </w:r>
+      <w:r>
+        <w:rPr>
+          <w:rStyle w:val="AttributeTok"/>
+        </w:rPr>
+        <w:t xml:space="preserve">y =</w:t>
+      </w:r>
+      <w:r>
+        <w:rPr>
+          <w:rStyle w:val="NormalTok"/>
+        </w:rPr>
+        <w:t xml:space="preserve"> weight_g)) </w:t>
+      </w:r>
+      <w:r>
+        <w:rPr>
+          <w:rStyle w:val="SpecialCharTok"/>
+        </w:rPr>
+        <w:t xml:space="preserve">+</w:t>
+      </w:r>
+      <w:r>
+        <w:br/>
+      </w:r>
+      <w:r>
+        <w:rPr>
+          <w:rStyle w:val="NormalTok"/>
+        </w:rPr>
+        <w:t xml:space="preserve">  </w:t>
+      </w:r>
+      <w:r>
+        <w:rPr>
+          <w:rStyle w:val="FunctionTok"/>
+        </w:rPr>
+        <w:t xml:space="preserve">geom_boxplot</w:t>
+      </w:r>
+      <w:r>
+        <w:rPr>
+          <w:rStyle w:val="NormalTok"/>
+        </w:rPr>
+        <w:t xml:space="preserve">() </w:t>
+      </w:r>
+      <w:r>
+        <w:rPr>
+          <w:rStyle w:val="SpecialCharTok"/>
+        </w:rPr>
+        <w:t xml:space="preserve">+</w:t>
+      </w:r>
+      <w:r>
+        <w:br/>
+      </w:r>
+      <w:r>
+        <w:rPr>
+          <w:rStyle w:val="NormalTok"/>
+        </w:rPr>
+        <w:t xml:space="preserve">  </w:t>
+      </w:r>
+      <w:r>
+        <w:rPr>
+          <w:rStyle w:val="FunctionTok"/>
+        </w:rPr>
+        <w:t xml:space="preserve">geom_jitter</w:t>
+      </w:r>
+      <w:r>
+        <w:rPr>
+          <w:rStyle w:val="NormalTok"/>
+        </w:rPr>
+        <w:t xml:space="preserve">(</w:t>
+      </w:r>
+      <w:r>
+        <w:rPr>
+          <w:rStyle w:val="AttributeTok"/>
+        </w:rPr>
+        <w:t xml:space="preserve">width =</w:t>
+      </w:r>
+      <w:r>
+        <w:rPr>
+          <w:rStyle w:val="NormalTok"/>
+        </w:rPr>
+        <w:t xml:space="preserve"> </w:t>
+      </w:r>
+      <w:r>
+        <w:rPr>
+          <w:rStyle w:val="FloatTok"/>
+        </w:rPr>
+        <w:t xml:space="preserve">0.15</w:t>
+      </w:r>
+      <w:r>
+        <w:rPr>
+          <w:rStyle w:val="NormalTok"/>
+        </w:rPr>
+        <w:t xml:space="preserve">, </w:t>
+      </w:r>
+      <w:r>
+        <w:rPr>
+          <w:rStyle w:val="AttributeTok"/>
+        </w:rPr>
+        <w:t xml:space="preserve">alpha =</w:t>
+      </w:r>
+      <w:r>
+        <w:rPr>
+          <w:rStyle w:val="NormalTok"/>
+        </w:rPr>
+        <w:t xml:space="preserve"> </w:t>
+      </w:r>
+      <w:r>
+        <w:rPr>
+          <w:rStyle w:val="FloatTok"/>
+        </w:rPr>
+        <w:t xml:space="preserve">0.6</w:t>
+      </w:r>
+      <w:r>
+        <w:rPr>
+          <w:rStyle w:val="NormalTok"/>
+        </w:rPr>
+        <w:t xml:space="preserve">, </w:t>
+      </w:r>
+      <w:r>
+        <w:rPr>
+          <w:rStyle w:val="AttributeTok"/>
+        </w:rPr>
+        <w:t xml:space="preserve">color =</w:t>
+      </w:r>
+      <w:r>
+        <w:rPr>
+          <w:rStyle w:val="NormalTok"/>
+        </w:rPr>
+        <w:t xml:space="preserve"> </w:t>
+      </w:r>
+      <w:r>
+        <w:rPr>
+          <w:rStyle w:val="StringTok"/>
+        </w:rPr>
+        <w:t xml:space="preserve">"tomato"</w:t>
+      </w:r>
+      <w:r>
+        <w:rPr>
+          <w:rStyle w:val="NormalTok"/>
+        </w:rPr>
+        <w:t xml:space="preserve">) </w:t>
+      </w:r>
+      <w:r>
+        <w:rPr>
+          <w:rStyle w:val="SpecialCharTok"/>
+        </w:rPr>
+        <w:t xml:space="preserve">+</w:t>
+      </w:r>
+      <w:r>
+        <w:br/>
+      </w:r>
+      <w:r>
+        <w:rPr>
+          <w:rStyle w:val="NormalTok"/>
+        </w:rPr>
+        <w:t xml:space="preserve">  </w:t>
+      </w:r>
+      <w:r>
+        <w:rPr>
+          <w:rStyle w:val="FunctionTok"/>
+        </w:rPr>
+        <w:t xml:space="preserve">labs</w:t>
+      </w:r>
+      <w:r>
+        <w:rPr>
+          <w:rStyle w:val="NormalTok"/>
+        </w:rPr>
+        <w:t xml:space="preserve">(</w:t>
+      </w:r>
+      <w:r>
+        <w:rPr>
+          <w:rStyle w:val="AttributeTok"/>
+        </w:rPr>
+        <w:t xml:space="preserve">x =</w:t>
+      </w:r>
+      <w:r>
+        <w:rPr>
+          <w:rStyle w:val="NormalTok"/>
+        </w:rPr>
+        <w:t xml:space="preserve"> </w:t>
+      </w:r>
+      <w:r>
+        <w:rPr>
+          <w:rStyle w:val="StringTok"/>
+        </w:rPr>
+        <w:t xml:space="preserve">"Side of tree"</w:t>
+      </w:r>
+      <w:r>
+        <w:rPr>
+          <w:rStyle w:val="NormalTok"/>
+        </w:rPr>
+        <w:t xml:space="preserve">,</w:t>
+      </w:r>
+      <w:r>
+        <w:br/>
+      </w:r>
+      <w:r>
+        <w:rPr>
+          <w:rStyle w:val="NormalTok"/>
+        </w:rPr>
+        <w:t xml:space="preserve">       </w:t>
+      </w:r>
+      <w:r>
+        <w:rPr>
+          <w:rStyle w:val="AttributeTok"/>
+        </w:rPr>
+        <w:t xml:space="preserve">y =</w:t>
+      </w:r>
+      <w:r>
+        <w:rPr>
+          <w:rStyle w:val="NormalTok"/>
+        </w:rPr>
+        <w:t xml:space="preserve"> </w:t>
+      </w:r>
+      <w:r>
+        <w:rPr>
+          <w:rStyle w:val="StringTok"/>
+        </w:rPr>
+        <w:t xml:space="preserve">"Leaf weight (g)"</w:t>
+      </w:r>
+      <w:r>
+        <w:rPr>
+          <w:rStyle w:val="NormalTok"/>
+        </w:rPr>
+        <w:t xml:space="preserve">,</w:t>
+      </w:r>
+      <w:r>
+        <w:br/>
+      </w:r>
+      <w:r>
+        <w:rPr>
+          <w:rStyle w:val="NormalTok"/>
+        </w:rPr>
+        <w:t xml:space="preserve">       </w:t>
+      </w:r>
+      <w:r>
+        <w:rPr>
+          <w:rStyle w:val="AttributeTok"/>
+        </w:rPr>
+        <w:t xml:space="preserve">title =</w:t>
+      </w:r>
+      <w:r>
+        <w:rPr>
+          <w:rStyle w:val="NormalTok"/>
+        </w:rPr>
+        <w:t xml:space="preserve"> </w:t>
+      </w:r>
+      <w:r>
+        <w:rPr>
+          <w:rStyle w:val="StringTok"/>
+        </w:rPr>
+        <w:t xml:space="preserve">"Sunny vs. shady leaves"</w:t>
+      </w:r>
+      <w:r>
+        <w:rPr>
+          <w:rStyle w:val="NormalTok"/>
+        </w:rPr>
+        <w:t xml:space="preserve">)</w:t>
+      </w:r>
+    </w:p>
+    <w:p>
+      <w:pPr>
+        <w:pStyle w:val="FirstParagraph"/>
+      </w:pPr>
+      <w:r>
+        <w:rPr>
+          <w:b/>
+          <w:bCs/>
+        </w:rPr>
+        <w:t xml:space="preserve">🖐 Try it yourself</w:t>
+      </w:r>
+    </w:p>
+    <w:p>
+      <w:pPr>
+        <w:pStyle w:val="BodyText"/>
+      </w:pPr>
+      <w:r>
+        <w:t xml:space="preserve">Swap</w:t>
+      </w:r>
+      <w:r>
+        <w:t xml:space="preserve"> </w:t>
+      </w:r>
+      <w:r>
+        <w:rPr>
+          <w:rStyle w:val="VerbatimChar"/>
+        </w:rPr>
+        <w:t xml:space="preserve">weight_g</w:t>
+      </w:r>
+      <w:r>
+        <w:t xml:space="preserve"> </w:t>
+      </w:r>
+      <w:r>
+        <w:t xml:space="preserve">for</w:t>
+      </w:r>
+      <w:r>
+        <w:t xml:space="preserve"> </w:t>
+      </w:r>
+      <w:r>
+        <w:rPr>
+          <w:rStyle w:val="VerbatimChar"/>
+        </w:rPr>
+        <w:t xml:space="preserve">height_cm</w:t>
+      </w:r>
+      <w:r>
+        <w:t xml:space="preserve">. What changes? Now try</w:t>
+      </w:r>
+      <w:r>
+        <w:t xml:space="preserve"> </w:t>
+      </w:r>
+      <w:r>
+        <w:rPr>
+          <w:rStyle w:val="VerbatimChar"/>
+        </w:rPr>
+        <w:t xml:space="preserve">geom_violin()</w:t>
+      </w:r>
+      <w:r>
+        <w:t xml:space="preserve"> </w:t>
+      </w:r>
+      <w:r>
+        <w:t xml:space="preserve">instead of</w:t>
+      </w:r>
+      <w:r>
+        <w:t xml:space="preserve"> </w:t>
+      </w:r>
+      <w:r>
+        <w:rPr>
+          <w:rStyle w:val="VerbatimChar"/>
+        </w:rPr>
+        <w:t xml:space="preserve">geom_boxplot()</w:t>
+      </w:r>
+      <w:r>
+        <w:t xml:space="preserve">.</w:t>
+      </w:r>
+    </w:p>
+    <w:p>
+      <w:pPr>
+        <w:pStyle w:val="BodyText"/>
+      </w:pPr>
+      <w:r>
+        <w:drawing>
+          <wp:inline>
+            <wp:extent cx="5334000" cy="4096665"/>
+            <wp:effectExtent b="0" l="0" r="0" t="0"/>
+            <wp:docPr descr="" title="" id="67" name="Picture"/>
+            <a:graphic>
+              <a:graphicData uri="http://schemas.openxmlformats.org/drawingml/2006/picture">
+                <pic:pic>
+                  <pic:nvPicPr>
+                    <pic:cNvPr descr="images/paste-3.png" id="68" name="Picture"/>
+                    <pic:cNvPicPr>
+                      <a:picLocks noChangeArrowheads="1" noChangeAspect="1"/>
+                    </pic:cNvPicPr>
+                  </pic:nvPicPr>
+                  <pic:blipFill>
+                    <a:blip r:embed="rId66"/>
+                    <a:stretch>
+                      <a:fillRect/>
+                    </a:stretch>
+                  </pic:blipFill>
+                  <pic:spPr bwMode="auto">
+                    <a:xfrm>
+                      <a:off x="0" y="0"/>
+                      <a:ext cx="5334000" cy="4096665"/>
+                    </a:xfrm>
+                    <a:prstGeom prst="rect">
+                      <a:avLst/>
+                    </a:prstGeom>
+                    <a:noFill/>
+                    <a:ln w="9525">
+                      <a:noFill/>
+                      <a:headEnd/>
+                      <a:tailEnd/>
+                    </a:ln>
+                  </pic:spPr>
+                </pic:pic>
+              </a:graphicData>
+            </a:graphic>
+          </wp:inline>
+        </w:drawing>
+      </w:r>
+    </w:p>
+    <w:bookmarkEnd w:id="69"/>
+    <w:bookmarkStart w:id="72" w:name="save-your-plot-and-your-clean-data"/>
+    <w:p>
+      <w:pPr>
+        <w:pStyle w:val="Heading1"/>
+      </w:pPr>
+      <w:r>
+        <w:t xml:space="preserve">Save your plot and your clean data</w:t>
+      </w:r>
+    </w:p>
+    <w:p>
+      <w:pPr>
+        <w:pStyle w:val="FirstParagraph"/>
+      </w:pPr>
+      <w:r>
+        <w:t xml:space="preserve">Store the plot in an object, then save it:</w:t>
+      </w:r>
+    </w:p>
+    <w:p>
+      <w:pPr>
+        <w:pStyle w:val="SourceCode"/>
+      </w:pPr>
+      <w:r>
+        <w:rPr>
+          <w:rStyle w:val="NormalTok"/>
+        </w:rPr>
+        <w:t xml:space="preserve">my_plot </w:t>
+      </w:r>
+      <w:r>
+        <w:rPr>
+          <w:rStyle w:val="OtherTok"/>
+        </w:rPr>
+        <w:t xml:space="preserve">&lt;-</w:t>
+      </w:r>
+      <w:r>
+        <w:rPr>
+          <w:rStyle w:val="NormalTok"/>
+        </w:rPr>
+        <w:t xml:space="preserve"> </w:t>
+      </w:r>
+      <w:r>
+        <w:rPr>
+          <w:rStyle w:val="FunctionTok"/>
+        </w:rPr>
+        <w:t xml:space="preserve">ggplot</w:t>
+      </w:r>
+      <w:r>
+        <w:rPr>
+          <w:rStyle w:val="NormalTok"/>
+        </w:rPr>
+        <w:t xml:space="preserve">(tree_df, </w:t>
+      </w:r>
+      <w:r>
+        <w:rPr>
+          <w:rStyle w:val="FunctionTok"/>
+        </w:rPr>
+        <w:t xml:space="preserve">aes</w:t>
+      </w:r>
+      <w:r>
+        <w:rPr>
+          <w:rStyle w:val="NormalTok"/>
+        </w:rPr>
+        <w:t xml:space="preserve">(</w:t>
+      </w:r>
+      <w:r>
+        <w:rPr>
+          <w:rStyle w:val="AttributeTok"/>
+        </w:rPr>
+        <w:t xml:space="preserve">x =</w:t>
+      </w:r>
+      <w:r>
+        <w:rPr>
+          <w:rStyle w:val="NormalTok"/>
+        </w:rPr>
+        <w:t xml:space="preserve"> side, </w:t>
+      </w:r>
+      <w:r>
+        <w:rPr>
+          <w:rStyle w:val="AttributeTok"/>
+        </w:rPr>
+        <w:t xml:space="preserve">y =</w:t>
+      </w:r>
+      <w:r>
+        <w:rPr>
+          <w:rStyle w:val="NormalTok"/>
+        </w:rPr>
+        <w:t xml:space="preserve"> weight_g)) </w:t>
+      </w:r>
+      <w:r>
+        <w:rPr>
+          <w:rStyle w:val="SpecialCharTok"/>
+        </w:rPr>
+        <w:t xml:space="preserve">+</w:t>
+      </w:r>
+      <w:r>
+        <w:br/>
+      </w:r>
+      <w:r>
+        <w:rPr>
+          <w:rStyle w:val="NormalTok"/>
+        </w:rPr>
+        <w:t xml:space="preserve">  </w:t>
+      </w:r>
+      <w:r>
+        <w:rPr>
+          <w:rStyle w:val="FunctionTok"/>
+        </w:rPr>
+        <w:t xml:space="preserve">geom_boxplot</w:t>
+      </w:r>
+      <w:r>
+        <w:rPr>
+          <w:rStyle w:val="NormalTok"/>
+        </w:rPr>
+        <w:t xml:space="preserve">()</w:t>
+      </w:r>
+      <w:r>
+        <w:br/>
+      </w:r>
+      <w:r>
+        <w:br/>
+      </w:r>
+      <w:r>
+        <w:rPr>
+          <w:rStyle w:val="FunctionTok"/>
+        </w:rPr>
+        <w:t xml:space="preserve">ggsave</w:t>
+      </w:r>
+      <w:r>
+        <w:rPr>
+          <w:rStyle w:val="NormalTok"/>
+        </w:rPr>
+        <w:t xml:space="preserve">(</w:t>
+      </w:r>
+      <w:r>
+        <w:rPr>
+          <w:rStyle w:val="StringTok"/>
+        </w:rPr>
+        <w:t xml:space="preserve">"figures/leaf_weight.pdf"</w:t>
+      </w:r>
+      <w:r>
+        <w:rPr>
+          <w:rStyle w:val="NormalTok"/>
+        </w:rPr>
+        <w:t xml:space="preserve">, </w:t>
+      </w:r>
+      <w:r>
+        <w:rPr>
+          <w:rStyle w:val="AttributeTok"/>
+        </w:rPr>
+        <w:t xml:space="preserve">plot =</w:t>
+      </w:r>
+      <w:r>
+        <w:rPr>
+          <w:rStyle w:val="NormalTok"/>
+        </w:rPr>
+        <w:t xml:space="preserve"> my_plot,</w:t>
+      </w:r>
+      <w:r>
+        <w:br/>
+      </w:r>
+      <w:r>
+        <w:rPr>
+          <w:rStyle w:val="NormalTok"/>
+        </w:rPr>
+        <w:t xml:space="preserve">       </w:t>
+      </w:r>
+      <w:r>
+        <w:rPr>
+          <w:rStyle w:val="AttributeTok"/>
+        </w:rPr>
+        <w:t xml:space="preserve">width =</w:t>
+      </w:r>
+      <w:r>
+        <w:rPr>
+          <w:rStyle w:val="NormalTok"/>
+        </w:rPr>
+        <w:t xml:space="preserve"> </w:t>
+      </w:r>
+      <w:r>
+        <w:rPr>
+          <w:rStyle w:val="DecValTok"/>
+        </w:rPr>
+        <w:t xml:space="preserve">6</w:t>
+      </w:r>
+      <w:r>
+        <w:rPr>
+          <w:rStyle w:val="NormalTok"/>
+        </w:rPr>
+        <w:t xml:space="preserve">, </w:t>
+      </w:r>
+      <w:r>
+        <w:rPr>
+          <w:rStyle w:val="AttributeTok"/>
+        </w:rPr>
+        <w:t xml:space="preserve">height =</w:t>
+      </w:r>
+      <w:r>
+        <w:rPr>
+          <w:rStyle w:val="NormalTok"/>
+        </w:rPr>
+        <w:t xml:space="preserve"> </w:t>
+      </w:r>
+      <w:r>
+        <w:rPr>
+          <w:rStyle w:val="DecValTok"/>
+        </w:rPr>
+        <w:t xml:space="preserve">6</w:t>
+      </w:r>
+      <w:r>
+        <w:rPr>
+          <w:rStyle w:val="NormalTok"/>
+        </w:rPr>
+        <w:t xml:space="preserve">, </w:t>
+      </w:r>
+      <w:r>
+        <w:rPr>
+          <w:rStyle w:val="AttributeTok"/>
+        </w:rPr>
+        <w:t xml:space="preserve">units =</w:t>
+      </w:r>
+      <w:r>
+        <w:rPr>
+          <w:rStyle w:val="NormalTok"/>
+        </w:rPr>
+        <w:t xml:space="preserve"> </w:t>
+      </w:r>
+      <w:r>
+        <w:rPr>
+          <w:rStyle w:val="StringTok"/>
+        </w:rPr>
+        <w:t xml:space="preserve">"in"</w:t>
+      </w:r>
+      <w:r>
+        <w:rPr>
+          <w:rStyle w:val="NormalTok"/>
+        </w:rPr>
+        <w:t xml:space="preserve">)</w:t>
+      </w:r>
+    </w:p>
+    <w:p>
+      <w:pPr>
+        <w:pStyle w:val="FirstParagraph"/>
+      </w:pPr>
+      <w:r>
+        <w:t xml:space="preserve">Save a tidy data file too:</w:t>
+      </w:r>
+    </w:p>
+    <w:p>
+      <w:pPr>
+        <w:pStyle w:val="SourceCode"/>
+      </w:pPr>
+      <w:r>
+        <w:rPr>
+          <w:rStyle w:val="FunctionTok"/>
+        </w:rPr>
+        <w:t xml:space="preserve">write_csv</w:t>
+      </w:r>
+      <w:r>
+        <w:rPr>
+          <w:rStyle w:val="NormalTok"/>
+        </w:rPr>
+        <w:t xml:space="preserve">(tree_df, </w:t>
+      </w:r>
+      <w:r>
+        <w:rPr>
+          <w:rStyle w:val="StringTok"/>
+        </w:rPr>
+        <w:t xml:space="preserve">"data_clean/tree_clean.csv"</w:t>
+      </w:r>
+      <w:r>
+        <w:rPr>
+          <w:rStyle w:val="NormalTok"/>
+        </w:rPr>
+        <w:t xml:space="preserve">)</w:t>
+      </w:r>
+    </w:p>
+    <w:p>
+      <w:pPr>
+        <w:pStyle w:val="FirstParagraph"/>
+      </w:pPr>
+      <w:r>
+        <w:t xml:space="preserve">Or use the</w:t>
+      </w:r>
+      <w:r>
+        <w:t xml:space="preserve"> </w:t>
+      </w:r>
+      <w:r>
+        <w:rPr>
+          <w:b/>
+          <w:bCs/>
+        </w:rPr>
+        <w:t xml:space="preserve">disk icon</w:t>
+      </w:r>
+      <w:r>
+        <w:t xml:space="preserve"> </w:t>
+      </w:r>
+      <w:r>
+        <w:t xml:space="preserve">above the Plots pane → the Save dialog.</w:t>
+      </w:r>
+    </w:p>
+    <w:p>
+      <w:pPr>
+        <w:pStyle w:val="BodyText"/>
+      </w:pPr>
+      <w:r>
+        <w:rPr>
+          <w:b/>
+          <w:bCs/>
+        </w:rPr>
+        <w:t xml:space="preserve">⚠️ Watch out!</w:t>
+      </w:r>
+    </w:p>
+    <w:p>
+      <w:pPr>
+        <w:pStyle w:val="BodyText"/>
+      </w:pPr>
+      <w:r>
+        <w:rPr>
+          <w:rStyle w:val="VerbatimChar"/>
+        </w:rPr>
+        <w:t xml:space="preserve">ggsave()</w:t>
+      </w:r>
+      <w:r>
+        <w:t xml:space="preserve"> </w:t>
+      </w:r>
+      <w:r>
+        <w:t xml:space="preserve">wants the</w:t>
+      </w:r>
+      <w:r>
+        <w:t xml:space="preserve"> </w:t>
+      </w:r>
+      <w:r>
+        <w:rPr>
+          <w:b/>
+          <w:bCs/>
+        </w:rPr>
+        <w:t xml:space="preserve">filename first</w:t>
+      </w:r>
+      <w:r>
+        <w:t xml:space="preserve">, then</w:t>
+      </w:r>
+      <w:r>
+        <w:t xml:space="preserve"> </w:t>
+      </w:r>
+      <w:r>
+        <w:rPr>
+          <w:rStyle w:val="VerbatimChar"/>
+        </w:rPr>
+        <w:t xml:space="preserve">plot =</w:t>
+      </w:r>
+      <w:r>
+        <w:t xml:space="preserve">. Mixing that order is the classic first save error.</w:t>
+      </w:r>
+    </w:p>
+    <w:p>
+      <w:pPr>
+        <w:pStyle w:val="BodyText"/>
+      </w:pPr>
+      <w:r>
+        <w:drawing>
+          <wp:inline>
+            <wp:extent cx="5334000" cy="4096665"/>
+            <wp:effectExtent b="0" l="0" r="0" t="0"/>
+            <wp:docPr descr="" title="" id="70" name="Picture"/>
+            <a:graphic>
+              <a:graphicData uri="http://schemas.openxmlformats.org/drawingml/2006/picture">
+                <pic:pic>
+                  <pic:nvPicPr>
+                    <pic:cNvPr descr="images/paste-3.png" id="71" name="Picture"/>
+                    <pic:cNvPicPr>
+                      <a:picLocks noChangeArrowheads="1" noChangeAspect="1"/>
+                    </pic:cNvPicPr>
+                  </pic:nvPicPr>
+                  <pic:blipFill>
+                    <a:blip r:embed="rId66"/>
+                    <a:stretch>
+                      <a:fillRect/>
+                    </a:stretch>
+                  </pic:blipFill>
+                  <pic:spPr bwMode="auto">
+                    <a:xfrm>
+                      <a:off x="0" y="0"/>
+                      <a:ext cx="5334000" cy="4096665"/>
+                    </a:xfrm>
+                    <a:prstGeom prst="rect">
+                      <a:avLst/>
+                    </a:prstGeom>
+                    <a:noFill/>
+                    <a:ln w="9525">
+                      <a:noFill/>
+                      <a:headEnd/>
+                      <a:tailEnd/>
+                    </a:ln>
+                  </pic:spPr>
+                </pic:pic>
+              </a:graphicData>
+            </a:graphic>
+          </wp:inline>
+        </w:drawing>
+      </w:r>
+    </w:p>
+    <w:bookmarkEnd w:id="72"/>
+    <w:bookmarkStart w:id="74" w:name="wrap-up"/>
+    <w:p>
+      <w:pPr>
+        <w:pStyle w:val="Heading1"/>
+      </w:pPr>
+      <w:r>
+        <w:t xml:space="preserve">Wrap-up</w:t>
+      </w:r>
+    </w:p>
+    <w:bookmarkStart w:id="73" w:name="what-you-can-now-do"/>
+    <w:p>
+      <w:pPr>
+        <w:pStyle w:val="Heading3"/>
+      </w:pPr>
+      <w:r>
+        <w:t xml:space="preserve">What you can now do</w:t>
+      </w:r>
+    </w:p>
+    <w:p>
+      <w:pPr>
+        <w:pStyle w:val="Compact"/>
+        <w:numPr>
+          <w:ilvl w:val="0"/>
+          <w:numId w:val="1020"/>
+        </w:numPr>
+      </w:pPr>
+      <w:r>
+        <w:t xml:space="preserve">Set up R + Positron and organize a project</w:t>
+      </w:r>
+    </w:p>
+    <w:p>
+      <w:pPr>
+        <w:pStyle w:val="Compact"/>
+        <w:numPr>
+          <w:ilvl w:val="0"/>
+          <w:numId w:val="1020"/>
+        </w:numPr>
+      </w:pPr>
+      <w:r>
+        <w:t xml:space="preserve">Use R as a calculator and</w:t>
+      </w:r>
+      <w:r>
+        <w:t xml:space="preserve"> </w:t>
+      </w:r>
+      <w:r>
+        <w:rPr>
+          <w:b/>
+          <w:bCs/>
+        </w:rPr>
+        <w:t xml:space="preserve">store values</w:t>
+      </w:r>
+      <w:r>
+        <w:t xml:space="preserve"> </w:t>
+      </w:r>
+      <w:r>
+        <w:t xml:space="preserve">with</w:t>
+      </w:r>
+      <w:r>
+        <w:t xml:space="preserve"> </w:t>
+      </w:r>
+      <w:r>
+        <w:rPr>
+          <w:rStyle w:val="VerbatimChar"/>
+        </w:rPr>
+        <w:t xml:space="preserve">&lt;-</w:t>
+      </w:r>
+    </w:p>
+    <w:p>
+      <w:pPr>
+        <w:pStyle w:val="Compact"/>
+        <w:numPr>
+          <w:ilvl w:val="0"/>
+          <w:numId w:val="1020"/>
+        </w:numPr>
+      </w:pPr>
+      <w:r>
+        <w:t xml:space="preserve">Write and run a</w:t>
+      </w:r>
+      <w:r>
+        <w:t xml:space="preserve"> </w:t>
+      </w:r>
+      <w:r>
+        <w:rPr>
+          <w:b/>
+          <w:bCs/>
+        </w:rPr>
+        <w:t xml:space="preserve">script</w:t>
+      </w:r>
+      <w:r>
+        <w:t xml:space="preserve">, with comments</w:t>
+      </w:r>
+    </w:p>
+    <w:p>
+      <w:pPr>
+        <w:pStyle w:val="Compact"/>
+        <w:numPr>
+          <w:ilvl w:val="0"/>
+          <w:numId w:val="1020"/>
+        </w:numPr>
+      </w:pPr>
+      <w:r>
+        <w:t xml:space="preserve">Call</w:t>
+      </w:r>
+      <w:r>
+        <w:t xml:space="preserve"> </w:t>
+      </w:r>
+      <w:r>
+        <w:rPr>
+          <w:b/>
+          <w:bCs/>
+        </w:rPr>
+        <w:t xml:space="preserve">functions</w:t>
+      </w:r>
+      <w:r>
+        <w:t xml:space="preserve"> </w:t>
+      </w:r>
+      <w:r>
+        <w:t xml:space="preserve">and read their help</w:t>
+      </w:r>
+    </w:p>
+    <w:p>
+      <w:pPr>
+        <w:pStyle w:val="Compact"/>
+        <w:numPr>
+          <w:ilvl w:val="0"/>
+          <w:numId w:val="1020"/>
+        </w:numPr>
+      </w:pPr>
+      <w:r>
+        <w:t xml:space="preserve">Build</w:t>
+      </w:r>
+      <w:r>
+        <w:t xml:space="preserve"> </w:t>
+      </w:r>
+      <w:r>
+        <w:rPr>
+          <w:b/>
+          <w:bCs/>
+        </w:rPr>
+        <w:t xml:space="preserve">vectors</w:t>
+      </w:r>
+      <w:r>
+        <w:t xml:space="preserve">, know their</w:t>
+      </w:r>
+      <w:r>
+        <w:t xml:space="preserve"> </w:t>
+      </w:r>
+      <w:r>
+        <w:rPr>
+          <w:b/>
+          <w:bCs/>
+        </w:rPr>
+        <w:t xml:space="preserve">types</w:t>
+      </w:r>
+    </w:p>
+    <w:p>
+      <w:pPr>
+        <w:pStyle w:val="Compact"/>
+        <w:numPr>
+          <w:ilvl w:val="0"/>
+          <w:numId w:val="1020"/>
+        </w:numPr>
+      </w:pPr>
+      <w:r>
+        <w:t xml:space="preserve">Load Excel data into a</w:t>
+      </w:r>
+      <w:r>
+        <w:t xml:space="preserve"> </w:t>
+      </w:r>
+      <w:r>
+        <w:rPr>
+          <w:b/>
+          <w:bCs/>
+        </w:rPr>
+        <w:t xml:space="preserve">data frame</w:t>
+      </w:r>
+      <w:r>
+        <w:t xml:space="preserve"> </w:t>
+      </w:r>
+      <w:r>
+        <w:t xml:space="preserve">and inspect it</w:t>
+      </w:r>
+    </w:p>
+    <w:p>
+      <w:pPr>
+        <w:pStyle w:val="Compact"/>
+        <w:numPr>
+          <w:ilvl w:val="0"/>
+          <w:numId w:val="1020"/>
+        </w:numPr>
+      </w:pPr>
+      <w:r>
+        <w:t xml:space="preserve">Use the</w:t>
+      </w:r>
+      <w:r>
+        <w:t xml:space="preserve"> </w:t>
+      </w:r>
+      <w:r>
+        <w:rPr>
+          <w:b/>
+          <w:bCs/>
+        </w:rPr>
+        <w:t xml:space="preserve">pipe</w:t>
+      </w:r>
+      <w:r>
+        <w:t xml:space="preserve"> </w:t>
+      </w:r>
+      <w:r>
+        <w:rPr>
+          <w:rStyle w:val="VerbatimChar"/>
+        </w:rPr>
+        <w:t xml:space="preserve">|&gt;</w:t>
+      </w:r>
+      <w:r>
+        <w:t xml:space="preserve"> </w:t>
+      </w:r>
+      <w:r>
+        <w:t xml:space="preserve">to summarise</w:t>
+      </w:r>
+    </w:p>
+    <w:p>
+      <w:pPr>
+        <w:pStyle w:val="Compact"/>
+        <w:numPr>
+          <w:ilvl w:val="0"/>
+          <w:numId w:val="1020"/>
+        </w:numPr>
+      </w:pPr>
+      <w:r>
+        <w:t xml:space="preserve">Make and</w:t>
+      </w:r>
+      <w:r>
+        <w:t xml:space="preserve"> </w:t>
+      </w:r>
+      <w:r>
+        <w:rPr>
+          <w:b/>
+          <w:bCs/>
+        </w:rPr>
+        <w:t xml:space="preserve">save</w:t>
+      </w:r>
+      <w:r>
+        <w:t xml:space="preserve"> </w:t>
+      </w:r>
+      <w:r>
+        <w:t xml:space="preserve">a first</w:t>
+      </w:r>
+      <w:r>
+        <w:t xml:space="preserve"> </w:t>
+      </w:r>
+      <w:r>
+        <w:rPr>
+          <w:rStyle w:val="VerbatimChar"/>
+        </w:rPr>
+        <w:t xml:space="preserve">ggplot</w:t>
+      </w:r>
+    </w:p>
+    <w:p>
+      <w:pPr>
+        <w:pStyle w:val="FirstParagraph"/>
+      </w:pPr>
+      <w:r>
+        <w:rPr>
+          <w:b/>
+          <w:bCs/>
+        </w:rPr>
+        <w:t xml:space="preserve">✅ Key idea</w:t>
+      </w:r>
+    </w:p>
+    <w:p>
+      <w:pPr>
+        <w:pStyle w:val="BodyText"/>
+      </w:pPr>
+      <w:r>
+        <w:t xml:space="preserve">You went from a blank console to a saved figure of</w:t>
+      </w:r>
+      <w:r>
+        <w:t xml:space="preserve"> </w:t>
+      </w:r>
+      <w:r>
+        <w:rPr>
+          <w:b/>
+          <w:bCs/>
+        </w:rPr>
+        <w:t xml:space="preserve">our</w:t>
+      </w:r>
+      <w:r>
+        <w:t xml:space="preserve"> </w:t>
+      </w:r>
+      <w:r>
+        <w:t xml:space="preserve">data. That’s the whole workflow in miniature.</w:t>
+      </w:r>
+    </w:p>
+    <w:p>
+      <w:pPr>
+        <w:pStyle w:val="BodyText"/>
+      </w:pPr>
+      <w:r>
+        <w:rPr>
+          <w:b/>
+          <w:bCs/>
+        </w:rPr>
+        <w:t xml:space="preserve">🖐 Try it yourself</w:t>
+      </w:r>
+    </w:p>
+    <w:p>
+      <w:pPr>
+        <w:pStyle w:val="BodyText"/>
+      </w:pPr>
+      <w:r>
+        <w:t xml:space="preserve">Before next class: load</w:t>
+      </w:r>
+      <w:r>
+        <w:t xml:space="preserve"> </w:t>
+      </w:r>
+      <w:r>
+        <w:rPr>
+          <w:rStyle w:val="VerbatimChar"/>
+        </w:rPr>
+        <w:t xml:space="preserve">tree_df</w:t>
+      </w:r>
+      <w:r>
+        <w:t xml:space="preserve">, run</w:t>
+      </w:r>
+      <w:r>
+        <w:t xml:space="preserve"> </w:t>
+      </w:r>
+      <w:r>
+        <w:rPr>
+          <w:rStyle w:val="VerbatimChar"/>
+        </w:rPr>
+        <w:t xml:space="preserve">summary()</w:t>
+      </w:r>
+      <w:r>
+        <w:t xml:space="preserve">, and make one plot of</w:t>
+      </w:r>
+      <w:r>
+        <w:t xml:space="preserve"> </w:t>
+      </w:r>
+      <w:r>
+        <w:rPr>
+          <w:rStyle w:val="VerbatimChar"/>
+        </w:rPr>
+        <w:t xml:space="preserve">width_cm</w:t>
+      </w:r>
+      <w:r>
+        <w:t xml:space="preserve"> </w:t>
+      </w:r>
+      <w:r>
+        <w:t xml:space="preserve">by</w:t>
+      </w:r>
+      <w:r>
+        <w:t xml:space="preserve"> </w:t>
+      </w:r>
+      <w:r>
+        <w:rPr>
+          <w:rStyle w:val="VerbatimChar"/>
+        </w:rPr>
+        <w:t xml:space="preserve">side</w:t>
+      </w:r>
+      <w:r>
+        <w:t xml:space="preserve">.</w:t>
+      </w:r>
+    </w:p>
+    <w:bookmarkEnd w:id="73"/>
+    <w:bookmarkEnd w:id="74"/>
+    <w:bookmarkStart w:id="75" w:name="getting-unstuck"/>
+    <w:p>
+      <w:pPr>
+        <w:pStyle w:val="Heading1"/>
+      </w:pPr>
+      <w:r>
+        <w:t xml:space="preserve">Getting unstuck</w:t>
+      </w:r>
+    </w:p>
+    <w:p>
+      <w:pPr>
+        <w:pStyle w:val="FirstParagraph"/>
+      </w:pPr>
+      <w:r>
+        <w:t xml:space="preserve">When code breaks (it will — that’s normal):</w:t>
+      </w:r>
+    </w:p>
+    <w:p>
+      <w:pPr>
+        <w:pStyle w:val="Compact"/>
+        <w:numPr>
+          <w:ilvl w:val="0"/>
+          <w:numId w:val="1021"/>
+        </w:numPr>
+      </w:pPr>
+      <w:r>
+        <w:rPr>
+          <w:rStyle w:val="VerbatimChar"/>
+        </w:rPr>
+        <w:t xml:space="preserve">?function_name</w:t>
+      </w:r>
+      <w:r>
+        <w:t xml:space="preserve"> </w:t>
+      </w:r>
+      <w:r>
+        <w:t xml:space="preserve">— the built-in help page</w:t>
+      </w:r>
+    </w:p>
+    <w:p>
+      <w:pPr>
+        <w:pStyle w:val="Compact"/>
+        <w:numPr>
+          <w:ilvl w:val="0"/>
+          <w:numId w:val="1021"/>
+        </w:numPr>
+      </w:pPr>
+      <w:r>
+        <w:t xml:space="preserve">Read the</w:t>
+      </w:r>
+      <w:r>
+        <w:t xml:space="preserve"> </w:t>
+      </w:r>
+      <w:r>
+        <w:rPr>
+          <w:b/>
+          <w:bCs/>
+        </w:rPr>
+        <w:t xml:space="preserve">error message</w:t>
+      </w:r>
+      <w:r>
+        <w:t xml:space="preserve"> </w:t>
+      </w:r>
+      <w:r>
+        <w:t xml:space="preserve">out loud; it usually names the line</w:t>
+      </w:r>
+    </w:p>
+    <w:p>
+      <w:pPr>
+        <w:pStyle w:val="Compact"/>
+        <w:numPr>
+          <w:ilvl w:val="0"/>
+          <w:numId w:val="1021"/>
+        </w:numPr>
+      </w:pPr>
+      <w:r>
+        <w:t xml:space="preserve">Check: did you load</w:t>
+      </w:r>
+      <w:r>
+        <w:t xml:space="preserve"> </w:t>
+      </w:r>
+      <w:r>
+        <w:rPr>
+          <w:rStyle w:val="VerbatimChar"/>
+        </w:rPr>
+        <w:t xml:space="preserve">library(tidyverse)</w:t>
+      </w:r>
+      <w:r>
+        <w:t xml:space="preserve">? spelling? a missing</w:t>
+      </w:r>
+      <w:r>
+        <w:t xml:space="preserve"> </w:t>
+      </w:r>
+      <w:r>
+        <w:rPr>
+          <w:rStyle w:val="VerbatimChar"/>
+        </w:rPr>
+        <w:t xml:space="preserve">)</w:t>
+      </w:r>
+      <w:r>
+        <w:t xml:space="preserve"> </w:t>
+      </w:r>
+      <w:r>
+        <w:t xml:space="preserve">or</w:t>
+      </w:r>
+      <w:r>
+        <w:t xml:space="preserve"> </w:t>
+      </w:r>
+      <w:r>
+        <w:rPr>
+          <w:rStyle w:val="VerbatimChar"/>
+        </w:rPr>
+        <w:t xml:space="preserve">+</w:t>
+      </w:r>
+      <w:r>
+        <w:t xml:space="preserve">?</w:t>
+      </w:r>
+    </w:p>
+    <w:p>
+      <w:pPr>
+        <w:pStyle w:val="Compact"/>
+        <w:numPr>
+          <w:ilvl w:val="0"/>
+          <w:numId w:val="1021"/>
+        </w:numPr>
+      </w:pPr>
+      <w:r>
+        <w:t xml:space="preserve">The</w:t>
+      </w:r>
+      <w:r>
+        <w:t xml:space="preserve"> </w:t>
+      </w:r>
+      <w:r>
+        <w:rPr>
+          <w:b/>
+          <w:bCs/>
+        </w:rPr>
+        <w:t xml:space="preserve">posit/tidyverse cheatsheets</w:t>
+      </w:r>
+      <w:r>
+        <w:t xml:space="preserve"> </w:t>
+      </w:r>
+      <w:r>
+        <w:t xml:space="preserve">are gold</w:t>
+      </w:r>
+    </w:p>
+    <w:p>
+      <w:pPr>
+        <w:pStyle w:val="Compact"/>
+        <w:numPr>
+          <w:ilvl w:val="0"/>
+          <w:numId w:val="1021"/>
+        </w:numPr>
+      </w:pPr>
+      <w:r>
+        <w:t xml:space="preserve">Bring the exact error to class or office hours</w:t>
+      </w:r>
+    </w:p>
+    <w:p>
+      <w:pPr>
+        <w:pStyle w:val="FirstParagraph"/>
+      </w:pPr>
+      <w:r>
+        <w:rPr>
+          <w:b/>
+          <w:bCs/>
+        </w:rPr>
+        <w:t xml:space="preserve">✅ Key idea</w:t>
+      </w:r>
+    </w:p>
+    <w:p>
+      <w:pPr>
+        <w:pStyle w:val="BodyText"/>
+      </w:pPr>
+      <w:r>
+        <w:t xml:space="preserve">Every coder googles error messages daily. Getting stuck isn’t failing — it’s the job.</w:t>
+      </w:r>
+    </w:p>
+    <w:p>
+      <w:pPr>
+        <w:pStyle w:val="BodyText"/>
+      </w:pPr>
+      <w:r>
+        <w:rPr>
+          <w:b/>
+          <w:bCs/>
+        </w:rPr>
+        <w:t xml:space="preserve">📊 Coming from Excel?</w:t>
+      </w:r>
+    </w:p>
+    <w:p>
+      <w:pPr>
+        <w:pStyle w:val="BodyText"/>
+      </w:pPr>
+      <w:r>
+        <w:t xml:space="preserve">In Excel you fix errors by clicking around. In R you fix them by</w:t>
+      </w:r>
+      <w:r>
+        <w:t xml:space="preserve"> </w:t>
+      </w:r>
+      <w:r>
+        <w:rPr>
+          <w:b/>
+          <w:bCs/>
+        </w:rPr>
+        <w:t xml:space="preserve">reading the message</w:t>
+      </w:r>
+      <w:r>
+        <w:t xml:space="preserve"> </w:t>
+      </w:r>
+      <w:r>
+        <w:t xml:space="preserve">and editing one line. Slower at first, far more powerful soon.</w:t>
+      </w:r>
+    </w:p>
+    <w:bookmarkEnd w:id="75"/>
     <w:sectPr>
       <w:footnotePr>
         <w:numRestart w:val="eachSect"/>
@@ -138,8 +7727,313 @@
       </w:pPr>
     </w:lvl>
   </w:abstractNum>
+  <w:abstractNum w:abstractNumId="991">
+    <w:nsid w:val="0000A991"/>
+    <w:multiLevelType w:val="multilevel"/>
+    <w:lvl w:ilvl="0">
+      <w:numFmt w:val="bullet"/>
+      <w:lvlText w:val=""/>
+      <w:lvlJc w:val="left"/>
+      <w:pPr>
+        <w:ind w:left="720" w:hanging="360"/>
+      </w:pPr>
+      <w:rPr>
+        <w:rFonts w:ascii="Symbol" w:hAnsi="Symbol" w:cs="Symbol" w:hint="default"/>
+      </w:rPr>
+    </w:lvl>
+    <w:lvl w:ilvl="1">
+      <w:numFmt w:val="bullet"/>
+      <w:lvlText w:val="o"/>
+      <w:lvlJc w:val="left"/>
+      <w:pPr>
+        <w:ind w:left="1440" w:hanging="360"/>
+      </w:pPr>
+      <w:rPr>
+        <w:rFonts w:ascii="Courier New" w:hAnsi="Courier New" w:cs="Courier New" w:hint="default"/>
+      </w:rPr>
+    </w:lvl>
+    <w:lvl w:ilvl="2">
+      <w:numFmt w:val="bullet"/>
+      <w:lvlText w:val=""/>
+      <w:lvlJc w:val="left"/>
+      <w:pPr>
+        <w:ind w:left="2160" w:hanging="360"/>
+      </w:pPr>
+      <w:rPr>
+        <w:rFonts w:ascii="Wingdings" w:hAnsi="Wingdings" w:cs="Wingdings" w:hint="default"/>
+      </w:rPr>
+    </w:lvl>
+    <w:lvl w:ilvl="3">
+      <w:numFmt w:val="bullet"/>
+      <w:lvlText w:val=""/>
+      <w:lvlJc w:val="left"/>
+      <w:pPr>
+        <w:ind w:left="2880" w:hanging="360"/>
+      </w:pPr>
+      <w:rPr>
+        <w:rFonts w:ascii="Symbol" w:hAnsi="Symbol" w:cs="Symbol" w:hint="default"/>
+      </w:rPr>
+    </w:lvl>
+    <w:lvl w:ilvl="4">
+      <w:numFmt w:val="bullet"/>
+      <w:lvlText w:val="o"/>
+      <w:lvlJc w:val="left"/>
+      <w:pPr>
+        <w:ind w:left="3600" w:hanging="360"/>
+      </w:pPr>
+      <w:rPr>
+        <w:rFonts w:ascii="Courier New" w:hAnsi="Courier New" w:cs="Courier New" w:hint="default"/>
+      </w:rPr>
+    </w:lvl>
+    <w:lvl w:ilvl="5">
+      <w:numFmt w:val="bullet"/>
+      <w:lvlText w:val=""/>
+      <w:lvlJc w:val="left"/>
+      <w:pPr>
+        <w:ind w:left="4320" w:hanging="360"/>
+      </w:pPr>
+      <w:rPr>
+        <w:rFonts w:ascii="Wingdings" w:hAnsi="Wingdings" w:cs="Wingdings" w:hint="default"/>
+      </w:rPr>
+    </w:lvl>
+    <w:lvl w:ilvl="6">
+      <w:numFmt w:val="bullet"/>
+      <w:lvlText w:val=""/>
+      <w:lvlJc w:val="left"/>
+      <w:pPr>
+        <w:ind w:left="5040" w:hanging="360"/>
+      </w:pPr>
+      <w:rPr>
+        <w:rFonts w:ascii="Symbol" w:hAnsi="Symbol" w:cs="Symbol" w:hint="default"/>
+      </w:rPr>
+    </w:lvl>
+    <w:lvl w:ilvl="7">
+      <w:numFmt w:val="bullet"/>
+      <w:lvlText w:val="o"/>
+      <w:lvlJc w:val="left"/>
+      <w:pPr>
+        <w:ind w:left="5760" w:hanging="360"/>
+      </w:pPr>
+      <w:rPr>
+        <w:rFonts w:ascii="Courier New" w:hAnsi="Courier New" w:cs="Courier New" w:hint="default"/>
+      </w:rPr>
+    </w:lvl>
+    <w:lvl w:ilvl="8">
+      <w:numFmt w:val="bullet"/>
+      <w:lvlText w:val=""/>
+      <w:lvlJc w:val="left"/>
+      <w:pPr>
+        <w:ind w:left="6480" w:hanging="360"/>
+      </w:pPr>
+      <w:rPr>
+        <w:rFonts w:ascii="Wingdings" w:hAnsi="Wingdings" w:cs="Wingdings" w:hint="default"/>
+      </w:rPr>
+    </w:lvl>
+  </w:abstractNum>
+  <w:abstractNum w:abstractNumId="99411">
+    <w:nsid w:val="00A99411"/>
+    <w:multiLevelType w:val="multilevel"/>
+    <w:lvl w:ilvl="0">
+      <w:start w:val="1"/>
+      <w:numFmt w:val="decimal"/>
+      <w:lvlText w:val="%1."/>
+      <w:lvlJc w:val="left"/>
+      <w:pPr>
+        <w:ind w:left="720" w:hanging="360"/>
+      </w:pPr>
+    </w:lvl>
+    <w:lvl w:ilvl="1">
+      <w:start w:val="1"/>
+      <w:numFmt w:val="decimal"/>
+      <w:lvlText w:val="%2."/>
+      <w:lvlJc w:val="left"/>
+      <w:pPr>
+        <w:ind w:left="1440" w:hanging="360"/>
+      </w:pPr>
+    </w:lvl>
+    <w:lvl w:ilvl="2">
+      <w:start w:val="1"/>
+      <w:numFmt w:val="decimal"/>
+      <w:lvlText w:val="%3."/>
+      <w:lvlJc w:val="left"/>
+      <w:pPr>
+        <w:ind w:left="2160" w:hanging="360"/>
+      </w:pPr>
+    </w:lvl>
+    <w:lvl w:ilvl="3">
+      <w:start w:val="1"/>
+      <w:numFmt w:val="decimal"/>
+      <w:lvlText w:val="%4."/>
+      <w:lvlJc w:val="left"/>
+      <w:pPr>
+        <w:ind w:left="2880" w:hanging="360"/>
+      </w:pPr>
+    </w:lvl>
+    <w:lvl w:ilvl="4">
+      <w:start w:val="1"/>
+      <w:numFmt w:val="decimal"/>
+      <w:lvlText w:val="%5."/>
+      <w:lvlJc w:val="left"/>
+      <w:pPr>
+        <w:ind w:left="3600" w:hanging="360"/>
+      </w:pPr>
+    </w:lvl>
+    <w:lvl w:ilvl="5">
+      <w:start w:val="1"/>
+      <w:numFmt w:val="decimal"/>
+      <w:lvlText w:val="%6."/>
+      <w:lvlJc w:val="left"/>
+      <w:pPr>
+        <w:ind w:left="4320" w:hanging="360"/>
+      </w:pPr>
+    </w:lvl>
+    <w:lvl w:ilvl="6">
+      <w:start w:val="1"/>
+      <w:numFmt w:val="decimal"/>
+      <w:lvlText w:val="%7."/>
+      <w:lvlJc w:val="left"/>
+      <w:pPr>
+        <w:ind w:left="5040" w:hanging="360"/>
+      </w:pPr>
+    </w:lvl>
+    <w:lvl w:ilvl="7">
+      <w:start w:val="1"/>
+      <w:numFmt w:val="decimal"/>
+      <w:lvlText w:val="%8."/>
+      <w:lvlJc w:val="left"/>
+      <w:pPr>
+        <w:ind w:left="5760" w:hanging="360"/>
+      </w:pPr>
+    </w:lvl>
+    <w:lvl w:ilvl="8">
+      <w:start w:val="1"/>
+      <w:numFmt w:val="decimal"/>
+      <w:lvlText w:val="%9."/>
+      <w:lvlJc w:val="left"/>
+      <w:pPr>
+        <w:ind w:left="6480" w:hanging="360"/>
+      </w:pPr>
+    </w:lvl>
+  </w:abstractNum>
   <w:num w:numId="1000">
     <w:abstractNumId w:val="990"/>
+  </w:num>
+  <w:num w:numId="1001">
+    <w:abstractNumId w:val="991"/>
+  </w:num>
+  <w:num w:numId="1002">
+    <w:abstractNumId w:val="991"/>
+  </w:num>
+  <w:num w:numId="1003">
+    <w:abstractNumId w:val="991"/>
+  </w:num>
+  <w:num w:numId="1004">
+    <w:abstractNumId w:val="991"/>
+  </w:num>
+  <w:num w:numId="1005">
+    <w:abstractNumId w:val="991"/>
+  </w:num>
+  <w:num w:numId="1006">
+    <w:abstractNumId w:val="99411"/>
+    <w:lvlOverride w:ilvl="0">
+      <w:startOverride w:val="1"/>
+    </w:lvlOverride>
+    <w:lvlOverride w:ilvl="1">
+      <w:startOverride w:val="1"/>
+    </w:lvlOverride>
+    <w:lvlOverride w:ilvl="2">
+      <w:startOverride w:val="1"/>
+    </w:lvlOverride>
+    <w:lvlOverride w:ilvl="3">
+      <w:startOverride w:val="1"/>
+    </w:lvlOverride>
+    <w:lvlOverride w:ilvl="4">
+      <w:startOverride w:val="1"/>
+    </w:lvlOverride>
+    <w:lvlOverride w:ilvl="5">
+      <w:startOverride w:val="1"/>
+    </w:lvlOverride>
+    <w:lvlOverride w:ilvl="6">
+      <w:startOverride w:val="1"/>
+    </w:lvlOverride>
+    <w:lvlOverride w:ilvl="7">
+      <w:startOverride w:val="1"/>
+    </w:lvlOverride>
+    <w:lvlOverride w:ilvl="8">
+      <w:startOverride w:val="1"/>
+    </w:lvlOverride>
+  </w:num>
+  <w:num w:numId="1007">
+    <w:abstractNumId w:val="991"/>
+  </w:num>
+  <w:num w:numId="1008">
+    <w:abstractNumId w:val="991"/>
+  </w:num>
+  <w:num w:numId="1009">
+    <w:abstractNumId w:val="991"/>
+  </w:num>
+  <w:num w:numId="1010">
+    <w:abstractNumId w:val="991"/>
+  </w:num>
+  <w:num w:numId="1011">
+    <w:abstractNumId w:val="991"/>
+  </w:num>
+  <w:num w:numId="1012">
+    <w:abstractNumId w:val="991"/>
+  </w:num>
+  <w:num w:numId="1013">
+    <w:abstractNumId w:val="991"/>
+  </w:num>
+  <w:num w:numId="1014">
+    <w:abstractNumId w:val="991"/>
+  </w:num>
+  <w:num w:numId="1015">
+    <w:abstractNumId w:val="991"/>
+  </w:num>
+  <w:num w:numId="1016">
+    <w:abstractNumId w:val="991"/>
+  </w:num>
+  <w:num w:numId="1017">
+    <w:abstractNumId w:val="991"/>
+  </w:num>
+  <w:num w:numId="1018">
+    <w:abstractNumId w:val="991"/>
+  </w:num>
+  <w:num w:numId="1019">
+    <w:abstractNumId w:val="99411"/>
+    <w:lvlOverride w:ilvl="0">
+      <w:startOverride w:val="1"/>
+    </w:lvlOverride>
+    <w:lvlOverride w:ilvl="1">
+      <w:startOverride w:val="1"/>
+    </w:lvlOverride>
+    <w:lvlOverride w:ilvl="2">
+      <w:startOverride w:val="1"/>
+    </w:lvlOverride>
+    <w:lvlOverride w:ilvl="3">
+      <w:startOverride w:val="1"/>
+    </w:lvlOverride>
+    <w:lvlOverride w:ilvl="4">
+      <w:startOverride w:val="1"/>
+    </w:lvlOverride>
+    <w:lvlOverride w:ilvl="5">
+      <w:startOverride w:val="1"/>
+    </w:lvlOverride>
+    <w:lvlOverride w:ilvl="6">
+      <w:startOverride w:val="1"/>
+    </w:lvlOverride>
+    <w:lvlOverride w:ilvl="7">
+      <w:startOverride w:val="1"/>
+    </w:lvlOverride>
+    <w:lvlOverride w:ilvl="8">
+      <w:startOverride w:val="1"/>
+    </w:lvlOverride>
+  </w:num>
+  <w:num w:numId="1020">
+    <w:abstractNumId w:val="991"/>
+  </w:num>
+  <w:num w:numId="1021">
+    <w:abstractNumId w:val="991"/>
   </w:num>
 </w:numbering>
 </file>

--- a/docs/lectures/lecture_02/02_lecture_powerpoint.docx
+++ b/docs/lectures/lecture_02/02_lecture_powerpoint.docx
@@ -433,7 +433,7 @@
       <w:r>
         <w:drawing>
           <wp:inline>
-            <wp:extent cx="5334000" cy="4513384"/>
+            <wp:extent cx="5943600" cy="5029200"/>
             <wp:effectExtent b="0" l="0" r="0" t="0"/>
             <wp:docPr descr="" title="" id="11" name="Picture"/>
             <a:graphic>
@@ -454,7 +454,7 @@
                   <pic:spPr bwMode="auto">
                     <a:xfrm>
                       <a:off x="0" y="0"/>
-                      <a:ext cx="5334000" cy="4513384"/>
+                      <a:ext cx="5943600" cy="5029200"/>
                     </a:xfrm>
                     <a:prstGeom prst="rect">
                       <a:avLst/>
@@ -671,7 +671,7 @@
       <w:r>
         <w:drawing>
           <wp:inline>
-            <wp:extent cx="5334000" cy="5086035"/>
+            <wp:extent cx="5943600" cy="5667296"/>
             <wp:effectExtent b="0" l="0" r="0" t="0"/>
             <wp:docPr descr="" title="" id="15" name="Picture"/>
             <a:graphic>
@@ -692,7 +692,7 @@
                   <pic:spPr bwMode="auto">
                     <a:xfrm>
                       <a:off x="0" y="0"/>
-                      <a:ext cx="5334000" cy="5086035"/>
+                      <a:ext cx="5943600" cy="5667296"/>
                     </a:xfrm>
                     <a:prstGeom prst="rect">
                       <a:avLst/>
@@ -900,7 +900,7 @@
       <w:r>
         <w:drawing>
           <wp:inline>
-            <wp:extent cx="5334000" cy="5086035"/>
+            <wp:extent cx="5943600" cy="5667296"/>
             <wp:effectExtent b="0" l="0" r="0" t="0"/>
             <wp:docPr descr="" title="" id="22" name="Picture"/>
             <a:graphic>
@@ -921,7 +921,7 @@
                   <pic:spPr bwMode="auto">
                     <a:xfrm>
                       <a:off x="0" y="0"/>
-                      <a:ext cx="5334000" cy="5086035"/>
+                      <a:ext cx="5943600" cy="5667296"/>
                     </a:xfrm>
                     <a:prstGeom prst="rect">
                       <a:avLst/>
@@ -1322,7 +1322,7 @@
       <w:r>
         <w:drawing>
           <wp:inline>
-            <wp:extent cx="5334000" cy="5086035"/>
+            <wp:extent cx="5943600" cy="5667296"/>
             <wp:effectExtent b="0" l="0" r="0" t="0"/>
             <wp:docPr descr="" title="" id="26" name="Picture"/>
             <a:graphic>
@@ -1343,7 +1343,7 @@
                   <pic:spPr bwMode="auto">
                     <a:xfrm>
                       <a:off x="0" y="0"/>
-                      <a:ext cx="5334000" cy="5086035"/>
+                      <a:ext cx="5943600" cy="5667296"/>
                     </a:xfrm>
                     <a:prstGeom prst="rect">
                       <a:avLst/>
@@ -1958,7 +1958,7 @@
       <w:r>
         <w:drawing>
           <wp:inline>
-            <wp:extent cx="5334000" cy="4308230"/>
+            <wp:extent cx="5943600" cy="4800600"/>
             <wp:effectExtent b="0" l="0" r="0" t="0"/>
             <wp:docPr descr="" title="" id="32" name="Picture"/>
             <a:graphic>
@@ -1979,7 +1979,7 @@
                   <pic:spPr bwMode="auto">
                     <a:xfrm>
                       <a:off x="0" y="0"/>
-                      <a:ext cx="5334000" cy="4308230"/>
+                      <a:ext cx="5943600" cy="4800600"/>
                     </a:xfrm>
                     <a:prstGeom prst="rect">
                       <a:avLst/>
@@ -3014,7 +3014,7 @@
       <w:r>
         <w:drawing>
           <wp:inline>
-            <wp:extent cx="5334000" cy="4103076"/>
+            <wp:extent cx="5943600" cy="4572000"/>
             <wp:effectExtent b="0" l="0" r="0" t="0"/>
             <wp:docPr descr="" title="" id="38" name="Picture"/>
             <a:graphic>
@@ -3035,7 +3035,7 @@
                   <pic:spPr bwMode="auto">
                     <a:xfrm>
                       <a:off x="0" y="0"/>
-                      <a:ext cx="5334000" cy="4103076"/>
+                      <a:ext cx="5943600" cy="4572000"/>
                     </a:xfrm>
                     <a:prstGeom prst="rect">
                       <a:avLst/>
@@ -3890,7 +3890,7 @@
       <w:r>
         <w:drawing>
           <wp:inline>
-            <wp:extent cx="5334000" cy="4308230"/>
+            <wp:extent cx="5943600" cy="4800600"/>
             <wp:effectExtent b="0" l="0" r="0" t="0"/>
             <wp:docPr descr="" title="" id="43" name="Picture"/>
             <a:graphic>
@@ -3911,7 +3911,7 @@
                   <pic:spPr bwMode="auto">
                     <a:xfrm>
                       <a:off x="0" y="0"/>
-                      <a:ext cx="5334000" cy="4308230"/>
+                      <a:ext cx="5943600" cy="4800600"/>
                     </a:xfrm>
                     <a:prstGeom prst="rect">
                       <a:avLst/>
@@ -4251,7 +4251,7 @@
       <w:r>
         <w:drawing>
           <wp:inline>
-            <wp:extent cx="5334000" cy="4171461"/>
+            <wp:extent cx="5943600" cy="4648200"/>
             <wp:effectExtent b="0" l="0" r="0" t="0"/>
             <wp:docPr descr="" title="" id="47" name="Picture"/>
             <a:graphic>
@@ -4272,7 +4272,7 @@
                   <pic:spPr bwMode="auto">
                     <a:xfrm>
                       <a:off x="0" y="0"/>
-                      <a:ext cx="5334000" cy="4171461"/>
+                      <a:ext cx="5943600" cy="4648200"/>
                     </a:xfrm>
                     <a:prstGeom prst="rect">
                       <a:avLst/>
@@ -5114,7 +5114,7 @@
       <w:r>
         <w:drawing>
           <wp:inline>
-            <wp:extent cx="5334000" cy="4308230"/>
+            <wp:extent cx="5943600" cy="4800600"/>
             <wp:effectExtent b="0" l="0" r="0" t="0"/>
             <wp:docPr descr="" title="" id="54" name="Picture"/>
             <a:graphic>
@@ -5135,7 +5135,7 @@
                   <pic:spPr bwMode="auto">
                     <a:xfrm>
                       <a:off x="0" y="0"/>
-                      <a:ext cx="5334000" cy="4308230"/>
+                      <a:ext cx="5943600" cy="4800600"/>
                     </a:xfrm>
                     <a:prstGeom prst="rect">
                       <a:avLst/>
@@ -5732,7 +5732,7 @@
       <w:r>
         <w:drawing>
           <wp:inline>
-            <wp:extent cx="5334000" cy="4308230"/>
+            <wp:extent cx="5943600" cy="4800600"/>
             <wp:effectExtent b="0" l="0" r="0" t="0"/>
             <wp:docPr descr="" title="" id="59" name="Picture"/>
             <a:graphic>
@@ -5753,7 +5753,7 @@
                   <pic:spPr bwMode="auto">
                     <a:xfrm>
                       <a:off x="0" y="0"/>
-                      <a:ext cx="5334000" cy="4308230"/>
+                      <a:ext cx="5943600" cy="4800600"/>
                     </a:xfrm>
                     <a:prstGeom prst="rect">
                       <a:avLst/>
@@ -6128,7 +6128,7 @@
       <w:r>
         <w:drawing>
           <wp:inline>
-            <wp:extent cx="5334000" cy="4513384"/>
+            <wp:extent cx="5943600" cy="5029200"/>
             <wp:effectExtent b="0" l="0" r="0" t="0"/>
             <wp:docPr descr="" title="" id="62" name="Picture"/>
             <a:graphic>
@@ -6149,7 +6149,7 @@
                   <pic:spPr bwMode="auto">
                     <a:xfrm>
                       <a:off x="0" y="0"/>
-                      <a:ext cx="5334000" cy="4513384"/>
+                      <a:ext cx="5943600" cy="5029200"/>
                     </a:xfrm>
                     <a:prstGeom prst="rect">
                       <a:avLst/>
@@ -6595,7 +6595,7 @@
       <w:r>
         <w:drawing>
           <wp:inline>
-            <wp:extent cx="5334000" cy="4096665"/>
+            <wp:extent cx="5943600" cy="4564856"/>
             <wp:effectExtent b="0" l="0" r="0" t="0"/>
             <wp:docPr descr="" title="" id="67" name="Picture"/>
             <a:graphic>
@@ -6616,7 +6616,7 @@
                   <pic:spPr bwMode="auto">
                     <a:xfrm>
                       <a:off x="0" y="0"/>
-                      <a:ext cx="5334000" cy="4096665"/>
+                      <a:ext cx="5943600" cy="4564856"/>
                     </a:xfrm>
                     <a:prstGeom prst="rect">
                       <a:avLst/>
@@ -6996,7 +6996,7 @@
       <w:r>
         <w:drawing>
           <wp:inline>
-            <wp:extent cx="5334000" cy="4096665"/>
+            <wp:extent cx="5943600" cy="4564856"/>
             <wp:effectExtent b="0" l="0" r="0" t="0"/>
             <wp:docPr descr="" title="" id="70" name="Picture"/>
             <a:graphic>
@@ -7017,7 +7017,7 @@
                   <pic:spPr bwMode="auto">
                     <a:xfrm>
                       <a:off x="0" y="0"/>
-                      <a:ext cx="5334000" cy="4096665"/>
+                      <a:ext cx="5943600" cy="4564856"/>
                     </a:xfrm>
                     <a:prstGeom prst="rect">
                       <a:avLst/>
@@ -7618,9 +7618,10 @@
     </w:p>
     <w:bookmarkEnd w:id="75"/>
     <w:sectPr>
-      <w:footnotePr>
-        <w:numRestart w:val="eachSect"/>
-      </w:footnotePr>
+      <w:pgSz w:h="15840" w:w="12240"/>
+      <w:pgMar w:bottom="1440" w:footer="720" w:gutter="0" w:header="720" w:left="1440" w:right="1440" w:top="1440"/>
+      <w:cols w:space="720"/>
+      <w:docGrid w:linePitch="360"/>
     </w:sectPr>
   </w:body>
 </w:document>
@@ -8039,65 +8040,755 @@
 </file>
 
 <file path=word/styles.xml><?xml version="1.0" encoding="utf-8"?>
-<w:styles xmlns:r="http://schemas.openxmlformats.org/officeDocument/2006/relationships" xmlns:w="http://schemas.openxmlformats.org/wordprocessingml/2006/main">
+<w:styles xmlns:mc="http://schemas.openxmlformats.org/markup-compatibility/2006" xmlns:r="http://schemas.openxmlformats.org/officeDocument/2006/relationships" xmlns:w="http://schemas.openxmlformats.org/wordprocessingml/2006/main" xmlns:w14="http://schemas.microsoft.com/office/word/2010/wordml" xmlns:w15="http://schemas.microsoft.com/office/word/2012/wordml" xmlns:w16="http://schemas.microsoft.com/office/word/2018/wordml" xmlns:w16cex="http://schemas.microsoft.com/office/word/2018/wordml/cex" xmlns:w16cid="http://schemas.microsoft.com/office/word/2016/wordml/cid" xmlns:w16du="http://schemas.microsoft.com/office/word/2023/wordml/word16du" xmlns:w16sdtdh="http://schemas.microsoft.com/office/word/2020/wordml/sdtdatahash" xmlns:w16sdtfl="http://schemas.microsoft.com/office/word/2024/wordml/sdtformatlock" xmlns:w16se="http://schemas.microsoft.com/office/word/2015/wordml/symex" mc:Ignorable="w14 w15 w16se w16cid w16 w16cex w16sdtdh w16sdtfl w16du">
   <w:docDefaults>
     <w:rPrDefault>
       <w:rPr>
-        <w:rFonts w:asciiTheme="minorHAnsi" w:cstheme="minorBidi" w:eastAsiaTheme="minorEastAsia" w:hAnsiTheme="minorHAnsi"/>
+        <w:rFonts w:ascii="Arial" w:cs="Times New Roman (Body CS)" w:eastAsiaTheme="minorHAnsi" w:hAnsi="Arial"/>
+        <w:kern w:val="2"/>
         <w:sz w:val="24"/>
         <w:szCs w:val="24"/>
-        <w:lang w:bidi="ar-SA" w:eastAsia="zh-CN" w:val="en-US"/>
+        <w:lang w:bidi="ar-SA" w:eastAsia="en-US" w:val="en-US"/>
+        <w14:ligatures w14:val="standardContextual"/>
       </w:rPr>
     </w:rPrDefault>
-    <w:pPrDefault>
-      <w:pPr>
-        <w:spacing w:after="200"/>
-      </w:pPr>
-    </w:pPrDefault>
+    <w:pPrDefault/>
   </w:docDefaults>
-  <w:latentStyles w:count="276" w:defLockedState="0" w:defQFormat="0" w:defSemiHidden="0" w:defUIPriority="0" w:defUnhideWhenUsed="0"/>
+  <w:latentStyles w:count="376" w:defLockedState="0" w:defQFormat="0" w:defSemiHidden="0" w:defUIPriority="99" w:defUnhideWhenUsed="0">
+    <w:lsdException w:name="Normal" w:qFormat="1" w:uiPriority="0"/>
+    <w:lsdException w:name="heading 1" w:qFormat="1" w:uiPriority="9"/>
+    <w:lsdException w:name="heading 2" w:qFormat="1" w:semiHidden="1" w:uiPriority="9" w:unhideWhenUsed="1"/>
+    <w:lsdException w:name="heading 3" w:qFormat="1" w:semiHidden="1" w:uiPriority="9" w:unhideWhenUsed="1"/>
+    <w:lsdException w:name="heading 4" w:qFormat="1" w:semiHidden="1" w:uiPriority="9" w:unhideWhenUsed="1"/>
+    <w:lsdException w:name="heading 5" w:qFormat="1" w:semiHidden="1" w:uiPriority="9" w:unhideWhenUsed="1"/>
+    <w:lsdException w:name="heading 6" w:qFormat="1" w:semiHidden="1" w:uiPriority="9" w:unhideWhenUsed="1"/>
+    <w:lsdException w:name="heading 7" w:qFormat="1" w:semiHidden="1" w:uiPriority="9" w:unhideWhenUsed="1"/>
+    <w:lsdException w:name="heading 8" w:qFormat="1" w:semiHidden="1" w:uiPriority="9" w:unhideWhenUsed="1"/>
+    <w:lsdException w:name="heading 9" w:qFormat="1" w:semiHidden="1" w:uiPriority="9" w:unhideWhenUsed="1"/>
+    <w:lsdException w:name="index 1" w:semiHidden="1" w:unhideWhenUsed="1"/>
+    <w:lsdException w:name="index 2" w:semiHidden="1" w:unhideWhenUsed="1"/>
+    <w:lsdException w:name="index 3" w:semiHidden="1" w:unhideWhenUsed="1"/>
+    <w:lsdException w:name="index 4" w:semiHidden="1" w:unhideWhenUsed="1"/>
+    <w:lsdException w:name="index 5" w:semiHidden="1" w:unhideWhenUsed="1"/>
+    <w:lsdException w:name="index 6" w:semiHidden="1" w:unhideWhenUsed="1"/>
+    <w:lsdException w:name="index 7" w:semiHidden="1" w:unhideWhenUsed="1"/>
+    <w:lsdException w:name="index 8" w:semiHidden="1" w:unhideWhenUsed="1"/>
+    <w:lsdException w:name="index 9" w:semiHidden="1" w:unhideWhenUsed="1"/>
+    <w:lsdException w:name="toc 1" w:semiHidden="1" w:uiPriority="39" w:unhideWhenUsed="1"/>
+    <w:lsdException w:name="toc 2" w:semiHidden="1" w:uiPriority="39" w:unhideWhenUsed="1"/>
+    <w:lsdException w:name="toc 3" w:semiHidden="1" w:uiPriority="39" w:unhideWhenUsed="1"/>
+    <w:lsdException w:name="toc 4" w:semiHidden="1" w:uiPriority="39" w:unhideWhenUsed="1"/>
+    <w:lsdException w:name="toc 5" w:semiHidden="1" w:uiPriority="39" w:unhideWhenUsed="1"/>
+    <w:lsdException w:name="toc 6" w:semiHidden="1" w:uiPriority="39" w:unhideWhenUsed="1"/>
+    <w:lsdException w:name="toc 7" w:semiHidden="1" w:uiPriority="39" w:unhideWhenUsed="1"/>
+    <w:lsdException w:name="toc 8" w:semiHidden="1" w:uiPriority="39" w:unhideWhenUsed="1"/>
+    <w:lsdException w:name="toc 9" w:semiHidden="1" w:uiPriority="39" w:unhideWhenUsed="1"/>
+    <w:lsdException w:name="Normal Indent" w:semiHidden="1" w:unhideWhenUsed="1"/>
+    <w:lsdException w:name="footnote text" w:semiHidden="1" w:unhideWhenUsed="1"/>
+    <w:lsdException w:name="annotation text" w:semiHidden="1" w:unhideWhenUsed="1"/>
+    <w:lsdException w:name="header" w:semiHidden="1" w:unhideWhenUsed="1"/>
+    <w:lsdException w:name="footer" w:semiHidden="1" w:unhideWhenUsed="1"/>
+    <w:lsdException w:name="index heading" w:semiHidden="1" w:unhideWhenUsed="1"/>
+    <w:lsdException w:name="caption" w:qFormat="1" w:semiHidden="1" w:uiPriority="35" w:unhideWhenUsed="1"/>
+    <w:lsdException w:name="table of figures" w:semiHidden="1" w:unhideWhenUsed="1"/>
+    <w:lsdException w:name="envelope address" w:semiHidden="1" w:unhideWhenUsed="1"/>
+    <w:lsdException w:name="envelope return" w:semiHidden="1" w:unhideWhenUsed="1"/>
+    <w:lsdException w:name="footnote reference" w:semiHidden="1" w:unhideWhenUsed="1"/>
+    <w:lsdException w:name="annotation reference" w:semiHidden="1" w:unhideWhenUsed="1"/>
+    <w:lsdException w:name="line number" w:semiHidden="1" w:unhideWhenUsed="1"/>
+    <w:lsdException w:name="page number" w:semiHidden="1" w:unhideWhenUsed="1"/>
+    <w:lsdException w:name="endnote reference" w:semiHidden="1" w:unhideWhenUsed="1"/>
+    <w:lsdException w:name="endnote text" w:semiHidden="1" w:unhideWhenUsed="1"/>
+    <w:lsdException w:name="table of authorities" w:semiHidden="1" w:unhideWhenUsed="1"/>
+    <w:lsdException w:name="macro" w:semiHidden="1" w:unhideWhenUsed="1"/>
+    <w:lsdException w:name="toa heading" w:semiHidden="1" w:unhideWhenUsed="1"/>
+    <w:lsdException w:name="List" w:semiHidden="1" w:unhideWhenUsed="1"/>
+    <w:lsdException w:name="List Bullet" w:semiHidden="1" w:unhideWhenUsed="1"/>
+    <w:lsdException w:name="List Number" w:semiHidden="1" w:unhideWhenUsed="1"/>
+    <w:lsdException w:name="List 2" w:semiHidden="1" w:unhideWhenUsed="1"/>
+    <w:lsdException w:name="List 3" w:semiHidden="1" w:unhideWhenUsed="1"/>
+    <w:lsdException w:name="List 4" w:semiHidden="1" w:unhideWhenUsed="1"/>
+    <w:lsdException w:name="List 5" w:semiHidden="1" w:unhideWhenUsed="1"/>
+    <w:lsdException w:name="List Bullet 2" w:semiHidden="1" w:unhideWhenUsed="1"/>
+    <w:lsdException w:name="List Bullet 3" w:semiHidden="1" w:unhideWhenUsed="1"/>
+    <w:lsdException w:name="List Bullet 4" w:semiHidden="1" w:unhideWhenUsed="1"/>
+    <w:lsdException w:name="List Bullet 5" w:semiHidden="1" w:unhideWhenUsed="1"/>
+    <w:lsdException w:name="List Number 2" w:semiHidden="1" w:unhideWhenUsed="1"/>
+    <w:lsdException w:name="List Number 3" w:semiHidden="1" w:unhideWhenUsed="1"/>
+    <w:lsdException w:name="List Number 4" w:semiHidden="1" w:unhideWhenUsed="1"/>
+    <w:lsdException w:name="List Number 5" w:semiHidden="1" w:unhideWhenUsed="1"/>
+    <w:lsdException w:name="Title" w:qFormat="1" w:uiPriority="10"/>
+    <w:lsdException w:name="Closing" w:semiHidden="1" w:unhideWhenUsed="1"/>
+    <w:lsdException w:name="Signature" w:semiHidden="1" w:unhideWhenUsed="1"/>
+    <w:lsdException w:name="Default Paragraph Font" w:semiHidden="1" w:uiPriority="1" w:unhideWhenUsed="1"/>
+    <w:lsdException w:name="Body Text" w:semiHidden="1" w:unhideWhenUsed="1"/>
+    <w:lsdException w:name="Body Text Indent" w:semiHidden="1" w:unhideWhenUsed="1"/>
+    <w:lsdException w:name="List Continue" w:semiHidden="1" w:unhideWhenUsed="1"/>
+    <w:lsdException w:name="List Continue 2" w:semiHidden="1" w:unhideWhenUsed="1"/>
+    <w:lsdException w:name="List Continue 3" w:semiHidden="1" w:unhideWhenUsed="1"/>
+    <w:lsdException w:name="List Continue 4" w:semiHidden="1" w:unhideWhenUsed="1"/>
+    <w:lsdException w:name="List Continue 5" w:semiHidden="1" w:unhideWhenUsed="1"/>
+    <w:lsdException w:name="Message Header" w:semiHidden="1" w:unhideWhenUsed="1"/>
+    <w:lsdException w:name="Subtitle" w:qFormat="1" w:uiPriority="11"/>
+    <w:lsdException w:name="Salutation" w:semiHidden="1" w:unhideWhenUsed="1"/>
+    <w:lsdException w:name="Date" w:semiHidden="1" w:unhideWhenUsed="1"/>
+    <w:lsdException w:name="Body Text First Indent" w:semiHidden="1" w:unhideWhenUsed="1"/>
+    <w:lsdException w:name="Body Text First Indent 2" w:semiHidden="1" w:unhideWhenUsed="1"/>
+    <w:lsdException w:name="Note Heading" w:semiHidden="1" w:unhideWhenUsed="1"/>
+    <w:lsdException w:name="Body Text 2" w:semiHidden="1" w:unhideWhenUsed="1"/>
+    <w:lsdException w:name="Body Text 3" w:semiHidden="1" w:unhideWhenUsed="1"/>
+    <w:lsdException w:name="Body Text Indent 2" w:semiHidden="1" w:unhideWhenUsed="1"/>
+    <w:lsdException w:name="Body Text Indent 3" w:semiHidden="1" w:unhideWhenUsed="1"/>
+    <w:lsdException w:name="Block Text" w:semiHidden="1" w:unhideWhenUsed="1"/>
+    <w:lsdException w:name="Hyperlink" w:semiHidden="1" w:unhideWhenUsed="1"/>
+    <w:lsdException w:name="FollowedHyperlink" w:semiHidden="1" w:unhideWhenUsed="1"/>
+    <w:lsdException w:name="Strong" w:qFormat="1" w:uiPriority="22"/>
+    <w:lsdException w:name="Emphasis" w:qFormat="1" w:uiPriority="20"/>
+    <w:lsdException w:name="Document Map" w:semiHidden="1" w:unhideWhenUsed="1"/>
+    <w:lsdException w:name="Plain Text" w:semiHidden="1" w:unhideWhenUsed="1"/>
+    <w:lsdException w:name="E-mail Signature" w:semiHidden="1" w:unhideWhenUsed="1"/>
+    <w:lsdException w:name="HTML Top of Form" w:semiHidden="1" w:unhideWhenUsed="1"/>
+    <w:lsdException w:name="HTML Bottom of Form" w:semiHidden="1" w:unhideWhenUsed="1"/>
+    <w:lsdException w:name="Normal (Web)" w:semiHidden="1" w:unhideWhenUsed="1"/>
+    <w:lsdException w:name="HTML Acronym" w:semiHidden="1" w:unhideWhenUsed="1"/>
+    <w:lsdException w:name="HTML Address" w:semiHidden="1" w:unhideWhenUsed="1"/>
+    <w:lsdException w:name="HTML Cite" w:semiHidden="1" w:unhideWhenUsed="1"/>
+    <w:lsdException w:name="HTML Code" w:semiHidden="1" w:unhideWhenUsed="1"/>
+    <w:lsdException w:name="HTML Definition" w:semiHidden="1" w:unhideWhenUsed="1"/>
+    <w:lsdException w:name="HTML Keyboard" w:semiHidden="1" w:unhideWhenUsed="1"/>
+    <w:lsdException w:name="HTML Preformatted" w:semiHidden="1" w:unhideWhenUsed="1"/>
+    <w:lsdException w:name="HTML Sample" w:semiHidden="1" w:unhideWhenUsed="1"/>
+    <w:lsdException w:name="HTML Typewriter" w:semiHidden="1" w:unhideWhenUsed="1"/>
+    <w:lsdException w:name="HTML Variable" w:semiHidden="1" w:unhideWhenUsed="1"/>
+    <w:lsdException w:name="Normal Table" w:semiHidden="1" w:unhideWhenUsed="1"/>
+    <w:lsdException w:name="annotation subject" w:semiHidden="1" w:unhideWhenUsed="1"/>
+    <w:lsdException w:name="No List" w:semiHidden="1" w:unhideWhenUsed="1"/>
+    <w:lsdException w:name="Outline List 1" w:semiHidden="1" w:unhideWhenUsed="1"/>
+    <w:lsdException w:name="Outline List 2" w:semiHidden="1" w:unhideWhenUsed="1"/>
+    <w:lsdException w:name="Outline List 3" w:semiHidden="1" w:unhideWhenUsed="1"/>
+    <w:lsdException w:name="Table Simple 1" w:semiHidden="1" w:unhideWhenUsed="1"/>
+    <w:lsdException w:name="Table Simple 2" w:semiHidden="1" w:unhideWhenUsed="1"/>
+    <w:lsdException w:name="Table Simple 3" w:semiHidden="1" w:unhideWhenUsed="1"/>
+    <w:lsdException w:name="Table Classic 1" w:semiHidden="1" w:unhideWhenUsed="1"/>
+    <w:lsdException w:name="Table Classic 2" w:semiHidden="1" w:unhideWhenUsed="1"/>
+    <w:lsdException w:name="Table Classic 3" w:semiHidden="1" w:unhideWhenUsed="1"/>
+    <w:lsdException w:name="Table Classic 4" w:semiHidden="1" w:unhideWhenUsed="1"/>
+    <w:lsdException w:name="Table Colorful 1" w:semiHidden="1" w:unhideWhenUsed="1"/>
+    <w:lsdException w:name="Table Colorful 2" w:semiHidden="1" w:unhideWhenUsed="1"/>
+    <w:lsdException w:name="Table Colorful 3" w:semiHidden="1" w:unhideWhenUsed="1"/>
+    <w:lsdException w:name="Table Columns 1" w:semiHidden="1" w:unhideWhenUsed="1"/>
+    <w:lsdException w:name="Table Columns 2" w:semiHidden="1" w:unhideWhenUsed="1"/>
+    <w:lsdException w:name="Table Columns 3" w:semiHidden="1" w:unhideWhenUsed="1"/>
+    <w:lsdException w:name="Table Columns 4" w:semiHidden="1" w:unhideWhenUsed="1"/>
+    <w:lsdException w:name="Table Columns 5" w:semiHidden="1" w:unhideWhenUsed="1"/>
+    <w:lsdException w:name="Table Grid 1" w:semiHidden="1" w:unhideWhenUsed="1"/>
+    <w:lsdException w:name="Table Grid 2" w:semiHidden="1" w:unhideWhenUsed="1"/>
+    <w:lsdException w:name="Table Grid 3" w:semiHidden="1" w:unhideWhenUsed="1"/>
+    <w:lsdException w:name="Table Grid 4" w:semiHidden="1" w:unhideWhenUsed="1"/>
+    <w:lsdException w:name="Table Grid 5" w:semiHidden="1" w:unhideWhenUsed="1"/>
+    <w:lsdException w:name="Table Grid 6" w:semiHidden="1" w:unhideWhenUsed="1"/>
+    <w:lsdException w:name="Table Grid 7" w:semiHidden="1" w:unhideWhenUsed="1"/>
+    <w:lsdException w:name="Table Grid 8" w:semiHidden="1" w:unhideWhenUsed="1"/>
+    <w:lsdException w:name="Table List 1" w:semiHidden="1" w:unhideWhenUsed="1"/>
+    <w:lsdException w:name="Table List 2" w:semiHidden="1" w:unhideWhenUsed="1"/>
+    <w:lsdException w:name="Table List 3" w:semiHidden="1" w:unhideWhenUsed="1"/>
+    <w:lsdException w:name="Table List 4" w:semiHidden="1" w:unhideWhenUsed="1"/>
+    <w:lsdException w:name="Table List 5" w:semiHidden="1" w:unhideWhenUsed="1"/>
+    <w:lsdException w:name="Table List 6" w:semiHidden="1" w:unhideWhenUsed="1"/>
+    <w:lsdException w:name="Table List 7" w:semiHidden="1" w:unhideWhenUsed="1"/>
+    <w:lsdException w:name="Table List 8" w:semiHidden="1" w:unhideWhenUsed="1"/>
+    <w:lsdException w:name="Table 3D effects 1" w:semiHidden="1" w:unhideWhenUsed="1"/>
+    <w:lsdException w:name="Table 3D effects 2" w:semiHidden="1" w:unhideWhenUsed="1"/>
+    <w:lsdException w:name="Table 3D effects 3" w:semiHidden="1" w:unhideWhenUsed="1"/>
+    <w:lsdException w:name="Table Contemporary" w:semiHidden="1" w:unhideWhenUsed="1"/>
+    <w:lsdException w:name="Table Elegant" w:semiHidden="1" w:unhideWhenUsed="1"/>
+    <w:lsdException w:name="Table Professional" w:semiHidden="1" w:unhideWhenUsed="1"/>
+    <w:lsdException w:name="Table Subtle 1" w:semiHidden="1" w:unhideWhenUsed="1"/>
+    <w:lsdException w:name="Table Subtle 2" w:semiHidden="1" w:unhideWhenUsed="1"/>
+    <w:lsdException w:name="Table Web 1" w:semiHidden="1" w:unhideWhenUsed="1"/>
+    <w:lsdException w:name="Table Web 2" w:semiHidden="1" w:unhideWhenUsed="1"/>
+    <w:lsdException w:name="Table Web 3" w:semiHidden="1" w:unhideWhenUsed="1"/>
+    <w:lsdException w:name="Balloon Text" w:semiHidden="1" w:unhideWhenUsed="1"/>
+    <w:lsdException w:name="Table Grid" w:uiPriority="39"/>
+    <w:lsdException w:name="Table Theme" w:semiHidden="1" w:unhideWhenUsed="1"/>
+    <w:lsdException w:name="Placeholder Text" w:semiHidden="1"/>
+    <w:lsdException w:name="No Spacing" w:qFormat="1" w:uiPriority="1"/>
+    <w:lsdException w:name="Light Shading" w:uiPriority="60"/>
+    <w:lsdException w:name="Light List" w:uiPriority="61"/>
+    <w:lsdException w:name="Light Grid" w:uiPriority="62"/>
+    <w:lsdException w:name="Medium Shading 1" w:uiPriority="63"/>
+    <w:lsdException w:name="Medium Shading 2" w:uiPriority="64"/>
+    <w:lsdException w:name="Medium List 1" w:uiPriority="65"/>
+    <w:lsdException w:name="Medium List 2" w:uiPriority="66"/>
+    <w:lsdException w:name="Medium Grid 1" w:uiPriority="67"/>
+    <w:lsdException w:name="Medium Grid 2" w:uiPriority="68"/>
+    <w:lsdException w:name="Medium Grid 3" w:uiPriority="69"/>
+    <w:lsdException w:name="Dark List" w:uiPriority="70"/>
+    <w:lsdException w:name="Colorful Shading" w:uiPriority="71"/>
+    <w:lsdException w:name="Colorful List" w:uiPriority="72"/>
+    <w:lsdException w:name="Colorful Grid" w:uiPriority="73"/>
+    <w:lsdException w:name="Light Shading Accent 1" w:uiPriority="60"/>
+    <w:lsdException w:name="Light List Accent 1" w:uiPriority="61"/>
+    <w:lsdException w:name="Light Grid Accent 1" w:uiPriority="62"/>
+    <w:lsdException w:name="Medium Shading 1 Accent 1" w:uiPriority="63"/>
+    <w:lsdException w:name="Medium Shading 2 Accent 1" w:uiPriority="64"/>
+    <w:lsdException w:name="Medium List 1 Accent 1" w:uiPriority="65"/>
+    <w:lsdException w:name="Revision" w:semiHidden="1"/>
+    <w:lsdException w:name="List Paragraph" w:qFormat="1" w:uiPriority="34"/>
+    <w:lsdException w:name="Quote" w:qFormat="1" w:uiPriority="29"/>
+    <w:lsdException w:name="Intense Quote" w:qFormat="1" w:uiPriority="30"/>
+    <w:lsdException w:name="Medium List 2 Accent 1" w:uiPriority="66"/>
+    <w:lsdException w:name="Medium Grid 1 Accent 1" w:uiPriority="67"/>
+    <w:lsdException w:name="Medium Grid 2 Accent 1" w:uiPriority="68"/>
+    <w:lsdException w:name="Medium Grid 3 Accent 1" w:uiPriority="69"/>
+    <w:lsdException w:name="Dark List Accent 1" w:uiPriority="70"/>
+    <w:lsdException w:name="Colorful Shading Accent 1" w:uiPriority="71"/>
+    <w:lsdException w:name="Colorful List Accent 1" w:uiPriority="72"/>
+    <w:lsdException w:name="Colorful Grid Accent 1" w:uiPriority="73"/>
+    <w:lsdException w:name="Light Shading Accent 2" w:uiPriority="60"/>
+    <w:lsdException w:name="Light List Accent 2" w:uiPriority="61"/>
+    <w:lsdException w:name="Light Grid Accent 2" w:uiPriority="62"/>
+    <w:lsdException w:name="Medium Shading 1 Accent 2" w:uiPriority="63"/>
+    <w:lsdException w:name="Medium Shading 2 Accent 2" w:uiPriority="64"/>
+    <w:lsdException w:name="Medium List 1 Accent 2" w:uiPriority="65"/>
+    <w:lsdException w:name="Medium List 2 Accent 2" w:uiPriority="66"/>
+    <w:lsdException w:name="Medium Grid 1 Accent 2" w:uiPriority="67"/>
+    <w:lsdException w:name="Medium Grid 2 Accent 2" w:uiPriority="68"/>
+    <w:lsdException w:name="Medium Grid 3 Accent 2" w:uiPriority="69"/>
+    <w:lsdException w:name="Dark List Accent 2" w:uiPriority="70"/>
+    <w:lsdException w:name="Colorful Shading Accent 2" w:uiPriority="71"/>
+    <w:lsdException w:name="Colorful List Accent 2" w:uiPriority="72"/>
+    <w:lsdException w:name="Colorful Grid Accent 2" w:uiPriority="73"/>
+    <w:lsdException w:name="Light Shading Accent 3" w:uiPriority="60"/>
+    <w:lsdException w:name="Light List Accent 3" w:uiPriority="61"/>
+    <w:lsdException w:name="Light Grid Accent 3" w:uiPriority="62"/>
+    <w:lsdException w:name="Medium Shading 1 Accent 3" w:uiPriority="63"/>
+    <w:lsdException w:name="Medium Shading 2 Accent 3" w:uiPriority="64"/>
+    <w:lsdException w:name="Medium List 1 Accent 3" w:uiPriority="65"/>
+    <w:lsdException w:name="Medium List 2 Accent 3" w:uiPriority="66"/>
+    <w:lsdException w:name="Medium Grid 1 Accent 3" w:uiPriority="67"/>
+    <w:lsdException w:name="Medium Grid 2 Accent 3" w:uiPriority="68"/>
+    <w:lsdException w:name="Medium Grid 3 Accent 3" w:uiPriority="69"/>
+    <w:lsdException w:name="Dark List Accent 3" w:uiPriority="70"/>
+    <w:lsdException w:name="Colorful Shading Accent 3" w:uiPriority="71"/>
+    <w:lsdException w:name="Colorful List Accent 3" w:uiPriority="72"/>
+    <w:lsdException w:name="Colorful Grid Accent 3" w:uiPriority="73"/>
+    <w:lsdException w:name="Light Shading Accent 4" w:uiPriority="60"/>
+    <w:lsdException w:name="Light List Accent 4" w:uiPriority="61"/>
+    <w:lsdException w:name="Light Grid Accent 4" w:uiPriority="62"/>
+    <w:lsdException w:name="Medium Shading 1 Accent 4" w:uiPriority="63"/>
+    <w:lsdException w:name="Medium Shading 2 Accent 4" w:uiPriority="64"/>
+    <w:lsdException w:name="Medium List 1 Accent 4" w:uiPriority="65"/>
+    <w:lsdException w:name="Medium List 2 Accent 4" w:uiPriority="66"/>
+    <w:lsdException w:name="Medium Grid 1 Accent 4" w:uiPriority="67"/>
+    <w:lsdException w:name="Medium Grid 2 Accent 4" w:uiPriority="68"/>
+    <w:lsdException w:name="Medium Grid 3 Accent 4" w:uiPriority="69"/>
+    <w:lsdException w:name="Dark List Accent 4" w:uiPriority="70"/>
+    <w:lsdException w:name="Colorful Shading Accent 4" w:uiPriority="71"/>
+    <w:lsdException w:name="Colorful List Accent 4" w:uiPriority="72"/>
+    <w:lsdException w:name="Colorful Grid Accent 4" w:uiPriority="73"/>
+    <w:lsdException w:name="Light Shading Accent 5" w:uiPriority="60"/>
+    <w:lsdException w:name="Light List Accent 5" w:uiPriority="61"/>
+    <w:lsdException w:name="Light Grid Accent 5" w:uiPriority="62"/>
+    <w:lsdException w:name="Medium Shading 1 Accent 5" w:uiPriority="63"/>
+    <w:lsdException w:name="Medium Shading 2 Accent 5" w:uiPriority="64"/>
+    <w:lsdException w:name="Medium List 1 Accent 5" w:uiPriority="65"/>
+    <w:lsdException w:name="Medium List 2 Accent 5" w:uiPriority="66"/>
+    <w:lsdException w:name="Medium Grid 1 Accent 5" w:uiPriority="67"/>
+    <w:lsdException w:name="Medium Grid 2 Accent 5" w:uiPriority="68"/>
+    <w:lsdException w:name="Medium Grid 3 Accent 5" w:uiPriority="69"/>
+    <w:lsdException w:name="Dark List Accent 5" w:uiPriority="70"/>
+    <w:lsdException w:name="Colorful Shading Accent 5" w:uiPriority="71"/>
+    <w:lsdException w:name="Colorful List Accent 5" w:uiPriority="72"/>
+    <w:lsdException w:name="Colorful Grid Accent 5" w:uiPriority="73"/>
+    <w:lsdException w:name="Light Shading Accent 6" w:uiPriority="60"/>
+    <w:lsdException w:name="Light List Accent 6" w:uiPriority="61"/>
+    <w:lsdException w:name="Light Grid Accent 6" w:uiPriority="62"/>
+    <w:lsdException w:name="Medium Shading 1 Accent 6" w:uiPriority="63"/>
+    <w:lsdException w:name="Medium Shading 2 Accent 6" w:uiPriority="64"/>
+    <w:lsdException w:name="Medium List 1 Accent 6" w:uiPriority="65"/>
+    <w:lsdException w:name="Medium List 2 Accent 6" w:uiPriority="66"/>
+    <w:lsdException w:name="Medium Grid 1 Accent 6" w:uiPriority="67"/>
+    <w:lsdException w:name="Medium Grid 2 Accent 6" w:uiPriority="68"/>
+    <w:lsdException w:name="Medium Grid 3 Accent 6" w:uiPriority="69"/>
+    <w:lsdException w:name="Dark List Accent 6" w:uiPriority="70"/>
+    <w:lsdException w:name="Colorful Shading Accent 6" w:uiPriority="71"/>
+    <w:lsdException w:name="Colorful List Accent 6" w:uiPriority="72"/>
+    <w:lsdException w:name="Colorful Grid Accent 6" w:uiPriority="73"/>
+    <w:lsdException w:name="Subtle Emphasis" w:qFormat="1" w:uiPriority="19"/>
+    <w:lsdException w:name="Intense Emphasis" w:qFormat="1" w:uiPriority="21"/>
+    <w:lsdException w:name="Subtle Reference" w:qFormat="1" w:uiPriority="31"/>
+    <w:lsdException w:name="Intense Reference" w:qFormat="1" w:uiPriority="32"/>
+    <w:lsdException w:name="Book Title" w:qFormat="1" w:uiPriority="33"/>
+    <w:lsdException w:name="Bibliography" w:semiHidden="1" w:uiPriority="37" w:unhideWhenUsed="1"/>
+    <w:lsdException w:name="TOC Heading" w:qFormat="1" w:semiHidden="1" w:uiPriority="39" w:unhideWhenUsed="1"/>
+    <w:lsdException w:name="Plain Table 1" w:uiPriority="41"/>
+    <w:lsdException w:name="Plain Table 2" w:uiPriority="42"/>
+    <w:lsdException w:name="Plain Table 3" w:uiPriority="43"/>
+    <w:lsdException w:name="Plain Table 4" w:uiPriority="44"/>
+    <w:lsdException w:name="Plain Table 5" w:uiPriority="45"/>
+    <w:lsdException w:name="Grid Table Light" w:uiPriority="40"/>
+    <w:lsdException w:name="Grid Table 1 Light" w:uiPriority="46"/>
+    <w:lsdException w:name="Grid Table 2" w:uiPriority="47"/>
+    <w:lsdException w:name="Grid Table 3" w:uiPriority="48"/>
+    <w:lsdException w:name="Grid Table 4" w:uiPriority="49"/>
+    <w:lsdException w:name="Grid Table 5 Dark" w:uiPriority="50"/>
+    <w:lsdException w:name="Grid Table 6 Colorful" w:uiPriority="51"/>
+    <w:lsdException w:name="Grid Table 7 Colorful" w:uiPriority="52"/>
+    <w:lsdException w:name="Grid Table 1 Light Accent 1" w:uiPriority="46"/>
+    <w:lsdException w:name="Grid Table 2 Accent 1" w:uiPriority="47"/>
+    <w:lsdException w:name="Grid Table 3 Accent 1" w:uiPriority="48"/>
+    <w:lsdException w:name="Grid Table 4 Accent 1" w:uiPriority="49"/>
+    <w:lsdException w:name="Grid Table 5 Dark Accent 1" w:uiPriority="50"/>
+    <w:lsdException w:name="Grid Table 6 Colorful Accent 1" w:uiPriority="51"/>
+    <w:lsdException w:name="Grid Table 7 Colorful Accent 1" w:uiPriority="52"/>
+    <w:lsdException w:name="Grid Table 1 Light Accent 2" w:uiPriority="46"/>
+    <w:lsdException w:name="Grid Table 2 Accent 2" w:uiPriority="47"/>
+    <w:lsdException w:name="Grid Table 3 Accent 2" w:uiPriority="48"/>
+    <w:lsdException w:name="Grid Table 4 Accent 2" w:uiPriority="49"/>
+    <w:lsdException w:name="Grid Table 5 Dark Accent 2" w:uiPriority="50"/>
+    <w:lsdException w:name="Grid Table 6 Colorful Accent 2" w:uiPriority="51"/>
+    <w:lsdException w:name="Grid Table 7 Colorful Accent 2" w:uiPriority="52"/>
+    <w:lsdException w:name="Grid Table 1 Light Accent 3" w:uiPriority="46"/>
+    <w:lsdException w:name="Grid Table 2 Accent 3" w:uiPriority="47"/>
+    <w:lsdException w:name="Grid Table 3 Accent 3" w:uiPriority="48"/>
+    <w:lsdException w:name="Grid Table 4 Accent 3" w:uiPriority="49"/>
+    <w:lsdException w:name="Grid Table 5 Dark Accent 3" w:uiPriority="50"/>
+    <w:lsdException w:name="Grid Table 6 Colorful Accent 3" w:uiPriority="51"/>
+    <w:lsdException w:name="Grid Table 7 Colorful Accent 3" w:uiPriority="52"/>
+    <w:lsdException w:name="Grid Table 1 Light Accent 4" w:uiPriority="46"/>
+    <w:lsdException w:name="Grid Table 2 Accent 4" w:uiPriority="47"/>
+    <w:lsdException w:name="Grid Table 3 Accent 4" w:uiPriority="48"/>
+    <w:lsdException w:name="Grid Table 4 Accent 4" w:uiPriority="49"/>
+    <w:lsdException w:name="Grid Table 5 Dark Accent 4" w:uiPriority="50"/>
+    <w:lsdException w:name="Grid Table 6 Colorful Accent 4" w:uiPriority="51"/>
+    <w:lsdException w:name="Grid Table 7 Colorful Accent 4" w:uiPriority="52"/>
+    <w:lsdException w:name="Grid Table 1 Light Accent 5" w:uiPriority="46"/>
+    <w:lsdException w:name="Grid Table 2 Accent 5" w:uiPriority="47"/>
+    <w:lsdException w:name="Grid Table 3 Accent 5" w:uiPriority="48"/>
+    <w:lsdException w:name="Grid Table 4 Accent 5" w:uiPriority="49"/>
+    <w:lsdException w:name="Grid Table 5 Dark Accent 5" w:uiPriority="50"/>
+    <w:lsdException w:name="Grid Table 6 Colorful Accent 5" w:uiPriority="51"/>
+    <w:lsdException w:name="Grid Table 7 Colorful Accent 5" w:uiPriority="52"/>
+    <w:lsdException w:name="Grid Table 1 Light Accent 6" w:uiPriority="46"/>
+    <w:lsdException w:name="Grid Table 2 Accent 6" w:uiPriority="47"/>
+    <w:lsdException w:name="Grid Table 3 Accent 6" w:uiPriority="48"/>
+    <w:lsdException w:name="Grid Table 4 Accent 6" w:uiPriority="49"/>
+    <w:lsdException w:name="Grid Table 5 Dark Accent 6" w:uiPriority="50"/>
+    <w:lsdException w:name="Grid Table 6 Colorful Accent 6" w:uiPriority="51"/>
+    <w:lsdException w:name="Grid Table 7 Colorful Accent 6" w:uiPriority="52"/>
+    <w:lsdException w:name="List Table 1 Light" w:uiPriority="46"/>
+    <w:lsdException w:name="List Table 2" w:uiPriority="47"/>
+    <w:lsdException w:name="List Table 3" w:uiPriority="48"/>
+    <w:lsdException w:name="List Table 4" w:uiPriority="49"/>
+    <w:lsdException w:name="List Table 5 Dark" w:uiPriority="50"/>
+    <w:lsdException w:name="List Table 6 Colorful" w:uiPriority="51"/>
+    <w:lsdException w:name="List Table 7 Colorful" w:uiPriority="52"/>
+    <w:lsdException w:name="List Table 1 Light Accent 1" w:uiPriority="46"/>
+    <w:lsdException w:name="List Table 2 Accent 1" w:uiPriority="47"/>
+    <w:lsdException w:name="List Table 3 Accent 1" w:uiPriority="48"/>
+    <w:lsdException w:name="List Table 4 Accent 1" w:uiPriority="49"/>
+    <w:lsdException w:name="List Table 5 Dark Accent 1" w:uiPriority="50"/>
+    <w:lsdException w:name="List Table 6 Colorful Accent 1" w:uiPriority="51"/>
+    <w:lsdException w:name="List Table 7 Colorful Accent 1" w:uiPriority="52"/>
+    <w:lsdException w:name="List Table 1 Light Accent 2" w:uiPriority="46"/>
+    <w:lsdException w:name="List Table 2 Accent 2" w:uiPriority="47"/>
+    <w:lsdException w:name="List Table 3 Accent 2" w:uiPriority="48"/>
+    <w:lsdException w:name="List Table 4 Accent 2" w:uiPriority="49"/>
+    <w:lsdException w:name="List Table 5 Dark Accent 2" w:uiPriority="50"/>
+    <w:lsdException w:name="List Table 6 Colorful Accent 2" w:uiPriority="51"/>
+    <w:lsdException w:name="List Table 7 Colorful Accent 2" w:uiPriority="52"/>
+    <w:lsdException w:name="List Table 1 Light Accent 3" w:uiPriority="46"/>
+    <w:lsdException w:name="List Table 2 Accent 3" w:uiPriority="47"/>
+    <w:lsdException w:name="List Table 3 Accent 3" w:uiPriority="48"/>
+    <w:lsdException w:name="List Table 4 Accent 3" w:uiPriority="49"/>
+    <w:lsdException w:name="List Table 5 Dark Accent 3" w:uiPriority="50"/>
+    <w:lsdException w:name="List Table 6 Colorful Accent 3" w:uiPriority="51"/>
+    <w:lsdException w:name="List Table 7 Colorful Accent 3" w:uiPriority="52"/>
+    <w:lsdException w:name="List Table 1 Light Accent 4" w:uiPriority="46"/>
+    <w:lsdException w:name="List Table 2 Accent 4" w:uiPriority="47"/>
+    <w:lsdException w:name="List Table 3 Accent 4" w:uiPriority="48"/>
+    <w:lsdException w:name="List Table 4 Accent 4" w:uiPriority="49"/>
+    <w:lsdException w:name="List Table 5 Dark Accent 4" w:uiPriority="50"/>
+    <w:lsdException w:name="List Table 6 Colorful Accent 4" w:uiPriority="51"/>
+    <w:lsdException w:name="List Table 7 Colorful Accent 4" w:uiPriority="52"/>
+    <w:lsdException w:name="List Table 1 Light Accent 5" w:uiPriority="46"/>
+    <w:lsdException w:name="List Table 2 Accent 5" w:uiPriority="47"/>
+    <w:lsdException w:name="List Table 3 Accent 5" w:uiPriority="48"/>
+    <w:lsdException w:name="List Table 4 Accent 5" w:uiPriority="49"/>
+    <w:lsdException w:name="List Table 5 Dark Accent 5" w:uiPriority="50"/>
+    <w:lsdException w:name="List Table 6 Colorful Accent 5" w:uiPriority="51"/>
+    <w:lsdException w:name="List Table 7 Colorful Accent 5" w:uiPriority="52"/>
+    <w:lsdException w:name="List Table 1 Light Accent 6" w:uiPriority="46"/>
+    <w:lsdException w:name="List Table 2 Accent 6" w:uiPriority="47"/>
+    <w:lsdException w:name="List Table 3 Accent 6" w:uiPriority="48"/>
+    <w:lsdException w:name="List Table 4 Accent 6" w:uiPriority="49"/>
+    <w:lsdException w:name="List Table 5 Dark Accent 6" w:uiPriority="50"/>
+    <w:lsdException w:name="List Table 6 Colorful Accent 6" w:uiPriority="51"/>
+    <w:lsdException w:name="List Table 7 Colorful Accent 6" w:uiPriority="52"/>
+    <w:lsdException w:name="Mention" w:semiHidden="1" w:unhideWhenUsed="1"/>
+    <w:lsdException w:name="Smart Hyperlink" w:semiHidden="1" w:unhideWhenUsed="1"/>
+    <w:lsdException w:name="Hashtag" w:semiHidden="1" w:unhideWhenUsed="1"/>
+    <w:lsdException w:name="Unresolved Mention" w:semiHidden="1" w:unhideWhenUsed="1"/>
+    <w:lsdException w:name="Smart Link" w:semiHidden="1" w:unhideWhenUsed="1"/>
+  </w:latentStyles>
   <w:style w:default="1" w:styleId="Normal" w:type="paragraph">
     <w:name w:val="Normal"/>
     <w:qFormat/>
   </w:style>
-  <w:style w:styleId="BodyText" w:type="paragraph">
-    <w:name w:val="Body Text"/>
+  <w:style w:styleId="Heading1" w:type="paragraph">
+    <w:name w:val="heading 1"/>
     <w:basedOn w:val="Normal"/>
-    <w:link w:val="BodyTextChar"/>
+    <w:next w:val="Normal"/>
+    <w:link w:val="Heading1Char"/>
+    <w:uiPriority w:val="9"/>
     <w:qFormat/>
+    <w:rsid w:val="00846576"/>
     <w:pPr>
-      <w:spacing w:after="180" w:before="180"/>
+      <w:keepNext/>
+      <w:keepLines/>
+      <w:spacing w:after="80" w:before="360"/>
+      <w:outlineLvl w:val="0"/>
     </w:pPr>
+    <w:rPr>
+      <w:rFonts w:asciiTheme="majorHAnsi" w:cstheme="majorBidi" w:eastAsiaTheme="majorEastAsia" w:hAnsiTheme="majorHAnsi"/>
+      <w:b/>
+      <w:color w:themeColor="accent1" w:themeShade="BF" w:val="0F4761"/>
+      <w:sz w:val="28"/>
+      <w:szCs w:val="40"/>
+    </w:rPr>
   </w:style>
-  <w:style w:customStyle="1" w:styleId="FirstParagraph" w:type="paragraph">
-    <w:name w:val="First Paragraph"/>
-    <w:basedOn w:val="BodyText"/>
-    <w:next w:val="BodyText"/>
+  <w:style w:styleId="Heading2" w:type="paragraph">
+    <w:name w:val="heading 2"/>
+    <w:basedOn w:val="Normal"/>
+    <w:next w:val="Normal"/>
+    <w:link w:val="Heading2Char"/>
+    <w:uiPriority w:val="9"/>
+    <w:semiHidden/>
+    <w:unhideWhenUsed/>
     <w:qFormat/>
+    <w:rsid w:val="00846576"/>
+    <w:pPr>
+      <w:keepNext/>
+      <w:keepLines/>
+      <w:spacing w:after="80" w:before="160"/>
+      <w:outlineLvl w:val="1"/>
+    </w:pPr>
+    <w:rPr>
+      <w:rFonts w:asciiTheme="majorHAnsi" w:cstheme="majorBidi" w:eastAsiaTheme="majorEastAsia" w:hAnsiTheme="majorHAnsi"/>
+      <w:color w:themeColor="accent1" w:themeShade="BF" w:val="0F4761"/>
+      <w:szCs w:val="32"/>
+    </w:rPr>
   </w:style>
-  <w:style w:customStyle="1" w:styleId="Compact" w:type="paragraph">
-    <w:name w:val="Compact"/>
-    <w:basedOn w:val="BodyText"/>
+  <w:style w:styleId="Heading3" w:type="paragraph">
+    <w:name w:val="heading 3"/>
+    <w:basedOn w:val="Normal"/>
+    <w:next w:val="Normal"/>
+    <w:link w:val="Heading3Char"/>
+    <w:uiPriority w:val="9"/>
+    <w:unhideWhenUsed/>
     <w:qFormat/>
+    <w:rsid w:val="00846576"/>
     <w:pPr>
-      <w:spacing w:after="36" w:before="36"/>
+      <w:keepNext/>
+      <w:keepLines/>
+      <w:spacing w:after="80" w:before="160"/>
+      <w:outlineLvl w:val="2"/>
     </w:pPr>
+    <w:rPr>
+      <w:rFonts w:asciiTheme="minorHAnsi" w:cstheme="majorBidi" w:eastAsiaTheme="majorEastAsia" w:hAnsiTheme="minorHAnsi"/>
+      <w:color w:themeColor="accent1" w:themeShade="BF" w:val="0F4761"/>
+      <w:sz w:val="22"/>
+      <w:szCs w:val="28"/>
+    </w:rPr>
+  </w:style>
+  <w:style w:styleId="Heading4" w:type="paragraph">
+    <w:name w:val="heading 4"/>
+    <w:basedOn w:val="Normal"/>
+    <w:next w:val="Normal"/>
+    <w:link w:val="Heading4Char"/>
+    <w:uiPriority w:val="9"/>
+    <w:semiHidden/>
+    <w:unhideWhenUsed/>
+    <w:qFormat/>
+    <w:rsid w:val="00846576"/>
+    <w:pPr>
+      <w:keepNext/>
+      <w:keepLines/>
+      <w:spacing w:after="40" w:before="80"/>
+      <w:outlineLvl w:val="3"/>
+    </w:pPr>
+    <w:rPr>
+      <w:rFonts w:asciiTheme="minorHAnsi" w:cstheme="majorBidi" w:eastAsiaTheme="majorEastAsia" w:hAnsiTheme="minorHAnsi"/>
+      <w:iCs/>
+      <w:color w:themeColor="accent1" w:themeShade="BF" w:val="0F4761"/>
+    </w:rPr>
+  </w:style>
+  <w:style w:styleId="Heading5" w:type="paragraph">
+    <w:name w:val="heading 5"/>
+    <w:basedOn w:val="Normal"/>
+    <w:next w:val="Normal"/>
+    <w:link w:val="Heading5Char"/>
+    <w:uiPriority w:val="9"/>
+    <w:semiHidden/>
+    <w:unhideWhenUsed/>
+    <w:qFormat/>
+    <w:rsid w:val="00AF5CF1"/>
+    <w:pPr>
+      <w:keepNext/>
+      <w:keepLines/>
+      <w:spacing w:after="40" w:before="80"/>
+      <w:outlineLvl w:val="4"/>
+    </w:pPr>
+    <w:rPr>
+      <w:rFonts w:asciiTheme="minorHAnsi" w:cstheme="majorBidi" w:eastAsiaTheme="majorEastAsia" w:hAnsiTheme="minorHAnsi"/>
+      <w:color w:themeColor="accent1" w:themeShade="BF" w:val="0F4761"/>
+    </w:rPr>
+  </w:style>
+  <w:style w:styleId="Heading6" w:type="paragraph">
+    <w:name w:val="heading 6"/>
+    <w:basedOn w:val="Normal"/>
+    <w:next w:val="Normal"/>
+    <w:link w:val="Heading6Char"/>
+    <w:uiPriority w:val="9"/>
+    <w:semiHidden/>
+    <w:unhideWhenUsed/>
+    <w:qFormat/>
+    <w:rsid w:val="00846576"/>
+    <w:pPr>
+      <w:keepNext/>
+      <w:keepLines/>
+      <w:spacing w:before="40"/>
+      <w:outlineLvl w:val="5"/>
+    </w:pPr>
+    <w:rPr>
+      <w:rFonts w:asciiTheme="minorHAnsi" w:cstheme="majorBidi" w:eastAsiaTheme="majorEastAsia" w:hAnsiTheme="minorHAnsi"/>
+      <w:iCs/>
+      <w:color w:themeColor="text1" w:themeTint="A6" w:val="595959"/>
+    </w:rPr>
+  </w:style>
+  <w:style w:styleId="Heading7" w:type="paragraph">
+    <w:name w:val="heading 7"/>
+    <w:basedOn w:val="Normal"/>
+    <w:next w:val="Normal"/>
+    <w:link w:val="Heading7Char"/>
+    <w:uiPriority w:val="9"/>
+    <w:semiHidden/>
+    <w:unhideWhenUsed/>
+    <w:qFormat/>
+    <w:rsid w:val="00AF5CF1"/>
+    <w:pPr>
+      <w:keepNext/>
+      <w:keepLines/>
+      <w:spacing w:before="40"/>
+      <w:outlineLvl w:val="6"/>
+    </w:pPr>
+    <w:rPr>
+      <w:rFonts w:asciiTheme="minorHAnsi" w:cstheme="majorBidi" w:eastAsiaTheme="majorEastAsia" w:hAnsiTheme="minorHAnsi"/>
+      <w:color w:themeColor="text1" w:themeTint="A6" w:val="595959"/>
+    </w:rPr>
+  </w:style>
+  <w:style w:styleId="Heading8" w:type="paragraph">
+    <w:name w:val="heading 8"/>
+    <w:basedOn w:val="Normal"/>
+    <w:next w:val="Normal"/>
+    <w:link w:val="Heading8Char"/>
+    <w:uiPriority w:val="9"/>
+    <w:semiHidden/>
+    <w:unhideWhenUsed/>
+    <w:qFormat/>
+    <w:rsid w:val="00846576"/>
+    <w:pPr>
+      <w:keepNext/>
+      <w:keepLines/>
+      <w:outlineLvl w:val="7"/>
+    </w:pPr>
+    <w:rPr>
+      <w:rFonts w:asciiTheme="minorHAnsi" w:cstheme="majorBidi" w:eastAsiaTheme="majorEastAsia" w:hAnsiTheme="minorHAnsi"/>
+      <w:iCs/>
+      <w:color w:themeColor="text1" w:themeTint="D8" w:val="272727"/>
+    </w:rPr>
+  </w:style>
+  <w:style w:styleId="Heading9" w:type="paragraph">
+    <w:name w:val="heading 9"/>
+    <w:basedOn w:val="Normal"/>
+    <w:next w:val="Normal"/>
+    <w:link w:val="Heading9Char"/>
+    <w:uiPriority w:val="9"/>
+    <w:semiHidden/>
+    <w:unhideWhenUsed/>
+    <w:qFormat/>
+    <w:rsid w:val="00846576"/>
+    <w:pPr>
+      <w:keepNext/>
+      <w:keepLines/>
+      <w:outlineLvl w:val="8"/>
+    </w:pPr>
+    <w:rPr>
+      <w:rFonts w:asciiTheme="minorHAnsi" w:cstheme="majorBidi" w:eastAsiaTheme="majorEastAsia" w:hAnsiTheme="minorHAnsi"/>
+      <w:color w:themeColor="text1" w:themeTint="D8" w:val="272727"/>
+      <w:sz w:val="22"/>
+    </w:rPr>
+  </w:style>
+  <w:style w:default="1" w:styleId="DefaultParagraphFont" w:type="character">
+    <w:name w:val="Default Paragraph Font"/>
+    <w:uiPriority w:val="1"/>
+    <w:semiHidden/>
+    <w:unhideWhenUsed/>
+  </w:style>
+  <w:style w:default="1" w:styleId="TableNormal" w:type="table">
+    <w:name w:val="Normal Table"/>
+    <w:uiPriority w:val="99"/>
+    <w:semiHidden/>
+    <w:unhideWhenUsed/>
+    <w:tblPr>
+      <w:tblInd w:type="dxa" w:w="0"/>
+      <w:tblCellMar>
+        <w:top w:type="dxa" w:w="0"/>
+        <w:left w:type="dxa" w:w="108"/>
+        <w:bottom w:type="dxa" w:w="0"/>
+        <w:right w:type="dxa" w:w="108"/>
+      </w:tblCellMar>
+    </w:tblPr>
+  </w:style>
+  <w:style w:default="1" w:styleId="NoList" w:type="numbering">
+    <w:name w:val="No List"/>
+    <w:uiPriority w:val="99"/>
+    <w:semiHidden/>
+    <w:unhideWhenUsed/>
+  </w:style>
+  <w:style w:customStyle="1" w:styleId="Heading1Char" w:type="character">
+    <w:name w:val="Heading 1 Char"/>
+    <w:basedOn w:val="DefaultParagraphFont"/>
+    <w:link w:val="Heading1"/>
+    <w:uiPriority w:val="9"/>
+    <w:rsid w:val="00846576"/>
+    <w:rPr>
+      <w:rFonts w:asciiTheme="majorHAnsi" w:cstheme="majorBidi" w:eastAsiaTheme="majorEastAsia" w:hAnsiTheme="majorHAnsi"/>
+      <w:b/>
+      <w:color w:themeColor="accent1" w:themeShade="BF" w:val="0F4761"/>
+      <w:sz w:val="28"/>
+      <w:szCs w:val="40"/>
+    </w:rPr>
+  </w:style>
+  <w:style w:customStyle="1" w:styleId="Heading2Char" w:type="character">
+    <w:name w:val="Heading 2 Char"/>
+    <w:basedOn w:val="DefaultParagraphFont"/>
+    <w:link w:val="Heading2"/>
+    <w:uiPriority w:val="9"/>
+    <w:semiHidden/>
+    <w:rsid w:val="00846576"/>
+    <w:rPr>
+      <w:rFonts w:asciiTheme="majorHAnsi" w:cstheme="majorBidi" w:eastAsiaTheme="majorEastAsia" w:hAnsiTheme="majorHAnsi"/>
+      <w:color w:themeColor="accent1" w:themeShade="BF" w:val="0F4761"/>
+      <w:szCs w:val="32"/>
+    </w:rPr>
+  </w:style>
+  <w:style w:customStyle="1" w:styleId="Heading3Char" w:type="character">
+    <w:name w:val="Heading 3 Char"/>
+    <w:basedOn w:val="DefaultParagraphFont"/>
+    <w:link w:val="Heading3"/>
+    <w:uiPriority w:val="9"/>
+    <w:rsid w:val="00846576"/>
+    <w:rPr>
+      <w:rFonts w:asciiTheme="minorHAnsi" w:cstheme="majorBidi" w:eastAsiaTheme="majorEastAsia" w:hAnsiTheme="minorHAnsi"/>
+      <w:color w:themeColor="accent1" w:themeShade="BF" w:val="0F4761"/>
+      <w:sz w:val="22"/>
+      <w:szCs w:val="28"/>
+    </w:rPr>
+  </w:style>
+  <w:style w:customStyle="1" w:styleId="Heading4Char" w:type="character">
+    <w:name w:val="Heading 4 Char"/>
+    <w:basedOn w:val="DefaultParagraphFont"/>
+    <w:link w:val="Heading4"/>
+    <w:uiPriority w:val="9"/>
+    <w:semiHidden/>
+    <w:rsid w:val="00846576"/>
+    <w:rPr>
+      <w:rFonts w:asciiTheme="minorHAnsi" w:cstheme="majorBidi" w:eastAsiaTheme="majorEastAsia" w:hAnsiTheme="minorHAnsi"/>
+      <w:iCs/>
+      <w:color w:themeColor="accent1" w:themeShade="BF" w:val="0F4761"/>
+    </w:rPr>
+  </w:style>
+  <w:style w:customStyle="1" w:styleId="Heading5Char" w:type="character">
+    <w:name w:val="Heading 5 Char"/>
+    <w:basedOn w:val="DefaultParagraphFont"/>
+    <w:link w:val="Heading5"/>
+    <w:uiPriority w:val="9"/>
+    <w:semiHidden/>
+    <w:rsid w:val="00AF5CF1"/>
+    <w:rPr>
+      <w:rFonts w:asciiTheme="minorHAnsi" w:cstheme="majorBidi" w:eastAsiaTheme="majorEastAsia" w:hAnsiTheme="minorHAnsi"/>
+      <w:color w:themeColor="accent1" w:themeShade="BF" w:val="0F4761"/>
+    </w:rPr>
+  </w:style>
+  <w:style w:customStyle="1" w:styleId="Heading6Char" w:type="character">
+    <w:name w:val="Heading 6 Char"/>
+    <w:basedOn w:val="DefaultParagraphFont"/>
+    <w:link w:val="Heading6"/>
+    <w:uiPriority w:val="9"/>
+    <w:semiHidden/>
+    <w:rsid w:val="00846576"/>
+    <w:rPr>
+      <w:rFonts w:asciiTheme="minorHAnsi" w:cstheme="majorBidi" w:eastAsiaTheme="majorEastAsia" w:hAnsiTheme="minorHAnsi"/>
+      <w:iCs/>
+      <w:color w:themeColor="text1" w:themeTint="A6" w:val="595959"/>
+    </w:rPr>
+  </w:style>
+  <w:style w:customStyle="1" w:styleId="Heading7Char" w:type="character">
+    <w:name w:val="Heading 7 Char"/>
+    <w:basedOn w:val="DefaultParagraphFont"/>
+    <w:link w:val="Heading7"/>
+    <w:uiPriority w:val="9"/>
+    <w:semiHidden/>
+    <w:rsid w:val="00AF5CF1"/>
+    <w:rPr>
+      <w:rFonts w:asciiTheme="minorHAnsi" w:cstheme="majorBidi" w:eastAsiaTheme="majorEastAsia" w:hAnsiTheme="minorHAnsi"/>
+      <w:color w:themeColor="text1" w:themeTint="A6" w:val="595959"/>
+    </w:rPr>
+  </w:style>
+  <w:style w:customStyle="1" w:styleId="Heading8Char" w:type="character">
+    <w:name w:val="Heading 8 Char"/>
+    <w:basedOn w:val="DefaultParagraphFont"/>
+    <w:link w:val="Heading8"/>
+    <w:uiPriority w:val="9"/>
+    <w:semiHidden/>
+    <w:rsid w:val="00846576"/>
+    <w:rPr>
+      <w:rFonts w:asciiTheme="minorHAnsi" w:cstheme="majorBidi" w:eastAsiaTheme="majorEastAsia" w:hAnsiTheme="minorHAnsi"/>
+      <w:iCs/>
+      <w:color w:themeColor="text1" w:themeTint="D8" w:val="272727"/>
+    </w:rPr>
+  </w:style>
+  <w:style w:customStyle="1" w:styleId="Heading9Char" w:type="character">
+    <w:name w:val="Heading 9 Char"/>
+    <w:basedOn w:val="DefaultParagraphFont"/>
+    <w:link w:val="Heading9"/>
+    <w:uiPriority w:val="9"/>
+    <w:semiHidden/>
+    <w:rsid w:val="00846576"/>
+    <w:rPr>
+      <w:rFonts w:asciiTheme="minorHAnsi" w:cstheme="majorBidi" w:eastAsiaTheme="majorEastAsia" w:hAnsiTheme="minorHAnsi"/>
+      <w:color w:themeColor="text1" w:themeTint="D8" w:val="272727"/>
+      <w:sz w:val="22"/>
+    </w:rPr>
   </w:style>
   <w:style w:styleId="Title" w:type="paragraph">
     <w:name w:val="Title"/>
     <w:basedOn w:val="Normal"/>
-    <w:next w:val="BodyText"/>
+    <w:next w:val="Normal"/>
     <w:link w:val="TitleChar"/>
     <w:uiPriority w:val="10"/>
     <w:qFormat/>
-    <w:rsid w:val="00A10FD9"/>
+    <w:rsid w:val="00AF5CF1"/>
     <w:pPr>
-      <w:spacing w:after="80" w:line="240" w:lineRule="auto"/>
+      <w:spacing w:after="80"/>
       <w:contextualSpacing/>
-      <w:jc w:val="center"/>
     </w:pPr>
     <w:rPr>
       <w:rFonts w:asciiTheme="majorHAnsi" w:cstheme="majorBidi" w:eastAsiaTheme="majorEastAsia" w:hAnsiTheme="majorHAnsi"/>
+      <w:spacing w:val="-10"/>
+      <w:kern w:val="28"/>
       <w:sz w:val="56"/>
       <w:szCs w:val="56"/>
     </w:rPr>
@@ -8107,28 +8798,32 @@
     <w:basedOn w:val="DefaultParagraphFont"/>
     <w:link w:val="Title"/>
     <w:uiPriority w:val="10"/>
-    <w:rsid w:val="00A10FD9"/>
+    <w:rsid w:val="00AF5CF1"/>
     <w:rPr>
       <w:rFonts w:asciiTheme="majorHAnsi" w:cstheme="majorBidi" w:eastAsiaTheme="majorEastAsia" w:hAnsiTheme="majorHAnsi"/>
+      <w:spacing w:val="-10"/>
+      <w:kern w:val="28"/>
       <w:sz w:val="56"/>
       <w:szCs w:val="56"/>
     </w:rPr>
   </w:style>
   <w:style w:styleId="Subtitle" w:type="paragraph">
     <w:name w:val="Subtitle"/>
-    <w:basedOn w:val="Title"/>
-    <w:next w:val="BodyText"/>
+    <w:basedOn w:val="Normal"/>
+    <w:next w:val="Normal"/>
     <w:link w:val="SubtitleChar"/>
     <w:uiPriority w:val="11"/>
     <w:qFormat/>
-    <w:rsid w:val="00A10FD9"/>
+    <w:rsid w:val="00AF5CF1"/>
     <w:pPr>
       <w:numPr>
         <w:ilvl w:val="1"/>
       </w:numPr>
+      <w:spacing w:after="160"/>
     </w:pPr>
     <w:rPr>
-      <w:rFonts w:cstheme="majorBidi" w:eastAsiaTheme="majorEastAsia"/>
+      <w:rFonts w:asciiTheme="minorHAnsi" w:cstheme="majorBidi" w:eastAsiaTheme="majorEastAsia" w:hAnsiTheme="minorHAnsi"/>
+      <w:color w:themeColor="text1" w:themeTint="A6" w:val="595959"/>
       <w:spacing w:val="15"/>
       <w:sz w:val="28"/>
       <w:szCs w:val="28"/>
@@ -8139,821 +8834,446 @@
     <w:basedOn w:val="DefaultParagraphFont"/>
     <w:link w:val="Subtitle"/>
     <w:uiPriority w:val="11"/>
-    <w:rsid w:val="00A10FD9"/>
+    <w:rsid w:val="00AF5CF1"/>
     <w:rPr>
-      <w:rFonts w:cstheme="majorBidi" w:eastAsiaTheme="majorEastAsia"/>
+      <w:rFonts w:asciiTheme="minorHAnsi" w:cstheme="majorBidi" w:eastAsiaTheme="majorEastAsia" w:hAnsiTheme="minorHAnsi"/>
       <w:color w:themeColor="text1" w:themeTint="A6" w:val="595959"/>
       <w:spacing w:val="15"/>
       <w:sz w:val="28"/>
       <w:szCs w:val="28"/>
     </w:rPr>
   </w:style>
-  <w:style w:customStyle="1" w:styleId="Author" w:type="paragraph">
-    <w:name w:val="Author"/>
-    <w:basedOn w:val="Title"/>
-    <w:next w:val="BodyText"/>
+  <w:style w:styleId="Quote" w:type="paragraph">
+    <w:name w:val="Quote"/>
+    <w:basedOn w:val="Normal"/>
+    <w:next w:val="Normal"/>
+    <w:link w:val="QuoteChar"/>
+    <w:uiPriority w:val="29"/>
     <w:qFormat/>
+    <w:rsid w:val="00AF5CF1"/>
     <w:pPr>
-      <w:keepNext/>
-      <w:keepLines/>
-    </w:pPr>
-    <w:rPr>
-      <w:sz w:val="24"/>
-      <w:szCs w:val="24"/>
-    </w:rPr>
-  </w:style>
-  <w:style w:styleId="Date" w:type="paragraph">
-    <w:name w:val="Date"/>
-    <w:basedOn w:val="Title"/>
-    <w:next w:val="BodyText"/>
-    <w:qFormat/>
-    <w:pPr>
-      <w:keepNext/>
-      <w:keepLines/>
-    </w:pPr>
-    <w:rPr>
-      <w:sz w:val="24"/>
-      <w:szCs w:val="24"/>
-    </w:rPr>
-  </w:style>
-  <w:style w:customStyle="1" w:styleId="AbstractTitle" w:type="paragraph">
-    <w:name w:val="Abstract Title"/>
-    <w:basedOn w:val="Normal"/>
-    <w:next w:val="Abstract"/>
-    <w:qFormat/>
-    <w:pPr>
-      <w:keepNext/>
-      <w:keepLines/>
-      <w:spacing w:after="0" w:before="300"/>
+      <w:spacing w:after="160" w:before="160"/>
       <w:jc w:val="center"/>
     </w:pPr>
     <w:rPr>
+      <w:i/>
+      <w:iCs/>
+      <w:color w:themeColor="text1" w:themeTint="BF" w:val="404040"/>
+    </w:rPr>
+  </w:style>
+  <w:style w:customStyle="1" w:styleId="QuoteChar" w:type="character">
+    <w:name w:val="Quote Char"/>
+    <w:basedOn w:val="DefaultParagraphFont"/>
+    <w:link w:val="Quote"/>
+    <w:uiPriority w:val="29"/>
+    <w:rsid w:val="00AF5CF1"/>
+    <w:rPr>
+      <w:i/>
+      <w:iCs/>
+      <w:color w:themeColor="text1" w:themeTint="BF" w:val="404040"/>
+    </w:rPr>
+  </w:style>
+  <w:style w:styleId="ListParagraph" w:type="paragraph">
+    <w:name w:val="List Paragraph"/>
+    <w:basedOn w:val="Normal"/>
+    <w:uiPriority w:val="34"/>
+    <w:qFormat/>
+    <w:rsid w:val="00AF5CF1"/>
+    <w:pPr>
+      <w:ind w:left="720"/>
+      <w:contextualSpacing/>
+    </w:pPr>
+  </w:style>
+  <w:style w:styleId="IntenseEmphasis" w:type="character">
+    <w:name w:val="Intense Emphasis"/>
+    <w:basedOn w:val="DefaultParagraphFont"/>
+    <w:uiPriority w:val="21"/>
+    <w:qFormat/>
+    <w:rsid w:val="00AF5CF1"/>
+    <w:rPr>
+      <w:i/>
+      <w:iCs/>
+      <w:color w:themeColor="accent1" w:themeShade="BF" w:val="0F4761"/>
+    </w:rPr>
+  </w:style>
+  <w:style w:styleId="IntenseQuote" w:type="paragraph">
+    <w:name w:val="Intense Quote"/>
+    <w:basedOn w:val="Normal"/>
+    <w:next w:val="Normal"/>
+    <w:link w:val="IntenseQuoteChar"/>
+    <w:uiPriority w:val="30"/>
+    <w:qFormat/>
+    <w:rsid w:val="00AF5CF1"/>
+    <w:pPr>
+      <w:pBdr>
+        <w:top w:color="0F4761" w:space="10" w:sz="4" w:themeColor="accent1" w:themeShade="BF" w:val="single"/>
+        <w:bottom w:color="0F4761" w:space="10" w:sz="4" w:themeColor="accent1" w:themeShade="BF" w:val="single"/>
+      </w:pBdr>
+      <w:spacing w:after="360" w:before="360"/>
+      <w:ind w:left="864" w:right="864"/>
+      <w:jc w:val="center"/>
+    </w:pPr>
+    <w:rPr>
+      <w:i/>
+      <w:iCs/>
+      <w:color w:themeColor="accent1" w:themeShade="BF" w:val="0F4761"/>
+    </w:rPr>
+  </w:style>
+  <w:style w:customStyle="1" w:styleId="IntenseQuoteChar" w:type="character">
+    <w:name w:val="Intense Quote Char"/>
+    <w:basedOn w:val="DefaultParagraphFont"/>
+    <w:link w:val="IntenseQuote"/>
+    <w:uiPriority w:val="30"/>
+    <w:rsid w:val="00AF5CF1"/>
+    <w:rPr>
+      <w:i/>
+      <w:iCs/>
+      <w:color w:themeColor="accent1" w:themeShade="BF" w:val="0F4761"/>
+    </w:rPr>
+  </w:style>
+  <w:style w:styleId="IntenseReference" w:type="character">
+    <w:name w:val="Intense Reference"/>
+    <w:basedOn w:val="DefaultParagraphFont"/>
+    <w:uiPriority w:val="32"/>
+    <w:qFormat/>
+    <w:rsid w:val="00AF5CF1"/>
+    <w:rPr>
       <w:b/>
-      <w:sz w:val="20"/>
+      <w:bCs/>
+      <w:smallCaps/>
+      <w:color w:themeColor="accent1" w:themeShade="BF" w:val="0F4761"/>
+      <w:spacing w:val="5"/>
+    </w:rPr>
+  </w:style>
+  <w:style w:styleId="HTMLCode" w:type="character">
+    <w:name w:val="HTML Code"/>
+    <w:basedOn w:val="DefaultParagraphFont"/>
+    <w:uiPriority w:val="99"/>
+    <w:unhideWhenUsed/>
+    <w:rsid w:val="00771E03"/>
+    <w:rPr>
+      <w:rFonts w:ascii="Consolas" w:cs="Consolas" w:hAnsi="Consolas"/>
+      <w:sz w:val="18"/>
       <w:szCs w:val="20"/>
     </w:rPr>
   </w:style>
-  <w:style w:customStyle="1" w:styleId="Abstract" w:type="paragraph">
-    <w:name w:val="Abstract"/>
+  <w:style w:customStyle="1" w:styleId="Code" w:type="paragraph">
+    <w:name w:val="Code"/>
     <w:basedOn w:val="Normal"/>
-    <w:next w:val="BodyText"/>
+    <w:next w:val="Normal"/>
     <w:qFormat/>
+    <w:rsid w:val="00BC28E9"/>
     <w:pPr>
-      <w:keepNext/>
-      <w:keepLines/>
-      <w:spacing w:after="300" w:before="100"/>
+      <w:pBdr>
+        <w:top w:color="FF0000" w:space="1" w:sz="8" w:val="single"/>
+        <w:left w:color="FF0000" w:space="4" w:sz="8" w:val="single"/>
+        <w:bottom w:color="FF0000" w:space="1" w:sz="8" w:val="single"/>
+        <w:right w:color="FF0000" w:space="4" w:sz="8" w:val="single"/>
+      </w:pBdr>
+      <w:shd w:color="auto" w:fill="auto" w:val="pct15"/>
+      <w:spacing w:after="120" w:before="120"/>
+      <w:ind w:left="432" w:right="432"/>
     </w:pPr>
+    <w:rPr>
+      <w:rFonts w:ascii="Courier New" w:hAnsi="Courier New"/>
+      <w:sz w:val="18"/>
+    </w:rPr>
+  </w:style>
+  <w:style w:customStyle="1" w:styleId="SourceCode" w:type="paragraph">
+    <w:name w:val="Source Code"/>
+    <w:basedOn w:val="Normal"/>
+    <w:qFormat/>
+    <w:rsid w:val="00771E03"/>
+    <w:pPr>
+      <w:pBdr>
+        <w:top w:color="auto" w:space="1" w:sz="8" w:val="single"/>
+        <w:left w:color="auto" w:space="4" w:sz="8" w:val="single"/>
+        <w:bottom w:color="auto" w:space="1" w:sz="8" w:val="single"/>
+        <w:right w:color="auto" w:space="4" w:sz="8" w:val="single"/>
+      </w:pBdr>
+      <w:shd w:color="auto" w:fill="auto" w:val="pct15"/>
+      <w:spacing w:after="240" w:before="240"/>
+      <w:ind w:left="432" w:right="432"/>
+    </w:pPr>
+    <w:rPr>
+      <w:rFonts w:ascii="Courier New" w:hAnsi="Courier New"/>
+      <w:sz w:val="20"/>
+    </w:rPr>
+  </w:style>
+  <w:style w:customStyle="1" w:styleId="Verbatim" w:type="paragraph">
+    <w:name w:val="Verbatim"/>
+    <w:basedOn w:val="Normal"/>
+    <w:qFormat/>
+    <w:rsid w:val="00771E03"/>
+    <w:pPr>
+      <w:shd w:color="auto" w:fill="auto" w:val="pct15"/>
+      <w:spacing w:after="240" w:before="240"/>
+      <w:ind w:left="432" w:right="432"/>
+    </w:pPr>
+    <w:rPr>
+      <w:rFonts w:ascii="Courier New" w:hAnsi="Courier New"/>
+      <w:sz w:val="18"/>
+    </w:rPr>
+  </w:style>
+  <w:style w:customStyle="1" w:styleId="CodeBlock" w:type="paragraph">
+    <w:name w:val="Code Block"/>
+    <w:basedOn w:val="Verbatim"/>
+    <w:qFormat/>
+    <w:rsid w:val="00BC28E9"/>
+  </w:style>
+  <w:style w:styleId="CommentText" w:type="paragraph">
+    <w:name w:val="annotation text"/>
+    <w:basedOn w:val="Normal"/>
+    <w:link w:val="CommentTextChar"/>
+    <w:uiPriority w:val="99"/>
+    <w:unhideWhenUsed/>
+    <w:rsid w:val="00771E03"/>
     <w:rPr>
       <w:sz w:val="20"/>
       <w:szCs w:val="20"/>
     </w:rPr>
   </w:style>
-  <w:style w:styleId="Bibliography" w:type="paragraph">
-    <w:name w:val="Bibliography"/>
-    <w:basedOn w:val="Normal"/>
-    <w:next w:val="Bibliography"/>
-    <w:qFormat/>
-    <w:pPr/>
-    <w:rPr/>
-  </w:style>
-  <w:style w:styleId="Heading1" w:type="paragraph">
-    <w:name w:val="heading 1"/>
-    <w:basedOn w:val="Normal"/>
-    <w:next w:val="BodyText"/>
-    <w:link w:val="Heading1Char"/>
-    <w:uiPriority w:val="9"/>
-    <w:qFormat/>
-    <w:rsid w:val="00A10FD9"/>
-    <w:pPr>
-      <w:keepNext/>
-      <w:keepLines/>
-      <w:spacing w:after="80" w:before="360"/>
-      <w:outlineLvl w:val="0"/>
-    </w:pPr>
+  <w:style w:customStyle="1" w:styleId="CommentTextChar" w:type="character">
+    <w:name w:val="Comment Text Char"/>
+    <w:basedOn w:val="DefaultParagraphFont"/>
+    <w:link w:val="CommentText"/>
+    <w:uiPriority w:val="99"/>
+    <w:rsid w:val="00771E03"/>
     <w:rPr>
-      <w:rFonts w:asciiTheme="majorHAnsi" w:cstheme="majorBidi" w:eastAsiaTheme="majorEastAsia" w:hAnsiTheme="majorHAnsi"/>
-      <w:color w:themeColor="accent1" w:themeShade="BF" w:val="0F4761"/>
-      <w:sz w:val="40"/>
-      <w:szCs w:val="40"/>
+      <w:sz w:val="20"/>
+      <w:szCs w:val="20"/>
     </w:rPr>
   </w:style>
-  <w:style w:styleId="Heading2" w:type="paragraph">
-    <w:name w:val="heading 2"/>
+  <w:style w:styleId="TOC1" w:type="paragraph">
+    <w:name w:val="toc 1"/>
     <w:basedOn w:val="Normal"/>
-    <w:next w:val="BodyText"/>
-    <w:link w:val="Heading2Char"/>
-    <w:uiPriority w:val="9"/>
-    <w:semiHidden/>
-    <w:unhideWhenUsed/>
-    <w:qFormat/>
-    <w:rsid w:val="00A10FD9"/>
-    <w:pPr>
-      <w:keepNext/>
-      <w:keepLines/>
-      <w:spacing w:after="80" w:before="160"/>
-      <w:outlineLvl w:val="1"/>
-    </w:pPr>
-    <w:rPr>
-      <w:rFonts w:asciiTheme="majorHAnsi" w:cstheme="majorBidi" w:eastAsiaTheme="majorEastAsia" w:hAnsiTheme="majorHAnsi"/>
-      <w:color w:themeColor="accent1" w:themeShade="BF" w:val="0F4761"/>
-      <w:sz w:val="32"/>
-      <w:szCs w:val="32"/>
-    </w:rPr>
-  </w:style>
-  <w:style w:styleId="Heading3" w:type="paragraph">
-    <w:name w:val="heading 3"/>
-    <w:basedOn w:val="Normal"/>
-    <w:next w:val="BodyText"/>
-    <w:link w:val="Heading3Char"/>
-    <w:uiPriority w:val="9"/>
-    <w:semiHidden/>
-    <w:unhideWhenUsed/>
-    <w:qFormat/>
-    <w:rsid w:val="00A10FD9"/>
-    <w:pPr>
-      <w:keepNext/>
-      <w:keepLines/>
-      <w:spacing w:after="80" w:before="160"/>
-      <w:outlineLvl w:val="2"/>
-    </w:pPr>
-    <w:rPr>
-      <w:rFonts w:cstheme="majorBidi" w:eastAsiaTheme="majorEastAsia"/>
-      <w:color w:themeColor="accent1" w:themeShade="BF" w:val="0F4761"/>
-      <w:sz w:val="28"/>
-      <w:szCs w:val="28"/>
-    </w:rPr>
-  </w:style>
-  <w:style w:styleId="Heading4" w:type="paragraph">
-    <w:name w:val="heading 4"/>
-    <w:basedOn w:val="Normal"/>
-    <w:next w:val="BodyText"/>
-    <w:link w:val="Heading4Char"/>
-    <w:uiPriority w:val="9"/>
-    <w:semiHidden/>
-    <w:unhideWhenUsed/>
-    <w:qFormat/>
-    <w:rsid w:val="00A10FD9"/>
-    <w:pPr>
-      <w:keepNext/>
-      <w:keepLines/>
-      <w:spacing w:after="40" w:before="80"/>
-      <w:outlineLvl w:val="3"/>
-    </w:pPr>
-    <w:rPr>
-      <w:rFonts w:cstheme="majorBidi" w:eastAsiaTheme="majorEastAsia"/>
-      <w:i/>
-      <w:iCs/>
-      <w:color w:themeColor="accent1" w:themeShade="BF" w:val="0F4761"/>
-    </w:rPr>
-  </w:style>
-  <w:style w:styleId="Heading5" w:type="paragraph">
-    <w:name w:val="heading 5"/>
-    <w:basedOn w:val="Normal"/>
-    <w:next w:val="BodyText"/>
-    <w:link w:val="Heading5Char"/>
-    <w:uiPriority w:val="9"/>
-    <w:semiHidden/>
-    <w:unhideWhenUsed/>
-    <w:qFormat/>
-    <w:rsid w:val="00A10FD9"/>
-    <w:pPr>
-      <w:keepNext/>
-      <w:keepLines/>
-      <w:spacing w:after="40" w:before="80"/>
-      <w:outlineLvl w:val="4"/>
-    </w:pPr>
-    <w:rPr>
-      <w:rFonts w:cstheme="majorBidi" w:eastAsiaTheme="majorEastAsia"/>
-      <w:color w:themeColor="accent1" w:themeShade="BF" w:val="0F4761"/>
-    </w:rPr>
-  </w:style>
-  <w:style w:styleId="Heading6" w:type="paragraph">
-    <w:name w:val="heading 6"/>
-    <w:basedOn w:val="Normal"/>
-    <w:next w:val="BodyText"/>
-    <w:link w:val="Heading6Char"/>
-    <w:uiPriority w:val="9"/>
-    <w:semiHidden/>
-    <w:unhideWhenUsed/>
-    <w:qFormat/>
-    <w:rsid w:val="00A10FD9"/>
-    <w:pPr>
-      <w:keepNext/>
-      <w:keepLines/>
-      <w:spacing w:after="0" w:before="40"/>
-      <w:outlineLvl w:val="5"/>
-    </w:pPr>
-    <w:rPr>
-      <w:rFonts w:cstheme="majorBidi" w:eastAsiaTheme="majorEastAsia"/>
-      <w:i/>
-      <w:iCs/>
-      <w:color w:themeColor="text1" w:themeTint="A6" w:val="595959"/>
-    </w:rPr>
-  </w:style>
-  <w:style w:styleId="Heading7" w:type="paragraph">
-    <w:name w:val="heading 7"/>
-    <w:basedOn w:val="Normal"/>
-    <w:next w:val="BodyText"/>
-    <w:link w:val="Heading7Char"/>
-    <w:uiPriority w:val="9"/>
-    <w:semiHidden/>
-    <w:unhideWhenUsed/>
-    <w:qFormat/>
-    <w:rsid w:val="00A10FD9"/>
-    <w:pPr>
-      <w:keepNext/>
-      <w:keepLines/>
-      <w:spacing w:after="0" w:before="40"/>
-      <w:outlineLvl w:val="6"/>
-    </w:pPr>
-    <w:rPr>
-      <w:rFonts w:cstheme="majorBidi" w:eastAsiaTheme="majorEastAsia"/>
-      <w:color w:themeColor="text1" w:themeTint="A6" w:val="595959"/>
-    </w:rPr>
-  </w:style>
-  <w:style w:styleId="Heading8" w:type="paragraph">
-    <w:name w:val="heading 8"/>
-    <w:basedOn w:val="Normal"/>
-    <w:next w:val="BodyText"/>
-    <w:link w:val="Heading8Char"/>
-    <w:uiPriority w:val="9"/>
-    <w:semiHidden/>
-    <w:unhideWhenUsed/>
-    <w:qFormat/>
-    <w:rsid w:val="00A10FD9"/>
-    <w:pPr>
-      <w:keepNext/>
-      <w:keepLines/>
-      <w:spacing w:after="0"/>
-      <w:outlineLvl w:val="7"/>
-    </w:pPr>
-    <w:rPr>
-      <w:rFonts w:cstheme="majorBidi" w:eastAsiaTheme="majorEastAsia"/>
-      <w:i/>
-      <w:iCs/>
-      <w:color w:themeColor="text1" w:themeTint="D8" w:val="272727"/>
-    </w:rPr>
-  </w:style>
-  <w:style w:styleId="Heading9" w:type="paragraph">
-    <w:name w:val="heading 9"/>
-    <w:basedOn w:val="Normal"/>
-    <w:next w:val="BodyText"/>
-    <w:link w:val="Heading9Char"/>
-    <w:uiPriority w:val="9"/>
-    <w:semiHidden/>
-    <w:unhideWhenUsed/>
-    <w:qFormat/>
-    <w:rsid w:val="00A10FD9"/>
-    <w:pPr>
-      <w:keepNext/>
-      <w:keepLines/>
-      <w:spacing w:after="0"/>
-      <w:outlineLvl w:val="8"/>
-    </w:pPr>
-    <w:rPr>
-      <w:rFonts w:cstheme="majorBidi" w:eastAsiaTheme="majorEastAsia"/>
-      <w:color w:themeColor="text1" w:themeTint="D8" w:val="272727"/>
-    </w:rPr>
-  </w:style>
-  <w:style w:customStyle="1" w:styleId="Heading1Char" w:type="character">
-    <w:name w:val="Heading 1 Char"/>
-    <w:basedOn w:val="DefaultParagraphFont"/>
-    <w:link w:val="Heading1"/>
-    <w:uiPriority w:val="9"/>
-    <w:rsid w:val="00A10FD9"/>
-    <w:rPr>
-      <w:rFonts w:asciiTheme="majorHAnsi" w:cstheme="majorBidi" w:eastAsiaTheme="majorEastAsia" w:hAnsiTheme="majorHAnsi"/>
-      <w:color w:themeColor="accent1" w:themeShade="BF" w:val="0F4761"/>
-      <w:sz w:val="40"/>
-      <w:szCs w:val="40"/>
-    </w:rPr>
-  </w:style>
-  <w:style w:customStyle="1" w:styleId="Heading2Char" w:type="character">
-    <w:name w:val="Heading 2 Char"/>
-    <w:basedOn w:val="DefaultParagraphFont"/>
-    <w:link w:val="Heading2"/>
-    <w:uiPriority w:val="9"/>
-    <w:semiHidden/>
-    <w:rsid w:val="00A10FD9"/>
-    <w:rPr>
-      <w:rFonts w:asciiTheme="majorHAnsi" w:cstheme="majorBidi" w:eastAsiaTheme="majorEastAsia" w:hAnsiTheme="majorHAnsi"/>
-      <w:color w:themeColor="accent1" w:themeShade="BF" w:val="0F4761"/>
-      <w:sz w:val="32"/>
-      <w:szCs w:val="32"/>
-    </w:rPr>
-  </w:style>
-  <w:style w:customStyle="1" w:styleId="Heading3Char" w:type="character">
-    <w:name w:val="Heading 3 Char"/>
-    <w:basedOn w:val="DefaultParagraphFont"/>
-    <w:link w:val="Heading3"/>
-    <w:uiPriority w:val="9"/>
-    <w:semiHidden/>
-    <w:rsid w:val="00A10FD9"/>
-    <w:rPr>
-      <w:rFonts w:cstheme="majorBidi" w:eastAsiaTheme="majorEastAsia"/>
-      <w:color w:themeColor="accent1" w:themeShade="BF" w:val="0F4761"/>
-      <w:sz w:val="28"/>
-      <w:szCs w:val="28"/>
-    </w:rPr>
-  </w:style>
-  <w:style w:customStyle="1" w:styleId="Heading4Char" w:type="character">
-    <w:name w:val="Heading 4 Char"/>
-    <w:basedOn w:val="DefaultParagraphFont"/>
-    <w:link w:val="Heading4"/>
-    <w:uiPriority w:val="9"/>
-    <w:semiHidden/>
-    <w:rsid w:val="00A10FD9"/>
-    <w:rPr>
-      <w:rFonts w:cstheme="majorBidi" w:eastAsiaTheme="majorEastAsia"/>
-      <w:i/>
-      <w:iCs/>
-      <w:color w:themeColor="accent1" w:themeShade="BF" w:val="0F4761"/>
-    </w:rPr>
-  </w:style>
-  <w:style w:customStyle="1" w:styleId="Heading5Char" w:type="character">
-    <w:name w:val="Heading 5 Char"/>
-    <w:basedOn w:val="DefaultParagraphFont"/>
-    <w:link w:val="Heading5"/>
-    <w:uiPriority w:val="9"/>
-    <w:semiHidden/>
-    <w:rsid w:val="00A10FD9"/>
-    <w:rPr>
-      <w:rFonts w:cstheme="majorBidi" w:eastAsiaTheme="majorEastAsia"/>
-      <w:color w:themeColor="accent1" w:themeShade="BF" w:val="0F4761"/>
-    </w:rPr>
-  </w:style>
-  <w:style w:customStyle="1" w:styleId="Heading6Char" w:type="character">
-    <w:name w:val="Heading 6 Char"/>
-    <w:basedOn w:val="DefaultParagraphFont"/>
-    <w:link w:val="Heading6"/>
-    <w:uiPriority w:val="9"/>
-    <w:semiHidden/>
-    <w:rsid w:val="00A10FD9"/>
-    <w:rPr>
-      <w:rFonts w:cstheme="majorBidi" w:eastAsiaTheme="majorEastAsia"/>
-      <w:i/>
-      <w:iCs/>
-      <w:color w:themeColor="text1" w:themeTint="A6" w:val="595959"/>
-    </w:rPr>
-  </w:style>
-  <w:style w:customStyle="1" w:styleId="Heading7Char" w:type="character">
-    <w:name w:val="Heading 7 Char"/>
-    <w:basedOn w:val="DefaultParagraphFont"/>
-    <w:link w:val="Heading7"/>
-    <w:uiPriority w:val="9"/>
-    <w:semiHidden/>
-    <w:rsid w:val="00A10FD9"/>
-    <w:rPr>
-      <w:rFonts w:cstheme="majorBidi" w:eastAsiaTheme="majorEastAsia"/>
-      <w:color w:themeColor="text1" w:themeTint="A6" w:val="595959"/>
-    </w:rPr>
-  </w:style>
-  <w:style w:customStyle="1" w:styleId="Heading8Char" w:type="character">
-    <w:name w:val="Heading 8 Char"/>
-    <w:basedOn w:val="DefaultParagraphFont"/>
-    <w:link w:val="Heading8"/>
-    <w:uiPriority w:val="9"/>
-    <w:semiHidden/>
-    <w:rsid w:val="00A10FD9"/>
-    <w:rPr>
-      <w:rFonts w:cstheme="majorBidi" w:eastAsiaTheme="majorEastAsia"/>
-      <w:i/>
-      <w:iCs/>
-      <w:color w:themeColor="text1" w:themeTint="D8" w:val="272727"/>
-    </w:rPr>
-  </w:style>
-  <w:style w:customStyle="1" w:styleId="Heading9Char" w:type="character">
-    <w:name w:val="Heading 9 Char"/>
-    <w:basedOn w:val="DefaultParagraphFont"/>
-    <w:link w:val="Heading9"/>
-    <w:uiPriority w:val="9"/>
-    <w:semiHidden/>
-    <w:rsid w:val="00A10FD9"/>
-    <w:rPr>
-      <w:rFonts w:cstheme="majorBidi" w:eastAsiaTheme="majorEastAsia"/>
-      <w:color w:themeColor="text1" w:themeTint="D8" w:val="272727"/>
-    </w:rPr>
-  </w:style>
-  <w:style w:styleId="BlockText" w:type="paragraph">
-    <w:name w:val="Block Text"/>
-    <w:basedOn w:val="BodyText"/>
-    <w:next w:val="BodyText"/>
-    <w:uiPriority w:val="9"/>
-    <w:unhideWhenUsed/>
-    <w:qFormat/>
-    <w:pPr>
-      <w:spacing w:after="100" w:before="100"/>
-      <w:ind w:firstLine="0" w:left="480" w:right="480"/>
-    </w:pPr>
-  </w:style>
-  <w:style w:styleId="FootnoteText" w:type="paragraph">
-    <w:name w:val="Footnote Text"/>
-    <w:basedOn w:val="Normal"/>
-    <w:next w:val="FootnoteText"/>
-    <w:uiPriority w:val="9"/>
-    <w:unhideWhenUsed/>
-    <w:qFormat/>
-  </w:style>
-  <w:style w:styleId="FootnoteBlockText" w:type="paragraph">
-    <w:name w:val="Footnote Block Text"/>
-    <w:basedOn w:val="FootnoteText"/>
-    <w:next w:val="FootnoteText"/>
-    <w:uiPriority w:val="9"/>
-    <w:unhideWhenUsed/>
-    <w:qFormat/>
-    <w:pPr>
-      <w:spacing w:after="100" w:before="100"/>
-      <w:ind w:firstLine="0" w:left="480" w:right="480"/>
-    </w:pPr>
-  </w:style>
-  <w:style w:default="1" w:styleId="DefaultParagraphFont" w:type="character">
-    <w:name w:val="Default Paragraph Font"/>
-    <w:semiHidden/>
-    <w:unhideWhenUsed/>
-  </w:style>
-  <w:style w:default="1" w:styleId="Table" w:type="table">
-    <w:name w:val="Table"/>
-    <w:basedOn w:val="TableNormal"/>
-    <w:semiHidden/>
-    <w:unhideWhenUsed/>
-    <w:qFormat/>
-    <w:tblPr>
-      <w:tblInd w:type="dxa" w:w="0"/>
-      <w:tblCellMar>
-        <w:top w:type="dxa" w:w="0"/>
-        <w:left w:type="dxa" w:w="108"/>
-        <w:bottom w:type="dxa" w:w="0"/>
-        <w:right w:type="dxa" w:w="108"/>
-      </w:tblCellMar>
-    </w:tblPr>
-    <w:tblStylePr w:type="firstRow">
-      <w:tcPr>
-        <w:tcBorders>
-          <w:bottom w:val="single"/>
-        </w:tcBorders>
-        <w:vAlign w:val="bottom"/>
-      </w:tcPr>
-    </w:tblStylePr>
-  </w:style>
-  <w:style w:customStyle="1" w:styleId="DefinitionTerm" w:type="paragraph">
-    <w:name w:val="Definition Term"/>
-    <w:basedOn w:val="Normal"/>
-    <w:next w:val="Definition"/>
-    <w:pPr>
-      <w:keepNext/>
-      <w:keepLines/>
-      <w:spacing w:after="0"/>
-    </w:pPr>
-    <w:rPr>
-      <w:b/>
-    </w:rPr>
-  </w:style>
-  <w:style w:customStyle="1" w:styleId="Definition" w:type="paragraph">
-    <w:name w:val="Definition"/>
-    <w:basedOn w:val="Normal"/>
-  </w:style>
-  <w:style w:styleId="Caption" w:type="paragraph">
-    <w:name w:val="Caption"/>
-    <w:basedOn w:val="Normal"/>
-    <w:link w:val="BodyTextChar"/>
-    <w:pPr>
-      <w:spacing w:after="120" w:before="0"/>
-    </w:pPr>
-    <w:rPr>
-      <w:i/>
-    </w:rPr>
-  </w:style>
-  <w:style w:customStyle="1" w:styleId="TableCaption" w:type="paragraph">
-    <w:name w:val="Table Caption"/>
-    <w:basedOn w:val="Caption"/>
-    <w:pPr>
-      <w:keepNext/>
-    </w:pPr>
-  </w:style>
-  <w:style w:customStyle="1" w:styleId="ImageCaption" w:type="paragraph">
-    <w:name w:val="Image Caption"/>
-    <w:basedOn w:val="Caption"/>
-  </w:style>
-  <w:style w:customStyle="1" w:styleId="Figure" w:type="paragraph">
-    <w:name w:val="Figure"/>
-    <w:basedOn w:val="Normal"/>
-  </w:style>
-  <w:style w:customStyle="1" w:styleId="CaptionedFigure" w:type="paragraph">
-    <w:name w:val="Captioned Figure"/>
-    <w:basedOn w:val="Figure"/>
-    <w:pPr>
-      <w:keepNext/>
-    </w:pPr>
-  </w:style>
-  <w:style w:customStyle="1" w:styleId="BodyTextChar" w:type="character">
-    <w:name w:val="Body Text Char"/>
-    <w:basedOn w:val="DefaultParagraphFont"/>
-    <w:link w:val="BodyText"/>
-  </w:style>
-  <w:style w:customStyle="1" w:styleId="VerbatimChar" w:type="character">
-    <w:name w:val="Verbatim Char"/>
-    <w:basedOn w:val="BodyTextChar"/>
-    <w:rPr>
-      <w:rFonts w:ascii="Consolas" w:hAnsi="Consolas"/>
-      <w:sz w:val="22"/>
-    </w:rPr>
-  </w:style>
-  <w:style w:customStyle="1" w:styleId="SectionNumber" w:type="character">
-    <w:name w:val="Section Number"/>
-    <w:basedOn w:val="BodyTextChar"/>
-  </w:style>
-  <w:style w:styleId="FootnoteReference" w:type="character">
-    <w:name w:val="Footnote Reference"/>
-    <w:basedOn w:val="BodyTextChar"/>
-    <w:rPr>
-      <w:vertAlign w:val="superscript"/>
-    </w:rPr>
-  </w:style>
-  <w:style w:styleId="Hyperlink" w:type="character">
-    <w:name w:val="Hyperlink"/>
-    <w:basedOn w:val="BodyTextChar"/>
-    <w:rPr>
-      <w:color w:themeColor="accent1" w:val="4F81BD"/>
-    </w:rPr>
-  </w:style>
-  <w:style w:styleId="TOCHeading" w:type="paragraph">
-    <w:name w:val="TOC Heading"/>
-    <w:basedOn w:val="Heading1"/>
-    <w:next w:val="BodyText"/>
+    <w:next w:val="Normal"/>
+    <w:autoRedefine/>
     <w:uiPriority w:val="39"/>
     <w:unhideWhenUsed/>
-    <w:qFormat/>
+    <w:rsid w:val="00322D32"/>
     <w:pPr>
-      <w:spacing w:before="240" w:line="259" w:lineRule="auto"/>
-      <w:outlineLvl w:val="9"/>
-    </w:pPr>
-    <w:rPr>
-      <w:rFonts w:asciiTheme="majorHAnsi" w:cstheme="majorBidi" w:eastAsiaTheme="majorEastAsia" w:hAnsiTheme="majorHAnsi"/>
-      <w:b w:val="0"/>
-      <w:bCs w:val="0"/>
-      <w:color w:themeColor="accent1" w:themeShade="BF" w:val="365F91"/>
-    </w:rPr>
-  </w:style>
-  <w:style w:type="paragraph" w:customStyle="1" w:styleId="SourceCode">
-    <w:name w:val="Source Code"/>
-    <w:basedOn w:val="Normal"/>
-    <w:link w:val="VerbatimChar"/>
-    <w:pPr>
-      <w:wordWrap w:val="off"/>
-      <w:shd w:val="clear" w:fill="f1f3f5"/>
+      <w:spacing w:after="100"/>
     </w:pPr>
   </w:style>
   <w:style w:type="character" w:customStyle="1" w:styleId="KeywordTok">
     <w:name w:val="KeywordTok"/>
     <w:basedOn w:val="VerbatimChar"/>
     <w:rPr>
-      <w:b/>
-      <w:color w:val="003b4f"/>
-      <w:shd w:val="clear" w:fill="f1f3f5"/>
+      <w:color w:val="d73a49"/>
     </w:rPr>
   </w:style>
   <w:style w:type="character" w:customStyle="1" w:styleId="DataTypeTok">
     <w:name w:val="DataTypeTok"/>
     <w:basedOn w:val="VerbatimChar"/>
     <w:rPr>
-      <w:color w:val="ad0000"/>
-      <w:shd w:val="clear" w:fill="f1f3f5"/>
+      <w:color w:val="d73a49"/>
     </w:rPr>
   </w:style>
   <w:style w:type="character" w:customStyle="1" w:styleId="DecValTok">
     <w:name w:val="DecValTok"/>
     <w:basedOn w:val="VerbatimChar"/>
     <w:rPr>
-      <w:color w:val="ad0000"/>
-      <w:shd w:val="clear" w:fill="f1f3f5"/>
+      <w:color w:val="005cc5"/>
     </w:rPr>
   </w:style>
   <w:style w:type="character" w:customStyle="1" w:styleId="BaseNTok">
     <w:name w:val="BaseNTok"/>
     <w:basedOn w:val="VerbatimChar"/>
     <w:rPr>
-      <w:color w:val="ad0000"/>
-      <w:shd w:val="clear" w:fill="f1f3f5"/>
+      <w:color w:val="005cc5"/>
     </w:rPr>
   </w:style>
   <w:style w:type="character" w:customStyle="1" w:styleId="FloatTok">
     <w:name w:val="FloatTok"/>
     <w:basedOn w:val="VerbatimChar"/>
     <w:rPr>
-      <w:color w:val="ad0000"/>
-      <w:shd w:val="clear" w:fill="f1f3f5"/>
+      <w:color w:val="005cc5"/>
     </w:rPr>
   </w:style>
   <w:style w:type="character" w:customStyle="1" w:styleId="ConstantTok">
     <w:name w:val="ConstantTok"/>
     <w:basedOn w:val="VerbatimChar"/>
     <w:rPr>
-      <w:color w:val="8f5902"/>
-      <w:shd w:val="clear" w:fill="f1f3f5"/>
+      <w:color w:val="005cc5"/>
     </w:rPr>
   </w:style>
   <w:style w:type="character" w:customStyle="1" w:styleId="CharTok">
     <w:name w:val="CharTok"/>
     <w:basedOn w:val="VerbatimChar"/>
     <w:rPr>
-      <w:color w:val="20794d"/>
-      <w:shd w:val="clear" w:fill="f1f3f5"/>
+      <w:color w:val="032f62"/>
     </w:rPr>
   </w:style>
   <w:style w:type="character" w:customStyle="1" w:styleId="SpecialCharTok">
     <w:name w:val="SpecialCharTok"/>
     <w:basedOn w:val="VerbatimChar"/>
     <w:rPr>
-      <w:color w:val="5e5e5e"/>
-      <w:shd w:val="clear" w:fill="f1f3f5"/>
+      <w:color w:val="005cc5"/>
     </w:rPr>
   </w:style>
   <w:style w:type="character" w:customStyle="1" w:styleId="StringTok">
     <w:name w:val="StringTok"/>
     <w:basedOn w:val="VerbatimChar"/>
     <w:rPr>
-      <w:color w:val="20794d"/>
-      <w:shd w:val="clear" w:fill="f1f3f5"/>
+      <w:color w:val="032f62"/>
     </w:rPr>
   </w:style>
   <w:style w:type="character" w:customStyle="1" w:styleId="VerbatimStringTok">
     <w:name w:val="VerbatimStringTok"/>
     <w:basedOn w:val="VerbatimChar"/>
     <w:rPr>
-      <w:color w:val="20794d"/>
-      <w:shd w:val="clear" w:fill="f1f3f5"/>
+      <w:color w:val="032f62"/>
     </w:rPr>
   </w:style>
   <w:style w:type="character" w:customStyle="1" w:styleId="SpecialStringTok">
     <w:name w:val="SpecialStringTok"/>
     <w:basedOn w:val="VerbatimChar"/>
     <w:rPr>
-      <w:color w:val="20794d"/>
-      <w:shd w:val="clear" w:fill="f1f3f5"/>
+      <w:color w:val="032f62"/>
     </w:rPr>
   </w:style>
   <w:style w:type="character" w:customStyle="1" w:styleId="ImportTok">
     <w:name w:val="ImportTok"/>
     <w:basedOn w:val="VerbatimChar"/>
     <w:rPr>
-      <w:color w:val="00769e"/>
-      <w:shd w:val="clear" w:fill="f1f3f5"/>
+      <w:color w:val="032f62"/>
     </w:rPr>
   </w:style>
   <w:style w:type="character" w:customStyle="1" w:styleId="CommentTok">
     <w:name w:val="CommentTok"/>
     <w:basedOn w:val="VerbatimChar"/>
     <w:rPr>
-      <w:color w:val="5e5e5e"/>
-      <w:shd w:val="clear" w:fill="f1f3f5"/>
+      <w:color w:val="6a737d"/>
     </w:rPr>
   </w:style>
   <w:style w:type="character" w:customStyle="1" w:styleId="DocumentationTok">
     <w:name w:val="DocumentationTok"/>
     <w:basedOn w:val="VerbatimChar"/>
     <w:rPr>
-      <w:i/>
-      <w:color w:val="5e5e5e"/>
-      <w:shd w:val="clear" w:fill="f1f3f5"/>
+      <w:color w:val="6a737d"/>
     </w:rPr>
   </w:style>
   <w:style w:type="character" w:customStyle="1" w:styleId="AnnotationTok">
     <w:name w:val="AnnotationTok"/>
     <w:basedOn w:val="VerbatimChar"/>
     <w:rPr>
-      <w:color w:val="5e5e5e"/>
-      <w:shd w:val="clear" w:fill="f1f3f5"/>
+      <w:color w:val="6a737d"/>
     </w:rPr>
   </w:style>
   <w:style w:type="character" w:customStyle="1" w:styleId="CommentVarTok">
     <w:name w:val="CommentVarTok"/>
     <w:basedOn w:val="VerbatimChar"/>
     <w:rPr>
-      <w:i/>
-      <w:color w:val="5e5e5e"/>
-      <w:shd w:val="clear" w:fill="f1f3f5"/>
+      <w:color w:val="6a737d"/>
     </w:rPr>
   </w:style>
   <w:style w:type="character" w:customStyle="1" w:styleId="OtherTok">
     <w:name w:val="OtherTok"/>
     <w:basedOn w:val="VerbatimChar"/>
     <w:rPr>
-      <w:color w:val="003b4f"/>
-      <w:shd w:val="clear" w:fill="f1f3f5"/>
+      <w:color w:val="6f42c1"/>
     </w:rPr>
   </w:style>
   <w:style w:type="character" w:customStyle="1" w:styleId="FunctionTok">
     <w:name w:val="FunctionTok"/>
     <w:basedOn w:val="VerbatimChar"/>
     <w:rPr>
-      <w:color w:val="4758ab"/>
-      <w:shd w:val="clear" w:fill="f1f3f5"/>
+      <w:color w:val="6f42c1"/>
     </w:rPr>
   </w:style>
   <w:style w:type="character" w:customStyle="1" w:styleId="VariableTok">
     <w:name w:val="VariableTok"/>
     <w:basedOn w:val="VerbatimChar"/>
     <w:rPr>
-      <w:color w:val="111111"/>
-      <w:shd w:val="clear" w:fill="f1f3f5"/>
+      <w:color w:val="e36209"/>
     </w:rPr>
   </w:style>
   <w:style w:type="character" w:customStyle="1" w:styleId="ControlFlowTok">
     <w:name w:val="ControlFlowTok"/>
     <w:basedOn w:val="VerbatimChar"/>
     <w:rPr>
-      <w:b/>
-      <w:color w:val="003b4f"/>
-      <w:shd w:val="clear" w:fill="f1f3f5"/>
+      <w:color w:val="d73a49"/>
     </w:rPr>
   </w:style>
   <w:style w:type="character" w:customStyle="1" w:styleId="OperatorTok">
     <w:name w:val="OperatorTok"/>
     <w:basedOn w:val="VerbatimChar"/>
     <w:rPr>
-      <w:color w:val="5e5e5e"/>
-      <w:shd w:val="clear" w:fill="f1f3f5"/>
+      <w:color w:val="24292e"/>
     </w:rPr>
   </w:style>
   <w:style w:type="character" w:customStyle="1" w:styleId="BuiltInTok">
     <w:name w:val="BuiltInTok"/>
     <w:basedOn w:val="VerbatimChar"/>
     <w:rPr>
-      <w:color w:val="003b4f"/>
-      <w:shd w:val="clear" w:fill="f1f3f5"/>
+      <w:color w:val="d73a49"/>
     </w:rPr>
   </w:style>
   <w:style w:type="character" w:customStyle="1" w:styleId="ExtensionTok">
     <w:name w:val="ExtensionTok"/>
     <w:basedOn w:val="VerbatimChar"/>
     <w:rPr>
-      <w:color w:val="003b4f"/>
-      <w:shd w:val="clear" w:fill="f1f3f5"/>
+      <w:b/>
+      <w:color w:val="d73a49"/>
     </w:rPr>
   </w:style>
   <w:style w:type="character" w:customStyle="1" w:styleId="PreprocessorTok">
     <w:name w:val="PreprocessorTok"/>
     <w:basedOn w:val="VerbatimChar"/>
     <w:rPr>
-      <w:color w:val="ad0000"/>
-      <w:shd w:val="clear" w:fill="f1f3f5"/>
+      <w:color w:val="d73a49"/>
     </w:rPr>
   </w:style>
   <w:style w:type="character" w:customStyle="1" w:styleId="AttributeTok">
     <w:name w:val="AttributeTok"/>
     <w:basedOn w:val="VerbatimChar"/>
     <w:rPr>
-      <w:color w:val="657422"/>
-      <w:shd w:val="clear" w:fill="f1f3f5"/>
+      <w:color w:val="d73a49"/>
     </w:rPr>
   </w:style>
   <w:style w:type="character" w:customStyle="1" w:styleId="RegionMarkerTok">
     <w:name w:val="RegionMarkerTok"/>
     <w:basedOn w:val="VerbatimChar"/>
     <w:rPr>
-      <w:color w:val="003b4f"/>
-      <w:shd w:val="clear" w:fill="f1f3f5"/>
+      <w:color w:val="6a737d"/>
     </w:rPr>
   </w:style>
   <w:style w:type="character" w:customStyle="1" w:styleId="InformationTok">
     <w:name w:val="InformationTok"/>
     <w:basedOn w:val="VerbatimChar"/>
     <w:rPr>
-      <w:color w:val="5e5e5e"/>
-      <w:shd w:val="clear" w:fill="f1f3f5"/>
+      <w:color w:val="6a737d"/>
     </w:rPr>
   </w:style>
   <w:style w:type="character" w:customStyle="1" w:styleId="WarningTok">
     <w:name w:val="WarningTok"/>
     <w:basedOn w:val="VerbatimChar"/>
     <w:rPr>
-      <w:i/>
-      <w:color w:val="5e5e5e"/>
-      <w:shd w:val="clear" w:fill="f1f3f5"/>
+      <w:color w:val="ff5555"/>
     </w:rPr>
   </w:style>
   <w:style w:type="character" w:customStyle="1" w:styleId="AlertTok">
     <w:name w:val="AlertTok"/>
     <w:basedOn w:val="VerbatimChar"/>
     <w:rPr>
-      <w:color w:val="ad0000"/>
-      <w:shd w:val="clear" w:fill="f1f3f5"/>
+      <w:b/>
+      <w:color w:val="ff5555"/>
     </w:rPr>
   </w:style>
   <w:style w:type="character" w:customStyle="1" w:styleId="ErrorTok">
     <w:name w:val="ErrorTok"/>
     <w:basedOn w:val="VerbatimChar"/>
     <w:rPr>
-      <w:color w:val="ad0000"/>
-      <w:shd w:val="clear" w:fill="f1f3f5"/>
+      <w:color w:val="ff5555"/>
+      <w:u/>
     </w:rPr>
   </w:style>
   <w:style w:type="character" w:customStyle="1" w:styleId="NormalTok">
     <w:name w:val="NormalTok"/>
     <w:basedOn w:val="VerbatimChar"/>
     <w:rPr>
-      <w:color w:val="003b4f"/>
-      <w:shd w:val="clear" w:fill="f1f3f5"/>
+      <w:color w:val="24292e"/>
     </w:rPr>
   </w:style>
 </w:styles>
@@ -9057,7 +9377,7 @@
         <a:latin typeface="Aptos" panose="02110004020202020204"/>
         <a:ea typeface=""/>
         <a:cs typeface=""/>
-        <a:font script="Jpan" typeface="游明朝"/>
+        <a:font script="Jpan" typeface="游ゴシック"/>
         <a:font script="Hang" typeface="맑은 고딕"/>
         <a:font script="Hans" typeface="等线"/>
         <a:font script="Hant" typeface="新細明體"/>
@@ -9248,7 +9568,7 @@
   <a:extraClrSchemeLst/>
   <a:extLst>
     <a:ext uri="{05A4C25C-085E-4340-85A3-A5531E510DB2}">
-      <thm15:themeFamily xmlns:thm15="http://schemas.microsoft.com/office/thememl/2012/main" name="Office Theme" id="{2E142A2C-CD16-42D6-873A-C26D2A0506FA}" vid="{1BDDFF52-6CD6-40A5-AB3C-68EB2F1E4D0A}"/>
+      <thm15:themeFamily xmlns:thm15="http://schemas.microsoft.com/office/thememl/2012/main" name="Office Theme" id="{62F939B6-93AF-4DB8-9C6B-D6C7DFDC589F}" vid="{4A3C46E8-61CC-4603-A589-7422A47A8E4A}"/>
     </a:ext>
   </a:extLst>
 </a:theme>

--- a/docs/lectures/lecture_02/02_lecture_powerpoint.docx
+++ b/docs/lectures/lecture_02/02_lecture_powerpoint.docx
@@ -31,7 +31,7 @@
         <w:pStyle w:val="Date"/>
       </w:pPr>
       <w:r>
-        <w:t xml:space="preserve">2026-06-28</w:t>
+        <w:t xml:space="preserve">2026-06-30</w:t>
       </w:r>
     </w:p>
     <w:bookmarkStart w:id="12" w:name="where-we-left-off-lecture-01"/>
@@ -439,8 +439,16 @@
       <w:r>
         <w:rPr>
           <w:rStyle w:val="VerbatimChar"/>
+          <w:b/>
+          <w:bCs/>
         </w:rPr>
         <w:t xml:space="preserve">&lt;-</w:t>
+      </w:r>
+      <w:r>
+        <w:t xml:space="preserve"> </w:t>
+      </w:r>
+      <w:r>
+        <w:t xml:space="preserve">the assignment operator - alligator eats the minus sign…</w:t>
       </w:r>
     </w:p>
     <w:p>
@@ -456,7 +464,7 @@
           <w:b/>
           <w:bCs/>
         </w:rPr>
-        <w:t xml:space="preserve">functions</w:t>
+        <w:t xml:space="preserve">values</w:t>
       </w:r>
       <w:r>
         <w:t xml:space="preserve">,</w:t>
@@ -683,7 +691,7 @@
       <w:r>
         <w:drawing>
           <wp:inline>
-            <wp:extent cx="5943600" cy="5029200"/>
+            <wp:extent cx="3566160" cy="3789045"/>
             <wp:effectExtent b="0" l="0" r="0" t="0"/>
             <wp:docPr descr="" title="" id="17" name="Picture"/>
             <a:graphic>
@@ -704,7 +712,7 @@
                   <pic:spPr bwMode="auto">
                     <a:xfrm>
                       <a:off x="0" y="0"/>
-                      <a:ext cx="5943600" cy="5029200"/>
+                      <a:ext cx="3566160" cy="3789045"/>
                     </a:xfrm>
                     <a:prstGeom prst="rect">
                       <a:avLst/>
@@ -1005,13 +1013,7 @@
               <w:t xml:space="preserve">Integrated Development Environment</w:t>
             </w:r>
             <w:r>
-              <w:t xml:space="preserve">.</w:t>
-            </w:r>
-            <w:r>
-              <w:t xml:space="preserve"> </w:t>
-            </w:r>
-            <w:r>
-              <w:t xml:space="preserve">Think of R as the car engine and the IDE as the seat, wheel, and dashboard.</w:t>
+              <w:t xml:space="preserve">. Think of R as the car engine and the IDE as the seat, wheel, and dashboard.</w:t>
             </w:r>
           </w:p>
           <w:p/>
@@ -1025,7 +1027,7 @@
       <w:r>
         <w:drawing>
           <wp:inline>
-            <wp:extent cx="5943600" cy="5667296"/>
+            <wp:extent cx="4603972" cy="4392956"/>
             <wp:effectExtent b="0" l="0" r="0" t="0"/>
             <wp:docPr descr="" title="" id="23" name="Picture"/>
             <a:graphic>
@@ -1046,7 +1048,7 @@
                   <pic:spPr bwMode="auto">
                     <a:xfrm>
                       <a:off x="0" y="0"/>
-                      <a:ext cx="5943600" cy="5667296"/>
+                      <a:ext cx="4603972" cy="4392956"/>
                     </a:xfrm>
                     <a:prstGeom prst="rect">
                       <a:avLst/>
@@ -1483,13 +1485,26 @@
           </w:p>
           <w:p>
             <w:pPr>
-              <w:pStyle w:val="BodyText"/>
-            </w:pPr>
-            <w:pPr>
-              <w:spacing w:after="16"/>
-            </w:pPr>
-            <w:r>
-              <w:t xml:space="preserve">In Excel you keep one big file. In R we keep</w:t>
+              <w:pStyle w:val="Compact"/>
+              <w:numPr>
+                <w:ilvl w:val="0"/>
+                <w:numId w:val="1007"/>
+              </w:numPr>
+            </w:pPr>
+            <w:r>
+              <w:t xml:space="preserve">In Excel you keep one big file and it can be hard to figure out what was done and how</w:t>
+            </w:r>
+          </w:p>
+          <w:p>
+            <w:pPr>
+              <w:pStyle w:val="Compact"/>
+              <w:numPr>
+                <w:ilvl w:val="0"/>
+                <w:numId w:val="1007"/>
+              </w:numPr>
+            </w:pPr>
+            <w:r>
+              <w:t xml:space="preserve">In R we keep</w:t>
             </w:r>
             <w:r>
               <w:t xml:space="preserve"> </w:t>
@@ -1505,7 +1520,19 @@
               <w:t xml:space="preserve"> </w:t>
             </w:r>
             <w:r>
-              <w:t xml:space="preserve">and write</w:t>
+              <w:t xml:space="preserve">and</w:t>
+            </w:r>
+          </w:p>
+          <w:p>
+            <w:pPr>
+              <w:pStyle w:val="Compact"/>
+              <w:numPr>
+                <w:ilvl w:val="1"/>
+                <w:numId w:val="1008"/>
+              </w:numPr>
+            </w:pPr>
+            <w:r>
+              <w:t xml:space="preserve">write</w:t>
             </w:r>
             <w:r>
               <w:t xml:space="preserve"> </w:t>
@@ -1521,7 +1548,42 @@
               <w:t xml:space="preserve"> </w:t>
             </w:r>
             <w:r>
-              <w:t xml:space="preserve">processed files — so you can always trace your steps and never overwrite your original numbers.</w:t>
+              <w:t xml:space="preserve">processed files</w:t>
+            </w:r>
+          </w:p>
+          <w:p>
+            <w:pPr>
+              <w:pStyle w:val="Compact"/>
+              <w:numPr>
+                <w:ilvl w:val="2"/>
+                <w:numId w:val="1009"/>
+              </w:numPr>
+            </w:pPr>
+            <w:r>
+              <w:t xml:space="preserve">— so you can</w:t>
+            </w:r>
+            <w:r>
+              <w:t xml:space="preserve"> </w:t>
+            </w:r>
+            <w:r>
+              <w:rPr>
+                <w:b/>
+                <w:bCs/>
+              </w:rPr>
+              <w:t xml:space="preserve">always trace your steps</w:t>
+            </w:r>
+            <w:r>
+              <w:t xml:space="preserve"> </w:t>
+            </w:r>
+            <w:r>
+              <w:t xml:space="preserve">and n</w:t>
+            </w:r>
+            <w:r>
+              <w:rPr>
+                <w:b/>
+                <w:bCs/>
+              </w:rPr>
+              <w:t xml:space="preserve">ever overwrite your original numbers</w:t>
             </w:r>
           </w:p>
           <w:p/>
@@ -1551,7 +1613,7 @@
         <w:pStyle w:val="Compact"/>
         <w:numPr>
           <w:ilvl w:val="0"/>
-          <w:numId w:val="1007"/>
+          <w:numId w:val="1010"/>
         </w:numPr>
       </w:pPr>
       <w:r>
@@ -1565,7 +1627,7 @@
         <w:t xml:space="preserve"> </w:t>
       </w:r>
       <w:r>
-        <w:t xml:space="preserve">(top-left) — your scripts live here</w:t>
+        <w:t xml:space="preserve">(top-left) — your scripts live here when you have a script open</w:t>
       </w:r>
     </w:p>
     <w:p>
@@ -1573,7 +1635,7 @@
         <w:pStyle w:val="Compact"/>
         <w:numPr>
           <w:ilvl w:val="0"/>
-          <w:numId w:val="1007"/>
+          <w:numId w:val="1010"/>
         </w:numPr>
       </w:pPr>
       <w:r>
@@ -1595,7 +1657,7 @@
         <w:pStyle w:val="Compact"/>
         <w:numPr>
           <w:ilvl w:val="0"/>
-          <w:numId w:val="1007"/>
+          <w:numId w:val="1010"/>
         </w:numPr>
       </w:pPr>
       <w:r>
@@ -1617,7 +1679,7 @@
         <w:pStyle w:val="Compact"/>
         <w:numPr>
           <w:ilvl w:val="0"/>
-          <w:numId w:val="1007"/>
+          <w:numId w:val="1010"/>
         </w:numPr>
       </w:pPr>
       <w:r>
@@ -1752,13 +1814,26 @@
           </w:p>
           <w:p>
             <w:pPr>
-              <w:pStyle w:val="BodyText"/>
-            </w:pPr>
-            <w:pPr>
-              <w:spacing w:after="16"/>
-            </w:pPr>
-            <w:r>
-              <w:t xml:space="preserve">Find each pane on your screen now. Click the</w:t>
+              <w:pStyle w:val="Compact"/>
+              <w:numPr>
+                <w:ilvl w:val="0"/>
+                <w:numId w:val="1011"/>
+              </w:numPr>
+            </w:pPr>
+            <w:r>
+              <w:t xml:space="preserve">Find each pane on your screen now.</w:t>
+            </w:r>
+          </w:p>
+          <w:p>
+            <w:pPr>
+              <w:pStyle w:val="Compact"/>
+              <w:numPr>
+                <w:ilvl w:val="0"/>
+                <w:numId w:val="1011"/>
+              </w:numPr>
+            </w:pPr>
+            <w:r>
+              <w:t xml:space="preserve">Click the</w:t>
             </w:r>
             <w:r>
               <w:t xml:space="preserve"> </w:t>
@@ -1783,12 +1858,12 @@
     </w:tbl>
     <w:p>
       <w:pPr>
-        <w:pStyle w:val="BodyText"/>
+        <w:pStyle w:val="FirstParagraph"/>
       </w:pPr>
       <w:r>
         <w:drawing>
           <wp:inline>
-            <wp:extent cx="5943600" cy="5667296"/>
+            <wp:extent cx="4603972" cy="4392956"/>
             <wp:effectExtent b="0" l="0" r="0" t="0"/>
             <wp:docPr descr="" title="" id="34" name="Picture"/>
             <a:graphic>
@@ -1809,7 +1884,7 @@
                   <pic:spPr bwMode="auto">
                     <a:xfrm>
                       <a:off x="0" y="0"/>
-                      <a:ext cx="5943600" cy="5667296"/>
+                      <a:ext cx="4603972" cy="4392956"/>
                     </a:xfrm>
                     <a:prstGeom prst="rect">
                       <a:avLst/>
@@ -2302,7 +2377,7 @@
     </w:tbl>
     <w:bookmarkEnd w:id="42"/>
     <w:bookmarkEnd w:id="43"/>
-    <w:bookmarkStart w:id="49" w:name="storing-values-with--"/>
+    <w:bookmarkStart w:id="49" w:name="X39f2d8ae5fb4caa076c8bc26b4cdaff52b80d56"/>
     <w:p>
       <w:pPr>
         <w:pStyle w:val="Heading1"/>
@@ -2318,6 +2393,12 @@
           <w:rStyle w:val="VerbatimChar"/>
         </w:rPr>
         <w:t xml:space="preserve">&lt;-</w:t>
+      </w:r>
+      <w:r>
+        <w:t xml:space="preserve"> </w:t>
+      </w:r>
+      <w:r>
+        <w:t xml:space="preserve">assignment operator - alligators eats minus sign</w:t>
       </w:r>
     </w:p>
     <w:p>
@@ -2456,7 +2537,7 @@
         <w:pStyle w:val="Compact"/>
         <w:numPr>
           <w:ilvl w:val="0"/>
-          <w:numId w:val="1008"/>
+          <w:numId w:val="1012"/>
         </w:numPr>
       </w:pPr>
       <w:r>
@@ -2493,7 +2574,7 @@
         <w:pStyle w:val="Compact"/>
         <w:numPr>
           <w:ilvl w:val="0"/>
-          <w:numId w:val="1008"/>
+          <w:numId w:val="1012"/>
         </w:numPr>
       </w:pPr>
       <w:r>
@@ -2658,13 +2739,13 @@
               <w:t xml:space="preserve"> </w:t>
             </w:r>
             <w:r>
-              <w:t xml:space="preserve">=</w:t>
-            </w:r>
-            <w:r>
-              <w:t xml:space="preserve"> </w:t>
-            </w:r>
-            <w:r>
-              <w:t xml:space="preserve">“take the thing on the right and store it under the name on the left.”</w:t>
+              <w:t xml:space="preserve">“puts the thing on right and stores it in the name on left.”</w:t>
+            </w:r>
+            <w:r>
+              <w:t xml:space="preserve"> </w:t>
+            </w:r>
+            <w:r>
+              <w:t xml:space="preserve">not always the same as =</w:t>
             </w:r>
           </w:p>
           <w:p/>
@@ -2678,7 +2759,7 @@
       <w:r>
         <w:drawing>
           <wp:inline>
-            <wp:extent cx="5943600" cy="4800600"/>
+            <wp:extent cx="3863340" cy="3120099"/>
             <wp:effectExtent b="0" l="0" r="0" t="0"/>
             <wp:docPr descr="" title="" id="47" name="Picture"/>
             <a:graphic>
@@ -2699,7 +2780,7 @@
                   <pic:spPr bwMode="auto">
                     <a:xfrm>
                       <a:off x="0" y="0"/>
-                      <a:ext cx="5943600" cy="4800600"/>
+                      <a:ext cx="3863340" cy="3120099"/>
                     </a:xfrm>
                     <a:prstGeom prst="rect">
                       <a:avLst/>
@@ -2741,7 +2822,7 @@
         <w:pStyle w:val="Compact"/>
         <w:numPr>
           <w:ilvl w:val="0"/>
-          <w:numId w:val="1009"/>
+          <w:numId w:val="1013"/>
         </w:numPr>
       </w:pPr>
       <w:r>
@@ -2787,7 +2868,7 @@
         <w:pStyle w:val="Compact"/>
         <w:numPr>
           <w:ilvl w:val="0"/>
-          <w:numId w:val="1009"/>
+          <w:numId w:val="1013"/>
         </w:numPr>
       </w:pPr>
       <w:r>
@@ -2839,7 +2920,7 @@
         <w:pStyle w:val="Compact"/>
         <w:numPr>
           <w:ilvl w:val="0"/>
-          <w:numId w:val="1009"/>
+          <w:numId w:val="1013"/>
         </w:numPr>
       </w:pPr>
       <w:r>
@@ -2891,7 +2972,7 @@
         <w:pStyle w:val="Compact"/>
         <w:numPr>
           <w:ilvl w:val="0"/>
-          <w:numId w:val="1009"/>
+          <w:numId w:val="1013"/>
         </w:numPr>
       </w:pPr>
       <w:r>
@@ -3342,7 +3423,23 @@
               <w:t xml:space="preserve"> </w:t>
             </w:r>
             <w:r>
-              <w:t xml:space="preserve">objects. Pick one style and stick with it.</w:t>
+              <w:t xml:space="preserve">objects. Pick one style and stick with it. I</w:t>
+            </w:r>
+            <w:r>
+              <w:t xml:space="preserve"> </w:t>
+            </w:r>
+            <w:r>
+              <w:rPr>
+                <w:b/>
+                <w:bCs/>
+              </w:rPr>
+              <w:t xml:space="preserve">URGE</w:t>
+            </w:r>
+            <w:r>
+              <w:t xml:space="preserve"> </w:t>
+            </w:r>
+            <w:r>
+              <w:t xml:space="preserve">you to use lower case and _</w:t>
             </w:r>
           </w:p>
           <w:p/>
@@ -3501,17 +3598,23 @@
           </w:p>
           <w:p>
             <w:pPr>
-              <w:pStyle w:val="BodyText"/>
-            </w:pPr>
-            <w:pPr>
-              <w:spacing w:after="16"/>
+              <w:pStyle w:val="Compact"/>
+              <w:numPr>
+                <w:ilvl w:val="0"/>
+                <w:numId w:val="1014"/>
+              </w:numPr>
             </w:pPr>
             <w:r>
               <w:t xml:space="preserve">Our naming convention throughout this course:</w:t>
             </w:r>
-            <w:r>
-              <w:t xml:space="preserve"> </w:t>
-            </w:r>
+          </w:p>
+          <w:p>
+            <w:pPr>
+              <w:numPr>
+                <w:ilvl w:val="1"/>
+                <w:numId w:val="1015"/>
+              </w:numPr>
+            </w:pPr>
             <w:r>
               <w:t xml:space="preserve">- data frames →</w:t>
             </w:r>
@@ -3524,9 +3627,14 @@
               </w:rPr>
               <w:t xml:space="preserve">_df</w:t>
             </w:r>
-            <w:r>
-              <w:t xml:space="preserve"> </w:t>
-            </w:r>
+          </w:p>
+          <w:p>
+            <w:pPr>
+              <w:numPr>
+                <w:ilvl w:val="1"/>
+                <w:numId w:val="1015"/>
+              </w:numPr>
+            </w:pPr>
             <w:r>
               <w:t xml:space="preserve">- plots →</w:t>
             </w:r>
@@ -3539,9 +3647,14 @@
               </w:rPr>
               <w:t xml:space="preserve">_plot</w:t>
             </w:r>
-            <w:r>
-              <w:t xml:space="preserve"> </w:t>
-            </w:r>
+          </w:p>
+          <w:p>
+            <w:pPr>
+              <w:numPr>
+                <w:ilvl w:val="1"/>
+                <w:numId w:val="1015"/>
+              </w:numPr>
+            </w:pPr>
             <w:r>
               <w:t xml:space="preserve">- models →</w:t>
             </w:r>
@@ -3738,7 +3851,7 @@
         <w:pStyle w:val="Compact"/>
         <w:numPr>
           <w:ilvl w:val="0"/>
-          <w:numId w:val="1010"/>
+          <w:numId w:val="1016"/>
         </w:numPr>
       </w:pPr>
       <w:r>
@@ -3750,7 +3863,7 @@
         <w:pStyle w:val="Compact"/>
         <w:numPr>
           <w:ilvl w:val="0"/>
-          <w:numId w:val="1010"/>
+          <w:numId w:val="1016"/>
         </w:numPr>
       </w:pPr>
       <w:r>
@@ -4489,7 +4602,7 @@
       <w:r>
         <w:drawing>
           <wp:inline>
-            <wp:extent cx="5943600" cy="4572000"/>
+            <wp:extent cx="2971800" cy="2286892"/>
             <wp:effectExtent b="0" l="0" r="0" t="0"/>
             <wp:docPr descr="" title="" id="63" name="Picture"/>
             <a:graphic>
@@ -4510,7 +4623,7 @@
                   <pic:spPr bwMode="auto">
                     <a:xfrm>
                       <a:off x="0" y="0"/>
-                      <a:ext cx="5943600" cy="4572000"/>
+                      <a:ext cx="2971800" cy="2286892"/>
                     </a:xfrm>
                     <a:prstGeom prst="rect">
                       <a:avLst/>
@@ -4581,7 +4694,7 @@
         <w:t xml:space="preserve">“combine”</w:t>
       </w:r>
       <w:r>
-        <w:t xml:space="preserve">):</w:t>
+        <w:t xml:space="preserve">) or concatenated list:</w:t>
       </w:r>
     </w:p>
     <w:p>
@@ -5169,7 +5282,7 @@
         <w:pStyle w:val="Compact"/>
         <w:numPr>
           <w:ilvl w:val="0"/>
-          <w:numId w:val="1011"/>
+          <w:numId w:val="1017"/>
         </w:numPr>
       </w:pPr>
       <w:r>
@@ -5211,7 +5324,7 @@
         <w:pStyle w:val="Compact"/>
         <w:numPr>
           <w:ilvl w:val="0"/>
-          <w:numId w:val="1011"/>
+          <w:numId w:val="1017"/>
         </w:numPr>
       </w:pPr>
       <w:r>
@@ -5241,7 +5354,7 @@
         <w:pStyle w:val="Compact"/>
         <w:numPr>
           <w:ilvl w:val="0"/>
-          <w:numId w:val="1011"/>
+          <w:numId w:val="1017"/>
         </w:numPr>
       </w:pPr>
       <w:r>
@@ -5668,7 +5781,7 @@
       <w:r>
         <w:drawing>
           <wp:inline>
-            <wp:extent cx="5943600" cy="4800600"/>
+            <wp:extent cx="2971800" cy="2400076"/>
             <wp:effectExtent b="0" l="0" r="0" t="0"/>
             <wp:docPr descr="" title="" id="74" name="Picture"/>
             <a:graphic>
@@ -5689,7 +5802,7 @@
                   <pic:spPr bwMode="auto">
                     <a:xfrm>
                       <a:off x="0" y="0"/>
-                      <a:ext cx="5943600" cy="4800600"/>
+                      <a:ext cx="2971800" cy="2400076"/>
                     </a:xfrm>
                     <a:prstGeom prst="rect">
                       <a:avLst/>
@@ -5742,7 +5855,15 @@
         <w:pStyle w:val="FirstParagraph"/>
       </w:pPr>
       <w:r>
-        <w:t xml:space="preserve">The console forgets. A</w:t>
+        <w:t xml:space="preserve">The console forgets.</w:t>
+      </w:r>
+    </w:p>
+    <w:p>
+      <w:pPr>
+        <w:pStyle w:val="BodyText"/>
+      </w:pPr>
+      <w:r>
+        <w:t xml:space="preserve">A</w:t>
       </w:r>
       <w:r>
         <w:t xml:space="preserve"> </w:t>
@@ -5778,7 +5899,7 @@
         <w:pStyle w:val="Compact"/>
         <w:numPr>
           <w:ilvl w:val="0"/>
-          <w:numId w:val="1012"/>
+          <w:numId w:val="1018"/>
         </w:numPr>
       </w:pPr>
       <w:r>
@@ -5800,7 +5921,7 @@
         <w:pStyle w:val="Compact"/>
         <w:numPr>
           <w:ilvl w:val="0"/>
-          <w:numId w:val="1012"/>
+          <w:numId w:val="1018"/>
         </w:numPr>
       </w:pPr>
       <w:r>
@@ -5812,7 +5933,7 @@
         <w:pStyle w:val="Compact"/>
         <w:numPr>
           <w:ilvl w:val="0"/>
-          <w:numId w:val="1012"/>
+          <w:numId w:val="1018"/>
         </w:numPr>
       </w:pPr>
       <w:r>
@@ -5824,7 +5945,7 @@
         <w:pStyle w:val="Compact"/>
         <w:numPr>
           <w:ilvl w:val="0"/>
-          <w:numId w:val="1012"/>
+          <w:numId w:val="1018"/>
         </w:numPr>
       </w:pPr>
       <w:r>
@@ -6036,13 +6157,26 @@
           </w:p>
           <w:p>
             <w:pPr>
-              <w:pStyle w:val="BodyText"/>
-            </w:pPr>
-            <w:pPr>
-              <w:spacing w:after="16"/>
-            </w:pPr>
-            <w:r>
-              <w:t xml:space="preserve">Console = scratch paper. Script = the lab notebook you keep.</w:t>
+              <w:pStyle w:val="Compact"/>
+              <w:numPr>
+                <w:ilvl w:val="0"/>
+                <w:numId w:val="1019"/>
+              </w:numPr>
+            </w:pPr>
+            <w:r>
+              <w:t xml:space="preserve">Console = scratch paper.</w:t>
+            </w:r>
+          </w:p>
+          <w:p>
+            <w:pPr>
+              <w:pStyle w:val="Compact"/>
+              <w:numPr>
+                <w:ilvl w:val="0"/>
+                <w:numId w:val="1019"/>
+              </w:numPr>
+            </w:pPr>
+            <w:r>
+              <w:t xml:space="preserve">Script = the lab notebook you keep.</w:t>
             </w:r>
           </w:p>
           <w:p/>
@@ -6051,12 +6185,12 @@
     </w:tbl>
     <w:p>
       <w:pPr>
-        <w:pStyle w:val="BodyText"/>
+        <w:pStyle w:val="FirstParagraph"/>
       </w:pPr>
       <w:r>
         <w:drawing>
           <wp:inline>
-            <wp:extent cx="5943600" cy="4648200"/>
+            <wp:extent cx="4603972" cy="3600050"/>
             <wp:effectExtent b="0" l="0" r="0" t="0"/>
             <wp:docPr descr="" title="" id="80" name="Picture"/>
             <a:graphic>
@@ -6077,7 +6211,7 @@
                   <pic:spPr bwMode="auto">
                     <a:xfrm>
                       <a:off x="0" y="0"/>
-                      <a:ext cx="5943600" cy="4648200"/>
+                      <a:ext cx="4603972" cy="3600050"/>
                     </a:xfrm>
                     <a:prstGeom prst="rect">
                       <a:avLst/>
@@ -7227,7 +7361,7 @@
         <w:pStyle w:val="Compact"/>
         <w:numPr>
           <w:ilvl w:val="0"/>
-          <w:numId w:val="1013"/>
+          <w:numId w:val="1020"/>
         </w:numPr>
       </w:pPr>
       <w:r>
@@ -7258,7 +7392,7 @@
         <w:pStyle w:val="Compact"/>
         <w:numPr>
           <w:ilvl w:val="0"/>
-          <w:numId w:val="1013"/>
+          <w:numId w:val="1020"/>
         </w:numPr>
       </w:pPr>
       <w:r>
@@ -7313,7 +7447,7 @@
         <w:pStyle w:val="Compact"/>
         <w:numPr>
           <w:ilvl w:val="0"/>
-          <w:numId w:val="1013"/>
+          <w:numId w:val="1020"/>
         </w:numPr>
       </w:pPr>
       <w:r>
@@ -7554,7 +7688,7 @@
       <w:r>
         <w:drawing>
           <wp:inline>
-            <wp:extent cx="5943600" cy="4800600"/>
+            <wp:extent cx="5943600" cy="4800153"/>
             <wp:effectExtent b="0" l="0" r="0" t="0"/>
             <wp:docPr descr="" title="" id="98" name="Picture"/>
             <a:graphic>
@@ -7575,7 +7709,7 @@
                   <pic:spPr bwMode="auto">
                     <a:xfrm>
                       <a:off x="0" y="0"/>
-                      <a:ext cx="5943600" cy="4800600"/>
+                      <a:ext cx="5943600" cy="4800153"/>
                     </a:xfrm>
                     <a:prstGeom prst="rect">
                       <a:avLst/>
@@ -8679,7 +8813,7 @@
       <w:r>
         <w:drawing>
           <wp:inline>
-            <wp:extent cx="5943600" cy="4800600"/>
+            <wp:extent cx="5349240" cy="4320138"/>
             <wp:effectExtent b="0" l="0" r="0" t="0"/>
             <wp:docPr descr="" title="" id="111" name="Picture"/>
             <a:graphic>
@@ -8700,7 +8834,7 @@
                   <pic:spPr bwMode="auto">
                     <a:xfrm>
                       <a:off x="0" y="0"/>
-                      <a:ext cx="5943600" cy="4800600"/>
+                      <a:ext cx="5349240" cy="4320138"/>
                     </a:xfrm>
                     <a:prstGeom prst="rect">
                       <a:avLst/>
@@ -8837,7 +8971,11 @@
           </w:p>
           <w:p>
             <w:pPr>
-              <w:pStyle w:val="BodyText"/>
+              <w:pStyle w:val="Compact"/>
+              <w:numPr>
+                <w:ilvl w:val="0"/>
+                <w:numId w:val="1021"/>
+              </w:numPr>
             </w:pPr>
             <w:r>
               <w:rPr>
@@ -8851,9 +8989,15 @@
             <w:r>
               <w:t xml:space="preserve">— from tidyverse (we use this one)</w:t>
             </w:r>
-            <w:r>
-              <w:t xml:space="preserve"> </w:t>
-            </w:r>
+          </w:p>
+          <w:p>
+            <w:pPr>
+              <w:pStyle w:val="Compact"/>
+              <w:numPr>
+                <w:ilvl w:val="0"/>
+                <w:numId w:val="1021"/>
+              </w:numPr>
+            </w:pPr>
             <w:r>
               <w:rPr>
                 <w:rStyle w:val="VerbatimChar"/>
@@ -8878,10 +9022,11 @@
           </w:p>
           <w:p>
             <w:pPr>
-              <w:pStyle w:val="BodyText"/>
-            </w:pPr>
-            <w:pPr>
-              <w:spacing w:after="16"/>
+              <w:pStyle w:val="Compact"/>
+              <w:numPr>
+                <w:ilvl w:val="0"/>
+                <w:numId w:val="1021"/>
+              </w:numPr>
             </w:pPr>
             <w:r>
               <w:t xml:space="preserve">They behave identically for everything in this course.</w:t>
@@ -8988,7 +9133,7 @@
         <w:pStyle w:val="Compact"/>
         <w:numPr>
           <w:ilvl w:val="0"/>
-          <w:numId w:val="1014"/>
+          <w:numId w:val="1022"/>
         </w:numPr>
       </w:pPr>
       <w:r>
@@ -9019,7 +9164,7 @@
         <w:pStyle w:val="Compact"/>
         <w:numPr>
           <w:ilvl w:val="0"/>
-          <w:numId w:val="1014"/>
+          <w:numId w:val="1022"/>
         </w:numPr>
       </w:pPr>
       <w:r>
@@ -9041,7 +9186,7 @@
         <w:pStyle w:val="Compact"/>
         <w:numPr>
           <w:ilvl w:val="0"/>
-          <w:numId w:val="1014"/>
+          <w:numId w:val="1022"/>
         </w:numPr>
       </w:pPr>
       <w:r>
@@ -9268,10 +9413,11 @@
           </w:p>
           <w:p>
             <w:pPr>
-              <w:pStyle w:val="BodyText"/>
-            </w:pPr>
-            <w:pPr>
-              <w:spacing w:after="16"/>
+              <w:pStyle w:val="Compact"/>
+              <w:numPr>
+                <w:ilvl w:val="0"/>
+                <w:numId w:val="1023"/>
+              </w:numPr>
             </w:pPr>
             <w:r>
               <w:t xml:space="preserve">The</w:t>
@@ -9307,9 +9453,15 @@
             <w:r>
               <w:t xml:space="preserve">of a line, never the start.</w:t>
             </w:r>
-            <w:r>
-              <w:t xml:space="preserve"> </w:t>
-            </w:r>
+          </w:p>
+          <w:p>
+            <w:pPr>
+              <w:pStyle w:val="Compact"/>
+              <w:numPr>
+                <w:ilvl w:val="0"/>
+                <w:numId w:val="1023"/>
+              </w:numPr>
+            </w:pPr>
             <w:r>
               <w:rPr>
                 <w:rStyle w:val="VerbatimChar"/>
@@ -9320,7 +9472,19 @@
               <w:t xml:space="preserve"> </w:t>
             </w:r>
             <w:r>
-              <w:t xml:space="preserve">at the start = error.</w:t>
+              <w:t xml:space="preserve">at the start = error</w:t>
+            </w:r>
+          </w:p>
+          <w:p>
+            <w:pPr>
+              <w:pStyle w:val="Compact"/>
+              <w:numPr>
+                <w:ilvl w:val="0"/>
+                <w:numId w:val="1023"/>
+              </w:numPr>
+            </w:pPr>
+            <w:r>
+              <w:t xml:space="preserve">AND YES - Totally confusing to have %&gt;% for code and + for plots - but its the way it is….</w:t>
             </w:r>
           </w:p>
           <w:p/>
@@ -9329,12 +9493,12 @@
     </w:tbl>
     <w:p>
       <w:pPr>
-        <w:pStyle w:val="BodyText"/>
+        <w:pStyle w:val="FirstParagraph"/>
       </w:pPr>
       <w:r>
         <w:drawing>
           <wp:inline>
-            <wp:extent cx="5943600" cy="5029200"/>
+            <wp:extent cx="5646420" cy="5999321"/>
             <wp:effectExtent b="0" l="0" r="0" t="0"/>
             <wp:docPr descr="" title="" id="118" name="Picture"/>
             <a:graphic>
@@ -9355,7 +9519,7 @@
                   <pic:spPr bwMode="auto">
                     <a:xfrm>
                       <a:off x="0" y="0"/>
-                      <a:ext cx="5943600" cy="5029200"/>
+                      <a:ext cx="5646420" cy="5999321"/>
                     </a:xfrm>
                     <a:prstGeom prst="rect">
                       <a:avLst/>
@@ -9376,7 +9540,7 @@
     </w:p>
     <w:bookmarkEnd w:id="120"/>
     <w:bookmarkEnd w:id="121"/>
-    <w:bookmarkStart w:id="127" w:name="improve-it-one-layer-at-a-time"/>
+    <w:bookmarkStart w:id="124" w:name="improve-it-one-layer-at-a-time"/>
     <w:p>
       <w:pPr>
         <w:pStyle w:val="Heading1"/>
@@ -9871,13 +10035,7 @@
               <w:t xml:space="preserve">height_cm</w:t>
             </w:r>
             <w:r>
-              <w:t xml:space="preserve">. What changes?</w:t>
-            </w:r>
-            <w:r>
-              <w:t xml:space="preserve"> </w:t>
-            </w:r>
-            <w:r>
-              <w:t xml:space="preserve">Try</w:t>
+              <w:t xml:space="preserve">. What changes? Try</w:t>
             </w:r>
             <w:r>
               <w:t xml:space="preserve"> </w:t>
@@ -9916,49 +10074,14 @@
         <w:pStyle w:val="BodyText"/>
       </w:pPr>
       <w:r>
-        <w:drawing>
-          <wp:inline>
-            <wp:extent cx="5943600" cy="4564856"/>
-            <wp:effectExtent b="0" l="0" r="0" t="0"/>
-            <wp:docPr descr="" title="" id="125" name="Picture"/>
-            <a:graphic>
-              <a:graphicData uri="http://schemas.openxmlformats.org/drawingml/2006/picture">
-                <pic:pic>
-                  <pic:nvPicPr>
-                    <pic:cNvPr descr="images/paste-3.png" id="126" name="Picture"/>
-                    <pic:cNvPicPr>
-                      <a:picLocks noChangeArrowheads="1" noChangeAspect="1"/>
-                    </pic:cNvPicPr>
-                  </pic:nvPicPr>
-                  <pic:blipFill>
-                    <a:blip r:embed="rId124"/>
-                    <a:stretch>
-                      <a:fillRect/>
-                    </a:stretch>
-                  </pic:blipFill>
-                  <pic:spPr bwMode="auto">
-                    <a:xfrm>
-                      <a:off x="0" y="0"/>
-                      <a:ext cx="5943600" cy="4564856"/>
-                    </a:xfrm>
-                    <a:prstGeom prst="rect">
-                      <a:avLst/>
-                    </a:prstGeom>
-                    <a:noFill/>
-                    <a:ln w="9525">
-                      <a:noFill/>
-                      <a:headEnd/>
-                      <a:tailEnd/>
-                    </a:ln>
-                  </pic:spPr>
-                </pic:pic>
-              </a:graphicData>
-            </a:graphic>
-          </wp:inline>
-        </w:drawing>
-      </w:r>
-    </w:p>
-    <w:bookmarkEnd w:id="127"/>
+        <w:rPr>
+          <w:b/>
+          <w:bCs/>
+        </w:rPr>
+        <w:t xml:space="preserve">CAN YOU DRAW A SKETCH OF WHAT THIS MIGHT LOOK LIKE???</w:t>
+      </w:r>
+    </w:p>
+    <w:bookmarkEnd w:id="124"/>
     <w:bookmarkStart w:id="132" w:name="save-your-plot-and-your-script"/>
     <w:p>
       <w:pPr>
@@ -10264,6 +10387,80 @@
           <w:rStyle w:val="NormalTok"/>
         </w:rPr>
         <w:t xml:space="preserve">)</w:t>
+      </w:r>
+    </w:p>
+    <w:p>
+      <w:pPr>
+        <w:pStyle w:val="Compact"/>
+        <w:numPr>
+          <w:ilvl w:val="0"/>
+          <w:numId w:val="1024"/>
+        </w:numPr>
+      </w:pPr>
+      <w:r>
+        <w:rPr>
+          <w:b/>
+          <w:bCs/>
+        </w:rPr>
+        <w:t xml:space="preserve">📖 File format tip</w:t>
+      </w:r>
+    </w:p>
+    <w:p>
+      <w:pPr>
+        <w:pStyle w:val="Compact"/>
+        <w:numPr>
+          <w:ilvl w:val="0"/>
+          <w:numId w:val="1024"/>
+        </w:numPr>
+      </w:pPr>
+      <w:r>
+        <w:t xml:space="preserve">Save figures as</w:t>
+      </w:r>
+      <w:r>
+        <w:t xml:space="preserve"> </w:t>
+      </w:r>
+      <w:r>
+        <w:rPr>
+          <w:b/>
+          <w:bCs/>
+        </w:rPr>
+        <w:t xml:space="preserve">PNG</w:t>
+      </w:r>
+      <w:r>
+        <w:t xml:space="preserve"> </w:t>
+      </w:r>
+      <w:r>
+        <w:t xml:space="preserve">(</w:t>
+      </w:r>
+      <w:r>
+        <w:rPr>
+          <w:rStyle w:val="VerbatimChar"/>
+        </w:rPr>
+        <w:t xml:space="preserve">.png</w:t>
+      </w:r>
+      <w:r>
+        <w:t xml:space="preserve">) for reports and Canvas submissions.</w:t>
+      </w:r>
+    </w:p>
+    <w:p>
+      <w:pPr>
+        <w:pStyle w:val="Compact"/>
+        <w:numPr>
+          <w:ilvl w:val="0"/>
+          <w:numId w:val="1024"/>
+        </w:numPr>
+      </w:pPr>
+      <w:r>
+        <w:rPr>
+          <w:rStyle w:val="VerbatimChar"/>
+        </w:rPr>
+        <w:t xml:space="preserve">dpi = 300</w:t>
+      </w:r>
+      <w:r>
+        <w:t xml:space="preserve"> </w:t>
+      </w:r>
+      <w:r>
+        <w:t xml:space="preserve">means 300 dots per inch — high enough for print and posters.</w:t>
       </w:r>
     </w:p>
     <w:tbl>
@@ -10307,12 +10504,12 @@
                 <wp:inline>
                   <wp:extent cx="152400" cy="152400"/>
                   <wp:effectExtent b="0" l="0" r="0" t="0"/>
-                  <wp:docPr descr="" title="" id="128" name="Picture"/>
+                  <wp:docPr descr="" title="" id="125" name="Picture"/>
                   <a:graphic>
                     <a:graphicData uri="http://schemas.openxmlformats.org/drawingml/2006/picture">
                       <pic:pic>
                         <pic:nvPicPr>
-                          <pic:cNvPr descr="/Applications/quarto/share/formats/docx/warning.png" id="129" name="Picture"/>
+                          <pic:cNvPr descr="/Applications/quarto/share/formats/docx/warning.png" id="126" name="Picture"/>
                           <pic:cNvPicPr>
                             <a:picLocks noChangeArrowheads="1" noChangeAspect="1"/>
                           </pic:cNvPicPr>
@@ -10424,13 +10621,7 @@
               <w:t xml:space="preserve">plot =</w:t>
             </w:r>
             <w:r>
-              <w:t xml:space="preserve">.</w:t>
-            </w:r>
-            <w:r>
-              <w:t xml:space="preserve"> </w:t>
-            </w:r>
-            <w:r>
-              <w:t xml:space="preserve">Also:</w:t>
+              <w:t xml:space="preserve">. Also:</w:t>
             </w:r>
             <w:r>
               <w:t xml:space="preserve"> </w:t>
@@ -10493,12 +10684,12 @@
                 <wp:inline>
                   <wp:extent cx="152400" cy="152400"/>
                   <wp:effectExtent b="0" l="0" r="0" t="0"/>
-                  <wp:docPr descr="" title="" id="130" name="Picture"/>
+                  <wp:docPr descr="" title="" id="127" name="Picture"/>
                   <a:graphic>
                     <a:graphicData uri="http://schemas.openxmlformats.org/drawingml/2006/picture">
                       <pic:pic>
                         <pic:nvPicPr>
-                          <pic:cNvPr descr="/Applications/quarto/share/formats/docx/note.png" id="131" name="Picture"/>
+                          <pic:cNvPr descr="/Applications/quarto/share/formats/docx/note.png" id="128" name="Picture"/>
                           <pic:cNvPicPr>
                             <a:picLocks noChangeArrowheads="1" noChangeAspect="1"/>
                           </pic:cNvPicPr>
@@ -10558,67 +10749,49 @@
               <w:pStyle w:val="BodyText"/>
             </w:pPr>
             <w:pPr>
-              <w:spacing w:before="16"/>
-            </w:pPr>
-            <w:r>
-              <w:rPr>
-                <w:b/>
-                <w:bCs/>
-              </w:rPr>
-              <w:t xml:space="preserve">📖 File format tip</w:t>
-            </w:r>
-          </w:p>
-          <w:p>
-            <w:pPr>
-              <w:pStyle w:val="BodyText"/>
-            </w:pPr>
-            <w:r>
-              <w:t xml:space="preserve">Save figures as</w:t>
-            </w:r>
-            <w:r>
-              <w:t xml:space="preserve"> </w:t>
-            </w:r>
-            <w:r>
-              <w:rPr>
-                <w:b/>
-                <w:bCs/>
-              </w:rPr>
-              <w:t xml:space="preserve">PNG</w:t>
-            </w:r>
-            <w:r>
-              <w:t xml:space="preserve"> </w:t>
-            </w:r>
-            <w:r>
-              <w:t xml:space="preserve">(</w:t>
-            </w:r>
-            <w:r>
-              <w:rPr>
-                <w:rStyle w:val="VerbatimChar"/>
-              </w:rPr>
-              <w:t xml:space="preserve">.png</w:t>
-            </w:r>
-            <w:r>
-              <w:t xml:space="preserve">) for reports and Canvas submissions.</w:t>
-            </w:r>
-          </w:p>
-          <w:p>
-            <w:pPr>
-              <w:pStyle w:val="BodyText"/>
-            </w:pPr>
-            <w:pPr>
-              <w:spacing w:after="16"/>
-            </w:pPr>
-            <w:r>
-              <w:rPr>
-                <w:rStyle w:val="VerbatimChar"/>
-              </w:rPr>
-              <w:t xml:space="preserve">dpi = 300</w:t>
-            </w:r>
-            <w:r>
-              <w:t xml:space="preserve"> </w:t>
-            </w:r>
-            <w:r>
-              <w:t xml:space="preserve">means 300 dots per inch — high enough for print and posters.</w:t>
+              <w:spacing w:before="16" w:after="16"/>
+            </w:pPr>
+            <w:r>
+              <w:drawing>
+                <wp:inline>
+                  <wp:extent cx="4603972" cy="3536106"/>
+                  <wp:effectExtent b="0" l="0" r="0" t="0"/>
+                  <wp:docPr descr="" title="" id="130" name="Picture"/>
+                  <a:graphic>
+                    <a:graphicData uri="http://schemas.openxmlformats.org/drawingml/2006/picture">
+                      <pic:pic>
+                        <pic:nvPicPr>
+                          <pic:cNvPr descr="images/paste-3.png" id="131" name="Picture"/>
+                          <pic:cNvPicPr>
+                            <a:picLocks noChangeArrowheads="1" noChangeAspect="1"/>
+                          </pic:cNvPicPr>
+                        </pic:nvPicPr>
+                        <pic:blipFill>
+                          <a:blip r:embed="rId129"/>
+                          <a:stretch>
+                            <a:fillRect/>
+                          </a:stretch>
+                        </pic:blipFill>
+                        <pic:spPr bwMode="auto">
+                          <a:xfrm>
+                            <a:off x="0" y="0"/>
+                            <a:ext cx="4603972" cy="3536106"/>
+                          </a:xfrm>
+                          <a:prstGeom prst="rect">
+                            <a:avLst/>
+                          </a:prstGeom>
+                          <a:noFill/>
+                          <a:ln w="9525">
+                            <a:noFill/>
+                            <a:headEnd/>
+                            <a:tailEnd/>
+                          </a:ln>
+                        </pic:spPr>
+                      </pic:pic>
+                    </a:graphicData>
+                  </a:graphic>
+                </wp:inline>
+              </w:drawing>
             </w:r>
           </w:p>
           <w:p/>
@@ -10640,7 +10813,7 @@
         <w:pStyle w:val="Compact"/>
         <w:numPr>
           <w:ilvl w:val="0"/>
-          <w:numId w:val="1015"/>
+          <w:numId w:val="1025"/>
         </w:numPr>
       </w:pPr>
       <w:r>
@@ -10652,7 +10825,7 @@
         <w:pStyle w:val="Compact"/>
         <w:numPr>
           <w:ilvl w:val="0"/>
-          <w:numId w:val="1015"/>
+          <w:numId w:val="1025"/>
         </w:numPr>
       </w:pPr>
       <w:r>
@@ -10689,7 +10862,7 @@
         <w:pStyle w:val="Compact"/>
         <w:numPr>
           <w:ilvl w:val="0"/>
-          <w:numId w:val="1015"/>
+          <w:numId w:val="1025"/>
         </w:numPr>
       </w:pPr>
       <w:r>
@@ -10729,7 +10902,7 @@
         <w:pStyle w:val="Compact"/>
         <w:numPr>
           <w:ilvl w:val="0"/>
-          <w:numId w:val="1015"/>
+          <w:numId w:val="1025"/>
         </w:numPr>
       </w:pPr>
       <w:r>
@@ -10766,7 +10939,7 @@
         <w:pStyle w:val="Compact"/>
         <w:numPr>
           <w:ilvl w:val="0"/>
-          <w:numId w:val="1015"/>
+          <w:numId w:val="1025"/>
         </w:numPr>
       </w:pPr>
       <w:r>
@@ -10791,7 +10964,7 @@
         <w:pStyle w:val="Compact"/>
         <w:numPr>
           <w:ilvl w:val="0"/>
-          <w:numId w:val="1015"/>
+          <w:numId w:val="1025"/>
         </w:numPr>
       </w:pPr>
       <w:r>
@@ -10827,7 +11000,7 @@
         <w:pStyle w:val="Compact"/>
         <w:numPr>
           <w:ilvl w:val="0"/>
-          <w:numId w:val="1015"/>
+          <w:numId w:val="1025"/>
         </w:numPr>
       </w:pPr>
       <w:r>
@@ -10872,7 +11045,7 @@
         <w:pStyle w:val="Compact"/>
         <w:numPr>
           <w:ilvl w:val="0"/>
-          <w:numId w:val="1015"/>
+          <w:numId w:val="1025"/>
         </w:numPr>
       </w:pPr>
       <w:r>
@@ -10909,7 +11082,7 @@
         <w:pStyle w:val="Compact"/>
         <w:numPr>
           <w:ilvl w:val="0"/>
-          <w:numId w:val="1015"/>
+          <w:numId w:val="1025"/>
         </w:numPr>
       </w:pPr>
       <w:r>
@@ -11305,7 +11478,7 @@
         <w:pStyle w:val="Compact"/>
         <w:numPr>
           <w:ilvl w:val="0"/>
-          <w:numId w:val="1016"/>
+          <w:numId w:val="1026"/>
         </w:numPr>
       </w:pPr>
       <w:r>
@@ -11326,7 +11499,7 @@
         <w:pStyle w:val="Compact"/>
         <w:numPr>
           <w:ilvl w:val="0"/>
-          <w:numId w:val="1016"/>
+          <w:numId w:val="1026"/>
         </w:numPr>
       </w:pPr>
       <w:r>
@@ -11347,7 +11520,7 @@
         <w:pStyle w:val="Compact"/>
         <w:numPr>
           <w:ilvl w:val="0"/>
-          <w:numId w:val="1016"/>
+          <w:numId w:val="1026"/>
         </w:numPr>
       </w:pPr>
       <w:r>
@@ -11368,7 +11541,7 @@
         <w:pStyle w:val="Compact"/>
         <w:numPr>
           <w:ilvl w:val="0"/>
-          <w:numId w:val="1016"/>
+          <w:numId w:val="1026"/>
         </w:numPr>
       </w:pPr>
       <w:r>
@@ -11389,7 +11562,7 @@
         <w:pStyle w:val="Compact"/>
         <w:numPr>
           <w:ilvl w:val="0"/>
-          <w:numId w:val="1016"/>
+          <w:numId w:val="1026"/>
         </w:numPr>
       </w:pPr>
       <w:r>
@@ -11419,7 +11592,7 @@
         <w:pStyle w:val="Compact"/>
         <w:numPr>
           <w:ilvl w:val="0"/>
-          <w:numId w:val="1017"/>
+          <w:numId w:val="1027"/>
         </w:numPr>
       </w:pPr>
       <w:r>
@@ -11440,7 +11613,7 @@
         <w:pStyle w:val="Compact"/>
         <w:numPr>
           <w:ilvl w:val="0"/>
-          <w:numId w:val="1017"/>
+          <w:numId w:val="1027"/>
         </w:numPr>
       </w:pPr>
       <w:r>
@@ -11468,7 +11641,7 @@
         <w:pStyle w:val="Compact"/>
         <w:numPr>
           <w:ilvl w:val="0"/>
-          <w:numId w:val="1017"/>
+          <w:numId w:val="1027"/>
         </w:numPr>
       </w:pPr>
       <w:r>
@@ -11507,7 +11680,7 @@
         <w:pStyle w:val="Compact"/>
         <w:numPr>
           <w:ilvl w:val="0"/>
-          <w:numId w:val="1017"/>
+          <w:numId w:val="1027"/>
         </w:numPr>
       </w:pPr>
       <w:r>
@@ -11546,7 +11719,7 @@
         <w:pStyle w:val="Compact"/>
         <w:numPr>
           <w:ilvl w:val="0"/>
-          <w:numId w:val="1017"/>
+          <w:numId w:val="1027"/>
         </w:numPr>
       </w:pPr>
       <w:r>
@@ -11585,7 +11758,7 @@
         <w:pStyle w:val="Compact"/>
         <w:numPr>
           <w:ilvl w:val="0"/>
-          <w:numId w:val="1017"/>
+          <w:numId w:val="1027"/>
         </w:numPr>
       </w:pPr>
       <w:r>
@@ -12213,6 +12386,30 @@
     <w:abstractNumId w:val="991"/>
   </w:num>
   <w:num w:numId="1014">
+    <w:abstractNumId w:val="991"/>
+  </w:num>
+  <w:num w:numId="1015">
+    <w:abstractNumId w:val="991"/>
+  </w:num>
+  <w:num w:numId="1016">
+    <w:abstractNumId w:val="991"/>
+  </w:num>
+  <w:num w:numId="1017">
+    <w:abstractNumId w:val="991"/>
+  </w:num>
+  <w:num w:numId="1018">
+    <w:abstractNumId w:val="991"/>
+  </w:num>
+  <w:num w:numId="1019">
+    <w:abstractNumId w:val="991"/>
+  </w:num>
+  <w:num w:numId="1020">
+    <w:abstractNumId w:val="991"/>
+  </w:num>
+  <w:num w:numId="1021">
+    <w:abstractNumId w:val="991"/>
+  </w:num>
+  <w:num w:numId="1022">
     <w:abstractNumId w:val="99411"/>
     <w:lvlOverride w:ilvl="0">
       <w:startOverride w:val="1"/>
@@ -12242,13 +12439,19 @@
       <w:startOverride w:val="1"/>
     </w:lvlOverride>
   </w:num>
-  <w:num w:numId="1015">
+  <w:num w:numId="1023">
     <w:abstractNumId w:val="991"/>
   </w:num>
-  <w:num w:numId="1016">
+  <w:num w:numId="1024">
     <w:abstractNumId w:val="991"/>
   </w:num>
-  <w:num w:numId="1017">
+  <w:num w:numId="1025">
+    <w:abstractNumId w:val="991"/>
+  </w:num>
+  <w:num w:numId="1026">
+    <w:abstractNumId w:val="991"/>
+  </w:num>
+  <w:num w:numId="1027">
     <w:abstractNumId w:val="991"/>
   </w:num>
 </w:numbering>
